--- a/06-学生侧材料/讲义/6-有机化学/二氧化碳化学-超级充实版（自学完整）.docx
+++ b/06-学生侧材料/讲义/6-有机化学/二氧化碳化学-超级充实版（自学完整）.docx
@@ -15519,7 +15519,7 @@
         <w:rPr>
           <w:rFonts w:hint="eastAsia" w:ascii="Times New Roman" w:hAnsi="Times New Roman" w:eastAsia="FangSong" w:cs="Times New Roman"/>
         </w:rPr>
-        <w:t>是非常强的单电子还原剂</w:t>
+        <w:t>是很强的单电子还原剂</w:t>
       </w:r>
       <w:r>
         <w:rPr>
@@ -54406,7 +54406,7 @@
         <w:rPr>
           <w:rFonts w:hint="eastAsia" w:ascii="Times New Roman" w:hAnsi="Times New Roman" w:eastAsia="Times New Roman" w:cs="Times New Roman"/>
         </w:rPr>
-        <w:t>/</w:t>
+        <w:t>/6-</w:t>
       </w:r>
       <w:r>
         <w:rPr>
@@ -54475,7 +54475,7 @@
         <w:rPr>
           <w:rFonts w:hint="eastAsia" w:ascii="Times New Roman" w:hAnsi="Times New Roman" w:eastAsia="Times New Roman" w:cs="Times New Roman"/>
         </w:rPr>
-        <w:t>/</w:t>
+        <w:t>/6-</w:t>
       </w:r>
       <w:r>
         <w:rPr>

--- a/06-学生侧材料/讲义/6-有机化学/二氧化碳化学-超级充实版（自学完整）.docx
+++ b/06-学生侧材料/讲义/6-有机化学/二氧化碳化学-超级充实版（自学完整）.docx
@@ -35195,19 +35195,11 @@
       </w:pPr>
       <w:r>
         <w:rPr>
-          <w:rFonts w:hint="eastAsia" w:ascii="Times New Roman" w:hAnsi="Times New Roman" w:eastAsia="FangSong" w:cs="Times New Roman"/>
+          <w:rFonts w:ascii="Times New Roman" w:hAnsi="Times New Roman" w:eastAsia="Times New Roman" w:cs="Times New Roman"/>
           <w:b/>
           <w:bCs/>
         </w:rPr>
-        <w:t xml:space="preserve">练</w:t>
-      </w:r>
-      <w:r>
-        <w:rPr>
-          <w:rFonts w:ascii="Times New Roman" w:hAnsi="Times New Roman" w:eastAsia="Times New Roman" w:cs="Times New Roman"/>
-          <w:b/>
-          <w:bCs/>
-        </w:rPr>
-        <w:t xml:space="preserve"> 1　CO / CO</w:t>
+        <w:t>1. CO / CO</w:t>
       </w:r>
       <w:r>
         <w:rPr>
@@ -35491,19 +35483,11 @@
       </w:pPr>
       <w:r>
         <w:rPr>
-          <w:rFonts w:hint="eastAsia" w:ascii="Times New Roman" w:hAnsi="Times New Roman" w:eastAsia="FangSong" w:cs="Times New Roman"/>
+          <w:rFonts w:ascii="Times New Roman" w:hAnsi="Times New Roman" w:eastAsia="Times New Roman" w:cs="Times New Roman"/>
           <w:b/>
           <w:bCs/>
         </w:rPr>
-        <w:t xml:space="preserve">练</w:t>
-      </w:r>
-      <w:r>
-        <w:rPr>
-          <w:rFonts w:ascii="Times New Roman" w:hAnsi="Times New Roman" w:eastAsia="Times New Roman" w:cs="Times New Roman"/>
-          <w:b/>
-          <w:bCs/>
-        </w:rPr>
-        <w:t xml:space="preserve"> 2　</w:t>
+        <w:t xml:space="preserve">2. </w:t>
       </w:r>
       <w:r>
         <w:rPr>
@@ -36043,19 +36027,11 @@
       </w:pPr>
       <w:r>
         <w:rPr>
-          <w:rFonts w:hint="eastAsia" w:ascii="Times New Roman" w:hAnsi="Times New Roman" w:eastAsia="FangSong" w:cs="Times New Roman"/>
+          <w:rFonts w:ascii="Times New Roman" w:hAnsi="Times New Roman" w:eastAsia="Times New Roman" w:cs="Times New Roman"/>
           <w:b/>
           <w:bCs/>
         </w:rPr>
-        <w:t xml:space="preserve">练</w:t>
-      </w:r>
-      <w:r>
-        <w:rPr>
-          <w:rFonts w:ascii="Times New Roman" w:hAnsi="Times New Roman" w:eastAsia="Times New Roman" w:cs="Times New Roman"/>
-          <w:b/>
-          <w:bCs/>
-        </w:rPr>
-        <w:t xml:space="preserve"> 3　</w:t>
+        <w:t xml:space="preserve">3. </w:t>
       </w:r>
       <w:r>
         <w:rPr>
@@ -36372,19 +36348,11 @@
       </w:pPr>
       <w:r>
         <w:rPr>
-          <w:rFonts w:hint="eastAsia" w:ascii="Times New Roman" w:hAnsi="Times New Roman" w:eastAsia="FangSong" w:cs="Times New Roman"/>
+          <w:rFonts w:ascii="Times New Roman" w:hAnsi="Times New Roman" w:eastAsia="Times New Roman" w:cs="Times New Roman"/>
           <w:b/>
           <w:bCs/>
         </w:rPr>
-        <w:t xml:space="preserve">练</w:t>
-      </w:r>
-      <w:r>
-        <w:rPr>
-          <w:rFonts w:ascii="Times New Roman" w:hAnsi="Times New Roman" w:eastAsia="Times New Roman" w:cs="Times New Roman"/>
-          <w:b/>
-          <w:bCs/>
-        </w:rPr>
-        <w:t xml:space="preserve"> 4　</w:t>
+        <w:t xml:space="preserve">4. </w:t>
       </w:r>
       <w:r>
         <w:rPr>
@@ -38112,19 +38080,11 @@
       </w:pPr>
       <w:r>
         <w:rPr>
-          <w:rFonts w:hint="eastAsia" w:ascii="Times New Roman" w:hAnsi="Times New Roman" w:eastAsia="FangSong" w:cs="Times New Roman"/>
+          <w:rFonts w:ascii="Times New Roman" w:hAnsi="Times New Roman" w:eastAsia="Times New Roman" w:cs="Times New Roman"/>
           <w:b/>
           <w:bCs/>
         </w:rPr>
-        <w:t xml:space="preserve">练</w:t>
-      </w:r>
-      <w:r>
-        <w:rPr>
-          <w:rFonts w:ascii="Times New Roman" w:hAnsi="Times New Roman" w:eastAsia="Times New Roman" w:cs="Times New Roman"/>
-          <w:b/>
-          <w:bCs/>
-        </w:rPr>
-        <w:t xml:space="preserve"> 5　CO</w:t>
+        <w:t>5. CO</w:t>
       </w:r>
       <w:r>
         <w:rPr>
@@ -38754,19 +38714,11 @@
       </w:pPr>
       <w:r>
         <w:rPr>
-          <w:rFonts w:hint="eastAsia" w:ascii="Times New Roman" w:hAnsi="Times New Roman" w:eastAsia="FangSong" w:cs="Times New Roman"/>
+          <w:rFonts w:ascii="Times New Roman" w:hAnsi="Times New Roman" w:eastAsia="Times New Roman" w:cs="Times New Roman"/>
           <w:b/>
           <w:bCs/>
         </w:rPr>
-        <w:t xml:space="preserve">练</w:t>
-      </w:r>
-      <w:r>
-        <w:rPr>
-          <w:rFonts w:ascii="Times New Roman" w:hAnsi="Times New Roman" w:eastAsia="Times New Roman" w:cs="Times New Roman"/>
-          <w:b/>
-          <w:bCs/>
-        </w:rPr>
-        <w:t xml:space="preserve"> 6　ABOC </w:t>
+        <w:t xml:space="preserve">6. ABOC </w:t>
       </w:r>
       <w:r>
         <w:rPr>
@@ -39847,7 +39799,7 @@
         <w:t>参考答案</w:t>
       </w:r>
     </w:p>
-    <w:bookmarkStart w:id="184" w:name="练-1-co-co₂-hcho-成键与键长"/>
+    <w:bookmarkStart w:id="184" w:name="co-co₂-hcho-成键与键长"/>
     <w:p>
       <w:pPr>
         <w:pStyle w:val="Heading3"/>
@@ -39855,15 +39807,9 @@
       </w:pPr>
       <w:r>
         <w:rPr>
-          <w:rFonts w:hint="eastAsia" w:ascii="Times New Roman" w:hAnsi="Times New Roman" w:eastAsia="SimHei" w:cs="Times New Roman"/>
-        </w:rPr>
-        <w:t xml:space="preserve">练</w:t>
-      </w:r>
-      <w:r>
-        <w:rPr>
-          <w:rFonts w:ascii="Times New Roman" w:hAnsi="Times New Roman" w:eastAsia="Times New Roman" w:cs="Times New Roman"/>
-        </w:rPr>
-        <w:t xml:space="preserve"> 1　CO / CO</w:t>
+          <w:rFonts w:ascii="Times New Roman" w:hAnsi="Times New Roman" w:eastAsia="Times New Roman" w:cs="Times New Roman"/>
+        </w:rPr>
+        <w:t>1. CO / CO</w:t>
       </w:r>
       <w:r>
         <w:rPr>
@@ -40830,7 +40776,7 @@
       </w:r>
     </w:p>
     <w:bookmarkEnd w:id="184"/>
-    <w:bookmarkStart w:id="185" w:name="练-2-石灰岩沉积与碳酸真实解离常数"/>
+    <w:bookmarkStart w:id="185" w:name="石灰岩沉积与碳酸真实解离常数"/>
     <w:p>
       <w:pPr>
         <w:pStyle w:val="Heading3"/>
@@ -40838,15 +40784,9 @@
       </w:pPr>
       <w:r>
         <w:rPr>
-          <w:rFonts w:hint="eastAsia" w:ascii="Times New Roman" w:hAnsi="Times New Roman" w:eastAsia="SimHei" w:cs="Times New Roman"/>
-        </w:rPr>
-        <w:t xml:space="preserve">练</w:t>
-      </w:r>
-      <w:r>
-        <w:rPr>
-          <w:rFonts w:ascii="Times New Roman" w:hAnsi="Times New Roman" w:eastAsia="Times New Roman" w:cs="Times New Roman"/>
-        </w:rPr>
-        <w:t xml:space="preserve"> 2　</w:t>
+          <w:rFonts w:ascii="Times New Roman" w:hAnsi="Times New Roman" w:eastAsia="Times New Roman" w:cs="Times New Roman"/>
+        </w:rPr>
+        <w:t xml:space="preserve">2. </w:t>
       </w:r>
       <w:r>
         <w:rPr>
@@ -42250,7 +42190,7 @@
       </w:r>
     </w:p>
     <w:bookmarkEnd w:id="185"/>
-    <w:bookmarkStart w:id="186" w:name="练-3-镁条在-co₂-o₂-中燃烧"/>
+    <w:bookmarkStart w:id="186" w:name="镁条在-co₂-o₂-中燃烧"/>
     <w:p>
       <w:pPr>
         <w:pStyle w:val="Heading3"/>
@@ -42258,15 +42198,9 @@
       </w:pPr>
       <w:r>
         <w:rPr>
-          <w:rFonts w:hint="eastAsia" w:ascii="Times New Roman" w:hAnsi="Times New Roman" w:eastAsia="SimHei" w:cs="Times New Roman"/>
-        </w:rPr>
-        <w:t xml:space="preserve">练</w:t>
-      </w:r>
-      <w:r>
-        <w:rPr>
-          <w:rFonts w:ascii="Times New Roman" w:hAnsi="Times New Roman" w:eastAsia="Times New Roman" w:cs="Times New Roman"/>
-        </w:rPr>
-        <w:t xml:space="preserve"> 3　</w:t>
+          <w:rFonts w:ascii="Times New Roman" w:hAnsi="Times New Roman" w:eastAsia="Times New Roman" w:cs="Times New Roman"/>
+        </w:rPr>
+        <w:t xml:space="preserve">3. </w:t>
       </w:r>
       <w:r>
         <w:rPr>
@@ -43532,7 +43466,7 @@
       </w:r>
     </w:p>
     <w:bookmarkEnd w:id="186"/>
-    <w:bookmarkStart w:id="187" w:name="练-4-一分册能力测试-ch4b-10-热处理气氛-coco₂-控制"/>
+    <w:bookmarkStart w:id="187" w:name="一分册能力测试-ch4b-10-热处理气氛-coco₂-控制"/>
     <w:p>
       <w:pPr>
         <w:pStyle w:val="Heading3"/>
@@ -43540,15 +43474,9 @@
       </w:pPr>
       <w:r>
         <w:rPr>
-          <w:rFonts w:hint="eastAsia" w:ascii="Times New Roman" w:hAnsi="Times New Roman" w:eastAsia="SimHei" w:cs="Times New Roman"/>
-        </w:rPr>
-        <w:t xml:space="preserve">练</w:t>
-      </w:r>
-      <w:r>
-        <w:rPr>
-          <w:rFonts w:ascii="Times New Roman" w:hAnsi="Times New Roman" w:eastAsia="Times New Roman" w:cs="Times New Roman"/>
-        </w:rPr>
-        <w:t xml:space="preserve"> 4　</w:t>
+          <w:rFonts w:ascii="Times New Roman" w:hAnsi="Times New Roman" w:eastAsia="Times New Roman" w:cs="Times New Roman"/>
+        </w:rPr>
+        <w:t xml:space="preserve">4. </w:t>
       </w:r>
       <w:r>
         <w:rPr>
@@ -47644,7 +47572,7 @@
       </w:r>
     </w:p>
     <w:bookmarkEnd w:id="187"/>
-    <w:bookmarkStart w:id="188" w:name="练-5-co₂-对-naoh-标定的影响"/>
+    <w:bookmarkStart w:id="188" w:name="co₂-对-naoh-标定的影响"/>
     <w:p>
       <w:pPr>
         <w:pStyle w:val="Heading3"/>
@@ -47652,15 +47580,9 @@
       </w:pPr>
       <w:r>
         <w:rPr>
-          <w:rFonts w:hint="eastAsia" w:ascii="Times New Roman" w:hAnsi="Times New Roman" w:eastAsia="SimHei" w:cs="Times New Roman"/>
-        </w:rPr>
-        <w:t xml:space="preserve">练</w:t>
-      </w:r>
-      <w:r>
-        <w:rPr>
-          <w:rFonts w:ascii="Times New Roman" w:hAnsi="Times New Roman" w:eastAsia="Times New Roman" w:cs="Times New Roman"/>
-        </w:rPr>
-        <w:t xml:space="preserve"> 5　CO</w:t>
+          <w:rFonts w:ascii="Times New Roman" w:hAnsi="Times New Roman" w:eastAsia="Times New Roman" w:cs="Times New Roman"/>
+        </w:rPr>
+        <w:t>5. CO</w:t>
       </w:r>
       <w:r>
         <w:rPr>
@@ -50353,7 +50275,7 @@
       </w:r>
     </w:p>
     <w:bookmarkEnd w:id="188"/>
-    <w:bookmarkStart w:id="189" w:name="练-6-aboc-光化学与自由基反应photoredox-catalysis"/>
+    <w:bookmarkStart w:id="189" w:name="aboc-光化学与自由基反应photoredox-catalysis"/>
     <w:p>
       <w:pPr>
         <w:pStyle w:val="Heading3"/>
@@ -50361,15 +50283,9 @@
       </w:pPr>
       <w:r>
         <w:rPr>
-          <w:rFonts w:hint="eastAsia" w:ascii="Times New Roman" w:hAnsi="Times New Roman" w:eastAsia="SimHei" w:cs="Times New Roman"/>
-        </w:rPr>
-        <w:t xml:space="preserve">练</w:t>
-      </w:r>
-      <w:r>
-        <w:rPr>
-          <w:rFonts w:ascii="Times New Roman" w:hAnsi="Times New Roman" w:eastAsia="Times New Roman" w:cs="Times New Roman"/>
-        </w:rPr>
-        <w:t xml:space="preserve"> 6　ABOC </w:t>
+          <w:rFonts w:ascii="Times New Roman" w:hAnsi="Times New Roman" w:eastAsia="Times New Roman" w:cs="Times New Roman"/>
+        </w:rPr>
+        <w:t xml:space="preserve">6. ABOC </w:t>
       </w:r>
       <w:r>
         <w:rPr>

--- a/06-学生侧材料/讲义/6-有机化学/二氧化碳化学-超级充实版（自学完整）.docx
+++ b/06-学生侧材料/讲义/6-有机化学/二氧化碳化学-超级充实版（自学完整）.docx
@@ -489,7 +489,7 @@
         </w:pict>
       </w:r>
     </w:p>
-    <w:bookmarkStart w:id="9" w:name="学习目标可测量"/>
+    <w:bookmarkStart w:id="9" w:name="学习目标"/>
     <w:p>
       <w:pPr>
         <w:pStyle w:val="Heading2"/>
@@ -499,698 +499,909 @@
         <w:rPr>
           <w:rFonts w:hint="eastAsia" w:ascii="Times New Roman" w:hAnsi="Times New Roman" w:eastAsia="SimHei" w:cs="Times New Roman"/>
         </w:rPr>
-        <w:t>学习目标</w:t>
-      </w:r>
-      <w:r>
-        <w:rPr>
-          <w:rFonts w:hint="eastAsia" w:ascii="Times New Roman" w:hAnsi="Times New Roman" w:eastAsia="Times New Roman" w:cs="Times New Roman"/>
-        </w:rPr>
-        <w:t>（</w:t>
-      </w:r>
-      <w:r>
-        <w:rPr>
-          <w:rFonts w:hint="eastAsia" w:ascii="Times New Roman" w:hAnsi="Times New Roman" w:eastAsia="SimHei" w:cs="Times New Roman"/>
-        </w:rPr>
-        <w:t>可测量</w:t>
-      </w:r>
-      <w:r>
-        <w:rPr>
-          <w:rFonts w:hint="eastAsia" w:ascii="Times New Roman" w:hAnsi="Times New Roman" w:eastAsia="Times New Roman" w:cs="Times New Roman"/>
-        </w:rPr>
-        <w:t>）</w:t>
+        <w:t xml:space="preserve">学习目标</w:t>
       </w:r>
     </w:p>
     <w:p>
       <w:pPr>
-        <w:pStyle w:val="FirstParagraph"/>
+        <w:pStyle w:val="BlockText"/>
+        <w:spacing w:after="80"/>
       </w:pPr>
       <w:r>
         <w:rPr>
           <w:rFonts w:hint="eastAsia" w:ascii="Times New Roman" w:hAnsi="Times New Roman" w:eastAsia="FangSong" w:cs="Times New Roman"/>
         </w:rPr>
-        <w:t>学完本讲</w:t>
-      </w:r>
-      <w:r>
-        <w:rPr>
-          <w:rFonts w:hint="eastAsia" w:ascii="Times New Roman" w:hAnsi="Times New Roman" w:eastAsia="Times New Roman" w:cs="Times New Roman"/>
-        </w:rPr>
-        <w:t>，</w:t>
-      </w:r>
-      <w:r>
-        <w:rPr>
-          <w:rFonts w:hint="eastAsia" w:ascii="Times New Roman" w:hAnsi="Times New Roman" w:eastAsia="FangSong" w:cs="Times New Roman"/>
-        </w:rPr>
-        <w:t>你应当能够</w:t>
-      </w:r>
-      <w:r>
-        <w:rPr>
-          <w:rFonts w:hint="eastAsia" w:ascii="Times New Roman" w:hAnsi="Times New Roman" w:eastAsia="Times New Roman" w:cs="Times New Roman"/>
-        </w:rPr>
-        <w:t>：</w:t>
+        <w:t>对齐考纲</w:t>
+      </w:r>
+      <w:r>
+        <w:rPr>
+          <w:rFonts w:hint="eastAsia" w:ascii="Times New Roman" w:hAnsi="Times New Roman" w:eastAsia="Times New Roman" w:cs="Times New Roman"/>
+        </w:rPr>
+        <w:t>：§32</w:t>
+      </w:r>
+      <w:r>
+        <w:rPr>
+          <w:rFonts w:ascii="Times New Roman" w:hAnsi="Times New Roman" w:eastAsia="Times New Roman" w:cs="Times New Roman"/>
+        </w:rPr>
+        <w:t xml:space="preserve"> </w:t>
+      </w:r>
+      <w:r>
+        <w:rPr>
+          <w:rFonts w:hint="eastAsia" w:ascii="Times New Roman" w:hAnsi="Times New Roman" w:eastAsia="FangSong" w:cs="Times New Roman"/>
+        </w:rPr>
+        <w:t xml:space="preserve">有机反应机理</w:t>
+      </w:r>
+      <w:r>
+        <w:rPr>
+          <w:rFonts w:ascii="Times New Roman" w:hAnsi="Times New Roman" w:eastAsia="Times New Roman" w:cs="Times New Roman"/>
+        </w:rPr>
+        <w:t xml:space="preserve"> · §34 </w:t>
+      </w:r>
+      <w:r>
+        <w:rPr>
+          <w:rFonts w:hint="eastAsia" w:ascii="Times New Roman" w:hAnsi="Times New Roman" w:eastAsia="FangSong" w:cs="Times New Roman"/>
+        </w:rPr>
+        <w:t xml:space="preserve">有机活性中间体</w:t>
+      </w:r>
+      <w:r>
+        <w:rPr>
+          <w:rFonts w:ascii="Times New Roman" w:hAnsi="Times New Roman" w:eastAsia="Times New Roman" w:cs="Times New Roman"/>
+        </w:rPr>
+        <w:t xml:space="preserve"> · §35 </w:t>
+      </w:r>
+      <w:r>
+        <w:rPr>
+          <w:rFonts w:hint="eastAsia" w:ascii="Times New Roman" w:hAnsi="Times New Roman" w:eastAsia="FangSong" w:cs="Times New Roman"/>
+        </w:rPr>
+        <w:t xml:space="preserve">有机酸碱理论</w:t>
+      </w:r>
+      <w:r>
+        <w:rPr>
+          <w:rFonts w:ascii="Times New Roman" w:hAnsi="Times New Roman" w:eastAsia="Times New Roman" w:cs="Times New Roman"/>
+        </w:rPr>
+        <w:t xml:space="preserve"> · §45 </w:t>
+      </w:r>
+      <w:r>
+        <w:rPr>
+          <w:rFonts w:hint="eastAsia" w:ascii="Times New Roman" w:hAnsi="Times New Roman" w:eastAsia="FangSong" w:cs="Times New Roman"/>
+        </w:rPr>
+        <w:t xml:space="preserve">亲核加成反应</w:t>
       </w:r>
     </w:p>
-    <w:p>
-      <w:pPr>
-        <w:pStyle w:val="Compact"/>
-        <w:numPr>
-          <w:ilvl w:val="0"/>
-          <w:numId w:val="1001"/>
-        </w:numPr>
-      </w:pPr>
-      <w:r>
-        <w:rPr>
-          <w:rFonts w:hint="eastAsia" w:ascii="Times New Roman" w:hAnsi="Times New Roman" w:eastAsia="FangSong" w:cs="Times New Roman"/>
-          <w:b/>
-          <w:bCs/>
-        </w:rPr>
-        <w:t xml:space="preserve">写出</w:t>
-      </w:r>
-      <w:r>
-        <w:rPr>
-          <w:rFonts w:ascii="Times New Roman" w:hAnsi="Times New Roman" w:eastAsia="Times New Roman" w:cs="Times New Roman"/>
-        </w:rPr>
-        <w:t xml:space="preserve"> </w:t>
-      </w:r>
-      <m:oMath>
-        <m:r>
-          <m:rPr>
-            <m:sty m:val="p"/>
-          </m:rPr>
-          <m:t>C</m:t>
-        </m:r>
-        <m:sSubSup>
-          <m:e>
-            <m:r>
-              <m:rPr>
-                <m:sty m:val="p"/>
-              </m:rPr>
-              <m:t>O</m:t>
-            </m:r>
-          </m:e>
-          <m:sub>
-            <m:r>
-              <m:rPr>
-                <m:sty m:val="p"/>
-              </m:rPr>
-              <m:t>2</m:t>
-            </m:r>
-          </m:sub>
-          <m:sup>
-            <m:r>
-              <m:rPr>
-                <m:sty m:val="p"/>
-              </m:rPr>
-              <m:t>⋅</m:t>
-            </m:r>
-            <m:r>
-              <m:rPr>
-                <m:sty m:val="p"/>
-              </m:rPr>
-              <m:t>−</m:t>
-            </m:r>
-          </m:sup>
-        </m:sSubSup>
-      </m:oMath>
-      <w:r>
-        <w:rPr>
-          <w:rFonts w:ascii="Times New Roman" w:hAnsi="Times New Roman" w:eastAsia="Times New Roman" w:cs="Times New Roman"/>
-        </w:rPr>
-        <w:t xml:space="preserve"> </w:t>
-      </w:r>
-      <w:r>
-        <w:rPr>
-          <w:rFonts w:hint="eastAsia" w:ascii="Times New Roman" w:hAnsi="Times New Roman" w:eastAsia="FangSong" w:cs="Times New Roman"/>
-        </w:rPr>
-        <w:t xml:space="preserve">的</w:t>
-      </w:r>
-      <w:r>
-        <w:rPr>
-          <w:rFonts w:ascii="Times New Roman" w:hAnsi="Times New Roman" w:eastAsia="Times New Roman" w:cs="Times New Roman"/>
-        </w:rPr>
-        <w:t xml:space="preserve"> 4 </w:t>
-      </w:r>
-      <w:r>
-        <w:rPr>
-          <w:rFonts w:hint="eastAsia" w:ascii="Times New Roman" w:hAnsi="Times New Roman" w:eastAsia="FangSong" w:cs="Times New Roman"/>
-        </w:rPr>
-        <w:t>种共振式</w:t>
-      </w:r>
-      <w:r>
-        <w:rPr>
-          <w:rFonts w:hint="eastAsia" w:ascii="Times New Roman" w:hAnsi="Times New Roman" w:eastAsia="Times New Roman" w:cs="Times New Roman"/>
-        </w:rPr>
-        <w:t>，</w:t>
-      </w:r>
-      <w:r>
-        <w:rPr>
-          <w:rFonts w:hint="eastAsia" w:ascii="Times New Roman" w:hAnsi="Times New Roman" w:eastAsia="FangSong" w:cs="Times New Roman"/>
-        </w:rPr>
-        <w:t>并说明为什么某些</w:t>
-      </w:r>
-      <w:r>
-        <w:rPr>
-          <w:rFonts w:hint="eastAsia" w:ascii="Times New Roman" w:hAnsi="Times New Roman" w:eastAsia="Times New Roman" w:cs="Times New Roman"/>
-        </w:rPr>
-        <w:t>”</w:t>
-      </w:r>
-      <w:r>
-        <w:rPr>
-          <w:rFonts w:hint="eastAsia" w:ascii="Times New Roman" w:hAnsi="Times New Roman" w:eastAsia="FangSong" w:cs="Times New Roman"/>
-        </w:rPr>
-        <w:t>看似合理</w:t>
-      </w:r>
-      <w:r>
-        <w:rPr>
-          <w:rFonts w:hint="eastAsia" w:ascii="Times New Roman" w:hAnsi="Times New Roman" w:eastAsia="Times New Roman" w:cs="Times New Roman"/>
-        </w:rPr>
-        <w:t>”</w:t>
-      </w:r>
-      <w:r>
-        <w:rPr>
-          <w:rFonts w:hint="eastAsia" w:ascii="Times New Roman" w:hAnsi="Times New Roman" w:eastAsia="FangSong" w:cs="Times New Roman"/>
-        </w:rPr>
-        <w:t>的写法不被接受</w:t>
-      </w:r>
-      <w:r>
-        <w:rPr>
-          <w:rFonts w:hint="eastAsia" w:ascii="Times New Roman" w:hAnsi="Times New Roman" w:eastAsia="Times New Roman" w:cs="Times New Roman"/>
-        </w:rPr>
-        <w:t>；</w:t>
-      </w:r>
-    </w:p>
-    <w:p>
-      <w:pPr>
-        <w:pStyle w:val="Compact"/>
-        <w:numPr>
-          <w:ilvl w:val="0"/>
-          <w:numId w:val="1001"/>
-        </w:numPr>
-      </w:pPr>
-      <w:r>
-        <w:rPr>
-          <w:rFonts w:hint="eastAsia" w:ascii="Times New Roman" w:hAnsi="Times New Roman" w:eastAsia="FangSong" w:cs="Times New Roman"/>
-          <w:b/>
-          <w:bCs/>
-        </w:rPr>
-        <w:t xml:space="preserve">画出</w:t>
-      </w:r>
-      <w:r>
-        <w:rPr>
-          <w:rFonts w:hint="eastAsia" w:ascii="Times New Roman" w:hAnsi="Times New Roman" w:eastAsia="FangSong" w:cs="Times New Roman"/>
-        </w:rPr>
-        <w:t xml:space="preserve">由</w:t>
-      </w:r>
-      <w:r>
-        <w:rPr>
-          <w:rFonts w:ascii="Times New Roman" w:hAnsi="Times New Roman" w:eastAsia="Times New Roman" w:cs="Times New Roman"/>
-        </w:rPr>
-        <w:t xml:space="preserve"> </w:t>
-      </w:r>
-      <m:oMath>
-        <m:r>
-          <m:rPr>
-            <m:sty m:val="p"/>
-          </m:rPr>
-          <m:t>C</m:t>
-        </m:r>
-        <m:sSubSup>
-          <m:e>
-            <m:r>
-              <m:rPr>
-                <m:sty m:val="p"/>
-              </m:rPr>
-              <m:t>O</m:t>
-            </m:r>
-          </m:e>
-          <m:sub>
-            <m:r>
-              <m:rPr>
-                <m:sty m:val="p"/>
-              </m:rPr>
-              <m:t>2</m:t>
-            </m:r>
-          </m:sub>
-          <m:sup>
-            <m:r>
-              <m:rPr>
-                <m:sty m:val="p"/>
-              </m:rPr>
-              <m:t>⋅</m:t>
-            </m:r>
-            <m:r>
-              <m:rPr>
-                <m:sty m:val="p"/>
-              </m:rPr>
-              <m:t>−</m:t>
-            </m:r>
-          </m:sup>
-        </m:sSubSup>
-      </m:oMath>
-      <w:r>
-        <w:rPr>
-          <w:rFonts w:ascii="Times New Roman" w:hAnsi="Times New Roman" w:eastAsia="Times New Roman" w:cs="Times New Roman"/>
-        </w:rPr>
-        <w:t xml:space="preserve"> </w:t>
-      </w:r>
-      <w:r>
-        <w:rPr>
-          <w:rFonts w:hint="eastAsia" w:ascii="Times New Roman" w:hAnsi="Times New Roman" w:eastAsia="FangSong" w:cs="Times New Roman"/>
-        </w:rPr>
-        <w:t xml:space="preserve">启动的自由基串联的</w:t>
-      </w:r>
-      <w:r>
-        <w:rPr>
-          <w:rFonts w:hint="eastAsia" w:ascii="Times New Roman" w:hAnsi="Times New Roman" w:eastAsia="FangSong" w:cs="Times New Roman"/>
-          <w:b/>
-          <w:bCs/>
-        </w:rPr>
-        <w:t xml:space="preserve">全部关键中间体</w:t>
-      </w:r>
-      <w:r>
-        <w:rPr>
-          <w:rFonts w:hint="eastAsia" w:ascii="Times New Roman" w:hAnsi="Times New Roman" w:eastAsia="Times New Roman" w:cs="Times New Roman"/>
-        </w:rPr>
-        <w:t>，</w:t>
-      </w:r>
-      <w:r>
-        <w:rPr>
-          <w:rFonts w:hint="eastAsia" w:ascii="Times New Roman" w:hAnsi="Times New Roman" w:eastAsia="FangSong" w:cs="Times New Roman"/>
-        </w:rPr>
-        <w:t>并说明</w:t>
-      </w:r>
-      <w:r>
-        <w:rPr>
-          <w:rFonts w:hint="eastAsia" w:ascii="Times New Roman" w:hAnsi="Times New Roman" w:eastAsia="Times New Roman" w:cs="Times New Roman"/>
-        </w:rPr>
-        <w:t>”</w:t>
-      </w:r>
-      <w:r>
-        <w:rPr>
-          <w:rFonts w:hint="eastAsia" w:ascii="Times New Roman" w:hAnsi="Times New Roman" w:eastAsia="FangSong" w:cs="Times New Roman"/>
-          <w:b/>
-          <w:bCs/>
-        </w:rPr>
-        <w:t xml:space="preserve">始终为单自由基</w:t>
-      </w:r>
-      <w:r>
-        <w:rPr>
-          <w:rFonts w:hint="eastAsia" w:ascii="Times New Roman" w:hAnsi="Times New Roman" w:eastAsia="Times New Roman" w:cs="Times New Roman"/>
-        </w:rPr>
-        <w:t>”</w:t>
-      </w:r>
-      <w:r>
-        <w:rPr>
-          <w:rFonts w:hint="eastAsia" w:ascii="Times New Roman" w:hAnsi="Times New Roman" w:eastAsia="FangSong" w:cs="Times New Roman"/>
-        </w:rPr>
-        <w:t>这一约束如何排除双自由基与离子型中间体</w:t>
-      </w:r>
-      <w:r>
-        <w:rPr>
-          <w:rFonts w:hint="eastAsia" w:ascii="Times New Roman" w:hAnsi="Times New Roman" w:eastAsia="Times New Roman" w:cs="Times New Roman"/>
-        </w:rPr>
-        <w:t>；</w:t>
-      </w:r>
-    </w:p>
-    <w:p>
-      <w:pPr>
-        <w:pStyle w:val="Compact"/>
-        <w:numPr>
-          <w:ilvl w:val="0"/>
-          <w:numId w:val="1001"/>
-        </w:numPr>
-      </w:pPr>
-      <w:r>
-        <w:rPr>
-          <w:rFonts w:hint="eastAsia" w:ascii="Times New Roman" w:hAnsi="Times New Roman" w:eastAsia="FangSong" w:cs="Times New Roman"/>
-          <w:b/>
-          <w:bCs/>
-        </w:rPr>
-        <w:t xml:space="preserve">区分</w:t>
-      </w:r>
-      <w:r>
-        <w:rPr>
-          <w:rFonts w:hint="eastAsia" w:ascii="Times New Roman" w:hAnsi="Times New Roman" w:eastAsia="FangSong" w:cs="Times New Roman"/>
-        </w:rPr>
-        <w:t>顺</w:t>
-      </w:r>
-      <w:r>
-        <w:rPr>
-          <w:rFonts w:hint="eastAsia" w:ascii="Times New Roman" w:hAnsi="Times New Roman" w:eastAsia="Times New Roman" w:cs="Times New Roman"/>
-        </w:rPr>
-        <w:t>、</w:t>
-      </w:r>
-      <w:r>
-        <w:rPr>
-          <w:rFonts w:hint="eastAsia" w:ascii="Times New Roman" w:hAnsi="Times New Roman" w:eastAsia="FangSong" w:cs="Times New Roman"/>
-        </w:rPr>
-        <w:t>反五元环过渡态</w:t>
-      </w:r>
-      <w:r>
-        <w:rPr>
-          <w:rFonts w:hint="eastAsia" w:ascii="Times New Roman" w:hAnsi="Times New Roman" w:eastAsia="Times New Roman" w:cs="Times New Roman"/>
-        </w:rPr>
-        <w:t>，</w:t>
-      </w:r>
-      <w:r>
-        <w:rPr>
-          <w:rFonts w:hint="eastAsia" w:ascii="Times New Roman" w:hAnsi="Times New Roman" w:eastAsia="FangSong" w:cs="Times New Roman"/>
-        </w:rPr>
-        <w:t>并</w:t>
-      </w:r>
-      <w:r>
-        <w:rPr>
-          <w:rFonts w:hint="eastAsia" w:ascii="Times New Roman" w:hAnsi="Times New Roman" w:eastAsia="FangSong" w:cs="Times New Roman"/>
-          <w:b/>
-          <w:bCs/>
-        </w:rPr>
-        <w:t xml:space="preserve">用位阻</w:t>
-      </w:r>
-      <w:r>
-        <w:rPr>
-          <w:rFonts w:hint="eastAsia" w:ascii="Times New Roman" w:hAnsi="Times New Roman" w:eastAsia="Times New Roman" w:cs="Times New Roman"/>
-        </w:rPr>
-        <w:t>（</w:t>
-      </w:r>
-      <w:r>
-        <w:rPr>
-          <w:rFonts w:hint="eastAsia" w:ascii="Times New Roman" w:hAnsi="Times New Roman" w:eastAsia="FangSong" w:cs="Times New Roman"/>
-        </w:rPr>
-        <w:t>而非</w:t>
-      </w:r>
-      <w:r>
-        <w:rPr>
-          <w:rFonts w:hint="eastAsia" w:ascii="Times New Roman" w:hAnsi="Times New Roman" w:eastAsia="Times New Roman" w:cs="Times New Roman"/>
-        </w:rPr>
-        <w:t>”</w:t>
-      </w:r>
-      <w:r>
-        <w:rPr>
-          <w:rFonts w:hint="eastAsia" w:ascii="Times New Roman" w:hAnsi="Times New Roman" w:eastAsia="FangSong" w:cs="Times New Roman"/>
-        </w:rPr>
-        <w:t>更稳定</w:t>
-      </w:r>
-      <w:r>
-        <w:rPr>
-          <w:rFonts w:hint="eastAsia" w:ascii="Times New Roman" w:hAnsi="Times New Roman" w:eastAsia="Times New Roman" w:cs="Times New Roman"/>
-        </w:rPr>
-        <w:t>”</w:t>
-      </w:r>
-      <w:r>
-        <w:rPr>
-          <w:rFonts w:hint="eastAsia" w:ascii="Times New Roman" w:hAnsi="Times New Roman" w:eastAsia="FangSong" w:cs="Times New Roman"/>
-        </w:rPr>
-        <w:t>这类空话</w:t>
-      </w:r>
-      <w:r>
-        <w:rPr>
-          <w:rFonts w:hint="eastAsia" w:ascii="Times New Roman" w:hAnsi="Times New Roman" w:eastAsia="Times New Roman" w:cs="Times New Roman"/>
-        </w:rPr>
-        <w:t>）</w:t>
-      </w:r>
-      <w:r>
-        <w:rPr>
-          <w:rFonts w:hint="eastAsia" w:ascii="Times New Roman" w:hAnsi="Times New Roman" w:eastAsia="FangSong" w:cs="Times New Roman"/>
-        </w:rPr>
-        <w:t>解释主产物来源</w:t>
-      </w:r>
-      <w:r>
-        <w:rPr>
-          <w:rFonts w:hint="eastAsia" w:ascii="Times New Roman" w:hAnsi="Times New Roman" w:eastAsia="Times New Roman" w:cs="Times New Roman"/>
-        </w:rPr>
-        <w:t>；</w:t>
-      </w:r>
-    </w:p>
-    <w:p>
-      <w:pPr>
-        <w:pStyle w:val="Compact"/>
-        <w:numPr>
-          <w:ilvl w:val="0"/>
-          <w:numId w:val="1001"/>
-        </w:numPr>
-      </w:pPr>
-      <w:r>
-        <w:rPr>
-          <w:rFonts w:hint="eastAsia" w:ascii="Times New Roman" w:hAnsi="Times New Roman" w:eastAsia="FangSong" w:cs="Times New Roman"/>
-          <w:b/>
-          <w:bCs/>
-        </w:rPr>
-        <w:t xml:space="preserve">写出</w:t>
-      </w:r>
-      <w:r>
-        <w:rPr>
-          <w:rFonts w:hint="eastAsia" w:ascii="Times New Roman" w:hAnsi="Times New Roman" w:eastAsia="FangSong" w:cs="Times New Roman"/>
-        </w:rPr>
-        <w:t>光氧化还原循环的关键三步</w:t>
-      </w:r>
-      <w:r>
-        <w:rPr>
-          <w:rFonts w:hint="eastAsia" w:ascii="Times New Roman" w:hAnsi="Times New Roman" w:eastAsia="Times New Roman" w:cs="Times New Roman"/>
-        </w:rPr>
-        <w:t>，</w:t>
-      </w:r>
-      <w:r>
-        <w:rPr>
-          <w:rFonts w:hint="eastAsia" w:ascii="Times New Roman" w:hAnsi="Times New Roman" w:eastAsia="FangSong" w:cs="Times New Roman"/>
-        </w:rPr>
-        <w:t>并用</w:t>
-      </w:r>
-      <w:r>
-        <w:rPr>
-          <w:rFonts w:hint="eastAsia" w:ascii="Times New Roman" w:hAnsi="Times New Roman" w:eastAsia="Times New Roman" w:cs="Times New Roman"/>
-        </w:rPr>
-        <w:t>”</w:t>
-      </w:r>
-      <w:r>
-        <w:rPr>
-          <w:rFonts w:hint="eastAsia" w:ascii="Times New Roman" w:hAnsi="Times New Roman" w:eastAsia="FangSong" w:cs="Times New Roman"/>
-        </w:rPr>
-        <w:t>缺一条件即不反应</w:t>
-      </w:r>
-      <w:r>
-        <w:rPr>
-          <w:rFonts w:hint="eastAsia" w:ascii="Times New Roman" w:hAnsi="Times New Roman" w:eastAsia="Times New Roman" w:cs="Times New Roman"/>
-        </w:rPr>
-        <w:t>”</w:t>
-      </w:r>
-      <w:r>
-        <w:rPr>
-          <w:rFonts w:hint="eastAsia" w:ascii="Times New Roman" w:hAnsi="Times New Roman" w:eastAsia="FangSong" w:cs="Times New Roman"/>
-        </w:rPr>
-        <w:t>的</w:t>
-      </w:r>
-      <w:r>
-        <w:rPr>
-          <w:rFonts w:hint="eastAsia" w:ascii="Times New Roman" w:hAnsi="Times New Roman" w:eastAsia="FangSong" w:cs="Times New Roman"/>
-          <w:b/>
-          <w:bCs/>
-        </w:rPr>
-        <w:t xml:space="preserve">控制实验</w:t>
-      </w:r>
-      <w:r>
-        <w:rPr>
-          <w:rFonts w:hint="eastAsia" w:ascii="Times New Roman" w:hAnsi="Times New Roman" w:eastAsia="FangSong" w:cs="Times New Roman"/>
-        </w:rPr>
-        <w:t>反推机理环节</w:t>
-      </w:r>
-      <w:r>
-        <w:rPr>
-          <w:rFonts w:hint="eastAsia" w:ascii="Times New Roman" w:hAnsi="Times New Roman" w:eastAsia="Times New Roman" w:cs="Times New Roman"/>
-        </w:rPr>
-        <w:t>；</w:t>
-      </w:r>
-    </w:p>
-    <w:p>
-      <w:pPr>
-        <w:pStyle w:val="Compact"/>
-        <w:numPr>
-          <w:ilvl w:val="0"/>
-          <w:numId w:val="1001"/>
-        </w:numPr>
-      </w:pPr>
-      <w:r>
-        <w:rPr>
-          <w:rFonts w:hint="eastAsia" w:ascii="Times New Roman" w:hAnsi="Times New Roman" w:eastAsia="FangSong" w:cs="Times New Roman"/>
-          <w:b/>
-          <w:bCs/>
-        </w:rPr>
-        <w:t xml:space="preserve">写出</w:t>
-      </w:r>
-      <w:r>
-        <w:rPr>
-          <w:rFonts w:hint="eastAsia" w:ascii="Times New Roman" w:hAnsi="Times New Roman" w:eastAsia="FangSong" w:cs="Times New Roman"/>
-        </w:rPr>
-        <w:t>一级</w:t>
-      </w:r>
-      <w:r>
-        <w:rPr>
-          <w:rFonts w:hint="eastAsia" w:ascii="Times New Roman" w:hAnsi="Times New Roman" w:eastAsia="Times New Roman" w:cs="Times New Roman"/>
-        </w:rPr>
-        <w:t>/</w:t>
-      </w:r>
-      <w:r>
-        <w:rPr>
-          <w:rFonts w:hint="eastAsia" w:ascii="Times New Roman" w:hAnsi="Times New Roman" w:eastAsia="FangSong" w:cs="Times New Roman"/>
-        </w:rPr>
-        <w:t>二级</w:t>
-      </w:r>
-      <w:r>
-        <w:rPr>
-          <w:rFonts w:hint="eastAsia" w:ascii="Times New Roman" w:hAnsi="Times New Roman" w:eastAsia="Times New Roman" w:cs="Times New Roman"/>
-        </w:rPr>
-        <w:t>/</w:t>
-      </w:r>
-      <w:r>
-        <w:rPr>
-          <w:rFonts w:hint="eastAsia" w:ascii="Times New Roman" w:hAnsi="Times New Roman" w:eastAsia="FangSong" w:cs="Times New Roman"/>
-        </w:rPr>
-        <w:t>三级胺在</w:t>
-      </w:r>
-      <w:r>
-        <w:rPr>
-          <w:rFonts w:hint="eastAsia" w:ascii="Times New Roman" w:hAnsi="Times New Roman" w:eastAsia="FangSong" w:cs="Times New Roman"/>
-          <w:b/>
-          <w:bCs/>
-        </w:rPr>
-        <w:t>有水</w:t>
-      </w:r>
-      <w:r>
-        <w:rPr>
-          <w:rFonts w:hint="eastAsia" w:ascii="Times New Roman" w:hAnsi="Times New Roman" w:eastAsia="Times New Roman" w:cs="Times New Roman"/>
-          <w:b/>
-          <w:bCs/>
-        </w:rPr>
-        <w:t>/</w:t>
-      </w:r>
-      <w:r>
-        <w:rPr>
-          <w:rFonts w:hint="eastAsia" w:ascii="Times New Roman" w:hAnsi="Times New Roman" w:eastAsia="FangSong" w:cs="Times New Roman"/>
-          <w:b/>
-          <w:bCs/>
-        </w:rPr>
-        <w:t>无水蒸气</w:t>
-      </w:r>
-      <w:r>
-        <w:rPr>
-          <w:rFonts w:hint="eastAsia" w:ascii="Times New Roman" w:hAnsi="Times New Roman" w:eastAsia="FangSong" w:cs="Times New Roman"/>
-        </w:rPr>
-        <w:t xml:space="preserve">下捕集</w:t>
-      </w:r>
-      <w:r>
-        <w:rPr>
-          <w:rFonts w:ascii="Times New Roman" w:hAnsi="Times New Roman" w:eastAsia="Times New Roman" w:cs="Times New Roman"/>
-        </w:rPr>
-        <w:t xml:space="preserve"> </w:t>
-      </w:r>
-      <m:oMath>
-        <m:r>
-          <m:rPr>
-            <m:sty m:val="p"/>
-          </m:rPr>
-          <m:t>C</m:t>
-        </m:r>
-        <m:sSub>
-          <m:e>
-            <m:r>
-              <m:rPr>
-                <m:sty m:val="p"/>
-              </m:rPr>
-              <m:t>O</m:t>
-            </m:r>
-          </m:e>
-          <m:sub>
-            <m:r>
-              <m:rPr>
-                <m:sty m:val="p"/>
-              </m:rPr>
-              <m:t>2</m:t>
-            </m:r>
-          </m:sub>
-        </m:sSub>
-      </m:oMath>
-      <w:r>
-        <w:rPr>
-          <w:rFonts w:ascii="Times New Roman" w:hAnsi="Times New Roman" w:eastAsia="Times New Roman" w:cs="Times New Roman"/>
-        </w:rPr>
-        <w:t xml:space="preserve"> </w:t>
-      </w:r>
-      <w:r>
-        <w:rPr>
-          <w:rFonts w:hint="eastAsia" w:ascii="Times New Roman" w:hAnsi="Times New Roman" w:eastAsia="FangSong" w:cs="Times New Roman"/>
-        </w:rPr>
-        <w:t>的化学方程式</w:t>
-      </w:r>
-      <w:r>
-        <w:rPr>
-          <w:rFonts w:hint="eastAsia" w:ascii="Times New Roman" w:hAnsi="Times New Roman" w:eastAsia="Times New Roman" w:cs="Times New Roman"/>
-        </w:rPr>
-        <w:t>，</w:t>
-      </w:r>
-      <w:r>
-        <w:rPr>
-          <w:rFonts w:hint="eastAsia" w:ascii="Times New Roman" w:hAnsi="Times New Roman" w:eastAsia="FangSong" w:cs="Times New Roman"/>
-        </w:rPr>
-        <w:t>并算出每个氨基的最大捕集量</w:t>
-      </w:r>
-      <w:r>
-        <w:rPr>
-          <w:rFonts w:hint="eastAsia" w:ascii="Times New Roman" w:hAnsi="Times New Roman" w:eastAsia="Times New Roman" w:cs="Times New Roman"/>
-        </w:rPr>
-        <w:t>；</w:t>
-      </w:r>
-    </w:p>
-    <w:p>
-      <w:pPr>
-        <w:pStyle w:val="Compact"/>
-        <w:numPr>
-          <w:ilvl w:val="0"/>
-          <w:numId w:val="1001"/>
-        </w:numPr>
-      </w:pPr>
-      <w:r>
-        <w:rPr>
-          <w:rFonts w:hint="eastAsia" w:ascii="Times New Roman" w:hAnsi="Times New Roman" w:eastAsia="FangSong" w:cs="Times New Roman"/>
-          <w:b/>
-          <w:bCs/>
-        </w:rPr>
-        <w:t xml:space="preserve">换算</w:t>
-      </w:r>
-      <w:r>
-        <w:rPr>
-          <w:rFonts w:hint="eastAsia" w:ascii="Times New Roman" w:hAnsi="Times New Roman" w:eastAsia="FangSong" w:cs="Times New Roman"/>
-        </w:rPr>
-        <w:t>表观解离常数与真实解离常数</w:t>
-      </w:r>
-      <w:r>
-        <w:rPr>
-          <w:rFonts w:hint="eastAsia" w:ascii="Times New Roman" w:hAnsi="Times New Roman" w:eastAsia="Times New Roman" w:cs="Times New Roman"/>
-        </w:rPr>
-        <w:t>，</w:t>
-      </w:r>
-      <w:r>
-        <w:rPr>
-          <w:rFonts w:hint="eastAsia" w:ascii="Times New Roman" w:hAnsi="Times New Roman" w:eastAsia="FangSong" w:cs="Times New Roman"/>
-        </w:rPr>
-        <w:t>并解释</w:t>
-      </w:r>
-      <w:r>
-        <w:rPr>
-          <w:rFonts w:hint="eastAsia" w:ascii="Times New Roman" w:hAnsi="Times New Roman" w:eastAsia="Times New Roman" w:cs="Times New Roman"/>
-        </w:rPr>
-        <w:t>”</w:t>
-      </w:r>
-      <w:r>
-        <w:rPr>
-          <w:rFonts w:hint="eastAsia" w:ascii="Times New Roman" w:hAnsi="Times New Roman" w:eastAsia="FangSong" w:cs="Times New Roman"/>
-        </w:rPr>
-        <w:t>石灰岩为何沉积在浅海</w:t>
-      </w:r>
-      <w:r>
-        <w:rPr>
-          <w:rFonts w:hint="eastAsia" w:ascii="Times New Roman" w:hAnsi="Times New Roman" w:eastAsia="Times New Roman" w:cs="Times New Roman"/>
-        </w:rPr>
-        <w:t>”。</w:t>
-      </w:r>
-    </w:p>
+    <w:tbl>
+      <w:tblPr>
+        <w:tblStyle w:val="Table"/>
+        <w:tblW w:type="pct" w:w="5000"/>
+        <w:tblLayout w:type="fixed"/>
+        <w:tblLook w:firstRow="1" w:lastRow="0" w:firstColumn="0" w:lastColumn="0" w:noHBand="0" w:noVBand="0" w:val="0020"/>
+      </w:tblPr>
+      <w:tblGrid>
+        <w:gridCol w:w="3960"/>
+        <w:gridCol w:w="3960"/>
+      </w:tblGrid>
+      <w:tr>
+        <w:trPr>
+          <w:tblHeader w:val="on"/>
+        </w:trPr>
+        <w:tc>
+          <w:tcPr/>
+          <w:p>
+            <w:pPr>
+              <w:pStyle w:val="Compact"/>
+              <w:jc w:val="center"/>
+            </w:pPr>
+            <w:r>
+              <w:rPr>
+                <w:rFonts w:hint="eastAsia" w:ascii="Times New Roman" w:hAnsi="Times New Roman" w:eastAsia="SimHei" w:cs="Times New Roman"/>
+                <w:b/>
+              </w:rPr>
+              <w:t xml:space="preserve">考纲条目</w:t>
+            </w:r>
+          </w:p>
+        </w:tc>
+        <w:tc>
+          <w:tcPr/>
+          <w:p>
+            <w:pPr>
+              <w:pStyle w:val="Compact"/>
+              <w:jc w:val="center"/>
+            </w:pPr>
+            <w:r>
+              <w:rPr>
+                <w:rFonts w:hint="eastAsia" w:ascii="Times New Roman" w:hAnsi="Times New Roman" w:eastAsia="SimHei" w:cs="Times New Roman"/>
+                <w:b/>
+              </w:rPr>
+              <w:t xml:space="preserve">学完本讲你应能</w:t>
+            </w:r>
+          </w:p>
+        </w:tc>
+      </w:tr>
+      <w:tr>
+        <w:tc>
+          <w:tcPr/>
+          <w:p>
+            <w:pPr>
+              <w:pStyle w:val="Compact"/>
+              <w:jc w:val="center"/>
+            </w:pPr>
+            <w:r>
+              <w:rPr>
+                <w:rFonts w:ascii="Times New Roman" w:hAnsi="Times New Roman" w:eastAsia="Times New Roman" w:cs="Times New Roman"/>
+              </w:rPr>
+              <w:t xml:space="preserve">§32 </w:t>
+            </w:r>
+            <w:r>
+              <w:rPr>
+                <w:rFonts w:hint="eastAsia" w:ascii="Times New Roman" w:hAnsi="Times New Roman" w:eastAsia="FangSong" w:cs="Times New Roman"/>
+              </w:rPr>
+              <w:t xml:space="preserve">有机反应机理</w:t>
+            </w:r>
+            <w:r>
+              <w:rPr>
+                <w:rFonts w:ascii="Times New Roman" w:hAnsi="Times New Roman" w:eastAsia="Times New Roman" w:cs="Times New Roman"/>
+              </w:rPr>
+              <w:t xml:space="preserve"> · </w:t>
+            </w:r>
+            <w:r>
+              <w:rPr>
+                <w:rFonts w:hint="eastAsia" w:ascii="Times New Roman" w:hAnsi="Times New Roman" w:eastAsia="FangSong" w:cs="Times New Roman"/>
+              </w:rPr>
+              <w:t xml:space="preserve">过渡态与立体化学分析</w:t>
+            </w:r>
+          </w:p>
+        </w:tc>
+        <w:tc>
+          <w:tcPr/>
+          <w:p>
+            <w:pPr>
+              <w:pStyle w:val="Compact"/>
+              <w:jc w:val="center"/>
+            </w:pPr>
+            <w:r>
+              <w:rPr>
+                <w:rFonts w:hint="eastAsia" w:ascii="Times New Roman" w:hAnsi="Times New Roman" w:eastAsia="FangSong" w:cs="Times New Roman"/>
+              </w:rPr>
+              <w:t>区分顺</w:t>
+            </w:r>
+            <w:r>
+              <w:rPr>
+                <w:rFonts w:hint="eastAsia" w:ascii="Times New Roman" w:hAnsi="Times New Roman" w:eastAsia="Times New Roman" w:cs="Times New Roman"/>
+              </w:rPr>
+              <w:t>、</w:t>
+            </w:r>
+            <w:r>
+              <w:rPr>
+                <w:rFonts w:hint="eastAsia" w:ascii="Times New Roman" w:hAnsi="Times New Roman" w:eastAsia="FangSong" w:cs="Times New Roman"/>
+              </w:rPr>
+              <w:t>反五元环过渡态</w:t>
+            </w:r>
+            <w:r>
+              <w:rPr>
+                <w:rFonts w:hint="eastAsia" w:ascii="Times New Roman" w:hAnsi="Times New Roman" w:eastAsia="Times New Roman" w:cs="Times New Roman"/>
+              </w:rPr>
+              <w:t>，</w:t>
+            </w:r>
+            <w:r>
+              <w:rPr>
+                <w:rFonts w:hint="eastAsia" w:ascii="Times New Roman" w:hAnsi="Times New Roman" w:eastAsia="FangSong" w:cs="Times New Roman"/>
+              </w:rPr>
+              <w:t>并用位阻</w:t>
+            </w:r>
+            <w:r>
+              <w:rPr>
+                <w:rFonts w:hint="eastAsia" w:ascii="Times New Roman" w:hAnsi="Times New Roman" w:eastAsia="Times New Roman" w:cs="Times New Roman"/>
+              </w:rPr>
+              <w:t>（</w:t>
+            </w:r>
+            <w:r>
+              <w:rPr>
+                <w:rFonts w:hint="eastAsia" w:ascii="Times New Roman" w:hAnsi="Times New Roman" w:eastAsia="FangSong" w:cs="Times New Roman"/>
+              </w:rPr>
+              <w:t>而非</w:t>
+            </w:r>
+            <w:r>
+              <w:rPr>
+                <w:rFonts w:hint="eastAsia" w:ascii="Times New Roman" w:hAnsi="Times New Roman" w:eastAsia="Times New Roman" w:cs="Times New Roman"/>
+              </w:rPr>
+              <w:t>”</w:t>
+            </w:r>
+            <w:r>
+              <w:rPr>
+                <w:rFonts w:hint="eastAsia" w:ascii="Times New Roman" w:hAnsi="Times New Roman" w:eastAsia="FangSong" w:cs="Times New Roman"/>
+              </w:rPr>
+              <w:t>更稳定</w:t>
+            </w:r>
+            <w:r>
+              <w:rPr>
+                <w:rFonts w:hint="eastAsia" w:ascii="Times New Roman" w:hAnsi="Times New Roman" w:eastAsia="Times New Roman" w:cs="Times New Roman"/>
+              </w:rPr>
+              <w:t>”</w:t>
+            </w:r>
+            <w:r>
+              <w:rPr>
+                <w:rFonts w:hint="eastAsia" w:ascii="Times New Roman" w:hAnsi="Times New Roman" w:eastAsia="FangSong" w:cs="Times New Roman"/>
+              </w:rPr>
+              <w:t>这类空话</w:t>
+            </w:r>
+            <w:r>
+              <w:rPr>
+                <w:rFonts w:hint="eastAsia" w:ascii="Times New Roman" w:hAnsi="Times New Roman" w:eastAsia="Times New Roman" w:cs="Times New Roman"/>
+              </w:rPr>
+              <w:t>）</w:t>
+            </w:r>
+            <w:r>
+              <w:rPr>
+                <w:rFonts w:hint="eastAsia" w:ascii="Times New Roman" w:hAnsi="Times New Roman" w:eastAsia="FangSong" w:cs="Times New Roman"/>
+              </w:rPr>
+              <w:t>解释主产物来源</w:t>
+            </w:r>
+            <w:r>
+              <w:rPr>
+                <w:rFonts w:hint="eastAsia" w:ascii="Times New Roman" w:hAnsi="Times New Roman" w:eastAsia="Times New Roman" w:cs="Times New Roman"/>
+              </w:rPr>
+              <w:t>；</w:t>
+            </w:r>
+          </w:p>
+        </w:tc>
+      </w:tr>
+      <w:tr>
+        <w:tc>
+          <w:tcPr/>
+          <w:p>
+            <w:pPr>
+              <w:pStyle w:val="Compact"/>
+              <w:jc w:val="center"/>
+            </w:pPr>
+            <w:r>
+              <w:rPr>
+                <w:rFonts w:ascii="Times New Roman" w:hAnsi="Times New Roman" w:eastAsia="Times New Roman" w:cs="Times New Roman"/>
+              </w:rPr>
+              <w:t xml:space="preserve">§32 </w:t>
+            </w:r>
+            <w:r>
+              <w:rPr>
+                <w:rFonts w:hint="eastAsia" w:ascii="Times New Roman" w:hAnsi="Times New Roman" w:eastAsia="FangSong" w:cs="Times New Roman"/>
+              </w:rPr>
+              <w:t xml:space="preserve">有机反应机理</w:t>
+            </w:r>
+            <w:r>
+              <w:rPr>
+                <w:rFonts w:ascii="Times New Roman" w:hAnsi="Times New Roman" w:eastAsia="Times New Roman" w:cs="Times New Roman"/>
+              </w:rPr>
+              <w:t xml:space="preserve"> · </w:t>
+            </w:r>
+            <w:r>
+              <w:rPr>
+                <w:rFonts w:hint="eastAsia" w:ascii="Times New Roman" w:hAnsi="Times New Roman" w:eastAsia="FangSong" w:cs="Times New Roman"/>
+              </w:rPr>
+              <w:t xml:space="preserve">机理证据与控制实验</w:t>
+            </w:r>
+          </w:p>
+        </w:tc>
+        <w:tc>
+          <w:tcPr/>
+          <w:p>
+            <w:pPr>
+              <w:pStyle w:val="Compact"/>
+              <w:jc w:val="center"/>
+            </w:pPr>
+            <w:r>
+              <w:rPr>
+                <w:rFonts w:hint="eastAsia" w:ascii="Times New Roman" w:hAnsi="Times New Roman" w:eastAsia="FangSong" w:cs="Times New Roman"/>
+              </w:rPr>
+              <w:t>写出光氧化还原循环的关键三步</w:t>
+            </w:r>
+            <w:r>
+              <w:rPr>
+                <w:rFonts w:hint="eastAsia" w:ascii="Times New Roman" w:hAnsi="Times New Roman" w:eastAsia="Times New Roman" w:cs="Times New Roman"/>
+              </w:rPr>
+              <w:t>，</w:t>
+            </w:r>
+            <w:r>
+              <w:rPr>
+                <w:rFonts w:hint="eastAsia" w:ascii="Times New Roman" w:hAnsi="Times New Roman" w:eastAsia="FangSong" w:cs="Times New Roman"/>
+              </w:rPr>
+              <w:t>并用</w:t>
+            </w:r>
+            <w:r>
+              <w:rPr>
+                <w:rFonts w:hint="eastAsia" w:ascii="Times New Roman" w:hAnsi="Times New Roman" w:eastAsia="Times New Roman" w:cs="Times New Roman"/>
+              </w:rPr>
+              <w:t>”</w:t>
+            </w:r>
+            <w:r>
+              <w:rPr>
+                <w:rFonts w:hint="eastAsia" w:ascii="Times New Roman" w:hAnsi="Times New Roman" w:eastAsia="FangSong" w:cs="Times New Roman"/>
+              </w:rPr>
+              <w:t>缺一条件即不反应</w:t>
+            </w:r>
+            <w:r>
+              <w:rPr>
+                <w:rFonts w:hint="eastAsia" w:ascii="Times New Roman" w:hAnsi="Times New Roman" w:eastAsia="Times New Roman" w:cs="Times New Roman"/>
+              </w:rPr>
+              <w:t>”</w:t>
+            </w:r>
+            <w:r>
+              <w:rPr>
+                <w:rFonts w:hint="eastAsia" w:ascii="Times New Roman" w:hAnsi="Times New Roman" w:eastAsia="FangSong" w:cs="Times New Roman"/>
+              </w:rPr>
+              <w:t>的控制实验反推机理环节</w:t>
+            </w:r>
+            <w:r>
+              <w:rPr>
+                <w:rFonts w:hint="eastAsia" w:ascii="Times New Roman" w:hAnsi="Times New Roman" w:eastAsia="Times New Roman" w:cs="Times New Roman"/>
+              </w:rPr>
+              <w:t>；</w:t>
+            </w:r>
+          </w:p>
+        </w:tc>
+      </w:tr>
+      <w:tr>
+        <w:tc>
+          <w:tcPr/>
+          <w:p>
+            <w:pPr>
+              <w:pStyle w:val="Compact"/>
+              <w:jc w:val="center"/>
+            </w:pPr>
+            <w:r>
+              <w:rPr>
+                <w:rFonts w:ascii="Times New Roman" w:hAnsi="Times New Roman" w:eastAsia="Times New Roman" w:cs="Times New Roman"/>
+              </w:rPr>
+              <w:t xml:space="preserve">§34 </w:t>
+            </w:r>
+            <w:r>
+              <w:rPr>
+                <w:rFonts w:hint="eastAsia" w:ascii="Times New Roman" w:hAnsi="Times New Roman" w:eastAsia="FangSong" w:cs="Times New Roman"/>
+              </w:rPr>
+              <w:t xml:space="preserve">有机活性中间体</w:t>
+            </w:r>
+            <w:r>
+              <w:rPr>
+                <w:rFonts w:ascii="Times New Roman" w:hAnsi="Times New Roman" w:eastAsia="Times New Roman" w:cs="Times New Roman"/>
+              </w:rPr>
+              <w:t xml:space="preserve"> · </w:t>
+            </w:r>
+            <w:r>
+              <w:rPr>
+                <w:rFonts w:hint="eastAsia" w:ascii="Times New Roman" w:hAnsi="Times New Roman" w:eastAsia="FangSong" w:cs="Times New Roman"/>
+              </w:rPr>
+              <w:t xml:space="preserve">自由基阴离子与共振</w:t>
+            </w:r>
+          </w:p>
+        </w:tc>
+        <w:tc>
+          <w:tcPr/>
+          <w:p>
+            <w:pPr>
+              <w:pStyle w:val="Compact"/>
+              <w:jc w:val="center"/>
+            </w:pPr>
+            <w:r>
+              <w:rPr>
+                <w:rFonts w:hint="eastAsia" w:ascii="Times New Roman" w:hAnsi="Times New Roman" w:eastAsia="FangSong" w:cs="Times New Roman"/>
+              </w:rPr>
+              <w:t xml:space="preserve">写出</w:t>
+            </w:r>
+            <w:r>
+              <w:rPr>
+                <w:rFonts w:ascii="Times New Roman" w:hAnsi="Times New Roman" w:eastAsia="Times New Roman" w:cs="Times New Roman"/>
+              </w:rPr>
+              <w:t xml:space="preserve"> </w:t>
+            </w:r>
+            <m:oMath>
+              <m:r>
+                <m:rPr>
+                  <m:sty m:val="p"/>
+                </m:rPr>
+                <m:t>C</m:t>
+              </m:r>
+              <m:sSubSup>
+                <m:e>
+                  <m:r>
+                    <m:rPr>
+                      <m:sty m:val="p"/>
+                    </m:rPr>
+                    <m:t>O</m:t>
+                  </m:r>
+                </m:e>
+                <m:sub>
+                  <m:r>
+                    <m:rPr>
+                      <m:sty m:val="p"/>
+                    </m:rPr>
+                    <m:t>2</m:t>
+                  </m:r>
+                </m:sub>
+                <m:sup>
+                  <m:r>
+                    <m:rPr>
+                      <m:sty m:val="p"/>
+                    </m:rPr>
+                    <m:t>⋅</m:t>
+                  </m:r>
+                  <m:r>
+                    <m:rPr>
+                      <m:sty m:val="p"/>
+                    </m:rPr>
+                    <m:t>−</m:t>
+                  </m:r>
+                </m:sup>
+              </m:sSubSup>
+            </m:oMath>
+            <w:r>
+              <w:rPr>
+                <w:rFonts w:ascii="Times New Roman" w:hAnsi="Times New Roman" w:eastAsia="Times New Roman" w:cs="Times New Roman"/>
+              </w:rPr>
+              <w:t xml:space="preserve"> </w:t>
+            </w:r>
+            <w:r>
+              <w:rPr>
+                <w:rFonts w:hint="eastAsia" w:ascii="Times New Roman" w:hAnsi="Times New Roman" w:eastAsia="FangSong" w:cs="Times New Roman"/>
+              </w:rPr>
+              <w:t xml:space="preserve">的</w:t>
+            </w:r>
+            <w:r>
+              <w:rPr>
+                <w:rFonts w:ascii="Times New Roman" w:hAnsi="Times New Roman" w:eastAsia="Times New Roman" w:cs="Times New Roman"/>
+              </w:rPr>
+              <w:t xml:space="preserve"> 4 </w:t>
+            </w:r>
+            <w:r>
+              <w:rPr>
+                <w:rFonts w:hint="eastAsia" w:ascii="Times New Roman" w:hAnsi="Times New Roman" w:eastAsia="FangSong" w:cs="Times New Roman"/>
+              </w:rPr>
+              <w:t>种共振式</w:t>
+            </w:r>
+            <w:r>
+              <w:rPr>
+                <w:rFonts w:hint="eastAsia" w:ascii="Times New Roman" w:hAnsi="Times New Roman" w:eastAsia="Times New Roman" w:cs="Times New Roman"/>
+              </w:rPr>
+              <w:t>，</w:t>
+            </w:r>
+            <w:r>
+              <w:rPr>
+                <w:rFonts w:hint="eastAsia" w:ascii="Times New Roman" w:hAnsi="Times New Roman" w:eastAsia="FangSong" w:cs="Times New Roman"/>
+              </w:rPr>
+              <w:t>并说明为什么某些</w:t>
+            </w:r>
+            <w:r>
+              <w:rPr>
+                <w:rFonts w:hint="eastAsia" w:ascii="Times New Roman" w:hAnsi="Times New Roman" w:eastAsia="Times New Roman" w:cs="Times New Roman"/>
+              </w:rPr>
+              <w:t>”</w:t>
+            </w:r>
+            <w:r>
+              <w:rPr>
+                <w:rFonts w:hint="eastAsia" w:ascii="Times New Roman" w:hAnsi="Times New Roman" w:eastAsia="FangSong" w:cs="Times New Roman"/>
+              </w:rPr>
+              <w:t>看似合理</w:t>
+            </w:r>
+            <w:r>
+              <w:rPr>
+                <w:rFonts w:hint="eastAsia" w:ascii="Times New Roman" w:hAnsi="Times New Roman" w:eastAsia="Times New Roman" w:cs="Times New Roman"/>
+              </w:rPr>
+              <w:t>”</w:t>
+            </w:r>
+            <w:r>
+              <w:rPr>
+                <w:rFonts w:hint="eastAsia" w:ascii="Times New Roman" w:hAnsi="Times New Roman" w:eastAsia="FangSong" w:cs="Times New Roman"/>
+              </w:rPr>
+              <w:t>的写法不被接受</w:t>
+            </w:r>
+            <w:r>
+              <w:rPr>
+                <w:rFonts w:hint="eastAsia" w:ascii="Times New Roman" w:hAnsi="Times New Roman" w:eastAsia="Times New Roman" w:cs="Times New Roman"/>
+              </w:rPr>
+              <w:t>；</w:t>
+            </w:r>
+          </w:p>
+        </w:tc>
+      </w:tr>
+      <w:tr>
+        <w:tc>
+          <w:tcPr/>
+          <w:p>
+            <w:pPr>
+              <w:pStyle w:val="Compact"/>
+              <w:jc w:val="center"/>
+            </w:pPr>
+            <w:r>
+              <w:rPr>
+                <w:rFonts w:ascii="Times New Roman" w:hAnsi="Times New Roman" w:eastAsia="Times New Roman" w:cs="Times New Roman"/>
+              </w:rPr>
+              <w:t xml:space="preserve">§34 </w:t>
+            </w:r>
+            <w:r>
+              <w:rPr>
+                <w:rFonts w:hint="eastAsia" w:ascii="Times New Roman" w:hAnsi="Times New Roman" w:eastAsia="FangSong" w:cs="Times New Roman"/>
+              </w:rPr>
+              <w:t xml:space="preserve">有机活性中间体</w:t>
+            </w:r>
+            <w:r>
+              <w:rPr>
+                <w:rFonts w:ascii="Times New Roman" w:hAnsi="Times New Roman" w:eastAsia="Times New Roman" w:cs="Times New Roman"/>
+              </w:rPr>
+              <w:t xml:space="preserve"> · </w:t>
+            </w:r>
+            <w:r>
+              <w:rPr>
+                <w:rFonts w:hint="eastAsia" w:ascii="Times New Roman" w:hAnsi="Times New Roman" w:eastAsia="FangSong" w:cs="Times New Roman"/>
+              </w:rPr>
+              <w:t xml:space="preserve">自由基串联的中间体约束</w:t>
+            </w:r>
+          </w:p>
+        </w:tc>
+        <w:tc>
+          <w:tcPr/>
+          <w:p>
+            <w:pPr>
+              <w:pStyle w:val="Compact"/>
+              <w:jc w:val="center"/>
+            </w:pPr>
+            <w:r>
+              <w:rPr>
+                <w:rFonts w:hint="eastAsia" w:ascii="Times New Roman" w:hAnsi="Times New Roman" w:eastAsia="FangSong" w:cs="Times New Roman"/>
+              </w:rPr>
+              <w:t xml:space="preserve">画出由</w:t>
+            </w:r>
+            <w:r>
+              <w:rPr>
+                <w:rFonts w:ascii="Times New Roman" w:hAnsi="Times New Roman" w:eastAsia="Times New Roman" w:cs="Times New Roman"/>
+              </w:rPr>
+              <w:t xml:space="preserve"> </w:t>
+            </w:r>
+            <m:oMath>
+              <m:r>
+                <m:rPr>
+                  <m:sty m:val="p"/>
+                </m:rPr>
+                <m:t>C</m:t>
+              </m:r>
+              <m:sSubSup>
+                <m:e>
+                  <m:r>
+                    <m:rPr>
+                      <m:sty m:val="p"/>
+                    </m:rPr>
+                    <m:t>O</m:t>
+                  </m:r>
+                </m:e>
+                <m:sub>
+                  <m:r>
+                    <m:rPr>
+                      <m:sty m:val="p"/>
+                    </m:rPr>
+                    <m:t>2</m:t>
+                  </m:r>
+                </m:sub>
+                <m:sup>
+                  <m:r>
+                    <m:rPr>
+                      <m:sty m:val="p"/>
+                    </m:rPr>
+                    <m:t>⋅</m:t>
+                  </m:r>
+                  <m:r>
+                    <m:rPr>
+                      <m:sty m:val="p"/>
+                    </m:rPr>
+                    <m:t>−</m:t>
+                  </m:r>
+                </m:sup>
+              </m:sSubSup>
+            </m:oMath>
+            <w:r>
+              <w:rPr>
+                <w:rFonts w:ascii="Times New Roman" w:hAnsi="Times New Roman" w:eastAsia="Times New Roman" w:cs="Times New Roman"/>
+              </w:rPr>
+              <w:t xml:space="preserve"> </w:t>
+            </w:r>
+            <w:r>
+              <w:rPr>
+                <w:rFonts w:hint="eastAsia" w:ascii="Times New Roman" w:hAnsi="Times New Roman" w:eastAsia="FangSong" w:cs="Times New Roman"/>
+              </w:rPr>
+              <w:t>启动的自由基串联的全部关键中间体</w:t>
+            </w:r>
+            <w:r>
+              <w:rPr>
+                <w:rFonts w:hint="eastAsia" w:ascii="Times New Roman" w:hAnsi="Times New Roman" w:eastAsia="Times New Roman" w:cs="Times New Roman"/>
+              </w:rPr>
+              <w:t>，</w:t>
+            </w:r>
+            <w:r>
+              <w:rPr>
+                <w:rFonts w:hint="eastAsia" w:ascii="Times New Roman" w:hAnsi="Times New Roman" w:eastAsia="FangSong" w:cs="Times New Roman"/>
+              </w:rPr>
+              <w:t>并说明</w:t>
+            </w:r>
+            <w:r>
+              <w:rPr>
+                <w:rFonts w:hint="eastAsia" w:ascii="Times New Roman" w:hAnsi="Times New Roman" w:eastAsia="Times New Roman" w:cs="Times New Roman"/>
+              </w:rPr>
+              <w:t>”</w:t>
+            </w:r>
+            <w:r>
+              <w:rPr>
+                <w:rFonts w:hint="eastAsia" w:ascii="Times New Roman" w:hAnsi="Times New Roman" w:eastAsia="FangSong" w:cs="Times New Roman"/>
+              </w:rPr>
+              <w:t>始终为单自由基</w:t>
+            </w:r>
+            <w:r>
+              <w:rPr>
+                <w:rFonts w:hint="eastAsia" w:ascii="Times New Roman" w:hAnsi="Times New Roman" w:eastAsia="Times New Roman" w:cs="Times New Roman"/>
+              </w:rPr>
+              <w:t>”</w:t>
+            </w:r>
+            <w:r>
+              <w:rPr>
+                <w:rFonts w:hint="eastAsia" w:ascii="Times New Roman" w:hAnsi="Times New Roman" w:eastAsia="FangSong" w:cs="Times New Roman"/>
+              </w:rPr>
+              <w:t>这一约束如何排除双自由基与离子型中间体</w:t>
+            </w:r>
+            <w:r>
+              <w:rPr>
+                <w:rFonts w:hint="eastAsia" w:ascii="Times New Roman" w:hAnsi="Times New Roman" w:eastAsia="Times New Roman" w:cs="Times New Roman"/>
+              </w:rPr>
+              <w:t>；</w:t>
+            </w:r>
+          </w:p>
+        </w:tc>
+      </w:tr>
+      <w:tr>
+        <w:tc>
+          <w:tcPr/>
+          <w:p>
+            <w:pPr>
+              <w:pStyle w:val="Compact"/>
+              <w:jc w:val="center"/>
+            </w:pPr>
+            <w:r>
+              <w:rPr>
+                <w:rFonts w:ascii="Times New Roman" w:hAnsi="Times New Roman" w:eastAsia="Times New Roman" w:cs="Times New Roman"/>
+              </w:rPr>
+              <w:t xml:space="preserve">§35 </w:t>
+            </w:r>
+            <w:r>
+              <w:rPr>
+                <w:rFonts w:hint="eastAsia" w:ascii="Times New Roman" w:hAnsi="Times New Roman" w:eastAsia="FangSong" w:cs="Times New Roman"/>
+              </w:rPr>
+              <w:t xml:space="preserve">有机酸碱理论</w:t>
+            </w:r>
+            <w:r>
+              <w:rPr>
+                <w:rFonts w:ascii="Times New Roman" w:hAnsi="Times New Roman" w:eastAsia="Times New Roman" w:cs="Times New Roman"/>
+              </w:rPr>
+              <w:t xml:space="preserve"> · </w:t>
+            </w:r>
+            <w:r>
+              <w:rPr>
+                <w:rFonts w:hint="eastAsia" w:ascii="Times New Roman" w:hAnsi="Times New Roman" w:eastAsia="FangSong" w:cs="Times New Roman"/>
+              </w:rPr>
+              <w:t xml:space="preserve">解离常数的表观与真实</w:t>
+            </w:r>
+          </w:p>
+        </w:tc>
+        <w:tc>
+          <w:tcPr/>
+          <w:p>
+            <w:pPr>
+              <w:pStyle w:val="Compact"/>
+              <w:jc w:val="center"/>
+            </w:pPr>
+            <w:r>
+              <w:rPr>
+                <w:rFonts w:hint="eastAsia" w:ascii="Times New Roman" w:hAnsi="Times New Roman" w:eastAsia="FangSong" w:cs="Times New Roman"/>
+              </w:rPr>
+              <w:t>换算表观解离常数与真实解离常数</w:t>
+            </w:r>
+            <w:r>
+              <w:rPr>
+                <w:rFonts w:hint="eastAsia" w:ascii="Times New Roman" w:hAnsi="Times New Roman" w:eastAsia="Times New Roman" w:cs="Times New Roman"/>
+              </w:rPr>
+              <w:t>，</w:t>
+            </w:r>
+            <w:r>
+              <w:rPr>
+                <w:rFonts w:hint="eastAsia" w:ascii="Times New Roman" w:hAnsi="Times New Roman" w:eastAsia="FangSong" w:cs="Times New Roman"/>
+              </w:rPr>
+              <w:t>并解释</w:t>
+            </w:r>
+            <w:r>
+              <w:rPr>
+                <w:rFonts w:hint="eastAsia" w:ascii="Times New Roman" w:hAnsi="Times New Roman" w:eastAsia="Times New Roman" w:cs="Times New Roman"/>
+              </w:rPr>
+              <w:t>”</w:t>
+            </w:r>
+            <w:r>
+              <w:rPr>
+                <w:rFonts w:hint="eastAsia" w:ascii="Times New Roman" w:hAnsi="Times New Roman" w:eastAsia="FangSong" w:cs="Times New Roman"/>
+              </w:rPr>
+              <w:t>石灰岩为何沉积在浅海</w:t>
+            </w:r>
+            <w:r>
+              <w:rPr>
+                <w:rFonts w:hint="eastAsia" w:ascii="Times New Roman" w:hAnsi="Times New Roman" w:eastAsia="Times New Roman" w:cs="Times New Roman"/>
+              </w:rPr>
+              <w:t>”</w:t>
+            </w:r>
+          </w:p>
+        </w:tc>
+      </w:tr>
+      <w:tr>
+        <w:tc>
+          <w:tcPr/>
+          <w:p>
+            <w:pPr>
+              <w:pStyle w:val="Compact"/>
+              <w:jc w:val="center"/>
+            </w:pPr>
+            <w:r>
+              <w:rPr>
+                <w:rFonts w:ascii="Times New Roman" w:hAnsi="Times New Roman" w:eastAsia="Times New Roman" w:cs="Times New Roman"/>
+              </w:rPr>
+              <w:t xml:space="preserve">§45 </w:t>
+            </w:r>
+            <w:r>
+              <w:rPr>
+                <w:rFonts w:hint="eastAsia" w:ascii="Times New Roman" w:hAnsi="Times New Roman" w:eastAsia="FangSong" w:cs="Times New Roman"/>
+              </w:rPr>
+              <w:t xml:space="preserve">亲核加成反应</w:t>
+            </w:r>
+            <w:r>
+              <w:rPr>
+                <w:rFonts w:ascii="Times New Roman" w:hAnsi="Times New Roman" w:eastAsia="Times New Roman" w:cs="Times New Roman"/>
+              </w:rPr>
+              <w:t xml:space="preserve"> · </w:t>
+            </w:r>
+            <w:r>
+              <w:rPr>
+                <w:rFonts w:hint="eastAsia" w:ascii="Times New Roman" w:hAnsi="Times New Roman" w:eastAsia="FangSong" w:cs="Times New Roman"/>
+              </w:rPr>
+              <w:t xml:space="preserve">胺对</w:t>
+            </w:r>
+            <w:r>
+              <w:rPr>
+                <w:rFonts w:ascii="Times New Roman" w:hAnsi="Times New Roman" w:eastAsia="Times New Roman" w:cs="Times New Roman"/>
+              </w:rPr>
+              <w:t xml:space="preserve"> CO</w:t>
+            </w:r>
+            <w:r>
+              <w:rPr>
+                <w:rFonts w:ascii="Times New Roman" w:hAnsi="Times New Roman" w:eastAsia="Times New Roman" w:cs="Times New Roman"/>
+                <w:vertAlign w:val="subscript"/>
+              </w:rPr>
+              <w:t>2</w:t>
+            </w:r>
+            <w:r>
+              <w:rPr>
+                <w:rFonts w:ascii="Times New Roman" w:hAnsi="Times New Roman" w:eastAsia="Times New Roman" w:cs="Times New Roman"/>
+              </w:rPr>
+              <w:t xml:space="preserve"> </w:t>
+            </w:r>
+            <w:r>
+              <w:rPr>
+                <w:rFonts w:hint="eastAsia" w:ascii="Times New Roman" w:hAnsi="Times New Roman" w:eastAsia="FangSong" w:cs="Times New Roman"/>
+              </w:rPr>
+              <w:t xml:space="preserve">的亲核捕集</w:t>
+            </w:r>
+          </w:p>
+        </w:tc>
+        <w:tc>
+          <w:tcPr/>
+          <w:p>
+            <w:pPr>
+              <w:pStyle w:val="Compact"/>
+              <w:jc w:val="center"/>
+            </w:pPr>
+            <w:r>
+              <w:rPr>
+                <w:rFonts w:hint="eastAsia" w:ascii="Times New Roman" w:hAnsi="Times New Roman" w:eastAsia="FangSong" w:cs="Times New Roman"/>
+              </w:rPr>
+              <w:t>写出一级</w:t>
+            </w:r>
+            <w:r>
+              <w:rPr>
+                <w:rFonts w:hint="eastAsia" w:ascii="Times New Roman" w:hAnsi="Times New Roman" w:eastAsia="Times New Roman" w:cs="Times New Roman"/>
+              </w:rPr>
+              <w:t>/</w:t>
+            </w:r>
+            <w:r>
+              <w:rPr>
+                <w:rFonts w:hint="eastAsia" w:ascii="Times New Roman" w:hAnsi="Times New Roman" w:eastAsia="FangSong" w:cs="Times New Roman"/>
+              </w:rPr>
+              <w:t>二级</w:t>
+            </w:r>
+            <w:r>
+              <w:rPr>
+                <w:rFonts w:hint="eastAsia" w:ascii="Times New Roman" w:hAnsi="Times New Roman" w:eastAsia="Times New Roman" w:cs="Times New Roman"/>
+              </w:rPr>
+              <w:t>/</w:t>
+            </w:r>
+            <w:r>
+              <w:rPr>
+                <w:rFonts w:hint="eastAsia" w:ascii="Times New Roman" w:hAnsi="Times New Roman" w:eastAsia="FangSong" w:cs="Times New Roman"/>
+              </w:rPr>
+              <w:t>三级胺在有水</w:t>
+            </w:r>
+            <w:r>
+              <w:rPr>
+                <w:rFonts w:hint="eastAsia" w:ascii="Times New Roman" w:hAnsi="Times New Roman" w:eastAsia="Times New Roman" w:cs="Times New Roman"/>
+              </w:rPr>
+              <w:t>/</w:t>
+            </w:r>
+            <w:r>
+              <w:rPr>
+                <w:rFonts w:hint="eastAsia" w:ascii="Times New Roman" w:hAnsi="Times New Roman" w:eastAsia="FangSong" w:cs="Times New Roman"/>
+              </w:rPr>
+              <w:t>无水蒸气下捕集</w:t>
+            </w:r>
+            <w:r>
+              <w:rPr>
+                <w:rFonts w:ascii="Times New Roman" w:hAnsi="Times New Roman" w:eastAsia="Times New Roman" w:cs="Times New Roman"/>
+              </w:rPr>
+              <w:t xml:space="preserve"> </w:t>
+            </w:r>
+            <m:oMath>
+              <m:r>
+                <m:rPr>
+                  <m:sty m:val="p"/>
+                </m:rPr>
+                <m:t>C</m:t>
+              </m:r>
+              <m:sSub>
+                <m:e>
+                  <m:r>
+                    <m:rPr>
+                      <m:sty m:val="p"/>
+                    </m:rPr>
+                    <m:t>O</m:t>
+                  </m:r>
+                </m:e>
+                <m:sub>
+                  <m:r>
+                    <m:rPr>
+                      <m:sty m:val="p"/>
+                    </m:rPr>
+                    <m:t>2</m:t>
+                  </m:r>
+                </m:sub>
+              </m:sSub>
+            </m:oMath>
+            <w:r>
+              <w:rPr>
+                <w:rFonts w:ascii="Times New Roman" w:hAnsi="Times New Roman" w:eastAsia="Times New Roman" w:cs="Times New Roman"/>
+              </w:rPr>
+              <w:t xml:space="preserve"> </w:t>
+            </w:r>
+            <w:r>
+              <w:rPr>
+                <w:rFonts w:hint="eastAsia" w:ascii="Times New Roman" w:hAnsi="Times New Roman" w:eastAsia="FangSong" w:cs="Times New Roman"/>
+              </w:rPr>
+              <w:t>的化学方程式</w:t>
+            </w:r>
+            <w:r>
+              <w:rPr>
+                <w:rFonts w:hint="eastAsia" w:ascii="Times New Roman" w:hAnsi="Times New Roman" w:eastAsia="Times New Roman" w:cs="Times New Roman"/>
+              </w:rPr>
+              <w:t>，</w:t>
+            </w:r>
+            <w:r>
+              <w:rPr>
+                <w:rFonts w:hint="eastAsia" w:ascii="Times New Roman" w:hAnsi="Times New Roman" w:eastAsia="FangSong" w:cs="Times New Roman"/>
+              </w:rPr>
+              <w:t>并算出每个氨基的最大捕集量</w:t>
+            </w:r>
+            <w:r>
+              <w:rPr>
+                <w:rFonts w:hint="eastAsia" w:ascii="Times New Roman" w:hAnsi="Times New Roman" w:eastAsia="Times New Roman" w:cs="Times New Roman"/>
+              </w:rPr>
+              <w:t>；</w:t>
+            </w:r>
+          </w:p>
+        </w:tc>
+      </w:tr>
+    </w:tbl>
     <w:p>
       <w:pPr>
         <w:spacing w:before="160" w:after="80"/>
@@ -4086,7 +4297,7 @@
         <w:pStyle w:val="Compact"/>
         <w:numPr>
           <w:ilvl w:val="0"/>
-          <w:numId w:val="1002"/>
+          <w:numId w:val="1001"/>
         </w:numPr>
       </w:pPr>
       <w:r>
@@ -4147,7 +4358,7 @@
         <w:pStyle w:val="Compact"/>
         <w:numPr>
           <w:ilvl w:val="0"/>
-          <w:numId w:val="1002"/>
+          <w:numId w:val="1001"/>
         </w:numPr>
       </w:pPr>
       <w:r>
@@ -4222,7 +4433,7 @@
         <w:pStyle w:val="Compact"/>
         <w:numPr>
           <w:ilvl w:val="0"/>
-          <w:numId w:val="1002"/>
+          <w:numId w:val="1001"/>
         </w:numPr>
       </w:pPr>
       <w:r>
@@ -4343,7 +4554,7 @@
         <w:pStyle w:val="Compact"/>
         <w:numPr>
           <w:ilvl w:val="0"/>
-          <w:numId w:val="1002"/>
+          <w:numId w:val="1001"/>
         </w:numPr>
       </w:pPr>
       <w:r>
@@ -4388,7 +4599,7 @@
         <w:pStyle w:val="Compact"/>
         <w:numPr>
           <w:ilvl w:val="0"/>
-          <w:numId w:val="1002"/>
+          <w:numId w:val="1001"/>
         </w:numPr>
       </w:pPr>
       <w:r>
@@ -7001,7 +7212,7 @@
         <w:pStyle w:val="Compact"/>
         <w:numPr>
           <w:ilvl w:val="0"/>
-          <w:numId w:val="1003"/>
+          <w:numId w:val="1002"/>
         </w:numPr>
       </w:pPr>
       <w:r>
@@ -7354,7 +7565,7 @@
         <w:pStyle w:val="Compact"/>
         <w:numPr>
           <w:ilvl w:val="0"/>
-          <w:numId w:val="1003"/>
+          <w:numId w:val="1002"/>
         </w:numPr>
       </w:pPr>
       <w:r>
@@ -7613,7 +7824,7 @@
         <w:pStyle w:val="Compact"/>
         <w:numPr>
           <w:ilvl w:val="0"/>
-          <w:numId w:val="1003"/>
+          <w:numId w:val="1002"/>
         </w:numPr>
       </w:pPr>
       <w:r>
@@ -8391,7 +8602,7 @@
         <w:pStyle w:val="Compact"/>
         <w:numPr>
           <w:ilvl w:val="0"/>
-          <w:numId w:val="1004"/>
+          <w:numId w:val="1003"/>
         </w:numPr>
       </w:pPr>
       <w:r>
@@ -8502,7 +8713,7 @@
         <w:pStyle w:val="Compact"/>
         <w:numPr>
           <w:ilvl w:val="0"/>
-          <w:numId w:val="1004"/>
+          <w:numId w:val="1003"/>
         </w:numPr>
       </w:pPr>
       <w:r>
@@ -8619,7 +8830,7 @@
         <w:pStyle w:val="Compact"/>
         <w:numPr>
           <w:ilvl w:val="0"/>
-          <w:numId w:val="1004"/>
+          <w:numId w:val="1003"/>
         </w:numPr>
       </w:pPr>
       <w:r>
@@ -9125,7 +9336,7 @@
         <w:pStyle w:val="Compact"/>
         <w:numPr>
           <w:ilvl w:val="0"/>
-          <w:numId w:val="1005"/>
+          <w:numId w:val="1004"/>
         </w:numPr>
       </w:pPr>
       <w:r>
@@ -9256,7 +9467,7 @@
         <w:pStyle w:val="Compact"/>
         <w:numPr>
           <w:ilvl w:val="0"/>
-          <w:numId w:val="1005"/>
+          <w:numId w:val="1004"/>
         </w:numPr>
       </w:pPr>
       <w:r>
@@ -9393,7 +9604,7 @@
         <w:pStyle w:val="Compact"/>
         <w:numPr>
           <w:ilvl w:val="0"/>
-          <w:numId w:val="1005"/>
+          <w:numId w:val="1004"/>
         </w:numPr>
       </w:pPr>
       <w:r>
@@ -11232,7 +11443,7 @@
         <w:pStyle w:val="Compact"/>
         <w:numPr>
           <w:ilvl w:val="0"/>
-          <w:numId w:val="1006"/>
+          <w:numId w:val="1005"/>
         </w:numPr>
       </w:pPr>
       <w:r>
@@ -11397,7 +11608,7 @@
         <w:pStyle w:val="Compact"/>
         <w:numPr>
           <w:ilvl w:val="0"/>
-          <w:numId w:val="1006"/>
+          <w:numId w:val="1005"/>
         </w:numPr>
       </w:pPr>
       <w:r>
@@ -11598,7 +11809,7 @@
         <w:pStyle w:val="Compact"/>
         <w:numPr>
           <w:ilvl w:val="0"/>
-          <w:numId w:val="1006"/>
+          <w:numId w:val="1005"/>
         </w:numPr>
       </w:pPr>
       <w:r>
@@ -11831,7 +12042,7 @@
         <w:pStyle w:val="Compact"/>
         <w:numPr>
           <w:ilvl w:val="0"/>
-          <w:numId w:val="1006"/>
+          <w:numId w:val="1005"/>
         </w:numPr>
       </w:pPr>
       <m:oMath>
@@ -12655,6 +12866,426 @@
           <w:rFonts w:hint="eastAsia" w:ascii="Times New Roman" w:hAnsi="Times New Roman" w:eastAsia="FangSong" w:cs="Times New Roman"/>
         </w:rPr>
         <w:t>两种过渡态</w:t>
+      </w:r>
+      <w:r>
+        <w:rPr>
+          <w:rFonts w:hint="eastAsia" w:ascii="Times New Roman" w:hAnsi="Times New Roman" w:eastAsia="Times New Roman" w:cs="Times New Roman"/>
+        </w:rPr>
+        <w:t>：</w:t>
+      </w:r>
+    </w:p>
+    <w:p>
+      <w:pPr>
+        <w:pStyle w:val="Compact"/>
+        <w:numPr>
+          <w:ilvl w:val="0"/>
+          <w:numId w:val="1006"/>
+        </w:numPr>
+      </w:pPr>
+      <w:r>
+        <w:rPr>
+          <w:rFonts w:hint="eastAsia" w:ascii="Times New Roman" w:hAnsi="Times New Roman" w:eastAsia="FangSong" w:cs="Times New Roman"/>
+        </w:rPr>
+        <w:t xml:space="preserve">取代基处在</w:t>
+      </w:r>
+      <w:r>
+        <w:rPr>
+          <w:rFonts w:hint="eastAsia" w:ascii="Times New Roman" w:hAnsi="Times New Roman" w:eastAsia="FangSong" w:cs="Times New Roman"/>
+          <w:b/>
+          <w:bCs/>
+        </w:rPr>
+        <w:t xml:space="preserve">位阻小的一侧</w:t>
+      </w:r>
+      <w:r>
+        <w:rPr>
+          <w:rFonts w:ascii="Times New Roman" w:hAnsi="Times New Roman" w:eastAsia="Times New Roman" w:cs="Times New Roman"/>
+        </w:rPr>
+        <w:t xml:space="preserve"> </w:t>
+      </w:r>
+      <w:r>
+        <w:rPr>
+          <w:rFonts w:ascii="Times New Roman" w:hAnsi="Times New Roman" w:eastAsia="Times New Roman" w:cs="Times New Roman"/>
+        </w:rPr>
+        <w:t xml:space="preserve">→ </w:t>
+      </w:r>
+      <w:r>
+        <w:rPr>
+          <w:rFonts w:hint="eastAsia" w:ascii="Times New Roman" w:hAnsi="Times New Roman" w:eastAsia="FangSong" w:cs="Times New Roman"/>
+        </w:rPr>
+        <w:t xml:space="preserve">过渡态能量低</w:t>
+      </w:r>
+      <w:r>
+        <w:rPr>
+          <w:rFonts w:ascii="Times New Roman" w:hAnsi="Times New Roman" w:eastAsia="Times New Roman" w:cs="Times New Roman"/>
+        </w:rPr>
+        <w:t xml:space="preserve"> → </w:t>
+      </w:r>
+      <w:r>
+        <w:rPr>
+          <w:rFonts w:hint="eastAsia" w:ascii="Times New Roman" w:hAnsi="Times New Roman" w:eastAsia="FangSong" w:cs="Times New Roman"/>
+        </w:rPr>
+        <w:t>主产物</w:t>
+      </w:r>
+      <w:r>
+        <w:rPr>
+          <w:rFonts w:hint="eastAsia" w:ascii="Times New Roman" w:hAnsi="Times New Roman" w:eastAsia="Times New Roman" w:cs="Times New Roman"/>
+        </w:rPr>
+        <w:t>；</w:t>
+      </w:r>
+    </w:p>
+    <w:p>
+      <w:pPr>
+        <w:pStyle w:val="Compact"/>
+        <w:numPr>
+          <w:ilvl w:val="0"/>
+          <w:numId w:val="1006"/>
+        </w:numPr>
+      </w:pPr>
+      <w:r>
+        <w:rPr>
+          <w:rFonts w:hint="eastAsia" w:ascii="Times New Roman" w:hAnsi="Times New Roman" w:eastAsia="FangSong" w:cs="Times New Roman"/>
+        </w:rPr>
+        <w:t xml:space="preserve">取代基被挤在</w:t>
+      </w:r>
+      <w:r>
+        <w:rPr>
+          <w:rFonts w:hint="eastAsia" w:ascii="Times New Roman" w:hAnsi="Times New Roman" w:eastAsia="FangSong" w:cs="Times New Roman"/>
+          <w:b/>
+          <w:bCs/>
+        </w:rPr>
+        <w:t xml:space="preserve">位阻大的一侧</w:t>
+      </w:r>
+      <w:r>
+        <w:rPr>
+          <w:rFonts w:ascii="Times New Roman" w:hAnsi="Times New Roman" w:eastAsia="Times New Roman" w:cs="Times New Roman"/>
+        </w:rPr>
+        <w:t xml:space="preserve"> </w:t>
+      </w:r>
+      <w:r>
+        <w:rPr>
+          <w:rFonts w:ascii="Times New Roman" w:hAnsi="Times New Roman" w:eastAsia="Times New Roman" w:cs="Times New Roman"/>
+        </w:rPr>
+        <w:t xml:space="preserve">→ </w:t>
+      </w:r>
+      <w:r>
+        <w:rPr>
+          <w:rFonts w:hint="eastAsia" w:ascii="Times New Roman" w:hAnsi="Times New Roman" w:eastAsia="FangSong" w:cs="Times New Roman"/>
+        </w:rPr>
+        <w:t xml:space="preserve">能量高</w:t>
+      </w:r>
+      <w:r>
+        <w:rPr>
+          <w:rFonts w:ascii="Times New Roman" w:hAnsi="Times New Roman" w:eastAsia="Times New Roman" w:cs="Times New Roman"/>
+        </w:rPr>
+        <w:t xml:space="preserve"> → </w:t>
+      </w:r>
+      <w:r>
+        <w:rPr>
+          <w:rFonts w:hint="eastAsia" w:ascii="Times New Roman" w:hAnsi="Times New Roman" w:eastAsia="FangSong" w:cs="Times New Roman"/>
+        </w:rPr>
+        <w:t>次要产物</w:t>
+      </w:r>
+      <w:r>
+        <w:rPr>
+          <w:rFonts w:hint="eastAsia" w:ascii="Times New Roman" w:hAnsi="Times New Roman" w:eastAsia="Times New Roman" w:cs="Times New Roman"/>
+        </w:rPr>
+        <w:t>。</w:t>
+      </w:r>
+    </w:p>
+    <w:p>
+      <w:pPr>
+        <w:pStyle w:val="FirstParagraph"/>
+      </w:pPr>
+      <w:r>
+        <w:rPr>
+          <w:rFonts w:hint="eastAsia" w:ascii="Times New Roman" w:hAnsi="Times New Roman" w:eastAsia="FangSong" w:cs="Times New Roman"/>
+          <w:b/>
+          <w:bCs/>
+        </w:rPr>
+        <w:t xml:space="preserve">答题要点</w:t>
+      </w:r>
+      <w:r>
+        <w:rPr>
+          <w:rFonts w:hint="eastAsia" w:ascii="Times New Roman" w:hAnsi="Times New Roman" w:eastAsia="Times New Roman" w:cs="Times New Roman"/>
+        </w:rPr>
+        <w:t>：</w:t>
+      </w:r>
+      <w:r>
+        <w:rPr>
+          <w:rFonts w:hint="eastAsia" w:ascii="Times New Roman" w:hAnsi="Times New Roman" w:eastAsia="FangSong" w:cs="Times New Roman"/>
+        </w:rPr>
+        <w:t>不能只写</w:t>
+      </w:r>
+      <w:r>
+        <w:rPr>
+          <w:rFonts w:hint="eastAsia" w:ascii="Times New Roman" w:hAnsi="Times New Roman" w:eastAsia="Times New Roman" w:cs="Times New Roman"/>
+        </w:rPr>
+        <w:t>”</w:t>
+      </w:r>
+      <w:r>
+        <w:rPr>
+          <w:rFonts w:hint="eastAsia" w:ascii="Times New Roman" w:hAnsi="Times New Roman" w:eastAsia="FangSong" w:cs="Times New Roman"/>
+        </w:rPr>
+        <w:t>顺式更稳定</w:t>
+      </w:r>
+      <w:r>
+        <w:rPr>
+          <w:rFonts w:hint="eastAsia" w:ascii="Times New Roman" w:hAnsi="Times New Roman" w:eastAsia="Times New Roman" w:cs="Times New Roman"/>
+        </w:rPr>
+        <w:t>”，</w:t>
+      </w:r>
+      <w:r>
+        <w:rPr>
+          <w:rFonts w:hint="eastAsia" w:ascii="Times New Roman" w:hAnsi="Times New Roman" w:eastAsia="FangSong" w:cs="Times New Roman"/>
+        </w:rPr>
+        <w:t>必须</w:t>
+      </w:r>
+      <w:r>
+        <w:rPr>
+          <w:rFonts w:hint="eastAsia" w:ascii="Times New Roman" w:hAnsi="Times New Roman" w:eastAsia="FangSong" w:cs="Times New Roman"/>
+          <w:b/>
+          <w:bCs/>
+        </w:rPr>
+        <w:t xml:space="preserve">指出位阻来源</w:t>
+      </w:r>
+      <w:r>
+        <w:rPr>
+          <w:rFonts w:hint="eastAsia" w:ascii="Times New Roman" w:hAnsi="Times New Roman" w:eastAsia="Times New Roman" w:cs="Times New Roman"/>
+        </w:rPr>
+        <w:t>（</w:t>
+      </w:r>
+      <w:r>
+        <w:rPr>
+          <w:rFonts w:hint="eastAsia" w:ascii="Times New Roman" w:hAnsi="Times New Roman" w:eastAsia="FangSong" w:cs="Times New Roman"/>
+        </w:rPr>
+        <w:t>哪个基团与哪个基团相互排斥</w:t>
+      </w:r>
+      <w:r>
+        <w:rPr>
+          <w:rFonts w:hint="eastAsia" w:ascii="Times New Roman" w:hAnsi="Times New Roman" w:eastAsia="Times New Roman" w:cs="Times New Roman"/>
+        </w:rPr>
+        <w:t>）。</w:t>
+      </w:r>
+      <w:r>
+        <w:rPr>
+          <w:rFonts w:hint="eastAsia" w:ascii="Times New Roman" w:hAnsi="Times New Roman" w:eastAsia="FangSong" w:cs="Times New Roman"/>
+        </w:rPr>
+        <w:t>见</w:t>
+      </w:r>
+      <w:r>
+        <w:rPr>
+          <w:rFonts w:ascii="Times New Roman" w:hAnsi="Times New Roman" w:eastAsia="Times New Roman" w:cs="Times New Roman"/>
+        </w:rPr>
+        <w:t xml:space="preserve"> </w:t>
+      </w:r>
+      <w:r>
+        <w:rPr>
+          <w:rFonts w:hint="eastAsia" w:ascii="Times New Roman" w:hAnsi="Times New Roman" w:eastAsia="FangSong" w:cs="Times New Roman"/>
+          <w:b/>
+          <w:bCs/>
+        </w:rPr>
+        <w:t xml:space="preserve">例</w:t>
+      </w:r>
+      <w:r>
+        <w:rPr>
+          <w:rFonts w:ascii="Times New Roman" w:hAnsi="Times New Roman" w:eastAsia="Times New Roman" w:cs="Times New Roman"/>
+          <w:b/>
+          <w:bCs/>
+        </w:rPr>
+        <w:t xml:space="preserve"> 1 </w:t>
+      </w:r>
+      <w:r>
+        <w:rPr>
+          <w:rFonts w:hint="eastAsia" w:ascii="Times New Roman" w:hAnsi="Times New Roman" w:eastAsia="FangSong" w:cs="Times New Roman"/>
+          <w:b/>
+          <w:bCs/>
+        </w:rPr>
+        <w:t xml:space="preserve">的</w:t>
+      </w:r>
+      <w:r>
+        <w:rPr>
+          <w:rFonts w:ascii="Times New Roman" w:hAnsi="Times New Roman" w:eastAsia="Times New Roman" w:cs="Times New Roman"/>
+          <w:b/>
+          <w:bCs/>
+        </w:rPr>
+        <w:t xml:space="preserve"> 9.2.2</w:t>
+      </w:r>
+      <w:r>
+        <w:rPr>
+          <w:rFonts w:ascii="Times New Roman" w:hAnsi="Times New Roman" w:eastAsia="Times New Roman" w:cs="Times New Roman"/>
+        </w:rPr>
+        <w:t xml:space="preserve">。</w:t>
+      </w:r>
+    </w:p>
+    <w:bookmarkEnd w:id="25"/>
+    <w:bookmarkStart w:id="26" w:name="mathrmco_2-参与的合成转化"/>
+    <w:p>
+      <w:pPr>
+        <w:pStyle w:val="Heading3"/>
+        <w:spacing w:before="280" w:after="120"/>
+      </w:pPr>
+      <w:r>
+        <w:rPr>
+          <w:rFonts w:ascii="Times New Roman" w:hAnsi="Times New Roman" w:eastAsia="Times New Roman" w:cs="Times New Roman"/>
+        </w:rPr>
+        <w:t xml:space="preserve">4.5</w:t>
+      </w:r>
+      <w:r>
+        <w:rPr>
+          <w:rFonts w:ascii="Times New Roman" w:hAnsi="Times New Roman" w:eastAsia="Times New Roman" w:cs="Times New Roman"/>
+        </w:rPr>
+        <w:t xml:space="preserve"> </w:t>
+      </w:r>
+      <m:oMath>
+        <m:r>
+          <m:rPr>
+            <m:sty m:val="p"/>
+          </m:rPr>
+          <m:t>C</m:t>
+        </m:r>
+        <m:sSub>
+          <m:e>
+            <m:r>
+              <m:rPr>
+                <m:sty m:val="p"/>
+              </m:rPr>
+              <m:t>O</m:t>
+            </m:r>
+          </m:e>
+          <m:sub>
+            <m:r>
+              <m:rPr>
+                <m:sty m:val="p"/>
+              </m:rPr>
+              <m:t>2</m:t>
+            </m:r>
+          </m:sub>
+        </m:sSub>
+      </m:oMath>
+      <w:r>
+        <w:rPr>
+          <w:rFonts w:ascii="Times New Roman" w:hAnsi="Times New Roman" w:eastAsia="Times New Roman" w:cs="Times New Roman"/>
+        </w:rPr>
+        <w:t xml:space="preserve"> </w:t>
+      </w:r>
+      <w:r>
+        <w:rPr>
+          <w:rFonts w:hint="eastAsia" w:ascii="Times New Roman" w:hAnsi="Times New Roman" w:eastAsia="SimHei" w:cs="Times New Roman"/>
+        </w:rPr>
+        <w:t xml:space="preserve">参与的合成转化</w:t>
+      </w:r>
+    </w:p>
+    <w:p>
+      <w:pPr>
+        <w:pStyle w:val="FirstParagraph"/>
+      </w:pPr>
+      <m:oMath>
+        <m:r>
+          <m:rPr>
+            <m:sty m:val="p"/>
+          </m:rPr>
+          <m:t>C</m:t>
+        </m:r>
+        <m:sSubSup>
+          <m:e>
+            <m:r>
+              <m:rPr>
+                <m:sty m:val="p"/>
+              </m:rPr>
+              <m:t>O</m:t>
+            </m:r>
+          </m:e>
+          <m:sub>
+            <m:r>
+              <m:rPr>
+                <m:sty m:val="p"/>
+              </m:rPr>
+              <m:t>2</m:t>
+            </m:r>
+          </m:sub>
+          <m:sup>
+            <m:r>
+              <m:rPr>
+                <m:sty m:val="p"/>
+              </m:rPr>
+              <m:t>⋅</m:t>
+            </m:r>
+            <m:r>
+              <m:rPr>
+                <m:sty m:val="p"/>
+              </m:rPr>
+              <m:t>−</m:t>
+            </m:r>
+          </m:sup>
+        </m:sSubSup>
+      </m:oMath>
+      <w:r>
+        <w:rPr>
+          <w:rFonts w:ascii="Times New Roman" w:hAnsi="Times New Roman" w:eastAsia="Times New Roman" w:cs="Times New Roman"/>
+        </w:rPr>
+        <w:t xml:space="preserve"> </w:t>
+      </w:r>
+      <w:r>
+        <w:rPr>
+          <w:rFonts w:hint="eastAsia" w:ascii="Times New Roman" w:hAnsi="Times New Roman" w:eastAsia="FangSong" w:cs="Times New Roman"/>
+        </w:rPr>
+        <w:t xml:space="preserve">路线可以把</w:t>
+      </w:r>
+      <w:r>
+        <w:rPr>
+          <w:rFonts w:ascii="Times New Roman" w:hAnsi="Times New Roman" w:eastAsia="Times New Roman" w:cs="Times New Roman"/>
+        </w:rPr>
+        <w:t xml:space="preserve"> </w:t>
+      </w:r>
+      <m:oMath>
+        <m:r>
+          <m:rPr>
+            <m:sty m:val="p"/>
+          </m:rPr>
+          <m:t>C</m:t>
+        </m:r>
+        <m:sSub>
+          <m:e>
+            <m:r>
+              <m:rPr>
+                <m:sty m:val="p"/>
+              </m:rPr>
+              <m:t>O</m:t>
+            </m:r>
+          </m:e>
+          <m:sub>
+            <m:r>
+              <m:rPr>
+                <m:sty m:val="p"/>
+              </m:rPr>
+              <m:t>2</m:t>
+            </m:r>
+          </m:sub>
+        </m:sSub>
+      </m:oMath>
+      <w:r>
+        <w:rPr>
+          <w:rFonts w:ascii="Times New Roman" w:hAnsi="Times New Roman" w:eastAsia="Times New Roman" w:cs="Times New Roman"/>
+        </w:rPr>
+        <w:t xml:space="preserve"> </w:t>
+      </w:r>
+      <w:r>
+        <w:rPr>
+          <w:rFonts w:hint="eastAsia" w:ascii="Times New Roman" w:hAnsi="Times New Roman" w:eastAsia="FangSong" w:cs="Times New Roman"/>
+        </w:rPr>
+        <w:t>装进分子里</w:t>
+      </w:r>
+      <w:r>
+        <w:rPr>
+          <w:rFonts w:hint="eastAsia" w:ascii="Times New Roman" w:hAnsi="Times New Roman" w:eastAsia="Times New Roman" w:cs="Times New Roman"/>
+        </w:rPr>
+        <w:t>，</w:t>
+      </w:r>
+      <w:r>
+        <w:rPr>
+          <w:rFonts w:hint="eastAsia" w:ascii="Times New Roman" w:hAnsi="Times New Roman" w:eastAsia="FangSong" w:cs="Times New Roman"/>
+        </w:rPr>
+        <w:t>得到</w:t>
       </w:r>
       <w:r>
         <w:rPr>
@@ -12674,52 +13305,109 @@
       <w:r>
         <w:rPr>
           <w:rFonts w:hint="eastAsia" w:ascii="Times New Roman" w:hAnsi="Times New Roman" w:eastAsia="FangSong" w:cs="Times New Roman"/>
-        </w:rPr>
-        <w:t xml:space="preserve">取代基处在</w:t>
-      </w:r>
-      <w:r>
-        <w:rPr>
-          <w:rFonts w:hint="eastAsia" w:ascii="Times New Roman" w:hAnsi="Times New Roman" w:eastAsia="FangSong" w:cs="Times New Roman"/>
           <w:b/>
           <w:bCs/>
         </w:rPr>
-        <w:t xml:space="preserve">位阻小的一侧</w:t>
-      </w:r>
-      <w:r>
-        <w:rPr>
-          <w:rFonts w:ascii="Times New Roman" w:hAnsi="Times New Roman" w:eastAsia="Times New Roman" w:cs="Times New Roman"/>
-        </w:rPr>
-        <w:t xml:space="preserve"> </w:t>
-      </w:r>
-      <w:r>
-        <w:rPr>
-          <w:rFonts w:ascii="Times New Roman" w:hAnsi="Times New Roman" w:eastAsia="Times New Roman" w:cs="Times New Roman"/>
-        </w:rPr>
-        <w:t xml:space="preserve">→ </w:t>
-      </w:r>
-      <w:r>
-        <w:rPr>
-          <w:rFonts w:hint="eastAsia" w:ascii="Times New Roman" w:hAnsi="Times New Roman" w:eastAsia="FangSong" w:cs="Times New Roman"/>
-        </w:rPr>
-        <w:t xml:space="preserve">过渡态能量低</w:t>
-      </w:r>
-      <w:r>
-        <w:rPr>
-          <w:rFonts w:ascii="Times New Roman" w:hAnsi="Times New Roman" w:eastAsia="Times New Roman" w:cs="Times New Roman"/>
-        </w:rPr>
-        <w:t xml:space="preserve"> → </w:t>
-      </w:r>
-      <w:r>
-        <w:rPr>
-          <w:rFonts w:hint="eastAsia" w:ascii="Times New Roman" w:hAnsi="Times New Roman" w:eastAsia="FangSong" w:cs="Times New Roman"/>
-        </w:rPr>
-        <w:t>主产物</w:t>
-      </w:r>
-      <w:r>
-        <w:rPr>
-          <w:rFonts w:hint="eastAsia" w:ascii="Times New Roman" w:hAnsi="Times New Roman" w:eastAsia="Times New Roman" w:cs="Times New Roman"/>
-        </w:rPr>
-        <w:t>；</w:t>
+        <w:t>羧酸</w:t>
+      </w:r>
+      <w:r>
+        <w:rPr>
+          <w:rFonts w:hint="eastAsia" w:ascii="Times New Roman" w:hAnsi="Times New Roman" w:eastAsia="Times New Roman" w:cs="Times New Roman"/>
+          <w:b/>
+          <w:bCs/>
+        </w:rPr>
+        <w:t>/</w:t>
+      </w:r>
+      <w:r>
+        <w:rPr>
+          <w:rFonts w:hint="eastAsia" w:ascii="Times New Roman" w:hAnsi="Times New Roman" w:eastAsia="FangSong" w:cs="Times New Roman"/>
+          <w:b/>
+          <w:bCs/>
+        </w:rPr>
+        <w:t>酯</w:t>
+      </w:r>
+      <w:r>
+        <w:rPr>
+          <w:rFonts w:hint="eastAsia" w:ascii="Times New Roman" w:hAnsi="Times New Roman" w:eastAsia="Times New Roman" w:cs="Times New Roman"/>
+        </w:rPr>
+        <w:t>（</w:t>
+      </w:r>
+      <w:r>
+        <w:rPr>
+          <w:rFonts w:hint="eastAsia" w:ascii="Times New Roman" w:hAnsi="Times New Roman" w:eastAsia="FangSong" w:cs="Times New Roman"/>
+        </w:rPr>
+        <w:t>本次第</w:t>
+      </w:r>
+      <w:r>
+        <w:rPr>
+          <w:rFonts w:hint="eastAsia" w:ascii="Times New Roman" w:hAnsi="Times New Roman" w:eastAsia="Times New Roman" w:cs="Times New Roman"/>
+        </w:rPr>
+        <w:t>40</w:t>
+      </w:r>
+      <w:r>
+        <w:rPr>
+          <w:rFonts w:hint="eastAsia" w:ascii="Times New Roman" w:hAnsi="Times New Roman" w:eastAsia="FangSong" w:cs="Times New Roman"/>
+        </w:rPr>
+        <w:t>届</w:t>
+      </w:r>
+      <w:r>
+        <w:rPr>
+          <w:rFonts w:ascii="Times New Roman" w:hAnsi="Times New Roman" w:eastAsia="Times New Roman" w:cs="Times New Roman"/>
+        </w:rPr>
+        <w:t xml:space="preserve"> 9.3 </w:t>
+      </w:r>
+      <w:r>
+        <w:rPr>
+          <w:rFonts w:hint="eastAsia" w:ascii="Times New Roman" w:hAnsi="Times New Roman" w:eastAsia="FangSong" w:cs="Times New Roman"/>
+        </w:rPr>
+        <w:t>的产物</w:t>
+      </w:r>
+      <w:r>
+        <w:rPr>
+          <w:rFonts w:hint="eastAsia" w:ascii="Times New Roman" w:hAnsi="Times New Roman" w:eastAsia="Times New Roman" w:cs="Times New Roman"/>
+        </w:rPr>
+        <w:t>：</w:t>
+      </w:r>
+      <m:oMath>
+        <m:r>
+          <m:t>2</m:t>
+        </m:r>
+        <m:r>
+          <m:rPr>
+            <m:sty m:val="p"/>
+          </m:rPr>
+          <m:t>,</m:t>
+        </m:r>
+        <m:r>
+          <m:t>2</m:t>
+        </m:r>
+        <m:r>
+          <m:rPr>
+            <m:sty m:val="p"/>
+          </m:rPr>
+          <m:t>,</m:t>
+        </m:r>
+        <m:r>
+          <m:t>3</m:t>
+        </m:r>
+      </m:oMath>
+      <w:r>
+        <w:rPr>
+          <w:rFonts w:hint="eastAsia" w:ascii="Times New Roman" w:hAnsi="Times New Roman" w:eastAsia="Times New Roman" w:cs="Times New Roman"/>
+        </w:rPr>
+        <w:t>-</w:t>
+      </w:r>
+      <w:r>
+        <w:rPr>
+          <w:rFonts w:hint="eastAsia" w:ascii="Times New Roman" w:hAnsi="Times New Roman" w:eastAsia="FangSong" w:cs="Times New Roman"/>
+        </w:rPr>
+        <w:t>三苯基丙酸甲酯</w:t>
+      </w:r>
+      <w:r>
+        <w:rPr>
+          <w:rFonts w:hint="eastAsia" w:ascii="Times New Roman" w:hAnsi="Times New Roman" w:eastAsia="Times New Roman" w:cs="Times New Roman"/>
+        </w:rPr>
+        <w:t>）；</w:t>
       </w:r>
     </w:p>
     <w:p>
@@ -12733,16 +13421,10 @@
       <w:r>
         <w:rPr>
           <w:rFonts w:hint="eastAsia" w:ascii="Times New Roman" w:hAnsi="Times New Roman" w:eastAsia="FangSong" w:cs="Times New Roman"/>
-        </w:rPr>
-        <w:t xml:space="preserve">取代基被挤在</w:t>
-      </w:r>
-      <w:r>
-        <w:rPr>
-          <w:rFonts w:hint="eastAsia" w:ascii="Times New Roman" w:hAnsi="Times New Roman" w:eastAsia="FangSong" w:cs="Times New Roman"/>
           <w:b/>
           <w:bCs/>
         </w:rPr>
-        <w:t xml:space="preserve">位阻大的一侧</w:t>
+        <w:t xml:space="preserve">二酯</w:t>
       </w:r>
       <w:r>
         <w:rPr>
@@ -12760,327 +13442,21 @@
         <w:rPr>
           <w:rFonts w:hint="eastAsia" w:ascii="Times New Roman" w:hAnsi="Times New Roman" w:eastAsia="FangSong" w:cs="Times New Roman"/>
         </w:rPr>
-        <w:t xml:space="preserve">能量高</w:t>
-      </w:r>
-      <w:r>
-        <w:rPr>
-          <w:rFonts w:ascii="Times New Roman" w:hAnsi="Times New Roman" w:eastAsia="Times New Roman" w:cs="Times New Roman"/>
-        </w:rPr>
-        <w:t xml:space="preserve"> → </w:t>
-      </w:r>
-      <w:r>
-        <w:rPr>
-          <w:rFonts w:hint="eastAsia" w:ascii="Times New Roman" w:hAnsi="Times New Roman" w:eastAsia="FangSong" w:cs="Times New Roman"/>
-        </w:rPr>
-        <w:t>次要产物</w:t>
-      </w:r>
-      <w:r>
-        <w:rPr>
-          <w:rFonts w:hint="eastAsia" w:ascii="Times New Roman" w:hAnsi="Times New Roman" w:eastAsia="Times New Roman" w:cs="Times New Roman"/>
-        </w:rPr>
-        <w:t>。</w:t>
-      </w:r>
-    </w:p>
-    <w:p>
-      <w:pPr>
-        <w:pStyle w:val="FirstParagraph"/>
-      </w:pPr>
+        <w:t xml:space="preserve">进一步</w:t>
+      </w:r>
       <w:r>
         <w:rPr>
           <w:rFonts w:hint="eastAsia" w:ascii="Times New Roman" w:hAnsi="Times New Roman" w:eastAsia="FangSong" w:cs="Times New Roman"/>
           <w:b/>
           <w:bCs/>
         </w:rPr>
-        <w:t xml:space="preserve">答题要点</w:t>
-      </w:r>
-      <w:r>
-        <w:rPr>
-          <w:rFonts w:hint="eastAsia" w:ascii="Times New Roman" w:hAnsi="Times New Roman" w:eastAsia="Times New Roman" w:cs="Times New Roman"/>
-        </w:rPr>
-        <w:t>：</w:t>
-      </w:r>
-      <w:r>
-        <w:rPr>
-          <w:rFonts w:hint="eastAsia" w:ascii="Times New Roman" w:hAnsi="Times New Roman" w:eastAsia="FangSong" w:cs="Times New Roman"/>
-        </w:rPr>
-        <w:t>不能只写</w:t>
-      </w:r>
-      <w:r>
-        <w:rPr>
-          <w:rFonts w:hint="eastAsia" w:ascii="Times New Roman" w:hAnsi="Times New Roman" w:eastAsia="Times New Roman" w:cs="Times New Roman"/>
-        </w:rPr>
-        <w:t>”</w:t>
-      </w:r>
-      <w:r>
-        <w:rPr>
-          <w:rFonts w:hint="eastAsia" w:ascii="Times New Roman" w:hAnsi="Times New Roman" w:eastAsia="FangSong" w:cs="Times New Roman"/>
-        </w:rPr>
-        <w:t>顺式更稳定</w:t>
-      </w:r>
-      <w:r>
-        <w:rPr>
-          <w:rFonts w:hint="eastAsia" w:ascii="Times New Roman" w:hAnsi="Times New Roman" w:eastAsia="Times New Roman" w:cs="Times New Roman"/>
-        </w:rPr>
-        <w:t>”，</w:t>
-      </w:r>
-      <w:r>
-        <w:rPr>
-          <w:rFonts w:hint="eastAsia" w:ascii="Times New Roman" w:hAnsi="Times New Roman" w:eastAsia="FangSong" w:cs="Times New Roman"/>
-        </w:rPr>
-        <w:t>必须</w:t>
-      </w:r>
-      <w:r>
-        <w:rPr>
-          <w:rFonts w:hint="eastAsia" w:ascii="Times New Roman" w:hAnsi="Times New Roman" w:eastAsia="FangSong" w:cs="Times New Roman"/>
-          <w:b/>
-          <w:bCs/>
-        </w:rPr>
-        <w:t xml:space="preserve">指出位阻来源</w:t>
-      </w:r>
-      <w:r>
-        <w:rPr>
-          <w:rFonts w:hint="eastAsia" w:ascii="Times New Roman" w:hAnsi="Times New Roman" w:eastAsia="Times New Roman" w:cs="Times New Roman"/>
-        </w:rPr>
-        <w:t>（</w:t>
-      </w:r>
-      <w:r>
-        <w:rPr>
-          <w:rFonts w:hint="eastAsia" w:ascii="Times New Roman" w:hAnsi="Times New Roman" w:eastAsia="FangSong" w:cs="Times New Roman"/>
-        </w:rPr>
-        <w:t>哪个基团与哪个基团相互排斥</w:t>
-      </w:r>
-      <w:r>
-        <w:rPr>
-          <w:rFonts w:hint="eastAsia" w:ascii="Times New Roman" w:hAnsi="Times New Roman" w:eastAsia="Times New Roman" w:cs="Times New Roman"/>
-        </w:rPr>
-        <w:t>）。</w:t>
-      </w:r>
-      <w:r>
-        <w:rPr>
-          <w:rFonts w:hint="eastAsia" w:ascii="Times New Roman" w:hAnsi="Times New Roman" w:eastAsia="FangSong" w:cs="Times New Roman"/>
-        </w:rPr>
-        <w:t>见</w:t>
-      </w:r>
-      <w:r>
-        <w:rPr>
-          <w:rFonts w:ascii="Times New Roman" w:hAnsi="Times New Roman" w:eastAsia="Times New Roman" w:cs="Times New Roman"/>
-        </w:rPr>
-        <w:t xml:space="preserve"> </w:t>
-      </w:r>
-      <w:r>
-        <w:rPr>
-          <w:rFonts w:hint="eastAsia" w:ascii="Times New Roman" w:hAnsi="Times New Roman" w:eastAsia="FangSong" w:cs="Times New Roman"/>
-          <w:b/>
-          <w:bCs/>
-        </w:rPr>
-        <w:t xml:space="preserve">例</w:t>
-      </w:r>
-      <w:r>
-        <w:rPr>
-          <w:rFonts w:ascii="Times New Roman" w:hAnsi="Times New Roman" w:eastAsia="Times New Roman" w:cs="Times New Roman"/>
-          <w:b/>
-          <w:bCs/>
-        </w:rPr>
-        <w:t xml:space="preserve"> 1 </w:t>
-      </w:r>
-      <w:r>
-        <w:rPr>
-          <w:rFonts w:hint="eastAsia" w:ascii="Times New Roman" w:hAnsi="Times New Roman" w:eastAsia="FangSong" w:cs="Times New Roman"/>
-          <w:b/>
-          <w:bCs/>
-        </w:rPr>
-        <w:t xml:space="preserve">的</w:t>
-      </w:r>
-      <w:r>
-        <w:rPr>
-          <w:rFonts w:ascii="Times New Roman" w:hAnsi="Times New Roman" w:eastAsia="Times New Roman" w:cs="Times New Roman"/>
-          <w:b/>
-          <w:bCs/>
-        </w:rPr>
-        <w:t xml:space="preserve"> 9.2.2</w:t>
-      </w:r>
-      <w:r>
-        <w:rPr>
-          <w:rFonts w:ascii="Times New Roman" w:hAnsi="Times New Roman" w:eastAsia="Times New Roman" w:cs="Times New Roman"/>
-        </w:rPr>
-        <w:t xml:space="preserve">。</w:t>
-      </w:r>
-    </w:p>
-    <w:bookmarkEnd w:id="25"/>
-    <w:bookmarkStart w:id="26" w:name="mathrmco_2-参与的合成转化"/>
-    <w:p>
-      <w:pPr>
-        <w:pStyle w:val="Heading3"/>
-        <w:spacing w:before="280" w:after="120"/>
-      </w:pPr>
-      <w:r>
-        <w:rPr>
-          <w:rFonts w:ascii="Times New Roman" w:hAnsi="Times New Roman" w:eastAsia="Times New Roman" w:cs="Times New Roman"/>
-        </w:rPr>
-        <w:t xml:space="preserve">4.5</w:t>
-      </w:r>
-      <w:r>
-        <w:rPr>
-          <w:rFonts w:ascii="Times New Roman" w:hAnsi="Times New Roman" w:eastAsia="Times New Roman" w:cs="Times New Roman"/>
-        </w:rPr>
-        <w:t xml:space="preserve"> </w:t>
-      </w:r>
-      <m:oMath>
-        <m:r>
-          <m:rPr>
-            <m:sty m:val="p"/>
-          </m:rPr>
-          <m:t>C</m:t>
-        </m:r>
-        <m:sSub>
-          <m:e>
-            <m:r>
-              <m:rPr>
-                <m:sty m:val="p"/>
-              </m:rPr>
-              <m:t>O</m:t>
-            </m:r>
-          </m:e>
-          <m:sub>
-            <m:r>
-              <m:rPr>
-                <m:sty m:val="p"/>
-              </m:rPr>
-              <m:t>2</m:t>
-            </m:r>
-          </m:sub>
-        </m:sSub>
-      </m:oMath>
-      <w:r>
-        <w:rPr>
-          <w:rFonts w:ascii="Times New Roman" w:hAnsi="Times New Roman" w:eastAsia="Times New Roman" w:cs="Times New Roman"/>
-        </w:rPr>
-        <w:t xml:space="preserve"> </w:t>
-      </w:r>
-      <w:r>
-        <w:rPr>
-          <w:rFonts w:hint="eastAsia" w:ascii="Times New Roman" w:hAnsi="Times New Roman" w:eastAsia="SimHei" w:cs="Times New Roman"/>
-        </w:rPr>
-        <w:t xml:space="preserve">参与的合成转化</w:t>
-      </w:r>
-    </w:p>
-    <w:p>
-      <w:pPr>
-        <w:pStyle w:val="FirstParagraph"/>
-      </w:pPr>
-      <m:oMath>
-        <m:r>
-          <m:rPr>
-            <m:sty m:val="p"/>
-          </m:rPr>
-          <m:t>C</m:t>
-        </m:r>
-        <m:sSubSup>
-          <m:e>
-            <m:r>
-              <m:rPr>
-                <m:sty m:val="p"/>
-              </m:rPr>
-              <m:t>O</m:t>
-            </m:r>
-          </m:e>
-          <m:sub>
-            <m:r>
-              <m:rPr>
-                <m:sty m:val="p"/>
-              </m:rPr>
-              <m:t>2</m:t>
-            </m:r>
-          </m:sub>
-          <m:sup>
-            <m:r>
-              <m:rPr>
-                <m:sty m:val="p"/>
-              </m:rPr>
-              <m:t>⋅</m:t>
-            </m:r>
-            <m:r>
-              <m:rPr>
-                <m:sty m:val="p"/>
-              </m:rPr>
-              <m:t>−</m:t>
-            </m:r>
-          </m:sup>
-        </m:sSubSup>
-      </m:oMath>
-      <w:r>
-        <w:rPr>
-          <w:rFonts w:ascii="Times New Roman" w:hAnsi="Times New Roman" w:eastAsia="Times New Roman" w:cs="Times New Roman"/>
-        </w:rPr>
-        <w:t xml:space="preserve"> </w:t>
-      </w:r>
-      <w:r>
-        <w:rPr>
-          <w:rFonts w:hint="eastAsia" w:ascii="Times New Roman" w:hAnsi="Times New Roman" w:eastAsia="FangSong" w:cs="Times New Roman"/>
-        </w:rPr>
-        <w:t xml:space="preserve">路线可以把</w:t>
-      </w:r>
-      <w:r>
-        <w:rPr>
-          <w:rFonts w:ascii="Times New Roman" w:hAnsi="Times New Roman" w:eastAsia="Times New Roman" w:cs="Times New Roman"/>
-        </w:rPr>
-        <w:t xml:space="preserve"> </w:t>
-      </w:r>
-      <m:oMath>
-        <m:r>
-          <m:rPr>
-            <m:sty m:val="p"/>
-          </m:rPr>
-          <m:t>C</m:t>
-        </m:r>
-        <m:sSub>
-          <m:e>
-            <m:r>
-              <m:rPr>
-                <m:sty m:val="p"/>
-              </m:rPr>
-              <m:t>O</m:t>
-            </m:r>
-          </m:e>
-          <m:sub>
-            <m:r>
-              <m:rPr>
-                <m:sty m:val="p"/>
-              </m:rPr>
-              <m:t>2</m:t>
-            </m:r>
-          </m:sub>
-        </m:sSub>
-      </m:oMath>
-      <w:r>
-        <w:rPr>
-          <w:rFonts w:ascii="Times New Roman" w:hAnsi="Times New Roman" w:eastAsia="Times New Roman" w:cs="Times New Roman"/>
-        </w:rPr>
-        <w:t xml:space="preserve"> </w:t>
-      </w:r>
-      <w:r>
-        <w:rPr>
-          <w:rFonts w:hint="eastAsia" w:ascii="Times New Roman" w:hAnsi="Times New Roman" w:eastAsia="FangSong" w:cs="Times New Roman"/>
-        </w:rPr>
-        <w:t>装进分子里</w:t>
-      </w:r>
-      <w:r>
-        <w:rPr>
-          <w:rFonts w:hint="eastAsia" w:ascii="Times New Roman" w:hAnsi="Times New Roman" w:eastAsia="Times New Roman" w:cs="Times New Roman"/>
-        </w:rPr>
-        <w:t>，</w:t>
-      </w:r>
-      <w:r>
-        <w:rPr>
-          <w:rFonts w:hint="eastAsia" w:ascii="Times New Roman" w:hAnsi="Times New Roman" w:eastAsia="FangSong" w:cs="Times New Roman"/>
-        </w:rPr>
-        <w:t>得到</w:t>
-      </w:r>
-      <w:r>
-        <w:rPr>
-          <w:rFonts w:hint="eastAsia" w:ascii="Times New Roman" w:hAnsi="Times New Roman" w:eastAsia="Times New Roman" w:cs="Times New Roman"/>
-        </w:rPr>
-        <w:t>：</w:t>
+        <w:t xml:space="preserve">缩聚为高分子聚酯</w:t>
+      </w:r>
+      <w:r>
+        <w:rPr>
+          <w:rFonts w:hint="eastAsia" w:ascii="Times New Roman" w:hAnsi="Times New Roman" w:eastAsia="Times New Roman" w:cs="Times New Roman"/>
+        </w:rPr>
+        <w:t xml:space="preserve">（9.2.3）；</w:t>
       </w:r>
     </w:p>
     <w:p>
@@ -13088,172 +13464,7 @@
         <w:pStyle w:val="Compact"/>
         <w:numPr>
           <w:ilvl w:val="0"/>
-          <w:numId w:val="1008"/>
-        </w:numPr>
-      </w:pPr>
-      <w:r>
-        <w:rPr>
-          <w:rFonts w:hint="eastAsia" w:ascii="Times New Roman" w:hAnsi="Times New Roman" w:eastAsia="FangSong" w:cs="Times New Roman"/>
-          <w:b/>
-          <w:bCs/>
-        </w:rPr>
-        <w:t>羧酸</w:t>
-      </w:r>
-      <w:r>
-        <w:rPr>
-          <w:rFonts w:hint="eastAsia" w:ascii="Times New Roman" w:hAnsi="Times New Roman" w:eastAsia="Times New Roman" w:cs="Times New Roman"/>
-          <w:b/>
-          <w:bCs/>
-        </w:rPr>
-        <w:t>/</w:t>
-      </w:r>
-      <w:r>
-        <w:rPr>
-          <w:rFonts w:hint="eastAsia" w:ascii="Times New Roman" w:hAnsi="Times New Roman" w:eastAsia="FangSong" w:cs="Times New Roman"/>
-          <w:b/>
-          <w:bCs/>
-        </w:rPr>
-        <w:t>酯</w:t>
-      </w:r>
-      <w:r>
-        <w:rPr>
-          <w:rFonts w:hint="eastAsia" w:ascii="Times New Roman" w:hAnsi="Times New Roman" w:eastAsia="Times New Roman" w:cs="Times New Roman"/>
-        </w:rPr>
-        <w:t>（</w:t>
-      </w:r>
-      <w:r>
-        <w:rPr>
-          <w:rFonts w:hint="eastAsia" w:ascii="Times New Roman" w:hAnsi="Times New Roman" w:eastAsia="FangSong" w:cs="Times New Roman"/>
-        </w:rPr>
-        <w:t>本次第</w:t>
-      </w:r>
-      <w:r>
-        <w:rPr>
-          <w:rFonts w:hint="eastAsia" w:ascii="Times New Roman" w:hAnsi="Times New Roman" w:eastAsia="Times New Roman" w:cs="Times New Roman"/>
-        </w:rPr>
-        <w:t>40</w:t>
-      </w:r>
-      <w:r>
-        <w:rPr>
-          <w:rFonts w:hint="eastAsia" w:ascii="Times New Roman" w:hAnsi="Times New Roman" w:eastAsia="FangSong" w:cs="Times New Roman"/>
-        </w:rPr>
-        <w:t>届</w:t>
-      </w:r>
-      <w:r>
-        <w:rPr>
-          <w:rFonts w:ascii="Times New Roman" w:hAnsi="Times New Roman" w:eastAsia="Times New Roman" w:cs="Times New Roman"/>
-        </w:rPr>
-        <w:t xml:space="preserve"> 9.3 </w:t>
-      </w:r>
-      <w:r>
-        <w:rPr>
-          <w:rFonts w:hint="eastAsia" w:ascii="Times New Roman" w:hAnsi="Times New Roman" w:eastAsia="FangSong" w:cs="Times New Roman"/>
-        </w:rPr>
-        <w:t>的产物</w:t>
-      </w:r>
-      <w:r>
-        <w:rPr>
-          <w:rFonts w:hint="eastAsia" w:ascii="Times New Roman" w:hAnsi="Times New Roman" w:eastAsia="Times New Roman" w:cs="Times New Roman"/>
-        </w:rPr>
-        <w:t>：</w:t>
-      </w:r>
-      <m:oMath>
-        <m:r>
-          <m:t>2</m:t>
-        </m:r>
-        <m:r>
-          <m:rPr>
-            <m:sty m:val="p"/>
-          </m:rPr>
-          <m:t>,</m:t>
-        </m:r>
-        <m:r>
-          <m:t>2</m:t>
-        </m:r>
-        <m:r>
-          <m:rPr>
-            <m:sty m:val="p"/>
-          </m:rPr>
-          <m:t>,</m:t>
-        </m:r>
-        <m:r>
-          <m:t>3</m:t>
-        </m:r>
-      </m:oMath>
-      <w:r>
-        <w:rPr>
-          <w:rFonts w:hint="eastAsia" w:ascii="Times New Roman" w:hAnsi="Times New Roman" w:eastAsia="Times New Roman" w:cs="Times New Roman"/>
-        </w:rPr>
-        <w:t>-</w:t>
-      </w:r>
-      <w:r>
-        <w:rPr>
-          <w:rFonts w:hint="eastAsia" w:ascii="Times New Roman" w:hAnsi="Times New Roman" w:eastAsia="FangSong" w:cs="Times New Roman"/>
-        </w:rPr>
-        <w:t>三苯基丙酸甲酯</w:t>
-      </w:r>
-      <w:r>
-        <w:rPr>
-          <w:rFonts w:hint="eastAsia" w:ascii="Times New Roman" w:hAnsi="Times New Roman" w:eastAsia="Times New Roman" w:cs="Times New Roman"/>
-        </w:rPr>
-        <w:t>）；</w:t>
-      </w:r>
-    </w:p>
-    <w:p>
-      <w:pPr>
-        <w:pStyle w:val="Compact"/>
-        <w:numPr>
-          <w:ilvl w:val="0"/>
-          <w:numId w:val="1008"/>
-        </w:numPr>
-      </w:pPr>
-      <w:r>
-        <w:rPr>
-          <w:rFonts w:hint="eastAsia" w:ascii="Times New Roman" w:hAnsi="Times New Roman" w:eastAsia="FangSong" w:cs="Times New Roman"/>
-          <w:b/>
-          <w:bCs/>
-        </w:rPr>
-        <w:t xml:space="preserve">二酯</w:t>
-      </w:r>
-      <w:r>
-        <w:rPr>
-          <w:rFonts w:ascii="Times New Roman" w:hAnsi="Times New Roman" w:eastAsia="Times New Roman" w:cs="Times New Roman"/>
-        </w:rPr>
-        <w:t xml:space="preserve"> </w:t>
-      </w:r>
-      <w:r>
-        <w:rPr>
-          <w:rFonts w:ascii="Times New Roman" w:hAnsi="Times New Roman" w:eastAsia="Times New Roman" w:cs="Times New Roman"/>
-        </w:rPr>
-        <w:t xml:space="preserve">→ </w:t>
-      </w:r>
-      <w:r>
-        <w:rPr>
-          <w:rFonts w:hint="eastAsia" w:ascii="Times New Roman" w:hAnsi="Times New Roman" w:eastAsia="FangSong" w:cs="Times New Roman"/>
-        </w:rPr>
-        <w:t xml:space="preserve">进一步</w:t>
-      </w:r>
-      <w:r>
-        <w:rPr>
-          <w:rFonts w:hint="eastAsia" w:ascii="Times New Roman" w:hAnsi="Times New Roman" w:eastAsia="FangSong" w:cs="Times New Roman"/>
-          <w:b/>
-          <w:bCs/>
-        </w:rPr>
-        <w:t xml:space="preserve">缩聚为高分子聚酯</w:t>
-      </w:r>
-      <w:r>
-        <w:rPr>
-          <w:rFonts w:hint="eastAsia" w:ascii="Times New Roman" w:hAnsi="Times New Roman" w:eastAsia="Times New Roman" w:cs="Times New Roman"/>
-        </w:rPr>
-        <w:t xml:space="preserve">（9.2.3）；</w:t>
-      </w:r>
-    </w:p>
-    <w:p>
-      <w:pPr>
-        <w:pStyle w:val="Compact"/>
-        <w:numPr>
-          <w:ilvl w:val="0"/>
-          <w:numId w:val="1008"/>
+          <w:numId w:val="1007"/>
         </w:numPr>
       </w:pPr>
       <w:r>
@@ -17665,7 +17876,7 @@
         <w:pStyle w:val="Compact"/>
         <w:numPr>
           <w:ilvl w:val="0"/>
-          <w:numId w:val="1009"/>
+          <w:numId w:val="1008"/>
         </w:numPr>
       </w:pPr>
       <w:r>
@@ -17682,7 +17893,7 @@
         <w:pStyle w:val="Compact"/>
         <w:numPr>
           <w:ilvl w:val="0"/>
-          <w:numId w:val="1009"/>
+          <w:numId w:val="1008"/>
         </w:numPr>
       </w:pPr>
       <w:r>
@@ -17699,7 +17910,7 @@
         <w:pStyle w:val="Compact"/>
         <w:numPr>
           <w:ilvl w:val="0"/>
-          <w:numId w:val="1009"/>
+          <w:numId w:val="1008"/>
         </w:numPr>
       </w:pPr>
       <w:r>
@@ -17716,7 +17927,7 @@
         <w:pStyle w:val="Compact"/>
         <w:numPr>
           <w:ilvl w:val="0"/>
-          <w:numId w:val="1009"/>
+          <w:numId w:val="1008"/>
         </w:numPr>
       </w:pPr>
       <w:r>
@@ -22514,7 +22725,7 @@
       <w:pPr>
         <w:numPr>
           <w:ilvl w:val="0"/>
-          <w:numId w:val="1010"/>
+          <w:numId w:val="1009"/>
         </w:numPr>
       </w:pPr>
       <w:r>
@@ -22528,7 +22739,7 @@
       <w:pPr>
         <w:numPr>
           <w:ilvl w:val="0"/>
-          <w:numId w:val="1010"/>
+          <w:numId w:val="1009"/>
         </w:numPr>
       </w:pPr>
       <w:r>
@@ -22554,7 +22765,7 @@
       <w:pPr>
         <w:numPr>
           <w:ilvl w:val="0"/>
-          <w:numId w:val="1010"/>
+          <w:numId w:val="1009"/>
         </w:numPr>
       </w:pPr>
       <w:r>
@@ -22580,7 +22791,7 @@
       <w:pPr>
         <w:numPr>
           <w:ilvl w:val="0"/>
-          <w:numId w:val="1010"/>
+          <w:numId w:val="1009"/>
         </w:numPr>
       </w:pPr>
       <w:r>
@@ -31604,7 +31815,7 @@
         <w:pStyle w:val="Compact"/>
         <w:numPr>
           <w:ilvl w:val="0"/>
-          <w:numId w:val="1011"/>
+          <w:numId w:val="1010"/>
         </w:numPr>
       </w:pPr>
       <w:r>
@@ -31861,7 +32072,7 @@
         <w:pStyle w:val="Compact"/>
         <w:numPr>
           <w:ilvl w:val="0"/>
-          <w:numId w:val="1011"/>
+          <w:numId w:val="1010"/>
         </w:numPr>
       </w:pPr>
       <w:r>
@@ -32297,7 +32508,7 @@
         <w:pStyle w:val="Compact"/>
         <w:numPr>
           <w:ilvl w:val="0"/>
-          <w:numId w:val="1011"/>
+          <w:numId w:val="1010"/>
         </w:numPr>
       </w:pPr>
       <w:r>
@@ -32494,7 +32705,7 @@
         <w:pStyle w:val="Compact"/>
         <w:numPr>
           <w:ilvl w:val="0"/>
-          <w:numId w:val="1011"/>
+          <w:numId w:val="1010"/>
         </w:numPr>
       </w:pPr>
       <w:r>
@@ -35367,7 +35578,7 @@
       <w:pPr>
         <w:numPr>
           <w:ilvl w:val="0"/>
-          <w:numId w:val="1012"/>
+          <w:numId w:val="1011"/>
         </w:numPr>
       </w:pPr>
       <w:r>
@@ -35443,6 +35654,189 @@
           <w:rFonts w:hint="eastAsia" w:ascii="Times New Roman" w:hAnsi="Times New Roman" w:eastAsia="Times New Roman" w:cs="Times New Roman"/>
         </w:rPr>
         <w:t xml:space="preserve">）。</w:t>
+      </w:r>
+    </w:p>
+    <w:p>
+      <w:pPr>
+        <w:numPr>
+          <w:ilvl w:val="0"/>
+          <w:numId w:val="1011"/>
+        </w:numPr>
+      </w:pPr>
+      <w:r>
+        <w:rPr>
+          <w:rFonts w:hint="eastAsia" w:ascii="Times New Roman" w:hAnsi="Times New Roman" w:eastAsia="FangSong" w:cs="Times New Roman"/>
+        </w:rPr>
+        <w:t>分析分子中碳</w:t>
+      </w:r>
+      <w:r>
+        <w:rPr>
+          <w:rFonts w:hint="eastAsia" w:ascii="Times New Roman" w:hAnsi="Times New Roman" w:eastAsia="Times New Roman" w:cs="Times New Roman"/>
+        </w:rPr>
+        <w:t>—</w:t>
+      </w:r>
+      <w:r>
+        <w:rPr>
+          <w:rFonts w:hint="eastAsia" w:ascii="Times New Roman" w:hAnsi="Times New Roman" w:eastAsia="FangSong" w:cs="Times New Roman"/>
+        </w:rPr>
+        <w:t>氧键的键长变化规律</w:t>
+      </w:r>
+      <w:r>
+        <w:rPr>
+          <w:rFonts w:hint="eastAsia" w:ascii="Times New Roman" w:hAnsi="Times New Roman" w:eastAsia="Times New Roman" w:cs="Times New Roman"/>
+        </w:rPr>
+        <w:t>。</w:t>
+      </w:r>
+    </w:p>
+    <w:p>
+      <w:pPr>
+        <w:pStyle w:val="FirstParagraph"/>
+      </w:pPr>
+      <w:r>
+        <w:rPr>
+          <w:rFonts w:ascii="Times New Roman" w:hAnsi="Times New Roman" w:eastAsia="Times New Roman" w:cs="Times New Roman"/>
+          <w:b/>
+          <w:bCs/>
+        </w:rPr>
+        <w:t xml:space="preserve">2. </w:t>
+      </w:r>
+      <w:r>
+        <w:rPr>
+          <w:rFonts w:hint="eastAsia" w:ascii="Times New Roman" w:hAnsi="Times New Roman" w:eastAsia="FangSong" w:cs="Times New Roman"/>
+          <w:b/>
+          <w:bCs/>
+        </w:rPr>
+        <w:t xml:space="preserve">石灰岩沉积与碳酸真实解离常数</w:t>
+      </w:r>
+    </w:p>
+    <w:p>
+      <w:pPr>
+        <w:pStyle w:val="BlockText"/>
+      </w:pPr>
+      <w:r>
+        <w:rPr>
+          <w:rFonts w:hint="eastAsia" w:ascii="Times New Roman" w:hAnsi="Times New Roman" w:eastAsia="FangSong" w:cs="Times New Roman"/>
+        </w:rPr>
+        <w:t>来源</w:t>
+      </w:r>
+      <w:r>
+        <w:rPr>
+          <w:rFonts w:hint="eastAsia" w:ascii="Times New Roman" w:hAnsi="Times New Roman" w:eastAsia="Times New Roman" w:cs="Times New Roman"/>
+        </w:rPr>
+        <w:t>：04-</w:t>
+      </w:r>
+      <w:r>
+        <w:rPr>
+          <w:rFonts w:hint="eastAsia" w:ascii="Times New Roman" w:hAnsi="Times New Roman" w:eastAsia="FangSong" w:cs="Times New Roman"/>
+        </w:rPr>
+        <w:t>题库</w:t>
+      </w:r>
+      <w:r>
+        <w:rPr>
+          <w:rFonts w:hint="eastAsia" w:ascii="Times New Roman" w:hAnsi="Times New Roman" w:eastAsia="Times New Roman" w:cs="Times New Roman"/>
+        </w:rPr>
+        <w:t>/</w:t>
+      </w:r>
+      <w:r>
+        <w:rPr>
+          <w:rFonts w:hint="eastAsia" w:ascii="Times New Roman" w:hAnsi="Times New Roman" w:eastAsia="FangSong" w:cs="Times New Roman"/>
+        </w:rPr>
+        <w:t>教材习题</w:t>
+      </w:r>
+      <w:r>
+        <w:rPr>
+          <w:rFonts w:hint="eastAsia" w:ascii="Times New Roman" w:hAnsi="Times New Roman" w:eastAsia="Times New Roman" w:cs="Times New Roman"/>
+        </w:rPr>
+        <w:t>/</w:t>
+      </w:r>
+      <w:r>
+        <w:rPr>
+          <w:rFonts w:hint="eastAsia" w:ascii="Times New Roman" w:hAnsi="Times New Roman" w:eastAsia="FangSong" w:cs="Times New Roman"/>
+        </w:rPr>
+        <w:t>高中化学竞赛教程第二分册</w:t>
+      </w:r>
+      <w:r>
+        <w:rPr>
+          <w:rFonts w:hint="eastAsia" w:ascii="Times New Roman" w:hAnsi="Times New Roman" w:eastAsia="Times New Roman" w:cs="Times New Roman"/>
+        </w:rPr>
+        <w:t>/</w:t>
+      </w:r>
+      <w:r>
+        <w:rPr>
+          <w:rFonts w:hint="eastAsia" w:ascii="Times New Roman" w:hAnsi="Times New Roman" w:eastAsia="FangSong" w:cs="Times New Roman"/>
+        </w:rPr>
+        <w:t>题</w:t>
+      </w:r>
+      <w:r>
+        <w:rPr>
+          <w:rFonts w:hint="eastAsia" w:ascii="Times New Roman" w:hAnsi="Times New Roman" w:eastAsia="Times New Roman" w:cs="Times New Roman"/>
+        </w:rPr>
+        <w:t>-864-</w:t>
+      </w:r>
+      <w:r>
+        <w:rPr>
+          <w:rFonts w:hint="eastAsia" w:ascii="Times New Roman" w:hAnsi="Times New Roman" w:eastAsia="FangSong" w:cs="Times New Roman"/>
+        </w:rPr>
+        <w:t>二分册</w:t>
+      </w:r>
+      <w:r>
+        <w:rPr>
+          <w:rFonts w:hint="eastAsia" w:ascii="Times New Roman" w:hAnsi="Times New Roman" w:eastAsia="Times New Roman" w:cs="Times New Roman"/>
+        </w:rPr>
+        <w:t>-L2</w:t>
+      </w:r>
+      <w:r>
+        <w:rPr>
+          <w:rFonts w:hint="eastAsia" w:ascii="Times New Roman" w:hAnsi="Times New Roman" w:eastAsia="FangSong" w:cs="Times New Roman"/>
+        </w:rPr>
+        <w:t>实</w:t>
+      </w:r>
+      <w:r>
+        <w:rPr>
+          <w:rFonts w:hint="eastAsia" w:ascii="Times New Roman" w:hAnsi="Times New Roman" w:eastAsia="Times New Roman" w:cs="Times New Roman"/>
+        </w:rPr>
+        <w:t>14-</w:t>
+      </w:r>
+      <w:r>
+        <w:rPr>
+          <w:rFonts w:hint="eastAsia" w:ascii="Times New Roman" w:hAnsi="Times New Roman" w:eastAsia="FangSong" w:cs="Times New Roman"/>
+        </w:rPr>
+        <w:t>石灰岩沉积与碳酸真实解离常数</w:t>
+      </w:r>
+    </w:p>
+    <w:p>
+      <w:pPr>
+        <w:pStyle w:val="FirstParagraph"/>
+      </w:pPr>
+      <w:r>
+        <w:rPr>
+          <w:rFonts w:ascii="Times New Roman" w:hAnsi="Times New Roman" w:eastAsia="Times New Roman" w:cs="Times New Roman"/>
+        </w:rPr>
+        <w:t xml:space="preserve">14 </w:t>
+      </w:r>
+      <w:r>
+        <w:rPr>
+          <w:rFonts w:hint="eastAsia" w:ascii="Times New Roman" w:hAnsi="Times New Roman" w:eastAsia="FangSong" w:cs="Times New Roman"/>
+        </w:rPr>
+        <w:t>碳的化合物十分常见</w:t>
+      </w:r>
+      <w:r>
+        <w:rPr>
+          <w:rFonts w:hint="eastAsia" w:ascii="Times New Roman" w:hAnsi="Times New Roman" w:eastAsia="Times New Roman" w:cs="Times New Roman"/>
+        </w:rPr>
+        <w:t>，</w:t>
+      </w:r>
+      <w:r>
+        <w:rPr>
+          <w:rFonts w:hint="eastAsia" w:ascii="Times New Roman" w:hAnsi="Times New Roman" w:eastAsia="FangSong" w:cs="Times New Roman"/>
+        </w:rPr>
+        <w:t>回答下列几个问题</w:t>
+      </w:r>
+      <w:r>
+        <w:rPr>
+          <w:rFonts w:hint="eastAsia" w:ascii="Times New Roman" w:hAnsi="Times New Roman" w:eastAsia="Times New Roman" w:cs="Times New Roman"/>
+        </w:rPr>
+        <w:t>：</w:t>
       </w:r>
     </w:p>
     <w:p>
@@ -35456,227 +35850,44 @@
         <w:rPr>
           <w:rFonts w:hint="eastAsia" w:ascii="Times New Roman" w:hAnsi="Times New Roman" w:eastAsia="FangSong" w:cs="Times New Roman"/>
         </w:rPr>
-        <w:t>分析分子中碳</w:t>
-      </w:r>
-      <w:r>
-        <w:rPr>
-          <w:rFonts w:hint="eastAsia" w:ascii="Times New Roman" w:hAnsi="Times New Roman" w:eastAsia="Times New Roman" w:cs="Times New Roman"/>
-        </w:rPr>
-        <w:t>—</w:t>
-      </w:r>
-      <w:r>
-        <w:rPr>
-          <w:rFonts w:hint="eastAsia" w:ascii="Times New Roman" w:hAnsi="Times New Roman" w:eastAsia="FangSong" w:cs="Times New Roman"/>
-        </w:rPr>
-        <w:t>氧键的键长变化规律</w:t>
+        <w:t>在温热气候条件下的浅海地区往往发现有石灰岩沉积</w:t>
+      </w:r>
+      <w:r>
+        <w:rPr>
+          <w:rFonts w:hint="eastAsia" w:ascii="Times New Roman" w:hAnsi="Times New Roman" w:eastAsia="Times New Roman" w:cs="Times New Roman"/>
+        </w:rPr>
+        <w:t>，</w:t>
+      </w:r>
+      <w:r>
+        <w:rPr>
+          <w:rFonts w:hint="eastAsia" w:ascii="Times New Roman" w:hAnsi="Times New Roman" w:eastAsia="FangSong" w:cs="Times New Roman"/>
+        </w:rPr>
+        <w:t>而在深海地区却很少见到</w:t>
+      </w:r>
+      <w:r>
+        <w:rPr>
+          <w:rFonts w:hint="eastAsia" w:ascii="Times New Roman" w:hAnsi="Times New Roman" w:eastAsia="Times New Roman" w:cs="Times New Roman"/>
+        </w:rPr>
+        <w:t>，</w:t>
+      </w:r>
+      <w:r>
+        <w:rPr>
+          <w:rFonts w:hint="eastAsia" w:ascii="Times New Roman" w:hAnsi="Times New Roman" w:eastAsia="FangSong" w:cs="Times New Roman"/>
+        </w:rPr>
+        <w:t>说明为什么</w:t>
       </w:r>
       <w:r>
         <w:rPr>
           <w:rFonts w:hint="eastAsia" w:ascii="Times New Roman" w:hAnsi="Times New Roman" w:eastAsia="Times New Roman" w:cs="Times New Roman"/>
         </w:rPr>
         <w:t>。</w:t>
-      </w:r>
-    </w:p>
-    <w:p>
-      <w:pPr>
-        <w:pStyle w:val="FirstParagraph"/>
-      </w:pPr>
-      <w:r>
-        <w:rPr>
-          <w:rFonts w:ascii="Times New Roman" w:hAnsi="Times New Roman" w:eastAsia="Times New Roman" w:cs="Times New Roman"/>
-          <w:b/>
-          <w:bCs/>
-        </w:rPr>
-        <w:t xml:space="preserve">2. </w:t>
-      </w:r>
-      <w:r>
-        <w:rPr>
-          <w:rFonts w:hint="eastAsia" w:ascii="Times New Roman" w:hAnsi="Times New Roman" w:eastAsia="FangSong" w:cs="Times New Roman"/>
-          <w:b/>
-          <w:bCs/>
-        </w:rPr>
-        <w:t xml:space="preserve">石灰岩沉积与碳酸真实解离常数</w:t>
-      </w:r>
-    </w:p>
-    <w:p>
-      <w:pPr>
-        <w:pStyle w:val="BlockText"/>
-      </w:pPr>
-      <w:r>
-        <w:rPr>
-          <w:rFonts w:hint="eastAsia" w:ascii="Times New Roman" w:hAnsi="Times New Roman" w:eastAsia="FangSong" w:cs="Times New Roman"/>
-        </w:rPr>
-        <w:t>来源</w:t>
-      </w:r>
-      <w:r>
-        <w:rPr>
-          <w:rFonts w:hint="eastAsia" w:ascii="Times New Roman" w:hAnsi="Times New Roman" w:eastAsia="Times New Roman" w:cs="Times New Roman"/>
-        </w:rPr>
-        <w:t>：04-</w:t>
-      </w:r>
-      <w:r>
-        <w:rPr>
-          <w:rFonts w:hint="eastAsia" w:ascii="Times New Roman" w:hAnsi="Times New Roman" w:eastAsia="FangSong" w:cs="Times New Roman"/>
-        </w:rPr>
-        <w:t>题库</w:t>
-      </w:r>
-      <w:r>
-        <w:rPr>
-          <w:rFonts w:hint="eastAsia" w:ascii="Times New Roman" w:hAnsi="Times New Roman" w:eastAsia="Times New Roman" w:cs="Times New Roman"/>
-        </w:rPr>
-        <w:t>/</w:t>
-      </w:r>
-      <w:r>
-        <w:rPr>
-          <w:rFonts w:hint="eastAsia" w:ascii="Times New Roman" w:hAnsi="Times New Roman" w:eastAsia="FangSong" w:cs="Times New Roman"/>
-        </w:rPr>
-        <w:t>教材习题</w:t>
-      </w:r>
-      <w:r>
-        <w:rPr>
-          <w:rFonts w:hint="eastAsia" w:ascii="Times New Roman" w:hAnsi="Times New Roman" w:eastAsia="Times New Roman" w:cs="Times New Roman"/>
-        </w:rPr>
-        <w:t>/</w:t>
-      </w:r>
-      <w:r>
-        <w:rPr>
-          <w:rFonts w:hint="eastAsia" w:ascii="Times New Roman" w:hAnsi="Times New Roman" w:eastAsia="FangSong" w:cs="Times New Roman"/>
-        </w:rPr>
-        <w:t>高中化学竞赛教程第二分册</w:t>
-      </w:r>
-      <w:r>
-        <w:rPr>
-          <w:rFonts w:hint="eastAsia" w:ascii="Times New Roman" w:hAnsi="Times New Roman" w:eastAsia="Times New Roman" w:cs="Times New Roman"/>
-        </w:rPr>
-        <w:t>/</w:t>
-      </w:r>
-      <w:r>
-        <w:rPr>
-          <w:rFonts w:hint="eastAsia" w:ascii="Times New Roman" w:hAnsi="Times New Roman" w:eastAsia="FangSong" w:cs="Times New Roman"/>
-        </w:rPr>
-        <w:t>题</w:t>
-      </w:r>
-      <w:r>
-        <w:rPr>
-          <w:rFonts w:hint="eastAsia" w:ascii="Times New Roman" w:hAnsi="Times New Roman" w:eastAsia="Times New Roman" w:cs="Times New Roman"/>
-        </w:rPr>
-        <w:t>-864-</w:t>
-      </w:r>
-      <w:r>
-        <w:rPr>
-          <w:rFonts w:hint="eastAsia" w:ascii="Times New Roman" w:hAnsi="Times New Roman" w:eastAsia="FangSong" w:cs="Times New Roman"/>
-        </w:rPr>
-        <w:t>二分册</w:t>
-      </w:r>
-      <w:r>
-        <w:rPr>
-          <w:rFonts w:hint="eastAsia" w:ascii="Times New Roman" w:hAnsi="Times New Roman" w:eastAsia="Times New Roman" w:cs="Times New Roman"/>
-        </w:rPr>
-        <w:t>-L2</w:t>
-      </w:r>
-      <w:r>
-        <w:rPr>
-          <w:rFonts w:hint="eastAsia" w:ascii="Times New Roman" w:hAnsi="Times New Roman" w:eastAsia="FangSong" w:cs="Times New Roman"/>
-        </w:rPr>
-        <w:t>实</w:t>
-      </w:r>
-      <w:r>
-        <w:rPr>
-          <w:rFonts w:hint="eastAsia" w:ascii="Times New Roman" w:hAnsi="Times New Roman" w:eastAsia="Times New Roman" w:cs="Times New Roman"/>
-        </w:rPr>
-        <w:t>14-</w:t>
-      </w:r>
-      <w:r>
-        <w:rPr>
-          <w:rFonts w:hint="eastAsia" w:ascii="Times New Roman" w:hAnsi="Times New Roman" w:eastAsia="FangSong" w:cs="Times New Roman"/>
-        </w:rPr>
-        <w:t>石灰岩沉积与碳酸真实解离常数</w:t>
-      </w:r>
-    </w:p>
-    <w:p>
-      <w:pPr>
-        <w:pStyle w:val="FirstParagraph"/>
-      </w:pPr>
-      <w:r>
-        <w:rPr>
-          <w:rFonts w:ascii="Times New Roman" w:hAnsi="Times New Roman" w:eastAsia="Times New Roman" w:cs="Times New Roman"/>
-        </w:rPr>
-        <w:t xml:space="preserve">14 </w:t>
-      </w:r>
-      <w:r>
-        <w:rPr>
-          <w:rFonts w:hint="eastAsia" w:ascii="Times New Roman" w:hAnsi="Times New Roman" w:eastAsia="FangSong" w:cs="Times New Roman"/>
-        </w:rPr>
-        <w:t>碳的化合物十分常见</w:t>
-      </w:r>
-      <w:r>
-        <w:rPr>
-          <w:rFonts w:hint="eastAsia" w:ascii="Times New Roman" w:hAnsi="Times New Roman" w:eastAsia="Times New Roman" w:cs="Times New Roman"/>
-        </w:rPr>
-        <w:t>，</w:t>
-      </w:r>
-      <w:r>
-        <w:rPr>
-          <w:rFonts w:hint="eastAsia" w:ascii="Times New Roman" w:hAnsi="Times New Roman" w:eastAsia="FangSong" w:cs="Times New Roman"/>
-        </w:rPr>
-        <w:t>回答下列几个问题</w:t>
-      </w:r>
-      <w:r>
-        <w:rPr>
-          <w:rFonts w:hint="eastAsia" w:ascii="Times New Roman" w:hAnsi="Times New Roman" w:eastAsia="Times New Roman" w:cs="Times New Roman"/>
-        </w:rPr>
-        <w:t>：</w:t>
       </w:r>
     </w:p>
     <w:p>
       <w:pPr>
         <w:numPr>
           <w:ilvl w:val="0"/>
-          <w:numId w:val="1013"/>
-        </w:numPr>
-      </w:pPr>
-      <w:r>
-        <w:rPr>
-          <w:rFonts w:hint="eastAsia" w:ascii="Times New Roman" w:hAnsi="Times New Roman" w:eastAsia="FangSong" w:cs="Times New Roman"/>
-        </w:rPr>
-        <w:t>在温热气候条件下的浅海地区往往发现有石灰岩沉积</w:t>
-      </w:r>
-      <w:r>
-        <w:rPr>
-          <w:rFonts w:hint="eastAsia" w:ascii="Times New Roman" w:hAnsi="Times New Roman" w:eastAsia="Times New Roman" w:cs="Times New Roman"/>
-        </w:rPr>
-        <w:t>，</w:t>
-      </w:r>
-      <w:r>
-        <w:rPr>
-          <w:rFonts w:hint="eastAsia" w:ascii="Times New Roman" w:hAnsi="Times New Roman" w:eastAsia="FangSong" w:cs="Times New Roman"/>
-        </w:rPr>
-        <w:t>而在深海地区却很少见到</w:t>
-      </w:r>
-      <w:r>
-        <w:rPr>
-          <w:rFonts w:hint="eastAsia" w:ascii="Times New Roman" w:hAnsi="Times New Roman" w:eastAsia="Times New Roman" w:cs="Times New Roman"/>
-        </w:rPr>
-        <w:t>，</w:t>
-      </w:r>
-      <w:r>
-        <w:rPr>
-          <w:rFonts w:hint="eastAsia" w:ascii="Times New Roman" w:hAnsi="Times New Roman" w:eastAsia="FangSong" w:cs="Times New Roman"/>
-        </w:rPr>
-        <w:t>说明为什么</w:t>
-      </w:r>
-      <w:r>
-        <w:rPr>
-          <w:rFonts w:hint="eastAsia" w:ascii="Times New Roman" w:hAnsi="Times New Roman" w:eastAsia="Times New Roman" w:cs="Times New Roman"/>
-        </w:rPr>
-        <w:t>。</w:t>
-      </w:r>
-    </w:p>
-    <w:p>
-      <w:pPr>
-        <w:numPr>
-          <w:ilvl w:val="0"/>
-          <w:numId w:val="1013"/>
+          <w:numId w:val="1012"/>
         </w:numPr>
       </w:pPr>
       <w:r>
@@ -36186,7 +36397,7 @@
         <w:pStyle w:val="Compact"/>
         <w:numPr>
           <w:ilvl w:val="0"/>
-          <w:numId w:val="1014"/>
+          <w:numId w:val="1013"/>
         </w:numPr>
       </w:pPr>
       <w:r>
@@ -40359,7 +40570,7 @@
         <w:pStyle w:val="Compact"/>
         <w:numPr>
           <w:ilvl w:val="0"/>
-          <w:numId w:val="1015"/>
+          <w:numId w:val="1014"/>
         </w:numPr>
       </w:pPr>
       <w:r>
@@ -40845,7 +41056,7 @@
         <w:pStyle w:val="Compact"/>
         <w:numPr>
           <w:ilvl w:val="0"/>
-          <w:numId w:val="1016"/>
+          <w:numId w:val="1015"/>
         </w:numPr>
       </w:pPr>
       <w:r>
@@ -41647,7 +41858,7 @@
         <w:pStyle w:val="Compact"/>
         <w:numPr>
           <w:ilvl w:val="0"/>
-          <w:numId w:val="1017"/>
+          <w:numId w:val="1016"/>
         </w:numPr>
       </w:pPr>
       <w:r>
@@ -50317,7 +50528,7 @@
         <w:pStyle w:val="Compact"/>
         <w:numPr>
           <w:ilvl w:val="0"/>
-          <w:numId w:val="1018"/>
+          <w:numId w:val="1017"/>
         </w:numPr>
       </w:pPr>
       <w:r>
@@ -50518,7 +50729,7 @@
         <w:pStyle w:val="Compact"/>
         <w:numPr>
           <w:ilvl w:val="0"/>
-          <w:numId w:val="1018"/>
+          <w:numId w:val="1017"/>
         </w:numPr>
       </w:pPr>
       <w:r>
@@ -50652,7 +50863,7 @@
         <w:pStyle w:val="Compact"/>
         <w:numPr>
           <w:ilvl w:val="0"/>
-          <w:numId w:val="1018"/>
+          <w:numId w:val="1017"/>
         </w:numPr>
       </w:pPr>
       <w:r>
@@ -50763,7 +50974,7 @@
         <w:pStyle w:val="Compact"/>
         <w:numPr>
           <w:ilvl w:val="0"/>
-          <w:numId w:val="1018"/>
+          <w:numId w:val="1017"/>
         </w:numPr>
       </w:pPr>
       <w:r>
@@ -50874,7 +51085,7 @@
         <w:pStyle w:val="Compact"/>
         <w:numPr>
           <w:ilvl w:val="0"/>
-          <w:numId w:val="1018"/>
+          <w:numId w:val="1017"/>
         </w:numPr>
       </w:pPr>
       <w:r>
@@ -51029,7 +51240,7 @@
         <w:pStyle w:val="Compact"/>
         <w:numPr>
           <w:ilvl w:val="0"/>
-          <w:numId w:val="1018"/>
+          <w:numId w:val="1017"/>
         </w:numPr>
       </w:pPr>
       <w:r>
@@ -51148,7 +51359,7 @@
         <w:pStyle w:val="Compact"/>
         <w:numPr>
           <w:ilvl w:val="0"/>
-          <w:numId w:val="1018"/>
+          <w:numId w:val="1017"/>
         </w:numPr>
       </w:pPr>
       <w:r>
@@ -51612,7 +51823,7 @@
         <w:pStyle w:val="Compact"/>
         <w:numPr>
           <w:ilvl w:val="0"/>
-          <w:numId w:val="1019"/>
+          <w:numId w:val="1018"/>
         </w:numPr>
       </w:pPr>
       <m:oMath>
@@ -51699,7 +51910,7 @@
         <w:pStyle w:val="Compact"/>
         <w:numPr>
           <w:ilvl w:val="0"/>
-          <w:numId w:val="1019"/>
+          <w:numId w:val="1018"/>
         </w:numPr>
       </w:pPr>
       <w:r>
@@ -51746,7 +51957,7 @@
         <w:pStyle w:val="Compact"/>
         <w:numPr>
           <w:ilvl w:val="0"/>
-          <w:numId w:val="1019"/>
+          <w:numId w:val="1018"/>
         </w:numPr>
       </w:pPr>
       <w:r>
@@ -54291,7 +54502,7 @@
         <w:pStyle w:val="Compact"/>
         <w:numPr>
           <w:ilvl w:val="0"/>
-          <w:numId w:val="1020"/>
+          <w:numId w:val="1019"/>
         </w:numPr>
       </w:pPr>
       <w:r>
@@ -54360,7 +54571,7 @@
         <w:pStyle w:val="Compact"/>
         <w:numPr>
           <w:ilvl w:val="0"/>
-          <w:numId w:val="1020"/>
+          <w:numId w:val="1019"/>
         </w:numPr>
       </w:pPr>
       <w:r>
@@ -54429,7 +54640,7 @@
         <w:pStyle w:val="Compact"/>
         <w:numPr>
           <w:ilvl w:val="0"/>
-          <w:numId w:val="1020"/>
+          <w:numId w:val="1019"/>
         </w:numPr>
       </w:pPr>
       <w:r>
@@ -54536,7 +54747,7 @@
         <w:pStyle w:val="Compact"/>
         <w:numPr>
           <w:ilvl w:val="0"/>
-          <w:numId w:val="1020"/>
+          <w:numId w:val="1019"/>
         </w:numPr>
       </w:pPr>
       <w:r>
@@ -54629,7 +54840,7 @@
         <w:pStyle w:val="Compact"/>
         <w:numPr>
           <w:ilvl w:val="0"/>
-          <w:numId w:val="1020"/>
+          <w:numId w:val="1019"/>
         </w:numPr>
       </w:pPr>
       <w:r>
@@ -54838,91 +55049,6 @@
     <w:lvl w:ilvl="8">
       <w:numFmt w:val="bullet"/>
       <w:lvlText w:val=" "/>
-      <w:lvlJc w:val="left"/>
-      <w:pPr>
-        <w:ind w:left="6480" w:hanging="360"/>
-      </w:pPr>
-    </w:lvl>
-  </w:abstractNum>
-  <w:abstractNum w:abstractNumId="99411">
-    <w:nsid w:val="00A99411"/>
-    <w:multiLevelType w:val="multilevel"/>
-    <w:lvl w:ilvl="0">
-      <w:start w:val="1"/>
-      <w:numFmt w:val="decimal"/>
-      <w:lvlText w:val="%1."/>
-      <w:lvlJc w:val="left"/>
-      <w:pPr>
-        <w:ind w:left="720" w:hanging="360"/>
-      </w:pPr>
-    </w:lvl>
-    <w:lvl w:ilvl="1">
-      <w:start w:val="1"/>
-      <w:numFmt w:val="decimal"/>
-      <w:lvlText w:val="%2."/>
-      <w:lvlJc w:val="left"/>
-      <w:pPr>
-        <w:ind w:left="1440" w:hanging="360"/>
-      </w:pPr>
-    </w:lvl>
-    <w:lvl w:ilvl="2">
-      <w:start w:val="1"/>
-      <w:numFmt w:val="decimal"/>
-      <w:lvlText w:val="%3."/>
-      <w:lvlJc w:val="left"/>
-      <w:pPr>
-        <w:ind w:left="2160" w:hanging="360"/>
-      </w:pPr>
-    </w:lvl>
-    <w:lvl w:ilvl="3">
-      <w:start w:val="1"/>
-      <w:numFmt w:val="decimal"/>
-      <w:lvlText w:val="%4."/>
-      <w:lvlJc w:val="left"/>
-      <w:pPr>
-        <w:ind w:left="2880" w:hanging="360"/>
-      </w:pPr>
-    </w:lvl>
-    <w:lvl w:ilvl="4">
-      <w:start w:val="1"/>
-      <w:numFmt w:val="decimal"/>
-      <w:lvlText w:val="%5."/>
-      <w:lvlJc w:val="left"/>
-      <w:pPr>
-        <w:ind w:left="3600" w:hanging="360"/>
-      </w:pPr>
-    </w:lvl>
-    <w:lvl w:ilvl="5">
-      <w:start w:val="1"/>
-      <w:numFmt w:val="decimal"/>
-      <w:lvlText w:val="%6."/>
-      <w:lvlJc w:val="left"/>
-      <w:pPr>
-        <w:ind w:left="4320" w:hanging="360"/>
-      </w:pPr>
-    </w:lvl>
-    <w:lvl w:ilvl="6">
-      <w:start w:val="1"/>
-      <w:numFmt w:val="decimal"/>
-      <w:lvlText w:val="%7."/>
-      <w:lvlJc w:val="left"/>
-      <w:pPr>
-        <w:ind w:left="5040" w:hanging="360"/>
-      </w:pPr>
-    </w:lvl>
-    <w:lvl w:ilvl="7">
-      <w:start w:val="1"/>
-      <w:numFmt w:val="decimal"/>
-      <w:lvlText w:val="%8."/>
-      <w:lvlJc w:val="left"/>
-      <w:pPr>
-        <w:ind w:left="5760" w:hanging="360"/>
-      </w:pPr>
-    </w:lvl>
-    <w:lvl w:ilvl="8">
-      <w:start w:val="1"/>
-      <w:numFmt w:val="decimal"/>
-      <w:lvlText w:val="%9."/>
       <w:lvlJc w:val="left"/>
       <w:pPr>
         <w:ind w:left="6480" w:hanging="360"/>
@@ -55030,6 +55156,91 @@
       <w:rPr>
         <w:rFonts w:ascii="Wingdings" w:hAnsi="Wingdings" w:cs="Wingdings" w:hint="default"/>
       </w:rPr>
+    </w:lvl>
+  </w:abstractNum>
+  <w:abstractNum w:abstractNumId="99411">
+    <w:nsid w:val="00A99411"/>
+    <w:multiLevelType w:val="multilevel"/>
+    <w:lvl w:ilvl="0">
+      <w:start w:val="1"/>
+      <w:numFmt w:val="decimal"/>
+      <w:lvlText w:val="%1."/>
+      <w:lvlJc w:val="left"/>
+      <w:pPr>
+        <w:ind w:left="720" w:hanging="360"/>
+      </w:pPr>
+    </w:lvl>
+    <w:lvl w:ilvl="1">
+      <w:start w:val="1"/>
+      <w:numFmt w:val="decimal"/>
+      <w:lvlText w:val="%2."/>
+      <w:lvlJc w:val="left"/>
+      <w:pPr>
+        <w:ind w:left="1440" w:hanging="360"/>
+      </w:pPr>
+    </w:lvl>
+    <w:lvl w:ilvl="2">
+      <w:start w:val="1"/>
+      <w:numFmt w:val="decimal"/>
+      <w:lvlText w:val="%3."/>
+      <w:lvlJc w:val="left"/>
+      <w:pPr>
+        <w:ind w:left="2160" w:hanging="360"/>
+      </w:pPr>
+    </w:lvl>
+    <w:lvl w:ilvl="3">
+      <w:start w:val="1"/>
+      <w:numFmt w:val="decimal"/>
+      <w:lvlText w:val="%4."/>
+      <w:lvlJc w:val="left"/>
+      <w:pPr>
+        <w:ind w:left="2880" w:hanging="360"/>
+      </w:pPr>
+    </w:lvl>
+    <w:lvl w:ilvl="4">
+      <w:start w:val="1"/>
+      <w:numFmt w:val="decimal"/>
+      <w:lvlText w:val="%5."/>
+      <w:lvlJc w:val="left"/>
+      <w:pPr>
+        <w:ind w:left="3600" w:hanging="360"/>
+      </w:pPr>
+    </w:lvl>
+    <w:lvl w:ilvl="5">
+      <w:start w:val="1"/>
+      <w:numFmt w:val="decimal"/>
+      <w:lvlText w:val="%6."/>
+      <w:lvlJc w:val="left"/>
+      <w:pPr>
+        <w:ind w:left="4320" w:hanging="360"/>
+      </w:pPr>
+    </w:lvl>
+    <w:lvl w:ilvl="6">
+      <w:start w:val="1"/>
+      <w:numFmt w:val="decimal"/>
+      <w:lvlText w:val="%7."/>
+      <w:lvlJc w:val="left"/>
+      <w:pPr>
+        <w:ind w:left="5040" w:hanging="360"/>
+      </w:pPr>
+    </w:lvl>
+    <w:lvl w:ilvl="7">
+      <w:start w:val="1"/>
+      <w:numFmt w:val="decimal"/>
+      <w:lvlText w:val="%8."/>
+      <w:lvlJc w:val="left"/>
+      <w:pPr>
+        <w:ind w:left="5760" w:hanging="360"/>
+      </w:pPr>
+    </w:lvl>
+    <w:lvl w:ilvl="8">
+      <w:start w:val="1"/>
+      <w:numFmt w:val="decimal"/>
+      <w:lvlText w:val="%9."/>
+      <w:lvlJc w:val="left"/>
+      <w:pPr>
+        <w:ind w:left="6480" w:hanging="360"/>
+      </w:pPr>
     </w:lvl>
   </w:abstractNum>
   <w:abstractNum w:abstractNumId="99731">
@@ -55376,6 +55587,12 @@
     <w:abstractNumId w:val="990"/>
   </w:num>
   <w:num w:numId="1001">
+    <w:abstractNumId w:val="991"/>
+  </w:num>
+  <w:num w:numId="1002">
+    <w:abstractNumId w:val="991"/>
+  </w:num>
+  <w:num w:numId="1003">
     <w:abstractNumId w:val="99411"/>
     <w:lvlOverride w:ilvl="0">
       <w:startOverride w:val="1"/>
@@ -55405,13 +55622,10 @@
       <w:startOverride w:val="1"/>
     </w:lvlOverride>
   </w:num>
-  <w:num w:numId="1002">
+  <w:num w:numId="1004">
     <w:abstractNumId w:val="991"/>
   </w:num>
-  <w:num w:numId="1003">
-    <w:abstractNumId w:val="991"/>
-  </w:num>
-  <w:num w:numId="1004">
+  <w:num w:numId="1005">
     <w:abstractNumId w:val="99411"/>
     <w:lvlOverride w:ilvl="0">
       <w:startOverride w:val="1"/>
@@ -55441,38 +55655,8 @@
       <w:startOverride w:val="1"/>
     </w:lvlOverride>
   </w:num>
-  <w:num w:numId="1005">
+  <w:num w:numId="1006">
     <w:abstractNumId w:val="991"/>
-  </w:num>
-  <w:num w:numId="1006">
-    <w:abstractNumId w:val="99411"/>
-    <w:lvlOverride w:ilvl="0">
-      <w:startOverride w:val="1"/>
-    </w:lvlOverride>
-    <w:lvlOverride w:ilvl="1">
-      <w:startOverride w:val="1"/>
-    </w:lvlOverride>
-    <w:lvlOverride w:ilvl="2">
-      <w:startOverride w:val="1"/>
-    </w:lvlOverride>
-    <w:lvlOverride w:ilvl="3">
-      <w:startOverride w:val="1"/>
-    </w:lvlOverride>
-    <w:lvlOverride w:ilvl="4">
-      <w:startOverride w:val="1"/>
-    </w:lvlOverride>
-    <w:lvlOverride w:ilvl="5">
-      <w:startOverride w:val="1"/>
-    </w:lvlOverride>
-    <w:lvlOverride w:ilvl="6">
-      <w:startOverride w:val="1"/>
-    </w:lvlOverride>
-    <w:lvlOverride w:ilvl="7">
-      <w:startOverride w:val="1"/>
-    </w:lvlOverride>
-    <w:lvlOverride w:ilvl="8">
-      <w:startOverride w:val="1"/>
-    </w:lvlOverride>
   </w:num>
   <w:num w:numId="1007">
     <w:abstractNumId w:val="991"/>
@@ -55481,9 +55665,6 @@
     <w:abstractNumId w:val="991"/>
   </w:num>
   <w:num w:numId="1009">
-    <w:abstractNumId w:val="991"/>
-  </w:num>
-  <w:num w:numId="1010">
     <w:abstractNumId w:val="99731"/>
     <w:lvlOverride w:ilvl="0">
       <w:startOverride w:val="1"/>
@@ -55513,8 +55694,38 @@
       <w:startOverride w:val="1"/>
     </w:lvlOverride>
   </w:num>
+  <w:num w:numId="1010">
+    <w:abstractNumId w:val="991"/>
+  </w:num>
   <w:num w:numId="1011">
-    <w:abstractNumId w:val="991"/>
+    <w:abstractNumId w:val="99431"/>
+    <w:lvlOverride w:ilvl="0">
+      <w:startOverride w:val="1"/>
+    </w:lvlOverride>
+    <w:lvlOverride w:ilvl="1">
+      <w:startOverride w:val="1"/>
+    </w:lvlOverride>
+    <w:lvlOverride w:ilvl="2">
+      <w:startOverride w:val="1"/>
+    </w:lvlOverride>
+    <w:lvlOverride w:ilvl="3">
+      <w:startOverride w:val="1"/>
+    </w:lvlOverride>
+    <w:lvlOverride w:ilvl="4">
+      <w:startOverride w:val="1"/>
+    </w:lvlOverride>
+    <w:lvlOverride w:ilvl="5">
+      <w:startOverride w:val="1"/>
+    </w:lvlOverride>
+    <w:lvlOverride w:ilvl="6">
+      <w:startOverride w:val="1"/>
+    </w:lvlOverride>
+    <w:lvlOverride w:ilvl="7">
+      <w:startOverride w:val="1"/>
+    </w:lvlOverride>
+    <w:lvlOverride w:ilvl="8">
+      <w:startOverride w:val="1"/>
+    </w:lvlOverride>
   </w:num>
   <w:num w:numId="1012">
     <w:abstractNumId w:val="99431"/>
@@ -55547,6 +55758,66 @@
     </w:lvlOverride>
   </w:num>
   <w:num w:numId="1013">
+    <w:abstractNumId w:val="99417"/>
+    <w:lvlOverride w:ilvl="0">
+      <w:startOverride w:val="7"/>
+    </w:lvlOverride>
+    <w:lvlOverride w:ilvl="1">
+      <w:startOverride w:val="7"/>
+    </w:lvlOverride>
+    <w:lvlOverride w:ilvl="2">
+      <w:startOverride w:val="7"/>
+    </w:lvlOverride>
+    <w:lvlOverride w:ilvl="3">
+      <w:startOverride w:val="7"/>
+    </w:lvlOverride>
+    <w:lvlOverride w:ilvl="4">
+      <w:startOverride w:val="7"/>
+    </w:lvlOverride>
+    <w:lvlOverride w:ilvl="5">
+      <w:startOverride w:val="7"/>
+    </w:lvlOverride>
+    <w:lvlOverride w:ilvl="6">
+      <w:startOverride w:val="7"/>
+    </w:lvlOverride>
+    <w:lvlOverride w:ilvl="7">
+      <w:startOverride w:val="7"/>
+    </w:lvlOverride>
+    <w:lvlOverride w:ilvl="8">
+      <w:startOverride w:val="7"/>
+    </w:lvlOverride>
+  </w:num>
+  <w:num w:numId="1014">
+    <w:abstractNumId w:val="99432"/>
+    <w:lvlOverride w:ilvl="0">
+      <w:startOverride w:val="2"/>
+    </w:lvlOverride>
+    <w:lvlOverride w:ilvl="1">
+      <w:startOverride w:val="2"/>
+    </w:lvlOverride>
+    <w:lvlOverride w:ilvl="2">
+      <w:startOverride w:val="2"/>
+    </w:lvlOverride>
+    <w:lvlOverride w:ilvl="3">
+      <w:startOverride w:val="2"/>
+    </w:lvlOverride>
+    <w:lvlOverride w:ilvl="4">
+      <w:startOverride w:val="2"/>
+    </w:lvlOverride>
+    <w:lvlOverride w:ilvl="5">
+      <w:startOverride w:val="2"/>
+    </w:lvlOverride>
+    <w:lvlOverride w:ilvl="6">
+      <w:startOverride w:val="2"/>
+    </w:lvlOverride>
+    <w:lvlOverride w:ilvl="7">
+      <w:startOverride w:val="2"/>
+    </w:lvlOverride>
+    <w:lvlOverride w:ilvl="8">
+      <w:startOverride w:val="2"/>
+    </w:lvlOverride>
+  </w:num>
+  <w:num w:numId="1015">
     <w:abstractNumId w:val="99431"/>
     <w:lvlOverride w:ilvl="0">
       <w:startOverride w:val="1"/>
@@ -55576,37 +55847,7 @@
       <w:startOverride w:val="1"/>
     </w:lvlOverride>
   </w:num>
-  <w:num w:numId="1014">
-    <w:abstractNumId w:val="99417"/>
-    <w:lvlOverride w:ilvl="0">
-      <w:startOverride w:val="7"/>
-    </w:lvlOverride>
-    <w:lvlOverride w:ilvl="1">
-      <w:startOverride w:val="7"/>
-    </w:lvlOverride>
-    <w:lvlOverride w:ilvl="2">
-      <w:startOverride w:val="7"/>
-    </w:lvlOverride>
-    <w:lvlOverride w:ilvl="3">
-      <w:startOverride w:val="7"/>
-    </w:lvlOverride>
-    <w:lvlOverride w:ilvl="4">
-      <w:startOverride w:val="7"/>
-    </w:lvlOverride>
-    <w:lvlOverride w:ilvl="5">
-      <w:startOverride w:val="7"/>
-    </w:lvlOverride>
-    <w:lvlOverride w:ilvl="6">
-      <w:startOverride w:val="7"/>
-    </w:lvlOverride>
-    <w:lvlOverride w:ilvl="7">
-      <w:startOverride w:val="7"/>
-    </w:lvlOverride>
-    <w:lvlOverride w:ilvl="8">
-      <w:startOverride w:val="7"/>
-    </w:lvlOverride>
-  </w:num>
-  <w:num w:numId="1015">
+  <w:num w:numId="1016">
     <w:abstractNumId w:val="99432"/>
     <w:lvlOverride w:ilvl="0">
       <w:startOverride w:val="2"/>
@@ -55636,70 +55877,10 @@
       <w:startOverride w:val="2"/>
     </w:lvlOverride>
   </w:num>
-  <w:num w:numId="1016">
-    <w:abstractNumId w:val="99431"/>
-    <w:lvlOverride w:ilvl="0">
-      <w:startOverride w:val="1"/>
-    </w:lvlOverride>
-    <w:lvlOverride w:ilvl="1">
-      <w:startOverride w:val="1"/>
-    </w:lvlOverride>
-    <w:lvlOverride w:ilvl="2">
-      <w:startOverride w:val="1"/>
-    </w:lvlOverride>
-    <w:lvlOverride w:ilvl="3">
-      <w:startOverride w:val="1"/>
-    </w:lvlOverride>
-    <w:lvlOverride w:ilvl="4">
-      <w:startOverride w:val="1"/>
-    </w:lvlOverride>
-    <w:lvlOverride w:ilvl="5">
-      <w:startOverride w:val="1"/>
-    </w:lvlOverride>
-    <w:lvlOverride w:ilvl="6">
-      <w:startOverride w:val="1"/>
-    </w:lvlOverride>
-    <w:lvlOverride w:ilvl="7">
-      <w:startOverride w:val="1"/>
-    </w:lvlOverride>
-    <w:lvlOverride w:ilvl="8">
-      <w:startOverride w:val="1"/>
-    </w:lvlOverride>
-  </w:num>
   <w:num w:numId="1017">
-    <w:abstractNumId w:val="99432"/>
-    <w:lvlOverride w:ilvl="0">
-      <w:startOverride w:val="2"/>
-    </w:lvlOverride>
-    <w:lvlOverride w:ilvl="1">
-      <w:startOverride w:val="2"/>
-    </w:lvlOverride>
-    <w:lvlOverride w:ilvl="2">
-      <w:startOverride w:val="2"/>
-    </w:lvlOverride>
-    <w:lvlOverride w:ilvl="3">
-      <w:startOverride w:val="2"/>
-    </w:lvlOverride>
-    <w:lvlOverride w:ilvl="4">
-      <w:startOverride w:val="2"/>
-    </w:lvlOverride>
-    <w:lvlOverride w:ilvl="5">
-      <w:startOverride w:val="2"/>
-    </w:lvlOverride>
-    <w:lvlOverride w:ilvl="6">
-      <w:startOverride w:val="2"/>
-    </w:lvlOverride>
-    <w:lvlOverride w:ilvl="7">
-      <w:startOverride w:val="2"/>
-    </w:lvlOverride>
-    <w:lvlOverride w:ilvl="8">
-      <w:startOverride w:val="2"/>
-    </w:lvlOverride>
+    <w:abstractNumId w:val="991"/>
   </w:num>
   <w:num w:numId="1018">
-    <w:abstractNumId w:val="991"/>
-  </w:num>
-  <w:num w:numId="1019">
     <w:abstractNumId w:val="99411"/>
     <w:lvlOverride w:ilvl="0">
       <w:startOverride w:val="1"/>
@@ -55729,7 +55910,7 @@
       <w:startOverride w:val="1"/>
     </w:lvlOverride>
   </w:num>
-  <w:num w:numId="1020">
+  <w:num w:numId="1019">
     <w:abstractNumId w:val="991"/>
   </w:num>
 </w:numbering>

--- a/06-学生侧材料/讲义/6-有机化学/二氧化碳化学-超级充实版（自学完整）.docx
+++ b/06-学生侧材料/讲义/6-有机化学/二氧化碳化学-超级充实版（自学完整）.docx
@@ -36394,11 +36394,7 @@
     </w:p>
     <w:p>
       <w:pPr>
-        <w:pStyle w:val="Compact"/>
-        <w:numPr>
-          <w:ilvl w:val="0"/>
-          <w:numId w:val="1013"/>
-        </w:numPr>
+        <w:pStyle w:val="FirstParagraph"/>
       </w:pPr>
       <w:r>
         <w:rPr>
@@ -36530,7 +36526,7 @@
     </w:p>
     <w:p>
       <w:pPr>
-        <w:pStyle w:val="FirstParagraph"/>
+        <w:pStyle w:val="BodyText"/>
       </w:pPr>
       <w:r>
         <w:rPr>
@@ -40570,7 +40566,7 @@
         <w:pStyle w:val="Compact"/>
         <w:numPr>
           <w:ilvl w:val="0"/>
-          <w:numId w:val="1014"/>
+          <w:numId w:val="1013"/>
         </w:numPr>
       </w:pPr>
       <w:r>
@@ -41056,7 +41052,7 @@
         <w:pStyle w:val="Compact"/>
         <w:numPr>
           <w:ilvl w:val="0"/>
-          <w:numId w:val="1015"/>
+          <w:numId w:val="1014"/>
         </w:numPr>
       </w:pPr>
       <w:r>
@@ -41858,7 +41854,7 @@
         <w:pStyle w:val="Compact"/>
         <w:numPr>
           <w:ilvl w:val="0"/>
-          <w:numId w:val="1016"/>
+          <w:numId w:val="1015"/>
         </w:numPr>
       </w:pPr>
       <w:r>
@@ -50528,7 +50524,7 @@
         <w:pStyle w:val="Compact"/>
         <w:numPr>
           <w:ilvl w:val="0"/>
-          <w:numId w:val="1017"/>
+          <w:numId w:val="1016"/>
         </w:numPr>
       </w:pPr>
       <w:r>
@@ -50729,7 +50725,7 @@
         <w:pStyle w:val="Compact"/>
         <w:numPr>
           <w:ilvl w:val="0"/>
-          <w:numId w:val="1017"/>
+          <w:numId w:val="1016"/>
         </w:numPr>
       </w:pPr>
       <w:r>
@@ -50863,7 +50859,7 @@
         <w:pStyle w:val="Compact"/>
         <w:numPr>
           <w:ilvl w:val="0"/>
-          <w:numId w:val="1017"/>
+          <w:numId w:val="1016"/>
         </w:numPr>
       </w:pPr>
       <w:r>
@@ -50974,7 +50970,7 @@
         <w:pStyle w:val="Compact"/>
         <w:numPr>
           <w:ilvl w:val="0"/>
-          <w:numId w:val="1017"/>
+          <w:numId w:val="1016"/>
         </w:numPr>
       </w:pPr>
       <w:r>
@@ -51085,7 +51081,7 @@
         <w:pStyle w:val="Compact"/>
         <w:numPr>
           <w:ilvl w:val="0"/>
-          <w:numId w:val="1017"/>
+          <w:numId w:val="1016"/>
         </w:numPr>
       </w:pPr>
       <w:r>
@@ -51240,7 +51236,7 @@
         <w:pStyle w:val="Compact"/>
         <w:numPr>
           <w:ilvl w:val="0"/>
-          <w:numId w:val="1017"/>
+          <w:numId w:val="1016"/>
         </w:numPr>
       </w:pPr>
       <w:r>
@@ -51359,7 +51355,7 @@
         <w:pStyle w:val="Compact"/>
         <w:numPr>
           <w:ilvl w:val="0"/>
-          <w:numId w:val="1017"/>
+          <w:numId w:val="1016"/>
         </w:numPr>
       </w:pPr>
       <w:r>
@@ -51823,7 +51819,7 @@
         <w:pStyle w:val="Compact"/>
         <w:numPr>
           <w:ilvl w:val="0"/>
-          <w:numId w:val="1018"/>
+          <w:numId w:val="1017"/>
         </w:numPr>
       </w:pPr>
       <m:oMath>
@@ -51910,7 +51906,7 @@
         <w:pStyle w:val="Compact"/>
         <w:numPr>
           <w:ilvl w:val="0"/>
-          <w:numId w:val="1018"/>
+          <w:numId w:val="1017"/>
         </w:numPr>
       </w:pPr>
       <w:r>
@@ -51957,7 +51953,7 @@
         <w:pStyle w:val="Compact"/>
         <w:numPr>
           <w:ilvl w:val="0"/>
-          <w:numId w:val="1018"/>
+          <w:numId w:val="1017"/>
         </w:numPr>
       </w:pPr>
       <w:r>
@@ -54502,7 +54498,7 @@
         <w:pStyle w:val="Compact"/>
         <w:numPr>
           <w:ilvl w:val="0"/>
-          <w:numId w:val="1019"/>
+          <w:numId w:val="1018"/>
         </w:numPr>
       </w:pPr>
       <w:r>
@@ -54571,7 +54567,7 @@
         <w:pStyle w:val="Compact"/>
         <w:numPr>
           <w:ilvl w:val="0"/>
-          <w:numId w:val="1019"/>
+          <w:numId w:val="1018"/>
         </w:numPr>
       </w:pPr>
       <w:r>
@@ -54640,7 +54636,7 @@
         <w:pStyle w:val="Compact"/>
         <w:numPr>
           <w:ilvl w:val="0"/>
-          <w:numId w:val="1019"/>
+          <w:numId w:val="1018"/>
         </w:numPr>
       </w:pPr>
       <w:r>
@@ -54747,7 +54743,7 @@
         <w:pStyle w:val="Compact"/>
         <w:numPr>
           <w:ilvl w:val="0"/>
-          <w:numId w:val="1019"/>
+          <w:numId w:val="1018"/>
         </w:numPr>
       </w:pPr>
       <w:r>
@@ -54840,7 +54836,7 @@
         <w:pStyle w:val="Compact"/>
         <w:numPr>
           <w:ilvl w:val="0"/>
-          <w:numId w:val="1019"/>
+          <w:numId w:val="1018"/>
         </w:numPr>
       </w:pPr>
       <w:r>
@@ -55413,91 +55409,6 @@
       </w:pPr>
     </w:lvl>
   </w:abstractNum>
-  <w:abstractNum w:abstractNumId="99417">
-    <w:nsid w:val="00A99417"/>
-    <w:multiLevelType w:val="multilevel"/>
-    <w:lvl w:ilvl="0">
-      <w:start w:val="7"/>
-      <w:numFmt w:val="decimal"/>
-      <w:lvlText w:val="%1."/>
-      <w:lvlJc w:val="left"/>
-      <w:pPr>
-        <w:ind w:left="720" w:hanging="360"/>
-      </w:pPr>
-    </w:lvl>
-    <w:lvl w:ilvl="1">
-      <w:start w:val="7"/>
-      <w:numFmt w:val="decimal"/>
-      <w:lvlText w:val="%2."/>
-      <w:lvlJc w:val="left"/>
-      <w:pPr>
-        <w:ind w:left="1440" w:hanging="360"/>
-      </w:pPr>
-    </w:lvl>
-    <w:lvl w:ilvl="2">
-      <w:start w:val="7"/>
-      <w:numFmt w:val="decimal"/>
-      <w:lvlText w:val="%3."/>
-      <w:lvlJc w:val="left"/>
-      <w:pPr>
-        <w:ind w:left="2160" w:hanging="360"/>
-      </w:pPr>
-    </w:lvl>
-    <w:lvl w:ilvl="3">
-      <w:start w:val="7"/>
-      <w:numFmt w:val="decimal"/>
-      <w:lvlText w:val="%4."/>
-      <w:lvlJc w:val="left"/>
-      <w:pPr>
-        <w:ind w:left="2880" w:hanging="360"/>
-      </w:pPr>
-    </w:lvl>
-    <w:lvl w:ilvl="4">
-      <w:start w:val="7"/>
-      <w:numFmt w:val="decimal"/>
-      <w:lvlText w:val="%5."/>
-      <w:lvlJc w:val="left"/>
-      <w:pPr>
-        <w:ind w:left="3600" w:hanging="360"/>
-      </w:pPr>
-    </w:lvl>
-    <w:lvl w:ilvl="5">
-      <w:start w:val="7"/>
-      <w:numFmt w:val="decimal"/>
-      <w:lvlText w:val="%6."/>
-      <w:lvlJc w:val="left"/>
-      <w:pPr>
-        <w:ind w:left="4320" w:hanging="360"/>
-      </w:pPr>
-    </w:lvl>
-    <w:lvl w:ilvl="6">
-      <w:start w:val="7"/>
-      <w:numFmt w:val="decimal"/>
-      <w:lvlText w:val="%7."/>
-      <w:lvlJc w:val="left"/>
-      <w:pPr>
-        <w:ind w:left="5040" w:hanging="360"/>
-      </w:pPr>
-    </w:lvl>
-    <w:lvl w:ilvl="7">
-      <w:start w:val="7"/>
-      <w:numFmt w:val="decimal"/>
-      <w:lvlText w:val="%8."/>
-      <w:lvlJc w:val="left"/>
-      <w:pPr>
-        <w:ind w:left="5760" w:hanging="360"/>
-      </w:pPr>
-    </w:lvl>
-    <w:lvl w:ilvl="8">
-      <w:start w:val="7"/>
-      <w:numFmt w:val="decimal"/>
-      <w:lvlText w:val="%9."/>
-      <w:lvlJc w:val="left"/>
-      <w:pPr>
-        <w:ind w:left="6480" w:hanging="360"/>
-      </w:pPr>
-    </w:lvl>
-  </w:abstractNum>
   <w:abstractNum w:abstractNumId="99432">
     <w:nsid w:val="00A99432"/>
     <w:multiLevelType w:val="multilevel"/>
@@ -55758,36 +55669,6 @@
     </w:lvlOverride>
   </w:num>
   <w:num w:numId="1013">
-    <w:abstractNumId w:val="99417"/>
-    <w:lvlOverride w:ilvl="0">
-      <w:startOverride w:val="7"/>
-    </w:lvlOverride>
-    <w:lvlOverride w:ilvl="1">
-      <w:startOverride w:val="7"/>
-    </w:lvlOverride>
-    <w:lvlOverride w:ilvl="2">
-      <w:startOverride w:val="7"/>
-    </w:lvlOverride>
-    <w:lvlOverride w:ilvl="3">
-      <w:startOverride w:val="7"/>
-    </w:lvlOverride>
-    <w:lvlOverride w:ilvl="4">
-      <w:startOverride w:val="7"/>
-    </w:lvlOverride>
-    <w:lvlOverride w:ilvl="5">
-      <w:startOverride w:val="7"/>
-    </w:lvlOverride>
-    <w:lvlOverride w:ilvl="6">
-      <w:startOverride w:val="7"/>
-    </w:lvlOverride>
-    <w:lvlOverride w:ilvl="7">
-      <w:startOverride w:val="7"/>
-    </w:lvlOverride>
-    <w:lvlOverride w:ilvl="8">
-      <w:startOverride w:val="7"/>
-    </w:lvlOverride>
-  </w:num>
-  <w:num w:numId="1014">
     <w:abstractNumId w:val="99432"/>
     <w:lvlOverride w:ilvl="0">
       <w:startOverride w:val="2"/>
@@ -55817,7 +55698,7 @@
       <w:startOverride w:val="2"/>
     </w:lvlOverride>
   </w:num>
-  <w:num w:numId="1015">
+  <w:num w:numId="1014">
     <w:abstractNumId w:val="99431"/>
     <w:lvlOverride w:ilvl="0">
       <w:startOverride w:val="1"/>
@@ -55847,7 +55728,7 @@
       <w:startOverride w:val="1"/>
     </w:lvlOverride>
   </w:num>
-  <w:num w:numId="1016">
+  <w:num w:numId="1015">
     <w:abstractNumId w:val="99432"/>
     <w:lvlOverride w:ilvl="0">
       <w:startOverride w:val="2"/>
@@ -55877,10 +55758,10 @@
       <w:startOverride w:val="2"/>
     </w:lvlOverride>
   </w:num>
-  <w:num w:numId="1017">
+  <w:num w:numId="1016">
     <w:abstractNumId w:val="991"/>
   </w:num>
-  <w:num w:numId="1018">
+  <w:num w:numId="1017">
     <w:abstractNumId w:val="99411"/>
     <w:lvlOverride w:ilvl="0">
       <w:startOverride w:val="1"/>
@@ -55910,7 +55791,7 @@
       <w:startOverride w:val="1"/>
     </w:lvlOverride>
   </w:num>
-  <w:num w:numId="1019">
+  <w:num w:numId="1018">
     <w:abstractNumId w:val="991"/>
   </w:num>
 </w:numbering>

--- a/06-学生侧材料/讲义/6-有机化学/二氧化碳化学-超级充实版（自学完整）.docx
+++ b/06-学生侧材料/讲义/6-有机化学/二氧化碳化学-超级充实版（自学完整）.docx
@@ -53809,12 +53809,6 @@
             </w:pPr>
             <w:r>
               <w:rPr>
-                <w:rFonts w:ascii="Times New Roman" w:hAnsi="Times New Roman" w:eastAsia="Times New Roman" w:cs="Times New Roman"/>
-              </w:rPr>
-              <w:t xml:space="preserve">🔴 </w:t>
-            </w:r>
-            <w:r>
-              <w:rPr>
                 <w:rFonts w:hint="eastAsia" w:ascii="Times New Roman" w:hAnsi="Times New Roman" w:eastAsia="FangSong" w:cs="Times New Roman"/>
               </w:rPr>
               <w:t>无题源</w:t>
@@ -54008,12 +54002,6 @@
             </w:pPr>
             <w:r>
               <w:rPr>
-                <w:rFonts w:ascii="Times New Roman" w:hAnsi="Times New Roman" w:eastAsia="Times New Roman" w:cs="Times New Roman"/>
-              </w:rPr>
-              <w:t xml:space="preserve">🔴 </w:t>
-            </w:r>
-            <w:r>
-              <w:rPr>
                 <w:rFonts w:hint="eastAsia" w:ascii="Times New Roman" w:hAnsi="Times New Roman" w:eastAsia="FangSong" w:cs="Times New Roman"/>
               </w:rPr>
               <w:t>只讲通式</w:t>
@@ -54109,12 +54097,6 @@
               <w:pStyle w:val="Compact"/>
               <w:jc w:val="center"/>
             </w:pPr>
-            <w:r>
-              <w:rPr>
-                <w:rFonts w:ascii="Times New Roman" w:hAnsi="Times New Roman" w:eastAsia="Times New Roman" w:cs="Times New Roman"/>
-              </w:rPr>
-              <w:t xml:space="preserve">🔴 </w:t>
-            </w:r>
             <w:r>
               <w:rPr>
                 <w:rFonts w:hint="eastAsia" w:ascii="Times New Roman" w:hAnsi="Times New Roman" w:eastAsia="FangSong" w:cs="Times New Roman"/>
@@ -54250,12 +54232,6 @@
               <w:pStyle w:val="Compact"/>
               <w:jc w:val="center"/>
             </w:pPr>
-            <w:r>
-              <w:rPr>
-                <w:rFonts w:ascii="Times New Roman" w:hAnsi="Times New Roman" w:eastAsia="Times New Roman" w:cs="Times New Roman"/>
-              </w:rPr>
-              <w:t xml:space="preserve">🔴 </w:t>
-            </w:r>
             <w:r>
               <w:rPr>
                 <w:rFonts w:hint="eastAsia" w:ascii="Times New Roman" w:hAnsi="Times New Roman" w:eastAsia="FangSong" w:cs="Times New Roman"/>

--- a/06-学生侧材料/讲义/6-有机化学/二氧化碳化学-超级充实版（自学完整）.docx
+++ b/06-学生侧材料/讲义/6-有机化学/二氧化碳化学-超级充实版（自学完整）.docx
@@ -3232,7 +3232,7 @@
         <w:rPr>
           <w:rFonts w:hint="eastAsia" w:ascii="Times New Roman" w:hAnsi="Times New Roman" w:eastAsia="FangSong" w:cs="Times New Roman"/>
         </w:rPr>
-        <w:t>碳上余下的两个</w:t>
+        <w:t>碳上余下两个互相垂直的</w:t>
       </w:r>
       <w:r>
         <w:rPr>
@@ -3258,7 +3258,7 @@
         <w:rPr>
           <w:rFonts w:hint="eastAsia" w:ascii="Times New Roman" w:hAnsi="Times New Roman" w:eastAsia="FangSong" w:cs="Times New Roman"/>
         </w:rPr>
-        <w:t xml:space="preserve">轨道分别与两个氧的</w:t>
+        <w:t xml:space="preserve">轨道分别与两侧氧的</w:t>
       </w:r>
       <w:r>
         <w:rPr>
@@ -3284,30 +3284,73 @@
         <w:rPr>
           <w:rFonts w:hint="eastAsia" w:ascii="Times New Roman" w:hAnsi="Times New Roman" w:eastAsia="FangSong" w:cs="Times New Roman"/>
         </w:rPr>
-        <w:t xml:space="preserve">轨道形成两组</w:t>
-      </w:r>
-      <w:r>
-        <w:rPr>
-          <w:rFonts w:ascii="Times New Roman" w:hAnsi="Times New Roman" w:eastAsia="Times New Roman" w:cs="Times New Roman"/>
+        <w:t>轨道侧向重叠</w:t>
+      </w:r>
+      <w:r>
+        <w:rPr>
+          <w:rFonts w:hint="eastAsia" w:ascii="Times New Roman" w:hAnsi="Times New Roman" w:eastAsia="Times New Roman" w:cs="Times New Roman"/>
+        </w:rPr>
+        <w:t>，</w:t>
+      </w:r>
+      <w:r>
+        <w:rPr>
+          <w:rFonts w:hint="eastAsia" w:ascii="Times New Roman" w:hAnsi="Times New Roman" w:eastAsia="FangSong" w:cs="Times New Roman"/>
+        </w:rPr>
+        <w:t>形成</w:t>
+      </w:r>
+      <w:r>
+        <w:rPr>
+          <w:rFonts w:hint="eastAsia" w:ascii="Times New Roman" w:hAnsi="Times New Roman" w:eastAsia="FangSong" w:cs="Times New Roman"/>
+          <w:b/>
+          <w:bCs/>
+        </w:rPr>
+        <w:t xml:space="preserve">两组互相垂直的</w:t>
+      </w:r>
+      <w:r>
+        <w:rPr>
+          <w:rFonts w:ascii="Times New Roman" w:hAnsi="Times New Roman" w:eastAsia="Times New Roman" w:cs="Times New Roman"/>
+          <w:b/>
+          <w:bCs/>
         </w:rPr>
         <w:t xml:space="preserve"> </w:t>
       </w:r>
       <m:oMath>
-        <m:r>
-          <m:t>π</m:t>
-        </m:r>
+        <m:sSubSup>
+          <m:e>
+            <m:r>
+              <m:rPr>
+                <m:sty m:val="p"/>
+              </m:rPr>
+              <m:t>Π</m:t>
+            </m:r>
+          </m:e>
+          <m:sub>
+            <m:r>
+              <m:t>3</m:t>
+            </m:r>
+          </m:sub>
+          <m:sup>
+            <m:r>
+              <m:t>4</m:t>
+            </m:r>
+          </m:sup>
+        </m:sSubSup>
       </m:oMath>
       <w:r>
         <w:rPr>
           <w:rFonts w:ascii="Times New Roman" w:hAnsi="Times New Roman" w:eastAsia="Times New Roman" w:cs="Times New Roman"/>
-        </w:rPr>
-        <w:t xml:space="preserve"> </w:t>
-      </w:r>
-      <w:r>
-        <w:rPr>
-          <w:rFonts w:hint="eastAsia" w:ascii="Times New Roman" w:hAnsi="Times New Roman" w:eastAsia="FangSong" w:cs="Times New Roman"/>
-        </w:rPr>
-        <w:t>键</w:t>
+          <w:b/>
+          <w:bCs/>
+        </w:rPr>
+        <w:t xml:space="preserve"> </w:t>
+      </w:r>
+      <w:r>
+        <w:rPr>
+          <w:rFonts w:hint="eastAsia" w:ascii="Times New Roman" w:hAnsi="Times New Roman" w:eastAsia="FangSong" w:cs="Times New Roman"/>
+          <w:b/>
+          <w:bCs/>
+        </w:rPr>
+        <w:t xml:space="preserve">离域键</w:t>
       </w:r>
       <w:r>
         <w:rPr>
@@ -3319,7 +3362,19 @@
         <w:rPr>
           <w:rFonts w:hint="eastAsia" w:ascii="Times New Roman" w:hAnsi="Times New Roman" w:eastAsia="FangSong" w:cs="Times New Roman"/>
         </w:rPr>
-        <w:t>其中一组为离域</w:t>
+        <w:t>三中心四电子</w:t>
+      </w:r>
+      <w:r>
+        <w:rPr>
+          <w:rFonts w:hint="eastAsia" w:ascii="Times New Roman" w:hAnsi="Times New Roman" w:eastAsia="Times New Roman" w:cs="Times New Roman"/>
+        </w:rPr>
+        <w:t>）——</w:t>
+      </w:r>
+      <w:r>
+        <w:rPr>
+          <w:rFonts w:hint="eastAsia" w:ascii="Times New Roman" w:hAnsi="Times New Roman" w:eastAsia="FangSong" w:cs="Times New Roman"/>
+        </w:rPr>
+        <w:t>这正是其</w:t>
       </w:r>
       <w:r>
         <w:rPr>
@@ -3332,7 +3387,19 @@
           <m:rPr>
             <m:sty m:val="p"/>
           </m:rPr>
-          <m:t>Π</m:t>
+          <m:t>C</m:t>
+        </m:r>
+        <m:r>
+          <m:rPr>
+            <m:sty m:val="p"/>
+          </m:rPr>
+          <m:t>−</m:t>
+        </m:r>
+        <m:r>
+          <m:rPr>
+            <m:sty m:val="p"/>
+          </m:rPr>
+          <m:t>O</m:t>
         </m:r>
       </m:oMath>
       <w:r>
@@ -3345,7 +3412,79 @@
         <w:rPr>
           <w:rFonts w:hint="eastAsia" w:ascii="Times New Roman" w:hAnsi="Times New Roman" w:eastAsia="FangSong" w:cs="Times New Roman"/>
         </w:rPr>
-        <w:t>键</w:t>
+        <w:t xml:space="preserve">键级高于</w:t>
+      </w:r>
+      <w:r>
+        <w:rPr>
+          <w:rFonts w:ascii="Times New Roman" w:hAnsi="Times New Roman" w:eastAsia="Times New Roman" w:cs="Times New Roman"/>
+        </w:rPr>
+        <w:t xml:space="preserve"> </w:t>
+      </w:r>
+      <w:r>
+        <w:rPr>
+          <w:rFonts w:hint="eastAsia" w:ascii="Times New Roman" w:hAnsi="Times New Roman" w:eastAsia="Times New Roman" w:cs="Times New Roman"/>
+        </w:rPr>
+        <w:t>2、</w:t>
+      </w:r>
+      <w:r>
+        <w:rPr>
+          <w:rFonts w:hint="eastAsia" w:ascii="Times New Roman" w:hAnsi="Times New Roman" w:eastAsia="FangSong" w:cs="Times New Roman"/>
+        </w:rPr>
+        <w:t>键长短于甲醛的原因</w:t>
+      </w:r>
+      <w:r>
+        <w:rPr>
+          <w:rFonts w:hint="eastAsia" w:ascii="Times New Roman" w:hAnsi="Times New Roman" w:eastAsia="Times New Roman" w:cs="Times New Roman"/>
+        </w:rPr>
+        <w:t>（</w:t>
+      </w:r>
+      <w:r>
+        <w:rPr>
+          <w:rFonts w:hint="eastAsia" w:ascii="Times New Roman" w:hAnsi="Times New Roman" w:eastAsia="FangSong" w:cs="Times New Roman"/>
+        </w:rPr>
+        <w:t>与</w:t>
+      </w:r>
+      <w:r>
+        <w:rPr>
+          <w:rFonts w:ascii="Times New Roman" w:hAnsi="Times New Roman" w:eastAsia="Times New Roman" w:cs="Times New Roman"/>
+        </w:rPr>
+        <w:t xml:space="preserve"> </w:t>
+      </w:r>
+      <w:r>
+        <w:rPr>
+          <w:rFonts w:hint="eastAsia" w:ascii="Times New Roman" w:hAnsi="Times New Roman" w:eastAsia="Times New Roman" w:cs="Times New Roman"/>
+        </w:rPr>
+        <w:t>§</w:t>
+      </w:r>
+      <w:r>
+        <w:rPr>
+          <w:rFonts w:hint="eastAsia" w:ascii="Times New Roman" w:hAnsi="Times New Roman" w:eastAsia="FangSong" w:cs="Times New Roman"/>
+        </w:rPr>
+        <w:t>八</w:t>
+      </w:r>
+      <w:r>
+        <w:rPr>
+          <w:rFonts w:ascii="Times New Roman" w:hAnsi="Times New Roman" w:eastAsia="Times New Roman" w:cs="Times New Roman"/>
+        </w:rPr>
+        <w:t xml:space="preserve"> </w:t>
+      </w:r>
+      <w:r>
+        <w:rPr>
+          <w:rFonts w:hint="eastAsia" w:ascii="Times New Roman" w:hAnsi="Times New Roman" w:eastAsia="FangSong" w:cs="Times New Roman"/>
+        </w:rPr>
+        <w:t xml:space="preserve">练</w:t>
+      </w:r>
+      <w:r>
+        <w:rPr>
+          <w:rFonts w:ascii="Times New Roman" w:hAnsi="Times New Roman" w:eastAsia="Times New Roman" w:cs="Times New Roman"/>
+        </w:rPr>
+        <w:t xml:space="preserve"> 1 </w:t>
+      </w:r>
+      <w:r>
+        <w:rPr>
+          <w:rFonts w:hint="eastAsia" w:ascii="Times New Roman" w:hAnsi="Times New Roman" w:eastAsia="FangSong" w:cs="Times New Roman"/>
+        </w:rPr>
+        <w:t>的原书答案口径一致</w:t>
       </w:r>
       <w:r>
         <w:rPr>
@@ -3674,7 +3813,7 @@
               <w:rPr>
                 <w:rFonts w:hint="eastAsia" w:ascii="Times New Roman" w:hAnsi="Times New Roman" w:eastAsia="FangSong" w:cs="Times New Roman"/>
               </w:rPr>
-              <w:t xml:space="preserve">两个</w:t>
+              <w:t xml:space="preserve">一个</w:t>
             </w:r>
             <w:r>
               <w:rPr>
@@ -3689,21 +3828,132 @@
             </m:oMath>
             <w:r>
               <w:rPr>
-                <w:rFonts w:hint="eastAsia" w:ascii="Times New Roman" w:hAnsi="Times New Roman" w:eastAsia="Times New Roman" w:cs="Times New Roman"/>
+                <w:rFonts w:ascii="Times New Roman" w:hAnsi="Times New Roman" w:eastAsia="Times New Roman" w:cs="Times New Roman"/>
               </w:rPr>
-              <w:t>（</w:t>
+              <w:t xml:space="preserve"> </w:t>
+            </w:r>
+            <w:r>
+              <w:rPr>
+                <w:rFonts w:ascii="Times New Roman" w:hAnsi="Times New Roman" w:eastAsia="Times New Roman" w:cs="Times New Roman"/>
+              </w:rPr>
+              <w:t xml:space="preserve">+ </w:t>
             </w:r>
             <w:r>
               <w:rPr>
                 <w:rFonts w:hint="eastAsia" w:ascii="Times New Roman" w:hAnsi="Times New Roman" w:eastAsia="FangSong" w:cs="Times New Roman"/>
               </w:rPr>
-              <w:t>三键</w:t>
+              <w:t xml:space="preserve">一个</w:t>
+            </w:r>
+            <w:r>
+              <w:rPr>
+                <w:rFonts w:ascii="Times New Roman" w:hAnsi="Times New Roman" w:eastAsia="Times New Roman" w:cs="Times New Roman"/>
+              </w:rPr>
+              <w:t xml:space="preserve"> </w:t>
+            </w:r>
+            <m:oMath>
+              <m:r>
+                <m:rPr>
+                  <m:sty m:val="p"/>
+                </m:rPr>
+                <m:t>O</m:t>
+              </m:r>
+              <m:r>
+                <m:rPr>
+                  <m:sty m:val="p"/>
+                </m:rPr>
+                <m:t>→</m:t>
+              </m:r>
+              <m:r>
+                <m:rPr>
+                  <m:sty m:val="p"/>
+                </m:rPr>
+                <m:t>C</m:t>
+              </m:r>
+            </m:oMath>
+            <w:r>
+              <w:rPr>
+                <w:rFonts w:ascii="Times New Roman" w:hAnsi="Times New Roman" w:eastAsia="Times New Roman" w:cs="Times New Roman"/>
+              </w:rPr>
+              <w:t xml:space="preserve"> </w:t>
+            </w:r>
+            <w:r>
+              <w:rPr>
+                <w:rFonts w:hint="eastAsia" w:ascii="Times New Roman" w:hAnsi="Times New Roman" w:eastAsia="FangSong" w:cs="Times New Roman"/>
+              </w:rPr>
+              <w:t xml:space="preserve">的</w:t>
+            </w:r>
+            <w:r>
+              <w:rPr>
+                <w:rFonts w:ascii="Times New Roman" w:hAnsi="Times New Roman" w:eastAsia="Times New Roman" w:cs="Times New Roman"/>
+              </w:rPr>
+              <w:t xml:space="preserve"> </w:t>
+            </w:r>
+            <m:oMath>
+              <m:r>
+                <m:t>π</m:t>
+              </m:r>
+            </m:oMath>
+            <w:r>
+              <w:rPr>
+                <w:rFonts w:ascii="Times New Roman" w:hAnsi="Times New Roman" w:eastAsia="Times New Roman" w:cs="Times New Roman"/>
+              </w:rPr>
+              <w:t xml:space="preserve"> </w:t>
+            </w:r>
+            <w:r>
+              <w:rPr>
+                <w:rFonts w:hint="eastAsia" w:ascii="Times New Roman" w:hAnsi="Times New Roman" w:eastAsia="FangSong" w:cs="Times New Roman"/>
+              </w:rPr>
+              <w:t>配键</w:t>
             </w:r>
             <w:r>
               <w:rPr>
                 <w:rFonts w:hint="eastAsia" w:ascii="Times New Roman" w:hAnsi="Times New Roman" w:eastAsia="Times New Roman" w:cs="Times New Roman"/>
               </w:rPr>
-              <w:t>）</w:t>
+              <w:t>，</w:t>
+            </w:r>
+            <w:r>
+              <w:rPr>
+                <w:rFonts w:hint="eastAsia" w:ascii="Times New Roman" w:hAnsi="Times New Roman" w:eastAsia="FangSong" w:cs="Times New Roman"/>
+              </w:rPr>
+              <w:t>键级</w:t>
+            </w:r>
+            <w:r>
+              <w:rPr>
+                <w:rFonts w:ascii="Times New Roman" w:hAnsi="Times New Roman" w:eastAsia="Times New Roman" w:cs="Times New Roman"/>
+              </w:rPr>
+              <w:t xml:space="preserve"> </w:t>
+            </w:r>
+            <w:r>
+              <w:rPr>
+                <w:rFonts w:hint="eastAsia" w:ascii="Times New Roman" w:hAnsi="Times New Roman" w:eastAsia="Times New Roman" w:cs="Times New Roman"/>
+              </w:rPr>
+              <w:t xml:space="preserve">3（</w:t>
+            </w:r>
+            <m:oMath>
+              <m:r>
+                <m:t>113</m:t>
+              </m:r>
+              <m:r>
+                <m:t> </m:t>
+              </m:r>
+              <m:r>
+                <m:rPr>
+                  <m:sty m:val="p"/>
+                </m:rPr>
+                <m:t>p</m:t>
+              </m:r>
+              <m:r>
+                <m:rPr>
+                  <m:sty m:val="p"/>
+                </m:rPr>
+                <m:t>m</m:t>
+              </m:r>
+            </m:oMath>
+            <w:r>
+              <w:rPr>
+                <w:rFonts w:hint="eastAsia" w:ascii="Times New Roman" w:hAnsi="Times New Roman" w:eastAsia="Times New Roman" w:cs="Times New Roman"/>
+              </w:rPr>
+              <w:t xml:space="preserve">）</w:t>
             </w:r>
           </w:p>
         </w:tc>
@@ -4059,7 +4309,57 @@
               <w:rPr>
                 <w:rFonts w:hint="eastAsia" w:ascii="Times New Roman" w:hAnsi="Times New Roman" w:eastAsia="FangSong" w:cs="Times New Roman"/>
               </w:rPr>
-              <w:t xml:space="preserve">双键带部分单键性</w:t>
+              <w:t xml:space="preserve">键级</w:t>
+            </w:r>
+            <w:r>
+              <w:rPr>
+                <w:rFonts w:ascii="Times New Roman" w:hAnsi="Times New Roman" w:eastAsia="Times New Roman" w:cs="Times New Roman"/>
+              </w:rPr>
+              <w:t xml:space="preserve"> </w:t>
+            </w:r>
+            <w:r>
+              <w:rPr>
+                <w:rFonts w:hint="eastAsia" w:ascii="Times New Roman" w:hAnsi="Times New Roman" w:eastAsia="Times New Roman" w:cs="Times New Roman"/>
+              </w:rPr>
+              <w:t>2，</w:t>
+            </w:r>
+            <w:r>
+              <w:rPr>
+                <w:rFonts w:hint="eastAsia" w:ascii="Times New Roman" w:hAnsi="Times New Roman" w:eastAsia="FangSong" w:cs="Times New Roman"/>
+              </w:rPr>
+              <w:t>无离域增强</w:t>
+            </w:r>
+            <w:r>
+              <w:rPr>
+                <w:rFonts w:hint="eastAsia" w:ascii="Times New Roman" w:hAnsi="Times New Roman" w:eastAsia="Times New Roman" w:cs="Times New Roman"/>
+              </w:rPr>
+              <w:t>（</w:t>
+            </w:r>
+            <m:oMath>
+              <m:r>
+                <m:t>122</m:t>
+              </m:r>
+              <m:r>
+                <m:t> </m:t>
+              </m:r>
+              <m:r>
+                <m:rPr>
+                  <m:sty m:val="p"/>
+                </m:rPr>
+                <m:t>p</m:t>
+              </m:r>
+              <m:r>
+                <m:rPr>
+                  <m:sty m:val="p"/>
+                </m:rPr>
+                <m:t>m</m:t>
+              </m:r>
+            </m:oMath>
+            <w:r>
+              <w:rPr>
+                <w:rFonts w:hint="eastAsia" w:ascii="Times New Roman" w:hAnsi="Times New Roman" w:eastAsia="Times New Roman" w:cs="Times New Roman"/>
+              </w:rPr>
+              <w:t xml:space="preserve">）</w:t>
             </w:r>
           </w:p>
         </w:tc>
@@ -4685,7 +4985,30 @@
         <w:rPr>
           <w:rFonts w:hint="eastAsia" w:ascii="Times New Roman" w:hAnsi="Times New Roman" w:eastAsia="FangSong" w:cs="Times New Roman"/>
         </w:rPr>
-        <w:t>可算出晶胞参数与体对角线长</w:t>
+        <w:t>可算分子中心最短距离</w:t>
+      </w:r>
+      <w:r>
+        <w:rPr>
+          <w:rFonts w:ascii="Times New Roman" w:hAnsi="Times New Roman" w:eastAsia="Times New Roman" w:cs="Times New Roman"/>
+        </w:rPr>
+        <w:t xml:space="preserve"> </w:t>
+      </w:r>
+      <m:oMath>
+        <m:r>
+          <m:t>L</m:t>
+        </m:r>
+      </m:oMath>
+      <w:r>
+        <w:rPr>
+          <w:rFonts w:ascii="Times New Roman" w:hAnsi="Times New Roman" w:eastAsia="Times New Roman" w:cs="Times New Roman"/>
+        </w:rPr>
+        <w:t xml:space="preserve"> </w:t>
+      </w:r>
+      <w:r>
+        <w:rPr>
+          <w:rFonts w:hint="eastAsia" w:ascii="Times New Roman" w:hAnsi="Times New Roman" w:eastAsia="FangSong" w:cs="Times New Roman"/>
+        </w:rPr>
+        <w:t>与氧原子的分数坐标</w:t>
       </w:r>
       <w:r>
         <w:rPr>
@@ -4725,7 +5048,62 @@
         <w:rPr>
           <w:rFonts w:hint="eastAsia" w:ascii="Times New Roman" w:hAnsi="Times New Roman" w:eastAsia="Times New Roman" w:cs="Times New Roman"/>
         </w:rPr>
-        <w:t xml:space="preserve">）。</w:t>
+        <w:t>）；</w:t>
+      </w:r>
+      <w:r>
+        <w:rPr>
+          <w:rFonts w:hint="eastAsia" w:ascii="Times New Roman" w:hAnsi="Times New Roman" w:eastAsia="FangSong" w:cs="Times New Roman"/>
+        </w:rPr>
+        <w:t>晶胞参数</w:t>
+      </w:r>
+      <w:r>
+        <w:rPr>
+          <w:rFonts w:ascii="Times New Roman" w:hAnsi="Times New Roman" w:eastAsia="Times New Roman" w:cs="Times New Roman"/>
+        </w:rPr>
+        <w:t xml:space="preserve"> </w:t>
+      </w:r>
+      <m:oMath>
+        <m:r>
+          <m:t>a</m:t>
+        </m:r>
+      </m:oMath>
+      <w:r>
+        <w:rPr>
+          <w:rFonts w:ascii="Times New Roman" w:hAnsi="Times New Roman" w:eastAsia="Times New Roman" w:cs="Times New Roman"/>
+        </w:rPr>
+        <w:t xml:space="preserve"> </w:t>
+      </w:r>
+      <w:r>
+        <w:rPr>
+          <w:rFonts w:hint="eastAsia" w:ascii="Times New Roman" w:hAnsi="Times New Roman" w:eastAsia="FangSong" w:cs="Times New Roman"/>
+        </w:rPr>
+        <w:t xml:space="preserve">由</w:t>
+      </w:r>
+      <w:r>
+        <w:rPr>
+          <w:rFonts w:hint="eastAsia" w:ascii="Times New Roman" w:hAnsi="Times New Roman" w:eastAsia="FangSong" w:cs="Times New Roman"/>
+          <w:b/>
+          <w:bCs/>
+        </w:rPr>
+        <w:t xml:space="preserve">密度反算</w:t>
+      </w:r>
+      <w:r>
+        <w:rPr>
+          <w:rFonts w:hint="eastAsia" w:ascii="Times New Roman" w:hAnsi="Times New Roman" w:eastAsia="Times New Roman" w:cs="Times New Roman"/>
+        </w:rPr>
+        <w:t>，</w:t>
+      </w:r>
+      <w:r>
+        <w:rPr>
+          <w:rFonts w:hint="eastAsia" w:ascii="Times New Roman" w:hAnsi="Times New Roman" w:eastAsia="FangSong" w:cs="Times New Roman"/>
+        </w:rPr>
+        <w:t>并非由键长推出</w:t>
+      </w:r>
+      <w:r>
+        <w:rPr>
+          <w:rFonts w:hint="eastAsia" w:ascii="Times New Roman" w:hAnsi="Times New Roman" w:eastAsia="Times New Roman" w:cs="Times New Roman"/>
+        </w:rPr>
+        <w:t>。</w:t>
       </w:r>
     </w:p>
     <w:p>
@@ -6733,7 +7111,159 @@
               <w:rPr>
                 <w:rFonts w:hint="eastAsia" w:ascii="Times New Roman" w:hAnsi="Times New Roman" w:eastAsia="FangSong" w:cs="Times New Roman"/>
               </w:rPr>
-              <w:t xml:space="preserve">消耗碱偏少</w:t>
+              <w:t xml:space="preserve">每</w:t>
+            </w:r>
+            <w:r>
+              <w:rPr>
+                <w:rFonts w:ascii="Times New Roman" w:hAnsi="Times New Roman" w:eastAsia="Times New Roman" w:cs="Times New Roman"/>
+              </w:rPr>
+              <w:t xml:space="preserve"> mol</w:t>
+            </w:r>
+            <w:r>
+              <w:rPr>
+                <w:rFonts w:ascii="Times New Roman" w:hAnsi="Times New Roman" w:eastAsia="Times New Roman" w:cs="Times New Roman"/>
+              </w:rPr>
+              <w:t xml:space="preserve"> </w:t>
+            </w:r>
+            <m:oMath>
+              <m:r>
+                <m:rPr>
+                  <m:sty m:val="p"/>
+                </m:rPr>
+                <m:t>C</m:t>
+              </m:r>
+              <m:sSubSup>
+                <m:e>
+                  <m:r>
+                    <m:rPr>
+                      <m:sty m:val="p"/>
+                    </m:rPr>
+                    <m:t>O</m:t>
+                  </m:r>
+                </m:e>
+                <m:sub>
+                  <m:r>
+                    <m:rPr>
+                      <m:sty m:val="p"/>
+                    </m:rPr>
+                    <m:t>3</m:t>
+                  </m:r>
+                </m:sub>
+                <m:sup>
+                  <m:r>
+                    <m:rPr>
+                      <m:sty m:val="p"/>
+                    </m:rPr>
+                    <m:t>2</m:t>
+                  </m:r>
+                  <m:r>
+                    <m:rPr>
+                      <m:sty m:val="p"/>
+                    </m:rPr>
+                    <m:t>−</m:t>
+                  </m:r>
+                </m:sup>
+              </m:sSubSup>
+            </m:oMath>
+            <w:r>
+              <w:rPr>
+                <w:rFonts w:ascii="Times New Roman" w:hAnsi="Times New Roman" w:eastAsia="Times New Roman" w:cs="Times New Roman"/>
+              </w:rPr>
+              <w:t xml:space="preserve"> </w:t>
+            </w:r>
+            <w:r>
+              <w:rPr>
+                <w:rFonts w:hint="eastAsia" w:ascii="Times New Roman" w:hAnsi="Times New Roman" w:eastAsia="FangSong" w:cs="Times New Roman"/>
+              </w:rPr>
+              <w:t xml:space="preserve">只耗</w:t>
+            </w:r>
+            <w:r>
+              <w:rPr>
+                <w:rFonts w:ascii="Times New Roman" w:hAnsi="Times New Roman" w:eastAsia="Times New Roman" w:cs="Times New Roman"/>
+              </w:rPr>
+              <w:t xml:space="preserve"> 1 mol</w:t>
+            </w:r>
+            <w:r>
+              <w:rPr>
+                <w:rFonts w:ascii="Times New Roman" w:hAnsi="Times New Roman" w:eastAsia="Times New Roman" w:cs="Times New Roman"/>
+              </w:rPr>
+              <w:t xml:space="preserve"> </w:t>
+            </w:r>
+            <m:oMath>
+              <m:sSup>
+                <m:e>
+                  <m:r>
+                    <m:rPr>
+                      <m:sty m:val="p"/>
+                    </m:rPr>
+                    <m:t>H</m:t>
+                  </m:r>
+                </m:e>
+                <m:sup>
+                  <m:r>
+                    <m:rPr>
+                      <m:sty m:val="p"/>
+                    </m:rPr>
+                    <m:t>+</m:t>
+                  </m:r>
+                </m:sup>
+              </m:sSup>
+            </m:oMath>
+            <w:r>
+              <w:rPr>
+                <w:rFonts w:hint="eastAsia" w:ascii="Times New Roman" w:hAnsi="Times New Roman" w:eastAsia="Times New Roman" w:cs="Times New Roman"/>
+              </w:rPr>
+              <w:t>（</w:t>
+            </w:r>
+            <w:r>
+              <w:rPr>
+                <w:rFonts w:hint="eastAsia" w:ascii="Times New Roman" w:hAnsi="Times New Roman" w:eastAsia="FangSong" w:cs="Times New Roman"/>
+              </w:rPr>
+              <w:t>本应耗</w:t>
+            </w:r>
+            <w:r>
+              <w:rPr>
+                <w:rFonts w:ascii="Times New Roman" w:hAnsi="Times New Roman" w:eastAsia="Times New Roman" w:cs="Times New Roman"/>
+              </w:rPr>
+              <w:t xml:space="preserve"> </w:t>
+            </w:r>
+            <w:r>
+              <w:rPr>
+                <w:rFonts w:hint="eastAsia" w:ascii="Times New Roman" w:hAnsi="Times New Roman" w:eastAsia="Times New Roman" w:cs="Times New Roman"/>
+              </w:rPr>
+              <w:t xml:space="preserve">2）→</w:t>
+            </w:r>
+            <w:r>
+              <w:rPr>
+                <w:rFonts w:ascii="Times New Roman" w:hAnsi="Times New Roman" w:eastAsia="Times New Roman" w:cs="Times New Roman"/>
+              </w:rPr>
+              <w:t xml:space="preserve"> </w:t>
+            </w:r>
+            <w:r>
+              <w:rPr>
+                <w:rFonts w:hint="eastAsia" w:ascii="Times New Roman" w:hAnsi="Times New Roman" w:eastAsia="FangSong" w:cs="Times New Roman"/>
+              </w:rPr>
+              <w:t>耗酸偏少</w:t>
+            </w:r>
+            <w:r>
+              <w:rPr>
+                <w:rFonts w:hint="eastAsia" w:ascii="Times New Roman" w:hAnsi="Times New Roman" w:eastAsia="Times New Roman" w:cs="Times New Roman"/>
+              </w:rPr>
+              <w:t>，</w:t>
+            </w:r>
+            <w:r>
+              <w:rPr>
+                <w:rFonts w:hint="eastAsia" w:ascii="Times New Roman" w:hAnsi="Times New Roman" w:eastAsia="FangSong" w:cs="Times New Roman"/>
+              </w:rPr>
+              <w:t>标出浓度</w:t>
+            </w:r>
+            <w:r>
+              <w:rPr>
+                <w:rFonts w:hint="eastAsia" w:ascii="Times New Roman" w:hAnsi="Times New Roman" w:eastAsia="FangSong" w:cs="Times New Roman"/>
+                <w:b/>
+                <w:bCs/>
+              </w:rPr>
+              <w:t xml:space="preserve">偏低</w:t>
             </w:r>
           </w:p>
         </w:tc>
@@ -6848,19 +7378,115 @@
               <w:rPr>
                 <w:rFonts w:hint="eastAsia" w:ascii="Times New Roman" w:hAnsi="Times New Roman" w:eastAsia="FangSong" w:cs="Times New Roman"/>
               </w:rPr>
-              <w:t>与</w:t>
+              <w:t xml:space="preserve">每</w:t>
             </w:r>
             <w:r>
               <w:rPr>
-                <w:rFonts w:hint="eastAsia" w:ascii="Times New Roman" w:hAnsi="Times New Roman" w:eastAsia="Times New Roman" w:cs="Times New Roman"/>
+                <w:rFonts w:ascii="Times New Roman" w:hAnsi="Times New Roman" w:eastAsia="Times New Roman" w:cs="Times New Roman"/>
               </w:rPr>
-              <w:t>”</w:t>
+              <w:t xml:space="preserve"> mol</w:t>
+            </w:r>
+            <w:r>
+              <w:rPr>
+                <w:rFonts w:ascii="Times New Roman" w:hAnsi="Times New Roman" w:eastAsia="Times New Roman" w:cs="Times New Roman"/>
+              </w:rPr>
+              <w:t xml:space="preserve"> </w:t>
+            </w:r>
+            <m:oMath>
+              <m:r>
+                <m:rPr>
+                  <m:sty m:val="p"/>
+                </m:rPr>
+                <m:t>C</m:t>
+              </m:r>
+              <m:sSubSup>
+                <m:e>
+                  <m:r>
+                    <m:rPr>
+                      <m:sty m:val="p"/>
+                    </m:rPr>
+                    <m:t>O</m:t>
+                  </m:r>
+                </m:e>
+                <m:sub>
+                  <m:r>
+                    <m:rPr>
+                      <m:sty m:val="p"/>
+                    </m:rPr>
+                    <m:t>3</m:t>
+                  </m:r>
+                </m:sub>
+                <m:sup>
+                  <m:r>
+                    <m:rPr>
+                      <m:sty m:val="p"/>
+                    </m:rPr>
+                    <m:t>2</m:t>
+                  </m:r>
+                  <m:r>
+                    <m:rPr>
+                      <m:sty m:val="p"/>
+                    </m:rPr>
+                    <m:t>−</m:t>
+                  </m:r>
+                </m:sup>
+              </m:sSubSup>
+            </m:oMath>
+            <w:r>
+              <w:rPr>
+                <w:rFonts w:ascii="Times New Roman" w:hAnsi="Times New Roman" w:eastAsia="Times New Roman" w:cs="Times New Roman"/>
+              </w:rPr>
+              <w:t xml:space="preserve"> </w:t>
             </w:r>
             <w:r>
               <w:rPr>
                 <w:rFonts w:hint="eastAsia" w:ascii="Times New Roman" w:hAnsi="Times New Roman" w:eastAsia="FangSong" w:cs="Times New Roman"/>
               </w:rPr>
-              <w:t>纯</w:t>
+              <w:t xml:space="preserve">仍耗</w:t>
+            </w:r>
+            <w:r>
+              <w:rPr>
+                <w:rFonts w:ascii="Times New Roman" w:hAnsi="Times New Roman" w:eastAsia="Times New Roman" w:cs="Times New Roman"/>
+              </w:rPr>
+              <w:t xml:space="preserve"> 2 mol</w:t>
+            </w:r>
+            <w:r>
+              <w:rPr>
+                <w:rFonts w:ascii="Times New Roman" w:hAnsi="Times New Roman" w:eastAsia="Times New Roman" w:cs="Times New Roman"/>
+              </w:rPr>
+              <w:t xml:space="preserve"> </w:t>
+            </w:r>
+            <m:oMath>
+              <m:sSup>
+                <m:e>
+                  <m:r>
+                    <m:rPr>
+                      <m:sty m:val="p"/>
+                    </m:rPr>
+                    <m:t>H</m:t>
+                  </m:r>
+                </m:e>
+                <m:sup>
+                  <m:r>
+                    <m:rPr>
+                      <m:sty m:val="p"/>
+                    </m:rPr>
+                    <m:t>+</m:t>
+                  </m:r>
+                </m:sup>
+              </m:sSup>
+            </m:oMath>
+            <w:r>
+              <w:rPr>
+                <w:rFonts w:hint="eastAsia" w:ascii="Times New Roman" w:hAnsi="Times New Roman" w:eastAsia="Times New Roman" w:cs="Times New Roman"/>
+              </w:rPr>
+              <w:t>，</w:t>
+            </w:r>
+            <w:r>
+              <w:rPr>
+                <w:rFonts w:hint="eastAsia" w:ascii="Times New Roman" w:hAnsi="Times New Roman" w:eastAsia="FangSong" w:cs="Times New Roman"/>
+              </w:rPr>
+              <w:t>与等量</w:t>
             </w:r>
             <w:r>
               <w:rPr>
@@ -6896,15 +7522,35 @@
             </m:oMath>
             <w:r>
               <w:rPr>
-                <w:rFonts w:hint="eastAsia" w:ascii="Times New Roman" w:hAnsi="Times New Roman" w:eastAsia="Times New Roman" w:cs="Times New Roman"/>
+                <w:rFonts w:ascii="Times New Roman" w:hAnsi="Times New Roman" w:eastAsia="Times New Roman" w:cs="Times New Roman"/>
               </w:rPr>
-              <w:t>“</w:t>
+              <w:t xml:space="preserve"> </w:t>
             </w:r>
             <w:r>
               <w:rPr>
                 <w:rFonts w:hint="eastAsia" w:ascii="Times New Roman" w:hAnsi="Times New Roman" w:eastAsia="FangSong" w:cs="Times New Roman"/>
               </w:rPr>
-              <w:t>等效</w:t>
+              <w:t xml:space="preserve">等效</w:t>
+            </w:r>
+            <w:r>
+              <w:rPr>
+                <w:rFonts w:ascii="Times New Roman" w:hAnsi="Times New Roman" w:eastAsia="Times New Roman" w:cs="Times New Roman"/>
+              </w:rPr>
+              <w:t xml:space="preserve"> → </w:t>
+            </w:r>
+            <w:r>
+              <w:rPr>
+                <w:rFonts w:hint="eastAsia" w:ascii="Times New Roman" w:hAnsi="Times New Roman" w:eastAsia="FangSong" w:cs="Times New Roman"/>
+              </w:rPr>
+              <w:t xml:space="preserve">标定结果</w:t>
+            </w:r>
+            <w:r>
+              <w:rPr>
+                <w:rFonts w:hint="eastAsia" w:ascii="Times New Roman" w:hAnsi="Times New Roman" w:eastAsia="FangSong" w:cs="Times New Roman"/>
+                <w:b/>
+                <w:bCs/>
+              </w:rPr>
+              <w:t xml:space="preserve">不受影响</w:t>
             </w:r>
           </w:p>
         </w:tc>
@@ -8520,7 +9166,19 @@
         <w:rPr>
           <w:rFonts w:hint="eastAsia" w:ascii="Times New Roman" w:hAnsi="Times New Roman" w:eastAsia="Times New Roman" w:cs="Times New Roman"/>
         </w:rPr>
-        <w:t xml:space="preserve">（</w:t>
+        <w:t>——</w:t>
+      </w:r>
+      <w:r>
+        <w:rPr>
+          <w:rFonts w:hint="eastAsia" w:ascii="Times New Roman" w:hAnsi="Times New Roman" w:eastAsia="FangSong" w:cs="Times New Roman"/>
+        </w:rPr>
+        <w:t>分子线性对称</w:t>
+      </w:r>
+      <w:r>
+        <w:rPr>
+          <w:rFonts w:hint="eastAsia" w:ascii="Times New Roman" w:hAnsi="Times New Roman" w:eastAsia="Times New Roman" w:cs="Times New Roman"/>
+        </w:rPr>
+        <w:t>、</w:t>
       </w:r>
       <m:oMath>
         <m:r>
@@ -8533,7 +9191,7 @@
           <m:rPr>
             <m:sty m:val="p"/>
           </m:rPr>
-          <m:t>=</m:t>
+          <m:t>−</m:t>
         </m:r>
         <m:r>
           <m:rPr>
@@ -8558,19 +9216,152 @@
         <w:rPr>
           <w:rFonts w:hint="eastAsia" w:ascii="Times New Roman" w:hAnsi="Times New Roman" w:eastAsia="Times New Roman" w:cs="Times New Roman"/>
         </w:rPr>
-        <w:t>、</w:t>
-      </w:r>
-      <w:r>
-        <w:rPr>
-          <w:rFonts w:hint="eastAsia" w:ascii="Times New Roman" w:hAnsi="Times New Roman" w:eastAsia="FangSong" w:cs="Times New Roman"/>
-        </w:rPr>
-        <w:t>无空轨道可配位</w:t>
-      </w:r>
-      <w:r>
-        <w:rPr>
-          <w:rFonts w:hint="eastAsia" w:ascii="Times New Roman" w:hAnsi="Times New Roman" w:eastAsia="Times New Roman" w:cs="Times New Roman"/>
-        </w:rPr>
-        <w:t>）。</w:t>
+        <w:t>，</w:t>
+      </w:r>
+      <w:r>
+        <w:rPr>
+          <w:rFonts w:hint="eastAsia" w:ascii="Times New Roman" w:hAnsi="Times New Roman" w:eastAsia="FangSong" w:cs="Times New Roman"/>
+        </w:rPr>
+        <w:t>亲核加成的活化能很高</w:t>
+      </w:r>
+      <w:r>
+        <w:rPr>
+          <w:rFonts w:hint="eastAsia" w:ascii="Times New Roman" w:hAnsi="Times New Roman" w:eastAsia="Times New Roman" w:cs="Times New Roman"/>
+        </w:rPr>
+        <w:t>。</w:t>
+      </w:r>
+      <w:r>
+        <w:rPr>
+          <w:rFonts w:hint="eastAsia" w:ascii="Times New Roman" w:hAnsi="Times New Roman" w:eastAsia="FangSong" w:cs="Times New Roman"/>
+        </w:rPr>
+        <w:t>注意</w:t>
+      </w:r>
+      <w:r>
+        <w:rPr>
+          <w:rFonts w:hint="eastAsia" w:ascii="Times New Roman" w:hAnsi="Times New Roman" w:eastAsia="Times New Roman" w:cs="Times New Roman"/>
+        </w:rPr>
+        <w:t>”</w:t>
+      </w:r>
+      <w:r>
+        <w:rPr>
+          <w:rFonts w:hint="eastAsia" w:ascii="Times New Roman" w:hAnsi="Times New Roman" w:eastAsia="FangSong" w:cs="Times New Roman"/>
+        </w:rPr>
+        <w:t>惰性</w:t>
+      </w:r>
+      <w:r>
+        <w:rPr>
+          <w:rFonts w:hint="eastAsia" w:ascii="Times New Roman" w:hAnsi="Times New Roman" w:eastAsia="Times New Roman" w:cs="Times New Roman"/>
+        </w:rPr>
+        <w:t>”</w:t>
+      </w:r>
+      <w:r>
+        <w:rPr>
+          <w:rFonts w:hint="eastAsia" w:ascii="Times New Roman" w:hAnsi="Times New Roman" w:eastAsia="FangSong" w:cs="Times New Roman"/>
+        </w:rPr>
+        <w:t>说的是</w:t>
+      </w:r>
+      <w:r>
+        <w:rPr>
+          <w:rFonts w:hint="eastAsia" w:ascii="Times New Roman" w:hAnsi="Times New Roman" w:eastAsia="FangSong" w:cs="Times New Roman"/>
+          <w:b/>
+          <w:bCs/>
+        </w:rPr>
+        <w:t xml:space="preserve">动力学</w:t>
+      </w:r>
+      <w:r>
+        <w:rPr>
+          <w:rFonts w:hint="eastAsia" w:ascii="Times New Roman" w:hAnsi="Times New Roman" w:eastAsia="FangSong" w:cs="Times New Roman"/>
+        </w:rPr>
+        <w:t>而非热力学</w:t>
+      </w:r>
+      <w:r>
+        <w:rPr>
+          <w:rFonts w:hint="eastAsia" w:ascii="Times New Roman" w:hAnsi="Times New Roman" w:eastAsia="Times New Roman" w:cs="Times New Roman"/>
+        </w:rPr>
+        <w:t>：</w:t>
+      </w:r>
+      <w:r>
+        <w:rPr>
+          <w:rFonts w:hint="eastAsia" w:ascii="Times New Roman" w:hAnsi="Times New Roman" w:eastAsia="FangSong" w:cs="Times New Roman"/>
+        </w:rPr>
+        <w:t>它并非不能配位</w:t>
+      </w:r>
+      <w:r>
+        <w:rPr>
+          <w:rFonts w:hint="eastAsia" w:ascii="Times New Roman" w:hAnsi="Times New Roman" w:eastAsia="Times New Roman" w:cs="Times New Roman"/>
+        </w:rPr>
+        <w:t>（</w:t>
+      </w:r>
+      <m:oMath>
+        <m:sSup>
+          <m:e>
+            <m:r>
+              <m:t>π</m:t>
+            </m:r>
+          </m:e>
+          <m:sup>
+            <m:r>
+              <m:rPr>
+                <m:sty m:val="p"/>
+              </m:rPr>
+              <m:t>*</m:t>
+            </m:r>
+          </m:sup>
+        </m:sSup>
+      </m:oMath>
+      <w:r>
+        <w:rPr>
+          <w:rFonts w:ascii="Times New Roman" w:hAnsi="Times New Roman" w:eastAsia="Times New Roman" w:cs="Times New Roman"/>
+        </w:rPr>
+        <w:t xml:space="preserve"> </w:t>
+      </w:r>
+      <w:r>
+        <w:rPr>
+          <w:rFonts w:hint="eastAsia" w:ascii="Times New Roman" w:hAnsi="Times New Roman" w:eastAsia="FangSong" w:cs="Times New Roman"/>
+        </w:rPr>
+        <w:t>轨道可接受电子</w:t>
+      </w:r>
+      <w:r>
+        <w:rPr>
+          <w:rFonts w:hint="eastAsia" w:ascii="Times New Roman" w:hAnsi="Times New Roman" w:eastAsia="Times New Roman" w:cs="Times New Roman"/>
+        </w:rPr>
+        <w:t>，</w:t>
+      </w:r>
+      <w:r>
+        <w:rPr>
+          <w:rFonts w:hint="eastAsia" w:ascii="Times New Roman" w:hAnsi="Times New Roman" w:eastAsia="FangSong" w:cs="Times New Roman"/>
+        </w:rPr>
+        <w:t>氧上孤对也可与</w:t>
+      </w:r>
+      <w:r>
+        <w:rPr>
+          <w:rFonts w:ascii="Times New Roman" w:hAnsi="Times New Roman" w:eastAsia="Times New Roman" w:cs="Times New Roman"/>
+        </w:rPr>
+        <w:t xml:space="preserve"> Lewis </w:t>
+      </w:r>
+      <w:r>
+        <w:rPr>
+          <w:rFonts w:hint="eastAsia" w:ascii="Times New Roman" w:hAnsi="Times New Roman" w:eastAsia="FangSong" w:cs="Times New Roman"/>
+        </w:rPr>
+        <w:t>酸配位</w:t>
+      </w:r>
+      <w:r>
+        <w:rPr>
+          <w:rFonts w:hint="eastAsia" w:ascii="Times New Roman" w:hAnsi="Times New Roman" w:eastAsia="Times New Roman" w:cs="Times New Roman"/>
+        </w:rPr>
+        <w:t>），</w:t>
+      </w:r>
+      <w:r>
+        <w:rPr>
+          <w:rFonts w:hint="eastAsia" w:ascii="Times New Roman" w:hAnsi="Times New Roman" w:eastAsia="FangSong" w:cs="Times New Roman"/>
+        </w:rPr>
+        <w:t>而是反应速率太慢</w:t>
+      </w:r>
+      <w:r>
+        <w:rPr>
+          <w:rFonts w:hint="eastAsia" w:ascii="Times New Roman" w:hAnsi="Times New Roman" w:eastAsia="Times New Roman" w:cs="Times New Roman"/>
+        </w:rPr>
+        <w:t>。</w:t>
       </w:r>
       <w:r>
         <w:rPr>
@@ -12672,13 +13463,13 @@
         <w:rPr>
           <w:rFonts w:hint="eastAsia" w:ascii="Times New Roman" w:hAnsi="Times New Roman" w:eastAsia="Times New Roman" w:cs="Times New Roman"/>
         </w:rPr>
-        <w:t>，</w:t>
-      </w:r>
-      <w:r>
-        <w:rPr>
-          <w:rFonts w:hint="eastAsia" w:ascii="Times New Roman" w:hAnsi="Times New Roman" w:eastAsia="FangSong" w:cs="Times New Roman"/>
-        </w:rPr>
-        <w:t>且</w:t>
+        <w:t>；</w:t>
+      </w:r>
+      <w:r>
+        <w:rPr>
+          <w:rFonts w:hint="eastAsia" w:ascii="Times New Roman" w:hAnsi="Times New Roman" w:eastAsia="FangSong" w:cs="Times New Roman"/>
+        </w:rPr>
+        <w:t>同时</w:t>
       </w:r>
       <w:r>
         <w:rPr>
@@ -12686,7 +13477,7 @@
           <w:b/>
           <w:bCs/>
         </w:rPr>
-        <w:t xml:space="preserve">不超过</w:t>
+        <w:t xml:space="preserve">关键中间体的总数不超过</w:t>
       </w:r>
       <w:r>
         <w:rPr>
@@ -13763,6 +14554,48 @@
         </w:rPr>
         <w:t>，</w:t>
       </w:r>
+      <w:r>
+        <w:rPr>
+          <w:rFonts w:hint="eastAsia" w:ascii="Times New Roman" w:hAnsi="Times New Roman" w:eastAsia="FangSong" w:cs="Times New Roman"/>
+        </w:rPr>
+        <w:t>气氛的</w:t>
+      </w:r>
+      <w:r>
+        <w:rPr>
+          <w:rFonts w:hint="eastAsia" w:ascii="Times New Roman" w:hAnsi="Times New Roman" w:eastAsia="FangSong" w:cs="Times New Roman"/>
+          <w:b/>
+          <w:bCs/>
+        </w:rPr>
+        <w:t>氧化性</w:t>
+      </w:r>
+      <w:r>
+        <w:rPr>
+          <w:rFonts w:hint="eastAsia" w:ascii="Times New Roman" w:hAnsi="Times New Roman" w:eastAsia="Times New Roman" w:cs="Times New Roman"/>
+          <w:b/>
+          <w:bCs/>
+        </w:rPr>
+        <w:t>/</w:t>
+      </w:r>
+      <w:r>
+        <w:rPr>
+          <w:rFonts w:hint="eastAsia" w:ascii="Times New Roman" w:hAnsi="Times New Roman" w:eastAsia="FangSong" w:cs="Times New Roman"/>
+          <w:b/>
+          <w:bCs/>
+        </w:rPr>
+        <w:t>还原性</w:t>
+      </w:r>
+      <w:r>
+        <w:rPr>
+          <w:rFonts w:hint="eastAsia" w:ascii="Times New Roman" w:hAnsi="Times New Roman" w:eastAsia="FangSong" w:cs="Times New Roman"/>
+        </w:rPr>
+        <w:t xml:space="preserve">由</w:t>
+      </w:r>
+      <w:r>
+        <w:rPr>
+          <w:rFonts w:ascii="Times New Roman" w:hAnsi="Times New Roman" w:eastAsia="Times New Roman" w:cs="Times New Roman"/>
+        </w:rPr>
+        <w:t xml:space="preserve"> </w:t>
+      </w:r>
       <m:oMath>
         <m:oMathPr>
           <m:ctrlPr>
@@ -13772,37 +14605,10 @@
             </w:rPr>
           </m:ctrlPr>
         </m:oMathPr>
-        <m:r>
-          <m:rPr>
-            <m:sty m:val="p"/>
-          </m:rPr>
-          <m:t>C</m:t>
-        </m:r>
-        <m:r>
-          <m:rPr>
-            <m:sty m:val="p"/>
-          </m:rPr>
-          <m:t>O</m:t>
-        </m:r>
-        <m:r>
-          <m:rPr>
-            <m:sty m:val="p"/>
-          </m:rPr>
-          <m:t>/</m:t>
-        </m:r>
-        <m:r>
-          <m:rPr>
-            <m:sty m:val="p"/>
-          </m:rPr>
-          <m:t>C</m:t>
-        </m:r>
         <m:sSub>
           <m:e>
             <m:r>
-              <m:rPr>
-                <m:sty m:val="p"/>
-              </m:rPr>
-              <m:t>O</m:t>
+              <m:t>p</m:t>
             </m:r>
           </m:e>
           <m:sub>
@@ -13810,8 +14616,53 @@
               <m:rPr>
                 <m:sty m:val="p"/>
               </m:rPr>
-              <m:t>2</m:t>
-            </m:r>
+              <m:t>C</m:t>
+            </m:r>
+            <m:r>
+              <m:rPr>
+                <m:sty m:val="p"/>
+              </m:rPr>
+              <m:t>O</m:t>
+            </m:r>
+          </m:sub>
+        </m:sSub>
+        <m:r>
+          <m:rPr>
+            <m:sty m:val="p"/>
+          </m:rPr>
+          <m:t>/</m:t>
+        </m:r>
+        <m:sSub>
+          <m:e>
+            <m:r>
+              <m:t>p</m:t>
+            </m:r>
+          </m:e>
+          <m:sub>
+            <m:r>
+              <m:rPr>
+                <m:sty m:val="p"/>
+              </m:rPr>
+              <m:t>C</m:t>
+            </m:r>
+            <m:sSub>
+              <m:e>
+                <m:r>
+                  <m:rPr>
+                    <m:sty m:val="p"/>
+                  </m:rPr>
+                  <m:t>O</m:t>
+                </m:r>
+              </m:e>
+              <m:sub>
+                <m:r>
+                  <m:rPr>
+                    <m:sty m:val="p"/>
+                  </m:rPr>
+                  <m:t>2</m:t>
+                </m:r>
+              </m:sub>
+            </m:sSub>
           </m:sub>
         </m:sSub>
       </m:oMath>
@@ -13825,31 +14676,7 @@
         <w:rPr>
           <w:rFonts w:hint="eastAsia" w:ascii="Times New Roman" w:hAnsi="Times New Roman" w:eastAsia="FangSong" w:cs="Times New Roman"/>
         </w:rPr>
-        <w:t xml:space="preserve">的比例决定气氛的</w:t>
-      </w:r>
-      <w:r>
-        <w:rPr>
-          <w:rFonts w:hint="eastAsia" w:ascii="Times New Roman" w:hAnsi="Times New Roman" w:eastAsia="FangSong" w:cs="Times New Roman"/>
-          <w:b/>
-          <w:bCs/>
-        </w:rPr>
-        <w:t>氧化性</w:t>
-      </w:r>
-      <w:r>
-        <w:rPr>
-          <w:rFonts w:hint="eastAsia" w:ascii="Times New Roman" w:hAnsi="Times New Roman" w:eastAsia="Times New Roman" w:cs="Times New Roman"/>
-          <w:b/>
-          <w:bCs/>
-        </w:rPr>
-        <w:t>/</w:t>
-      </w:r>
-      <w:r>
-        <w:rPr>
-          <w:rFonts w:hint="eastAsia" w:ascii="Times New Roman" w:hAnsi="Times New Roman" w:eastAsia="FangSong" w:cs="Times New Roman"/>
-          <w:b/>
-          <w:bCs/>
-        </w:rPr>
-        <w:t>还原性</w:t>
+        <w:t>决定</w:t>
       </w:r>
       <w:r>
         <w:rPr>
@@ -14051,7 +14878,7 @@
         <w:rPr>
           <w:rFonts w:hint="eastAsia" w:ascii="Times New Roman" w:hAnsi="Times New Roman" w:eastAsia="Times New Roman" w:cs="Times New Roman"/>
         </w:rPr>
-        <w:t>。</w:t>
+        <w:t>：</w:t>
       </w:r>
       <w:r>
         <w:rPr>
@@ -14059,7 +14886,7 @@
           <w:b/>
           <w:bCs/>
         </w:rPr>
-        <w:t xml:space="preserve">比值调高</w:t>
+        <w:t xml:space="preserve">该比值调高</w:t>
       </w:r>
       <w:r>
         <w:rPr>
@@ -14097,7 +14924,37 @@
         <w:rPr>
           <w:rFonts w:hint="eastAsia" w:ascii="Times New Roman" w:hAnsi="Times New Roman" w:eastAsia="Times New Roman" w:cs="Times New Roman"/>
         </w:rPr>
-        <w:t>。</w:t>
+        <w:t xml:space="preserve">（1673</w:t>
+      </w:r>
+      <w:r>
+        <w:rPr>
+          <w:rFonts w:ascii="Times New Roman" w:hAnsi="Times New Roman" w:eastAsia="Times New Roman" w:cs="Times New Roman"/>
+        </w:rPr>
+        <w:t xml:space="preserve"> K </w:t>
+      </w:r>
+      <w:r>
+        <w:rPr>
+          <w:rFonts w:hint="eastAsia" w:ascii="Times New Roman" w:hAnsi="Times New Roman" w:eastAsia="FangSong" w:cs="Times New Roman"/>
+        </w:rPr>
+        <w:t xml:space="preserve">下高于</w:t>
+      </w:r>
+      <w:r>
+        <w:rPr>
+          <w:rFonts w:ascii="Times New Roman" w:hAnsi="Times New Roman" w:eastAsia="Times New Roman" w:cs="Times New Roman"/>
+        </w:rPr>
+        <w:t xml:space="preserve"> 3.27 </w:t>
+      </w:r>
+      <w:r>
+        <w:rPr>
+          <w:rFonts w:hint="eastAsia" w:ascii="Times New Roman" w:hAnsi="Times New Roman" w:eastAsia="FangSong" w:cs="Times New Roman"/>
+        </w:rPr>
+        <w:t>即可保护铁不被氧化</w:t>
+      </w:r>
+      <w:r>
+        <w:rPr>
+          <w:rFonts w:hint="eastAsia" w:ascii="Times New Roman" w:hAnsi="Times New Roman" w:eastAsia="Times New Roman" w:cs="Times New Roman"/>
+        </w:rPr>
+        <w:t>）。</w:t>
       </w:r>
       <w:r>
         <w:rPr>
@@ -14802,7 +15659,7 @@
           <m:t>=</m:t>
         </m:r>
         <m:r>
-          <m:t>C</m:t>
+          <m:t>K</m:t>
         </m:r>
         <m:r>
           <m:rPr>
@@ -14839,7 +15696,54 @@
         <w:rPr>
           <w:rFonts w:hint="eastAsia" w:ascii="Times New Roman" w:hAnsi="Times New Roman" w:eastAsia="Times New Roman" w:cs="Times New Roman"/>
         </w:rPr>
-        <w:t>。</w:t>
+        <w:t>（</w:t>
+      </w:r>
+      <m:oMath>
+        <m:r>
+          <m:t>K</m:t>
+        </m:r>
+      </m:oMath>
+      <w:r>
+        <w:rPr>
+          <w:rFonts w:ascii="Times New Roman" w:hAnsi="Times New Roman" w:eastAsia="Times New Roman" w:cs="Times New Roman"/>
+        </w:rPr>
+        <w:t xml:space="preserve"> </w:t>
+      </w:r>
+      <w:r>
+        <w:rPr>
+          <w:rFonts w:hint="eastAsia" w:ascii="Times New Roman" w:hAnsi="Times New Roman" w:eastAsia="FangSong" w:cs="Times New Roman"/>
+        </w:rPr>
+        <w:t>为独立组分数</w:t>
+      </w:r>
+      <w:r>
+        <w:rPr>
+          <w:rFonts w:hint="eastAsia" w:ascii="Times New Roman" w:hAnsi="Times New Roman" w:eastAsia="Times New Roman" w:cs="Times New Roman"/>
+        </w:rPr>
+        <w:t>，</w:t>
+      </w:r>
+      <w:r>
+        <w:rPr>
+          <w:rFonts w:hint="eastAsia" w:ascii="Times New Roman" w:hAnsi="Times New Roman" w:eastAsia="FangSong" w:cs="Times New Roman"/>
+        </w:rPr>
+        <w:t>与例题</w:t>
+      </w:r>
+      <w:r>
+        <w:rPr>
+          <w:rFonts w:ascii="Times New Roman" w:hAnsi="Times New Roman" w:eastAsia="Times New Roman" w:cs="Times New Roman"/>
+        </w:rPr>
+        <w:t xml:space="preserve"> 6-2 </w:t>
+      </w:r>
+      <w:r>
+        <w:rPr>
+          <w:rFonts w:hint="eastAsia" w:ascii="Times New Roman" w:hAnsi="Times New Roman" w:eastAsia="FangSong" w:cs="Times New Roman"/>
+        </w:rPr>
+        <w:t>口径一致</w:t>
+      </w:r>
+      <w:r>
+        <w:rPr>
+          <w:rFonts w:hint="eastAsia" w:ascii="Times New Roman" w:hAnsi="Times New Roman" w:eastAsia="Times New Roman" w:cs="Times New Roman"/>
+        </w:rPr>
+        <w:t>）。</w:t>
       </w:r>
       <w:r>
         <w:rPr>
@@ -23867,6 +24771,2048 @@
           <m:t>]</m:t>
         </m:r>
       </m:oMath>
+    </w:p>
+    <w:p>
+      <w:pPr>
+        <w:pStyle w:val="BlockText"/>
+      </w:pPr>
+      <w:r>
+        <w:rPr>
+          <w:rFonts w:hint="eastAsia" w:ascii="Times New Roman" w:hAnsi="Times New Roman" w:eastAsia="Times New Roman" w:cs="Times New Roman"/>
+          <w:b/>
+          <w:bCs/>
+        </w:rPr>
+        <w:t>（2）</w:t>
+      </w:r>
+      <w:r>
+        <w:rPr>
+          <w:rFonts w:hint="eastAsia" w:ascii="Times New Roman" w:hAnsi="Times New Roman" w:eastAsia="FangSong" w:cs="Times New Roman"/>
+          <w:b/>
+          <w:bCs/>
+        </w:rPr>
+        <w:t>三级胺的捕集量</w:t>
+      </w:r>
+      <w:r>
+        <w:rPr>
+          <w:rFonts w:hint="eastAsia" w:ascii="Times New Roman" w:hAnsi="Times New Roman" w:eastAsia="Times New Roman" w:cs="Times New Roman"/>
+        </w:rPr>
+        <w:t>：</w:t>
+      </w:r>
+      <w:r>
+        <w:rPr>
+          <w:rFonts w:hint="eastAsia" w:ascii="Times New Roman" w:hAnsi="Times New Roman" w:eastAsia="FangSong" w:cs="Times New Roman"/>
+        </w:rPr>
+        <w:t>三级胺氮上无</w:t>
+      </w:r>
+      <w:r>
+        <w:rPr>
+          <w:rFonts w:ascii="Times New Roman" w:hAnsi="Times New Roman" w:eastAsia="Times New Roman" w:cs="Times New Roman"/>
+        </w:rPr>
+        <w:t xml:space="preserve"> </w:t>
+      </w:r>
+      <w:r>
+        <w:rPr>
+          <w:rFonts w:hint="eastAsia" w:ascii="Times New Roman" w:hAnsi="Times New Roman" w:eastAsia="Times New Roman" w:cs="Times New Roman"/>
+        </w:rPr>
+        <w:t xml:space="preserve">N–H，</w:t>
+      </w:r>
+      <w:r>
+        <w:rPr>
+          <w:rFonts w:hint="eastAsia" w:ascii="Times New Roman" w:hAnsi="Times New Roman" w:eastAsia="FangSong" w:cs="Times New Roman"/>
+          <w:b/>
+          <w:bCs/>
+        </w:rPr>
+        <w:t xml:space="preserve">不能</w:t>
+      </w:r>
+      <w:r>
+        <w:rPr>
+          <w:rFonts w:hint="eastAsia" w:ascii="Times New Roman" w:hAnsi="Times New Roman" w:eastAsia="FangSong" w:cs="Times New Roman"/>
+        </w:rPr>
+        <w:t>生成氨基甲酸盐</w:t>
+      </w:r>
+      <w:r>
+        <w:rPr>
+          <w:rFonts w:hint="eastAsia" w:ascii="Times New Roman" w:hAnsi="Times New Roman" w:eastAsia="Times New Roman" w:cs="Times New Roman"/>
+        </w:rPr>
+        <w:t>，</w:t>
+      </w:r>
+      <w:r>
+        <w:rPr>
+          <w:rFonts w:hint="eastAsia" w:ascii="Times New Roman" w:hAnsi="Times New Roman" w:eastAsia="FangSong" w:cs="Times New Roman"/>
+        </w:rPr>
+        <w:t>只能走碳酸氢盐路线</w:t>
+      </w:r>
+      <w:r>
+        <w:rPr>
+          <w:rFonts w:hint="eastAsia" w:ascii="Times New Roman" w:hAnsi="Times New Roman" w:eastAsia="Times New Roman" w:cs="Times New Roman"/>
+        </w:rPr>
+        <w:t>——</w:t>
+      </w:r>
+      <w:r>
+        <w:rPr>
+          <w:rFonts w:hint="eastAsia" w:ascii="Times New Roman" w:hAnsi="Times New Roman" w:eastAsia="FangSong" w:cs="Times New Roman"/>
+        </w:rPr>
+        <w:t>有水蒸气时每个氨基最多捕集</w:t>
+      </w:r>
+      <w:r>
+        <w:rPr>
+          <w:rFonts w:ascii="Times New Roman" w:hAnsi="Times New Roman" w:eastAsia="Times New Roman" w:cs="Times New Roman"/>
+        </w:rPr>
+        <w:t xml:space="preserve"> </w:t>
+      </w:r>
+      <w:r>
+        <w:rPr>
+          <w:rFonts w:ascii="Times New Roman" w:hAnsi="Times New Roman" w:eastAsia="Times New Roman" w:cs="Times New Roman"/>
+          <w:b/>
+          <w:bCs/>
+        </w:rPr>
+        <w:t xml:space="preserve">1 </w:t>
+      </w:r>
+      <w:r>
+        <w:rPr>
+          <w:rFonts w:hint="eastAsia" w:ascii="Times New Roman" w:hAnsi="Times New Roman" w:eastAsia="FangSong" w:cs="Times New Roman"/>
+          <w:b/>
+          <w:bCs/>
+        </w:rPr>
+        <w:t xml:space="preserve">个</w:t>
+      </w:r>
+      <w:r>
+        <w:rPr>
+          <w:rFonts w:ascii="Times New Roman" w:hAnsi="Times New Roman" w:eastAsia="Times New Roman" w:cs="Times New Roman"/>
+        </w:rPr>
+        <w:t xml:space="preserve"> </w:t>
+      </w:r>
+      <m:oMath>
+        <m:r>
+          <m:rPr>
+            <m:sty m:val="p"/>
+          </m:rPr>
+          <m:t>C</m:t>
+        </m:r>
+        <m:sSub>
+          <m:e>
+            <m:r>
+              <m:rPr>
+                <m:sty m:val="p"/>
+              </m:rPr>
+              <m:t>O</m:t>
+            </m:r>
+          </m:e>
+          <m:sub>
+            <m:r>
+              <m:rPr>
+                <m:sty m:val="p"/>
+              </m:rPr>
+              <m:t>2</m:t>
+            </m:r>
+          </m:sub>
+        </m:sSub>
+      </m:oMath>
+      <w:r>
+        <w:rPr>
+          <w:rFonts w:hint="eastAsia" w:ascii="Times New Roman" w:hAnsi="Times New Roman" w:eastAsia="Times New Roman" w:cs="Times New Roman"/>
+        </w:rPr>
+        <w:t>；</w:t>
+      </w:r>
+      <w:r>
+        <w:rPr>
+          <w:rFonts w:hint="eastAsia" w:ascii="Times New Roman" w:hAnsi="Times New Roman" w:eastAsia="FangSong" w:cs="Times New Roman"/>
+        </w:rPr>
+        <w:t>无水蒸气时无法生成碳酸氢盐</w:t>
+      </w:r>
+      <w:r>
+        <w:rPr>
+          <w:rFonts w:hint="eastAsia" w:ascii="Times New Roman" w:hAnsi="Times New Roman" w:eastAsia="Times New Roman" w:cs="Times New Roman"/>
+        </w:rPr>
+        <w:t>，</w:t>
+      </w:r>
+      <w:r>
+        <w:rPr>
+          <w:rFonts w:hint="eastAsia" w:ascii="Times New Roman" w:hAnsi="Times New Roman" w:eastAsia="FangSong" w:cs="Times New Roman"/>
+        </w:rPr>
+        <w:t>捕集量趋近</w:t>
+      </w:r>
+      <w:r>
+        <w:rPr>
+          <w:rFonts w:ascii="Times New Roman" w:hAnsi="Times New Roman" w:eastAsia="Times New Roman" w:cs="Times New Roman"/>
+        </w:rPr>
+        <w:t xml:space="preserve"> </w:t>
+      </w:r>
+      <w:r>
+        <w:rPr>
+          <w:rFonts w:ascii="Times New Roman" w:hAnsi="Times New Roman" w:eastAsia="Times New Roman" w:cs="Times New Roman"/>
+          <w:b/>
+          <w:bCs/>
+        </w:rPr>
+        <w:t xml:space="preserve">0</w:t>
+      </w:r>
+      <w:r>
+        <w:rPr>
+          <w:rFonts w:hint="eastAsia" w:ascii="Times New Roman" w:hAnsi="Times New Roman" w:eastAsia="Times New Roman" w:cs="Times New Roman"/>
+        </w:rPr>
+        <w:t>。（</w:t>
+      </w:r>
+      <w:r>
+        <w:rPr>
+          <w:rFonts w:hint="eastAsia" w:ascii="Times New Roman" w:hAnsi="Times New Roman" w:eastAsia="FangSong" w:cs="Times New Roman"/>
+        </w:rPr>
+        <w:t>与</w:t>
+      </w:r>
+      <w:r>
+        <w:rPr>
+          <w:rFonts w:ascii="Times New Roman" w:hAnsi="Times New Roman" w:eastAsia="Times New Roman" w:cs="Times New Roman"/>
+        </w:rPr>
+        <w:t xml:space="preserve"> §2.3 </w:t>
+      </w:r>
+      <w:r>
+        <w:rPr>
+          <w:rFonts w:hint="eastAsia" w:ascii="Times New Roman" w:hAnsi="Times New Roman" w:eastAsia="FangSong" w:cs="Times New Roman"/>
+        </w:rPr>
+        <w:t>结论一致</w:t>
+      </w:r>
+      <w:r>
+        <w:rPr>
+          <w:rFonts w:hint="eastAsia" w:ascii="Times New Roman" w:hAnsi="Times New Roman" w:eastAsia="Times New Roman" w:cs="Times New Roman"/>
+        </w:rPr>
+        <w:t>）</w:t>
+      </w:r>
+    </w:p>
+    <w:p>
+      <w:pPr>
+        <w:pStyle w:val="BlockText"/>
+      </w:pPr>
+      <w:r>
+        <w:rPr>
+          <w:rFonts w:hint="eastAsia" w:ascii="Times New Roman" w:hAnsi="Times New Roman" w:eastAsia="Times New Roman" w:cs="Times New Roman"/>
+          <w:b/>
+          <w:bCs/>
+        </w:rPr>
+        <w:t>（3）</w:t>
+      </w:r>
+      <w:r>
+        <w:rPr>
+          <w:rFonts w:hint="eastAsia" w:ascii="Times New Roman" w:hAnsi="Times New Roman" w:eastAsia="FangSong" w:cs="Times New Roman"/>
+          <w:b/>
+          <w:bCs/>
+        </w:rPr>
+        <w:t>释放温度的推导</w:t>
+      </w:r>
+      <w:r>
+        <w:rPr>
+          <w:rFonts w:hint="eastAsia" w:ascii="Times New Roman" w:hAnsi="Times New Roman" w:eastAsia="Times New Roman" w:cs="Times New Roman"/>
+          <w:b/>
+          <w:bCs/>
+        </w:rPr>
+        <w:t>（</w:t>
+      </w:r>
+      <w:r>
+        <w:rPr>
+          <w:rFonts w:hint="eastAsia" w:ascii="Times New Roman" w:hAnsi="Times New Roman" w:eastAsia="FangSong" w:cs="Times New Roman"/>
+          <w:b/>
+          <w:bCs/>
+        </w:rPr>
+        <w:t>含假设</w:t>
+      </w:r>
+      <w:r>
+        <w:rPr>
+          <w:rFonts w:hint="eastAsia" w:ascii="Times New Roman" w:hAnsi="Times New Roman" w:eastAsia="Times New Roman" w:cs="Times New Roman"/>
+          <w:b/>
+          <w:bCs/>
+        </w:rPr>
+        <w:t>，</w:t>
+      </w:r>
+      <w:r>
+        <w:rPr>
+          <w:rFonts w:hint="eastAsia" w:ascii="Times New Roman" w:hAnsi="Times New Roman" w:eastAsia="FangSong" w:cs="Times New Roman"/>
+          <w:b/>
+          <w:bCs/>
+        </w:rPr>
+        <w:t>供参考</w:t>
+      </w:r>
+      <w:r>
+        <w:rPr>
+          <w:rFonts w:hint="eastAsia" w:ascii="Times New Roman" w:hAnsi="Times New Roman" w:eastAsia="Times New Roman" w:cs="Times New Roman"/>
+          <w:b/>
+          <w:bCs/>
+        </w:rPr>
+        <w:t>）</w:t>
+      </w:r>
+      <w:r>
+        <w:rPr>
+          <w:rFonts w:ascii="Times New Roman" w:hAnsi="Times New Roman" w:eastAsia="Times New Roman" w:cs="Times New Roman"/>
+        </w:rPr>
+        <w:t xml:space="preserve"> </w:t>
+      </w:r>
+      <w:r>
+        <w:rPr>
+          <w:rFonts w:hint="eastAsia" w:ascii="Times New Roman" w:hAnsi="Times New Roman" w:eastAsia="FangSong" w:cs="Times New Roman"/>
+        </w:rPr>
+        <w:t xml:space="preserve">设吸收反应为</w:t>
+      </w:r>
+      <w:r>
+        <w:rPr>
+          <w:rFonts w:ascii="Times New Roman" w:hAnsi="Times New Roman" w:eastAsia="Times New Roman" w:cs="Times New Roman"/>
+        </w:rPr>
+        <w:t xml:space="preserve"> </w:t>
+      </w:r>
+      <m:oMath>
+        <m:oMathPr>
+          <m:ctrlPr>
+            <w:rPr>
+              <w:sz w:val="28"/>
+              <w:szCs w:val="28"/>
+            </w:rPr>
+          </m:ctrlPr>
+        </m:oMathPr>
+        <m:r>
+          <m:rPr>
+            <m:sty m:val="p"/>
+          </m:rPr>
+          <m:t>A</m:t>
+        </m:r>
+        <m:r>
+          <m:rPr>
+            <m:sty m:val="p"/>
+          </m:rPr>
+          <m:t>m</m:t>
+        </m:r>
+        <m:r>
+          <m:rPr>
+            <m:sty m:val="p"/>
+          </m:rPr>
+          <m:t>+</m:t>
+        </m:r>
+        <m:r>
+          <m:rPr>
+            <m:sty m:val="p"/>
+          </m:rPr>
+          <m:t>C</m:t>
+        </m:r>
+        <m:sSub>
+          <m:e>
+            <m:r>
+              <m:rPr>
+                <m:sty m:val="p"/>
+              </m:rPr>
+              <m:t>O</m:t>
+            </m:r>
+          </m:e>
+          <m:sub>
+            <m:r>
+              <m:rPr>
+                <m:sty m:val="p"/>
+              </m:rPr>
+              <m:t>2</m:t>
+            </m:r>
+          </m:sub>
+        </m:sSub>
+        <m:r>
+          <m:rPr>
+            <m:sty m:val="p"/>
+          </m:rPr>
+          <m:t>(</m:t>
+        </m:r>
+        <m:r>
+          <m:rPr>
+            <m:sty m:val="p"/>
+          </m:rPr>
+          <m:t>g</m:t>
+        </m:r>
+        <m:r>
+          <m:rPr>
+            <m:sty m:val="p"/>
+          </m:rPr>
+          <m:t>)</m:t>
+        </m:r>
+        <m:r>
+          <m:rPr>
+            <m:sty m:val="p"/>
+          </m:rPr>
+          <m:t>⇌</m:t>
+        </m:r>
+        <m:r>
+          <m:rPr>
+            <m:sty m:val="p"/>
+          </m:rPr>
+          <m:t>A</m:t>
+        </m:r>
+        <m:r>
+          <m:rPr>
+            <m:sty m:val="p"/>
+          </m:rPr>
+          <m:t>m</m:t>
+        </m:r>
+        <m:r>
+          <m:rPr>
+            <m:sty m:val="p"/>
+          </m:rPr>
+          <m:t>⋅</m:t>
+        </m:r>
+        <m:r>
+          <m:rPr>
+            <m:sty m:val="p"/>
+          </m:rPr>
+          <m:t>C</m:t>
+        </m:r>
+        <m:sSub>
+          <m:e>
+            <m:r>
+              <m:rPr>
+                <m:sty m:val="p"/>
+              </m:rPr>
+              <m:t>O</m:t>
+            </m:r>
+          </m:e>
+          <m:sub>
+            <m:r>
+              <m:rPr>
+                <m:sty m:val="p"/>
+              </m:rPr>
+              <m:t>2</m:t>
+            </m:r>
+          </m:sub>
+        </m:sSub>
+      </m:oMath>
+      <w:r>
+        <w:rPr>
+          <w:rFonts w:hint="eastAsia" w:ascii="Times New Roman" w:hAnsi="Times New Roman" w:eastAsia="Times New Roman" w:cs="Times New Roman"/>
+        </w:rPr>
+        <w:t xml:space="preserve">，</w:t>
+      </w:r>
+      <m:oMath>
+        <m:oMathPr>
+          <m:ctrlPr>
+            <w:rPr>
+              <w:sz w:val="28"/>
+              <w:szCs w:val="28"/>
+            </w:rPr>
+          </m:ctrlPr>
+        </m:oMathPr>
+        <m:sSub>
+          <m:e>
+            <m:r>
+              <m:rPr>
+                <m:sty m:val="p"/>
+              </m:rPr>
+              <m:t>Δ</m:t>
+            </m:r>
+          </m:e>
+          <m:sub>
+            <m:r>
+              <m:t>r</m:t>
+            </m:r>
+          </m:sub>
+        </m:sSub>
+        <m:sSubSup>
+          <m:e>
+            <m:r>
+              <m:t>H</m:t>
+            </m:r>
+          </m:e>
+          <m:sub>
+            <m:r>
+              <m:t>m</m:t>
+            </m:r>
+          </m:sub>
+          <m:sup>
+            <m:r>
+              <m:rPr>
+                <m:sty m:val="p"/>
+              </m:rPr>
+              <m:t>⊖</m:t>
+            </m:r>
+          </m:sup>
+        </m:sSubSup>
+        <m:r>
+          <m:rPr>
+            <m:sty m:val="p"/>
+          </m:rPr>
+          <m:t>=</m:t>
+        </m:r>
+        <m:r>
+          <m:rPr>
+            <m:sty m:val="p"/>
+          </m:rPr>
+          <m:t>−</m:t>
+        </m:r>
+        <m:r>
+          <m:t>40</m:t>
+        </m:r>
+        <m:r>
+          <m:t> </m:t>
+        </m:r>
+        <m:r>
+          <m:rPr>
+            <m:sty m:val="p"/>
+          </m:rPr>
+          <m:t>k</m:t>
+        </m:r>
+        <m:r>
+          <m:rPr>
+            <m:sty m:val="p"/>
+          </m:rPr>
+          <m:t>J</m:t>
+        </m:r>
+        <m:r>
+          <m:rPr>
+            <m:sty m:val="p"/>
+          </m:rPr>
+          <m:t> </m:t>
+        </m:r>
+        <m:r>
+          <m:rPr>
+            <m:sty m:val="p"/>
+          </m:rPr>
+          <m:t>m</m:t>
+        </m:r>
+        <m:r>
+          <m:rPr>
+            <m:sty m:val="p"/>
+          </m:rPr>
+          <m:t>o</m:t>
+        </m:r>
+        <m:sSup>
+          <m:e>
+            <m:r>
+              <m:rPr>
+                <m:sty m:val="p"/>
+              </m:rPr>
+              <m:t>l</m:t>
+            </m:r>
+          </m:e>
+          <m:sup>
+            <m:r>
+              <m:rPr>
+                <m:sty m:val="p"/>
+              </m:rPr>
+              <m:t>−</m:t>
+            </m:r>
+            <m:r>
+              <m:rPr>
+                <m:sty m:val="p"/>
+              </m:rPr>
+              <m:t>1</m:t>
+            </m:r>
+          </m:sup>
+        </m:sSup>
+      </m:oMath>
+      <w:r>
+        <w:rPr>
+          <w:rFonts w:ascii="Times New Roman" w:hAnsi="Times New Roman" w:eastAsia="Times New Roman" w:cs="Times New Roman"/>
+        </w:rPr>
+        <w:t xml:space="preserve"> </w:t>
+      </w:r>
+      <w:r>
+        <w:rPr>
+          <w:rFonts w:hint="eastAsia" w:ascii="Times New Roman" w:hAnsi="Times New Roman" w:eastAsia="FangSong" w:cs="Times New Roman"/>
+        </w:rPr>
+        <w:t>且与温度无关</w:t>
+      </w:r>
+      <w:r>
+        <w:rPr>
+          <w:rFonts w:hint="eastAsia" w:ascii="Times New Roman" w:hAnsi="Times New Roman" w:eastAsia="Times New Roman" w:cs="Times New Roman"/>
+        </w:rPr>
+        <w:t>，</w:t>
+      </w:r>
+      <w:r>
+        <w:rPr>
+          <w:rFonts w:hint="eastAsia" w:ascii="Times New Roman" w:hAnsi="Times New Roman" w:eastAsia="FangSong" w:cs="Times New Roman"/>
+        </w:rPr>
+        <w:t>则</w:t>
+      </w:r>
+      <w:r>
+        <w:rPr>
+          <w:rFonts w:ascii="Times New Roman" w:hAnsi="Times New Roman" w:eastAsia="Times New Roman" w:cs="Times New Roman"/>
+        </w:rPr>
+        <w:t xml:space="preserve"> </w:t>
+      </w:r>
+      <m:oMath>
+        <m:oMathPr>
+          <m:ctrlPr>
+            <w:rPr>
+              <w:sz w:val="28"/>
+              <w:szCs w:val="28"/>
+            </w:rPr>
+          </m:ctrlPr>
+        </m:oMathPr>
+        <m:r>
+          <m:t>K</m:t>
+        </m:r>
+        <m:r>
+          <m:rPr>
+            <m:sty m:val="p"/>
+          </m:rPr>
+          <m:t>=</m:t>
+        </m:r>
+        <m:r>
+          <m:rPr>
+            <m:sty m:val="p"/>
+          </m:rPr>
+          <m:t>(</m:t>
+        </m:r>
+        <m:sSub>
+          <m:e>
+            <m:r>
+              <m:t>p</m:t>
+            </m:r>
+          </m:e>
+          <m:sub>
+            <m:r>
+              <m:rPr>
+                <m:sty m:val="p"/>
+              </m:rPr>
+              <m:t>C</m:t>
+            </m:r>
+            <m:sSub>
+              <m:e>
+                <m:r>
+                  <m:rPr>
+                    <m:sty m:val="p"/>
+                  </m:rPr>
+                  <m:t>O</m:t>
+                </m:r>
+              </m:e>
+              <m:sub>
+                <m:r>
+                  <m:rPr>
+                    <m:sty m:val="p"/>
+                  </m:rPr>
+                  <m:t>2</m:t>
+                </m:r>
+              </m:sub>
+            </m:sSub>
+          </m:sub>
+        </m:sSub>
+        <m:r>
+          <m:rPr>
+            <m:sty m:val="p"/>
+          </m:rPr>
+          <m:t>/</m:t>
+        </m:r>
+        <m:sSup>
+          <m:e>
+            <m:r>
+              <m:t>p</m:t>
+            </m:r>
+          </m:e>
+          <m:sup>
+            <m:r>
+              <m:rPr>
+                <m:sty m:val="p"/>
+              </m:rPr>
+              <m:t>⊖</m:t>
+            </m:r>
+          </m:sup>
+        </m:sSup>
+        <m:sSup>
+          <m:e>
+            <m:r>
+              <m:rPr>
+                <m:sty m:val="p"/>
+              </m:rPr>
+              <m:t>)</m:t>
+            </m:r>
+          </m:e>
+          <m:sup>
+            <m:r>
+              <m:rPr>
+                <m:sty m:val="p"/>
+              </m:rPr>
+              <m:t>−</m:t>
+            </m:r>
+            <m:r>
+              <m:t>1</m:t>
+            </m:r>
+          </m:sup>
+        </m:sSup>
+      </m:oMath>
+      <w:r>
+        <w:rPr>
+          <w:rFonts w:ascii="Times New Roman" w:hAnsi="Times New Roman" w:eastAsia="Times New Roman" w:cs="Times New Roman"/>
+        </w:rPr>
+        <w:t xml:space="preserve">。</w:t>
+      </w:r>
+      <w:r>
+        <w:rPr>
+          <w:rFonts w:ascii="Times New Roman" w:hAnsi="Times New Roman" w:eastAsia="Times New Roman" w:cs="Times New Roman"/>
+        </w:rPr>
+        <w:t xml:space="preserve"> </w:t>
+      </w:r>
+      <w:r>
+        <w:rPr>
+          <w:rFonts w:hint="eastAsia" w:ascii="Times New Roman" w:hAnsi="Times New Roman" w:eastAsia="FangSong" w:cs="Times New Roman"/>
+          <w:b/>
+          <w:bCs/>
+        </w:rPr>
+        <w:t xml:space="preserve">假设</w:t>
+      </w:r>
+      <w:r>
+        <w:rPr>
+          <w:rFonts w:ascii="Times New Roman" w:hAnsi="Times New Roman" w:eastAsia="Times New Roman" w:cs="Times New Roman"/>
+        </w:rPr>
+        <w:t xml:space="preserve"> </w:t>
+      </w:r>
+      <w:r>
+        <w:rPr>
+          <w:rFonts w:ascii="Times New Roman" w:hAnsi="Times New Roman" w:eastAsia="Times New Roman" w:cs="Times New Roman"/>
+        </w:rPr>
+        <w:t xml:space="preserve">298 K </w:t>
+      </w:r>
+      <w:r>
+        <w:rPr>
+          <w:rFonts w:hint="eastAsia" w:ascii="Times New Roman" w:hAnsi="Times New Roman" w:eastAsia="FangSong" w:cs="Times New Roman"/>
+        </w:rPr>
+        <w:t>时该胺恰好与空气</w:t>
+      </w:r>
+      <w:r>
+        <w:rPr>
+          <w:rFonts w:hint="eastAsia" w:ascii="Times New Roman" w:hAnsi="Times New Roman" w:eastAsia="Times New Roman" w:cs="Times New Roman"/>
+        </w:rPr>
+        <w:t>（</w:t>
+      </w:r>
+      <m:oMath>
+        <m:oMathPr>
+          <m:ctrlPr>
+            <w:rPr>
+              <w:sz w:val="28"/>
+              <w:szCs w:val="28"/>
+            </w:rPr>
+          </m:ctrlPr>
+        </m:oMathPr>
+        <m:sSub>
+          <m:e>
+            <m:r>
+              <m:t>p</m:t>
+            </m:r>
+          </m:e>
+          <m:sub>
+            <m:r>
+              <m:rPr>
+                <m:sty m:val="p"/>
+              </m:rPr>
+              <m:t>C</m:t>
+            </m:r>
+            <m:sSub>
+              <m:e>
+                <m:r>
+                  <m:rPr>
+                    <m:sty m:val="p"/>
+                  </m:rPr>
+                  <m:t>O</m:t>
+                </m:r>
+              </m:e>
+              <m:sub>
+                <m:r>
+                  <m:rPr>
+                    <m:sty m:val="p"/>
+                  </m:rPr>
+                  <m:t>2</m:t>
+                </m:r>
+              </m:sub>
+            </m:sSub>
+          </m:sub>
+        </m:sSub>
+        <m:r>
+          <m:rPr>
+            <m:sty m:val="p"/>
+          </m:rPr>
+          <m:t>=</m:t>
+        </m:r>
+        <m:r>
+          <m:t>400</m:t>
+        </m:r>
+        <m:r>
+          <m:t> </m:t>
+        </m:r>
+        <m:r>
+          <m:rPr>
+            <m:sty m:val="p"/>
+          </m:rPr>
+          <m:t>p</m:t>
+        </m:r>
+        <m:r>
+          <m:rPr>
+            <m:sty m:val="p"/>
+          </m:rPr>
+          <m:t>p</m:t>
+        </m:r>
+        <m:r>
+          <m:rPr>
+            <m:sty m:val="p"/>
+          </m:rPr>
+          <m:t>m</m:t>
+        </m:r>
+        <m:r>
+          <m:rPr>
+            <m:sty m:val="p"/>
+          </m:rPr>
+          <m:t>=</m:t>
+        </m:r>
+        <m:r>
+          <m:t>4.0</m:t>
+        </m:r>
+        <m:r>
+          <m:rPr>
+            <m:sty m:val="p"/>
+          </m:rPr>
+          <m:t>×</m:t>
+        </m:r>
+        <m:sSup>
+          <m:e>
+            <m:r>
+              <m:t>10</m:t>
+            </m:r>
+          </m:e>
+          <m:sup>
+            <m:r>
+              <m:rPr>
+                <m:sty m:val="p"/>
+              </m:rPr>
+              <m:t>−</m:t>
+            </m:r>
+            <m:r>
+              <m:t>4</m:t>
+            </m:r>
+          </m:sup>
+        </m:sSup>
+        <m:r>
+          <m:t> </m:t>
+        </m:r>
+        <m:sSup>
+          <m:e>
+            <m:r>
+              <m:t>p</m:t>
+            </m:r>
+          </m:e>
+          <m:sup>
+            <m:r>
+              <m:rPr>
+                <m:sty m:val="p"/>
+              </m:rPr>
+              <m:t>⊖</m:t>
+            </m:r>
+          </m:sup>
+        </m:sSup>
+      </m:oMath>
+      <w:r>
+        <w:rPr>
+          <w:rFonts w:hint="eastAsia" w:ascii="Times New Roman" w:hAnsi="Times New Roman" w:eastAsia="Times New Roman" w:cs="Times New Roman"/>
+        </w:rPr>
+        <w:t>）</w:t>
+      </w:r>
+      <w:r>
+        <w:rPr>
+          <w:rFonts w:hint="eastAsia" w:ascii="Times New Roman" w:hAnsi="Times New Roman" w:eastAsia="FangSong" w:cs="Times New Roman"/>
+        </w:rPr>
+        <w:t>达吸收平衡</w:t>
+      </w:r>
+      <w:r>
+        <w:rPr>
+          <w:rFonts w:hint="eastAsia" w:ascii="Times New Roman" w:hAnsi="Times New Roman" w:eastAsia="Times New Roman" w:cs="Times New Roman"/>
+        </w:rPr>
+        <w:t>，</w:t>
+      </w:r>
+      <w:r>
+        <w:rPr>
+          <w:rFonts w:hint="eastAsia" w:ascii="Times New Roman" w:hAnsi="Times New Roman" w:eastAsia="FangSong" w:cs="Times New Roman"/>
+        </w:rPr>
+        <w:t>而释放时要求</w:t>
+      </w:r>
+      <w:r>
+        <w:rPr>
+          <w:rFonts w:ascii="Times New Roman" w:hAnsi="Times New Roman" w:eastAsia="Times New Roman" w:cs="Times New Roman"/>
+        </w:rPr>
+        <w:t xml:space="preserve"> </w:t>
+      </w:r>
+      <m:oMath>
+        <m:oMathPr>
+          <m:ctrlPr>
+            <w:rPr>
+              <w:sz w:val="28"/>
+              <w:szCs w:val="28"/>
+            </w:rPr>
+          </m:ctrlPr>
+        </m:oMathPr>
+        <m:sSub>
+          <m:e>
+            <m:r>
+              <m:t>p</m:t>
+            </m:r>
+          </m:e>
+          <m:sub>
+            <m:r>
+              <m:rPr>
+                <m:sty m:val="p"/>
+              </m:rPr>
+              <m:t>C</m:t>
+            </m:r>
+            <m:sSub>
+              <m:e>
+                <m:r>
+                  <m:rPr>
+                    <m:sty m:val="p"/>
+                  </m:rPr>
+                  <m:t>O</m:t>
+                </m:r>
+              </m:e>
+              <m:sub>
+                <m:r>
+                  <m:rPr>
+                    <m:sty m:val="p"/>
+                  </m:rPr>
+                  <m:t>2</m:t>
+                </m:r>
+              </m:sub>
+            </m:sSub>
+          </m:sub>
+        </m:sSub>
+        <m:r>
+          <m:rPr>
+            <m:sty m:val="p"/>
+          </m:rPr>
+          <m:t>=</m:t>
+        </m:r>
+        <m:sSup>
+          <m:e>
+            <m:r>
+              <m:t>p</m:t>
+            </m:r>
+          </m:e>
+          <m:sup>
+            <m:r>
+              <m:rPr>
+                <m:sty m:val="p"/>
+              </m:rPr>
+              <m:t>⊖</m:t>
+            </m:r>
+          </m:sup>
+        </m:sSup>
+      </m:oMath>
+      <w:r>
+        <w:rPr>
+          <w:rFonts w:hint="eastAsia" w:ascii="Times New Roman" w:hAnsi="Times New Roman" w:eastAsia="Times New Roman" w:cs="Times New Roman"/>
+        </w:rPr>
+        <w:t>，</w:t>
+      </w:r>
+      <w:r>
+        <w:rPr>
+          <w:rFonts w:hint="eastAsia" w:ascii="Times New Roman" w:hAnsi="Times New Roman" w:eastAsia="FangSong" w:cs="Times New Roman"/>
+        </w:rPr>
+        <w:t>于是</w:t>
+      </w:r>
+    </w:p>
+    <w:p>
+      <w:pPr>
+        <w:pStyle w:val="BlockText"/>
+      </w:pPr>
+      <m:oMathPara>
+        <m:oMathParaPr>
+          <m:jc m:val="center"/>
+          <m:ctrlPr>
+            <w:rPr>
+              <w:sz w:val="28"/>
+              <w:szCs w:val="28"/>
+            </w:rPr>
+          </m:ctrlPr>
+        </m:oMathParaPr>
+        <m:oMath>
+          <m:r>
+            <m:rPr>
+              <m:sty m:val="p"/>
+            </m:rPr>
+            <m:t>ln</m:t>
+          </m:r>
+          <m:f>
+            <m:fPr>
+              <m:type m:val="bar"/>
+            </m:fPr>
+            <m:num>
+              <m:r>
+                <m:t>K</m:t>
+              </m:r>
+              <m:r>
+                <m:rPr>
+                  <m:sty m:val="p"/>
+                </m:rPr>
+                <m:t>(</m:t>
+              </m:r>
+              <m:r>
+                <m:t>T</m:t>
+              </m:r>
+              <m:r>
+                <m:rPr>
+                  <m:sty m:val="p"/>
+                </m:rPr>
+                <m:t>)</m:t>
+              </m:r>
+            </m:num>
+            <m:den>
+              <m:r>
+                <m:t>K</m:t>
+              </m:r>
+              <m:r>
+                <m:rPr>
+                  <m:sty m:val="p"/>
+                </m:rPr>
+                <m:t>(</m:t>
+              </m:r>
+              <m:r>
+                <m:t>298</m:t>
+              </m:r>
+              <m:r>
+                <m:t> </m:t>
+              </m:r>
+              <m:r>
+                <m:rPr>
+                  <m:sty m:val="p"/>
+                </m:rPr>
+                <m:t>K</m:t>
+              </m:r>
+              <m:r>
+                <m:rPr>
+                  <m:sty m:val="p"/>
+                </m:rPr>
+                <m:t>)</m:t>
+              </m:r>
+            </m:den>
+          </m:f>
+          <m:r>
+            <m:rPr>
+              <m:sty m:val="p"/>
+            </m:rPr>
+            <m:t>=</m:t>
+          </m:r>
+          <m:r>
+            <m:rPr>
+              <m:sty m:val="p"/>
+            </m:rPr>
+            <m:t>ln</m:t>
+          </m:r>
+          <m:f>
+            <m:fPr>
+              <m:type m:val="bar"/>
+            </m:fPr>
+            <m:num>
+              <m:r>
+                <m:t>4.0</m:t>
+              </m:r>
+              <m:r>
+                <m:rPr>
+                  <m:sty m:val="p"/>
+                </m:rPr>
+                <m:t>×</m:t>
+              </m:r>
+              <m:sSup>
+                <m:e>
+                  <m:r>
+                    <m:t>10</m:t>
+                  </m:r>
+                </m:e>
+                <m:sup>
+                  <m:r>
+                    <m:rPr>
+                      <m:sty m:val="p"/>
+                    </m:rPr>
+                    <m:t>−</m:t>
+                  </m:r>
+                  <m:r>
+                    <m:t>4</m:t>
+                  </m:r>
+                </m:sup>
+              </m:sSup>
+            </m:num>
+            <m:den>
+              <m:r>
+                <m:t>1</m:t>
+              </m:r>
+            </m:den>
+          </m:f>
+          <m:r>
+            <m:rPr>
+              <m:sty m:val="p"/>
+            </m:rPr>
+            <m:t>=</m:t>
+          </m:r>
+          <m:r>
+            <m:rPr>
+              <m:sty m:val="p"/>
+            </m:rPr>
+            <m:t>−</m:t>
+          </m:r>
+          <m:r>
+            <m:t>7.82</m:t>
+          </m:r>
+          <m:r>
+            <m:rPr>
+              <m:sty m:val="p"/>
+            </m:rPr>
+            <m:t>=</m:t>
+          </m:r>
+          <m:r>
+            <m:rPr>
+              <m:sty m:val="p"/>
+            </m:rPr>
+            <m:t>−</m:t>
+          </m:r>
+          <m:f>
+            <m:fPr>
+              <m:type m:val="bar"/>
+            </m:fPr>
+            <m:num>
+              <m:sSub>
+                <m:e>
+                  <m:r>
+                    <m:rPr>
+                      <m:sty m:val="p"/>
+                    </m:rPr>
+                    <m:t>Δ</m:t>
+                  </m:r>
+                </m:e>
+                <m:sub>
+                  <m:r>
+                    <m:t>r</m:t>
+                  </m:r>
+                </m:sub>
+              </m:sSub>
+              <m:sSubSup>
+                <m:e>
+                  <m:r>
+                    <m:t>H</m:t>
+                  </m:r>
+                </m:e>
+                <m:sub>
+                  <m:r>
+                    <m:t>m</m:t>
+                  </m:r>
+                </m:sub>
+                <m:sup>
+                  <m:r>
+                    <m:rPr>
+                      <m:sty m:val="p"/>
+                    </m:rPr>
+                    <m:t>⊖</m:t>
+                  </m:r>
+                </m:sup>
+              </m:sSubSup>
+            </m:num>
+            <m:den>
+              <m:r>
+                <m:t>R</m:t>
+              </m:r>
+            </m:den>
+          </m:f>
+          <m:d>
+            <m:dPr>
+              <m:begChr m:val="("/>
+              <m:sepChr m:val=""/>
+              <m:endChr m:val=")"/>
+              <m:grow/>
+            </m:dPr>
+            <m:e>
+              <m:f>
+                <m:fPr>
+                  <m:type m:val="bar"/>
+                </m:fPr>
+                <m:num>
+                  <m:r>
+                    <m:t>1</m:t>
+                  </m:r>
+                </m:num>
+                <m:den>
+                  <m:r>
+                    <m:t>T</m:t>
+                  </m:r>
+                </m:den>
+              </m:f>
+              <m:r>
+                <m:rPr>
+                  <m:sty m:val="p"/>
+                </m:rPr>
+                <m:t>−</m:t>
+              </m:r>
+              <m:f>
+                <m:fPr>
+                  <m:type m:val="bar"/>
+                </m:fPr>
+                <m:num>
+                  <m:r>
+                    <m:t>1</m:t>
+                  </m:r>
+                </m:num>
+                <m:den>
+                  <m:r>
+                    <m:t>298</m:t>
+                  </m:r>
+                </m:den>
+              </m:f>
+            </m:e>
+          </m:d>
+        </m:oMath>
+      </m:oMathPara>
+    </w:p>
+    <w:p>
+      <w:pPr>
+        <w:pStyle w:val="BlockText"/>
+      </w:pPr>
+      <w:r>
+        <w:rPr>
+          <w:rFonts w:hint="eastAsia" w:ascii="Times New Roman" w:hAnsi="Times New Roman" w:eastAsia="FangSong" w:cs="Times New Roman"/>
+        </w:rPr>
+        <w:t xml:space="preserve">代入</w:t>
+      </w:r>
+      <w:r>
+        <w:rPr>
+          <w:rFonts w:ascii="Times New Roman" w:hAnsi="Times New Roman" w:eastAsia="Times New Roman" w:cs="Times New Roman"/>
+        </w:rPr>
+        <w:t xml:space="preserve"> </w:t>
+      </w:r>
+      <m:oMath>
+        <m:oMathPr>
+          <m:ctrlPr>
+            <w:rPr>
+              <w:sz w:val="28"/>
+              <w:szCs w:val="28"/>
+            </w:rPr>
+          </m:ctrlPr>
+        </m:oMathPr>
+        <m:sSub>
+          <m:e>
+            <m:r>
+              <m:rPr>
+                <m:sty m:val="p"/>
+              </m:rPr>
+              <m:t>Δ</m:t>
+            </m:r>
+          </m:e>
+          <m:sub>
+            <m:r>
+              <m:t>r</m:t>
+            </m:r>
+          </m:sub>
+        </m:sSub>
+        <m:sSubSup>
+          <m:e>
+            <m:r>
+              <m:t>H</m:t>
+            </m:r>
+          </m:e>
+          <m:sub>
+            <m:r>
+              <m:t>m</m:t>
+            </m:r>
+          </m:sub>
+          <m:sup>
+            <m:r>
+              <m:rPr>
+                <m:sty m:val="p"/>
+              </m:rPr>
+              <m:t>⊖</m:t>
+            </m:r>
+          </m:sup>
+        </m:sSubSup>
+        <m:r>
+          <m:rPr>
+            <m:sty m:val="p"/>
+          </m:rPr>
+          <m:t>=</m:t>
+        </m:r>
+        <m:r>
+          <m:rPr>
+            <m:sty m:val="p"/>
+          </m:rPr>
+          <m:t>−</m:t>
+        </m:r>
+        <m:r>
+          <m:t>4.0</m:t>
+        </m:r>
+        <m:r>
+          <m:rPr>
+            <m:sty m:val="p"/>
+          </m:rPr>
+          <m:t>×</m:t>
+        </m:r>
+        <m:sSup>
+          <m:e>
+            <m:r>
+              <m:t>10</m:t>
+            </m:r>
+          </m:e>
+          <m:sup>
+            <m:r>
+              <m:t>4</m:t>
+            </m:r>
+          </m:sup>
+        </m:sSup>
+        <m:r>
+          <m:t> </m:t>
+        </m:r>
+        <m:r>
+          <m:rPr>
+            <m:sty m:val="p"/>
+          </m:rPr>
+          <m:t>J</m:t>
+        </m:r>
+        <m:r>
+          <m:rPr>
+            <m:sty m:val="p"/>
+          </m:rPr>
+          <m:t> </m:t>
+        </m:r>
+        <m:r>
+          <m:rPr>
+            <m:sty m:val="p"/>
+          </m:rPr>
+          <m:t>m</m:t>
+        </m:r>
+        <m:r>
+          <m:rPr>
+            <m:sty m:val="p"/>
+          </m:rPr>
+          <m:t>o</m:t>
+        </m:r>
+        <m:sSup>
+          <m:e>
+            <m:r>
+              <m:rPr>
+                <m:sty m:val="p"/>
+              </m:rPr>
+              <m:t>l</m:t>
+            </m:r>
+          </m:e>
+          <m:sup>
+            <m:r>
+              <m:rPr>
+                <m:sty m:val="p"/>
+              </m:rPr>
+              <m:t>−</m:t>
+            </m:r>
+            <m:r>
+              <m:rPr>
+                <m:sty m:val="p"/>
+              </m:rPr>
+              <m:t>1</m:t>
+            </m:r>
+          </m:sup>
+        </m:sSup>
+      </m:oMath>
+      <w:r>
+        <w:rPr>
+          <w:rFonts w:ascii="Times New Roman" w:hAnsi="Times New Roman" w:eastAsia="Times New Roman" w:cs="Times New Roman"/>
+        </w:rPr>
+        <w:t xml:space="preserve">、</w:t>
+      </w:r>
+      <m:oMath>
+        <m:oMathPr>
+          <m:ctrlPr>
+            <w:rPr>
+              <w:sz w:val="28"/>
+              <w:szCs w:val="28"/>
+            </w:rPr>
+          </m:ctrlPr>
+        </m:oMathPr>
+        <m:r>
+          <m:t>R</m:t>
+        </m:r>
+        <m:r>
+          <m:rPr>
+            <m:sty m:val="p"/>
+          </m:rPr>
+          <m:t>=</m:t>
+        </m:r>
+        <m:r>
+          <m:t>8.314</m:t>
+        </m:r>
+        <m:r>
+          <m:t> </m:t>
+        </m:r>
+        <m:r>
+          <m:rPr>
+            <m:sty m:val="p"/>
+          </m:rPr>
+          <m:t>J</m:t>
+        </m:r>
+        <m:r>
+          <m:rPr>
+            <m:sty m:val="p"/>
+          </m:rPr>
+          <m:t> </m:t>
+        </m:r>
+        <m:r>
+          <m:rPr>
+            <m:sty m:val="p"/>
+          </m:rPr>
+          <m:t>m</m:t>
+        </m:r>
+        <m:r>
+          <m:rPr>
+            <m:sty m:val="p"/>
+          </m:rPr>
+          <m:t>o</m:t>
+        </m:r>
+        <m:sSup>
+          <m:e>
+            <m:r>
+              <m:rPr>
+                <m:sty m:val="p"/>
+              </m:rPr>
+              <m:t>l</m:t>
+            </m:r>
+          </m:e>
+          <m:sup>
+            <m:r>
+              <m:rPr>
+                <m:sty m:val="p"/>
+              </m:rPr>
+              <m:t>−</m:t>
+            </m:r>
+            <m:r>
+              <m:rPr>
+                <m:sty m:val="p"/>
+              </m:rPr>
+              <m:t>1</m:t>
+            </m:r>
+          </m:sup>
+        </m:sSup>
+        <m:sSup>
+          <m:e>
+            <m:r>
+              <m:rPr>
+                <m:sty m:val="p"/>
+              </m:rPr>
+              <m:t>K</m:t>
+            </m:r>
+          </m:e>
+          <m:sup>
+            <m:r>
+              <m:rPr>
+                <m:sty m:val="p"/>
+              </m:rPr>
+              <m:t>−</m:t>
+            </m:r>
+            <m:r>
+              <m:rPr>
+                <m:sty m:val="p"/>
+              </m:rPr>
+              <m:t>1</m:t>
+            </m:r>
+          </m:sup>
+        </m:sSup>
+      </m:oMath>
+      <w:r>
+        <w:rPr>
+          <w:rFonts w:hint="eastAsia" w:ascii="Times New Roman" w:hAnsi="Times New Roman" w:eastAsia="Times New Roman" w:cs="Times New Roman"/>
+        </w:rPr>
+        <w:t xml:space="preserve">：</w:t>
+      </w:r>
+    </w:p>
+    <w:p>
+      <w:pPr>
+        <w:pStyle w:val="BlockText"/>
+      </w:pPr>
+      <m:oMathPara>
+        <m:oMathParaPr>
+          <m:jc m:val="center"/>
+          <m:ctrlPr>
+            <w:rPr>
+              <w:sz w:val="28"/>
+              <w:szCs w:val="28"/>
+            </w:rPr>
+          </m:ctrlPr>
+        </m:oMathParaPr>
+        <m:oMath>
+          <m:f>
+            <m:fPr>
+              <m:type m:val="bar"/>
+            </m:fPr>
+            <m:num>
+              <m:r>
+                <m:t>1</m:t>
+              </m:r>
+            </m:num>
+            <m:den>
+              <m:r>
+                <m:t>T</m:t>
+              </m:r>
+            </m:den>
+          </m:f>
+          <m:r>
+            <m:rPr>
+              <m:sty m:val="p"/>
+            </m:rPr>
+            <m:t>=</m:t>
+          </m:r>
+          <m:f>
+            <m:fPr>
+              <m:type m:val="bar"/>
+            </m:fPr>
+            <m:num>
+              <m:r>
+                <m:t>1</m:t>
+              </m:r>
+            </m:num>
+            <m:den>
+              <m:r>
+                <m:t>298</m:t>
+              </m:r>
+            </m:den>
+          </m:f>
+          <m:r>
+            <m:rPr>
+              <m:sty m:val="p"/>
+            </m:rPr>
+            <m:t>−</m:t>
+          </m:r>
+          <m:f>
+            <m:fPr>
+              <m:type m:val="bar"/>
+            </m:fPr>
+            <m:num>
+              <m:r>
+                <m:t>7.82</m:t>
+              </m:r>
+              <m:r>
+                <m:rPr>
+                  <m:sty m:val="p"/>
+                </m:rPr>
+                <m:t>×</m:t>
+              </m:r>
+              <m:r>
+                <m:t>8.314</m:t>
+              </m:r>
+            </m:num>
+            <m:den>
+              <m:r>
+                <m:t>4.0</m:t>
+              </m:r>
+              <m:r>
+                <m:rPr>
+                  <m:sty m:val="p"/>
+                </m:rPr>
+                <m:t>×</m:t>
+              </m:r>
+              <m:sSup>
+                <m:e>
+                  <m:r>
+                    <m:t>10</m:t>
+                  </m:r>
+                </m:e>
+                <m:sup>
+                  <m:r>
+                    <m:t>4</m:t>
+                  </m:r>
+                </m:sup>
+              </m:sSup>
+            </m:den>
+          </m:f>
+          <m:r>
+            <m:rPr>
+              <m:sty m:val="p"/>
+            </m:rPr>
+            <m:t>=</m:t>
+          </m:r>
+          <m:r>
+            <m:t>1.730</m:t>
+          </m:r>
+          <m:r>
+            <m:rPr>
+              <m:sty m:val="p"/>
+            </m:rPr>
+            <m:t>×</m:t>
+          </m:r>
+          <m:sSup>
+            <m:e>
+              <m:r>
+                <m:t>10</m:t>
+              </m:r>
+            </m:e>
+            <m:sup>
+              <m:r>
+                <m:rPr>
+                  <m:sty m:val="p"/>
+                </m:rPr>
+                <m:t>−</m:t>
+              </m:r>
+              <m:r>
+                <m:t>3</m:t>
+              </m:r>
+            </m:sup>
+          </m:sSup>
+          <m:r>
+            <m:t> </m:t>
+          </m:r>
+          <m:sSup>
+            <m:e>
+              <m:r>
+                <m:rPr>
+                  <m:sty m:val="p"/>
+                </m:rPr>
+                <m:t>K</m:t>
+              </m:r>
+            </m:e>
+            <m:sup>
+              <m:r>
+                <m:rPr>
+                  <m:sty m:val="p"/>
+                </m:rPr>
+                <m:t>−</m:t>
+              </m:r>
+              <m:r>
+                <m:rPr>
+                  <m:sty m:val="p"/>
+                </m:rPr>
+                <m:t>1</m:t>
+              </m:r>
+            </m:sup>
+          </m:sSup>
+          <m:r>
+            <m:t> </m:t>
+          </m:r>
+          <m:r>
+            <m:rPr>
+              <m:sty m:val="p"/>
+            </m:rPr>
+            <m:t>⇒</m:t>
+          </m:r>
+          <m:r>
+            <m:t> </m:t>
+          </m:r>
+          <m:r>
+            <m:t>T</m:t>
+          </m:r>
+          <m:r>
+            <m:rPr>
+              <m:sty m:val="p"/>
+            </m:rPr>
+            <m:t>≈</m:t>
+          </m:r>
+          <m:r>
+            <m:t>578</m:t>
+          </m:r>
+          <m:r>
+            <m:t> </m:t>
+          </m:r>
+          <m:r>
+            <m:rPr>
+              <m:sty m:val="p"/>
+            </m:rPr>
+            <m:t>K</m:t>
+          </m:r>
+          <m:r>
+            <m:t> </m:t>
+          </m:r>
+          <m:r>
+            <m:rPr>
+              <m:sty m:val="p"/>
+            </m:rPr>
+            <m:t>(</m:t>
+          </m:r>
+          <m:r>
+            <m:rPr>
+              <m:nor/>
+              <m:sty m:val="p"/>
+            </m:rPr>
+            <m:t>约 305 °C</m:t>
+          </m:r>
+          <m:r>
+            <m:rPr>
+              <m:sty m:val="p"/>
+            </m:rPr>
+            <m:t>)</m:t>
+          </m:r>
+        </m:oMath>
+      </m:oMathPara>
+    </w:p>
+    <w:p>
+      <w:pPr>
+        <w:pStyle w:val="FirstParagraph"/>
+      </w:pPr>
+      <w:r>
+        <w:rPr>
+          <w:rFonts w:hint="eastAsia" w:ascii="Times New Roman" w:hAnsi="Times New Roman" w:eastAsia="FangSong" w:cs="Times New Roman"/>
+        </w:rPr>
+        <w:t>该数值依赖</w:t>
+      </w:r>
+      <w:r>
+        <w:rPr>
+          <w:rFonts w:hint="eastAsia" w:ascii="Times New Roman" w:hAnsi="Times New Roman" w:eastAsia="Times New Roman" w:cs="Times New Roman"/>
+        </w:rPr>
+        <w:t>「298</w:t>
+      </w:r>
+      <w:r>
+        <w:rPr>
+          <w:rFonts w:ascii="Times New Roman" w:hAnsi="Times New Roman" w:eastAsia="Times New Roman" w:cs="Times New Roman"/>
+        </w:rPr>
+        <w:t xml:space="preserve"> K </w:t>
+      </w:r>
+      <w:r>
+        <w:rPr>
+          <w:rFonts w:hint="eastAsia" w:ascii="Times New Roman" w:hAnsi="Times New Roman" w:eastAsia="FangSong" w:cs="Times New Roman"/>
+        </w:rPr>
+        <w:t>恰好与空气平衡</w:t>
+      </w:r>
+      <w:r>
+        <w:rPr>
+          <w:rFonts w:hint="eastAsia" w:ascii="Times New Roman" w:hAnsi="Times New Roman" w:eastAsia="Times New Roman" w:cs="Times New Roman"/>
+        </w:rPr>
+        <w:t>」</w:t>
+      </w:r>
+      <w:r>
+        <w:rPr>
+          <w:rFonts w:hint="eastAsia" w:ascii="Times New Roman" w:hAnsi="Times New Roman" w:eastAsia="FangSong" w:cs="Times New Roman"/>
+        </w:rPr>
+        <w:t>这一假设</w:t>
+      </w:r>
+      <w:r>
+        <w:rPr>
+          <w:rFonts w:hint="eastAsia" w:ascii="Times New Roman" w:hAnsi="Times New Roman" w:eastAsia="Times New Roman" w:cs="Times New Roman"/>
+        </w:rPr>
+        <w:t>；</w:t>
+      </w:r>
+      <w:r>
+        <w:rPr>
+          <w:rFonts w:hint="eastAsia" w:ascii="Times New Roman" w:hAnsi="Times New Roman" w:eastAsia="FangSong" w:cs="Times New Roman"/>
+        </w:rPr>
+        <w:t>若原卷另给</w:t>
+      </w:r>
+      <w:r>
+        <w:rPr>
+          <w:rFonts w:ascii="Times New Roman" w:hAnsi="Times New Roman" w:eastAsia="Times New Roman" w:cs="Times New Roman"/>
+        </w:rPr>
+        <w:t xml:space="preserve"> 298 K </w:t>
+      </w:r>
+      <w:r>
+        <w:rPr>
+          <w:rFonts w:hint="eastAsia" w:ascii="Times New Roman" w:hAnsi="Times New Roman" w:eastAsia="FangSong" w:cs="Times New Roman"/>
+        </w:rPr>
+        <w:t>的平衡常数</w:t>
+      </w:r>
+      <w:r>
+        <w:rPr>
+          <w:rFonts w:hint="eastAsia" w:ascii="Times New Roman" w:hAnsi="Times New Roman" w:eastAsia="Times New Roman" w:cs="Times New Roman"/>
+        </w:rPr>
+        <w:t>，</w:t>
+      </w:r>
+      <w:r>
+        <w:rPr>
+          <w:rFonts w:hint="eastAsia" w:ascii="Times New Roman" w:hAnsi="Times New Roman" w:eastAsia="FangSong" w:cs="Times New Roman"/>
+        </w:rPr>
+        <w:t>应把该</w:t>
+      </w:r>
+      <w:r>
+        <w:rPr>
+          <w:rFonts w:ascii="Times New Roman" w:hAnsi="Times New Roman" w:eastAsia="Times New Roman" w:cs="Times New Roman"/>
+        </w:rPr>
+        <w:t xml:space="preserve"> </w:t>
+      </w:r>
+      <m:oMath>
+        <m:oMathPr>
+          <m:ctrlPr>
+            <w:rPr>
+              <w:sz w:val="28"/>
+              <w:szCs w:val="28"/>
+            </w:rPr>
+          </m:ctrlPr>
+        </m:oMathPr>
+        <m:r>
+          <m:t>K</m:t>
+        </m:r>
+        <m:r>
+          <m:rPr>
+            <m:sty m:val="p"/>
+          </m:rPr>
+          <m:t>(</m:t>
+        </m:r>
+        <m:r>
+          <m:t>298</m:t>
+        </m:r>
+        <m:r>
+          <m:rPr>
+            <m:sty m:val="p"/>
+          </m:rPr>
+          <m:t>)</m:t>
+        </m:r>
+      </m:oMath>
+      <w:r>
+        <w:rPr>
+          <w:rFonts w:ascii="Times New Roman" w:hAnsi="Times New Roman" w:eastAsia="Times New Roman" w:cs="Times New Roman"/>
+        </w:rPr>
+        <w:t xml:space="preserve"> </w:t>
+      </w:r>
+      <w:r>
+        <w:rPr>
+          <w:rFonts w:hint="eastAsia" w:ascii="Times New Roman" w:hAnsi="Times New Roman" w:eastAsia="FangSong" w:cs="Times New Roman"/>
+        </w:rPr>
+        <w:t>代入上式重算</w:t>
+      </w:r>
+      <w:r>
+        <w:rPr>
+          <w:rFonts w:hint="eastAsia" w:ascii="Times New Roman" w:hAnsi="Times New Roman" w:eastAsia="Times New Roman" w:cs="Times New Roman"/>
+        </w:rPr>
+        <w:t>，</w:t>
+      </w:r>
+      <w:r>
+        <w:rPr>
+          <w:rFonts w:hint="eastAsia" w:ascii="Times New Roman" w:hAnsi="Times New Roman" w:eastAsia="FangSong" w:cs="Times New Roman"/>
+        </w:rPr>
+        <w:t>不要直接套用</w:t>
+      </w:r>
+      <w:r>
+        <w:rPr>
+          <w:rFonts w:ascii="Times New Roman" w:hAnsi="Times New Roman" w:eastAsia="Times New Roman" w:cs="Times New Roman"/>
+        </w:rPr>
+        <w:t xml:space="preserve"> 578 K。</w:t>
+      </w:r>
+    </w:p>
+    <w:p>
+      <w:pPr>
+        <w:pStyle w:val="BodyText"/>
+      </w:pPr>
+      <w:r>
+        <w:rPr>
+          <w:rFonts w:hint="eastAsia" w:ascii="Times New Roman" w:hAnsi="Times New Roman" w:eastAsia="FangSong" w:cs="Times New Roman"/>
+          <w:b/>
+          <w:bCs/>
+        </w:rPr>
+        <w:t>答案缺口</w:t>
+      </w:r>
+      <w:r>
+        <w:rPr>
+          <w:rFonts w:hint="eastAsia" w:ascii="Times New Roman" w:hAnsi="Times New Roman" w:eastAsia="Times New Roman" w:cs="Times New Roman"/>
+          <w:b/>
+          <w:bCs/>
+        </w:rPr>
+        <w:t>（</w:t>
+      </w:r>
+      <w:r>
+        <w:rPr>
+          <w:rFonts w:hint="eastAsia" w:ascii="Times New Roman" w:hAnsi="Times New Roman" w:eastAsia="FangSong" w:cs="Times New Roman"/>
+          <w:b/>
+          <w:bCs/>
+        </w:rPr>
+        <w:t>如实标注</w:t>
+      </w:r>
+      <w:r>
+        <w:rPr>
+          <w:rFonts w:hint="eastAsia" w:ascii="Times New Roman" w:hAnsi="Times New Roman" w:eastAsia="Times New Roman" w:cs="Times New Roman"/>
+          <w:b/>
+          <w:bCs/>
+        </w:rPr>
+        <w:t>）</w:t>
+      </w:r>
+      <w:r>
+        <w:rPr>
+          <w:rFonts w:hint="eastAsia" w:ascii="Times New Roman" w:hAnsi="Times New Roman" w:eastAsia="Times New Roman" w:cs="Times New Roman"/>
+        </w:rPr>
+        <w:t>：</w:t>
+      </w:r>
+      <w:r>
+        <w:rPr>
+          <w:rFonts w:hint="eastAsia" w:ascii="Times New Roman" w:hAnsi="Times New Roman" w:eastAsia="FangSong" w:cs="Times New Roman"/>
+        </w:rPr>
+        <w:t>本例第</w:t>
+      </w:r>
+      <w:r>
+        <w:rPr>
+          <w:rFonts w:ascii="Times New Roman" w:hAnsi="Times New Roman" w:eastAsia="Times New Roman" w:cs="Times New Roman"/>
+        </w:rPr>
+        <w:t xml:space="preserve"> (4)–(8) </w:t>
+      </w:r>
+      <w:r>
+        <w:rPr>
+          <w:rFonts w:hint="eastAsia" w:ascii="Times New Roman" w:hAnsi="Times New Roman" w:eastAsia="FangSong" w:cs="Times New Roman"/>
+        </w:rPr>
+        <w:t>问</w:t>
+      </w:r>
+      <w:r>
+        <w:rPr>
+          <w:rFonts w:hint="eastAsia" w:ascii="Times New Roman" w:hAnsi="Times New Roman" w:eastAsia="Times New Roman" w:cs="Times New Roman"/>
+        </w:rPr>
+        <w:t>（</w:t>
+      </w:r>
+      <w:r>
+        <w:rPr>
+          <w:rFonts w:hint="eastAsia" w:ascii="Times New Roman" w:hAnsi="Times New Roman" w:eastAsia="FangSong" w:cs="Times New Roman"/>
+        </w:rPr>
+        <w:t>树脂中</w:t>
+      </w:r>
+      <w:r>
+        <w:rPr>
+          <w:rFonts w:ascii="Times New Roman" w:hAnsi="Times New Roman" w:eastAsia="Times New Roman" w:cs="Times New Roman"/>
+        </w:rPr>
+        <w:t xml:space="preserve"> A/B/C/D </w:t>
+      </w:r>
+      <w:r>
+        <w:rPr>
+          <w:rFonts w:hint="eastAsia" w:ascii="Times New Roman" w:hAnsi="Times New Roman" w:eastAsia="FangSong" w:cs="Times New Roman"/>
+        </w:rPr>
+        <w:t>物种</w:t>
+      </w:r>
+      <w:r>
+        <w:rPr>
+          <w:rFonts w:hint="eastAsia" w:ascii="Times New Roman" w:hAnsi="Times New Roman" w:eastAsia="Times New Roman" w:cs="Times New Roman"/>
+        </w:rPr>
+        <w:t>、</w:t>
+      </w:r>
+      <w:r>
+        <w:rPr>
+          <w:rFonts w:hint="eastAsia" w:ascii="Times New Roman" w:hAnsi="Times New Roman" w:eastAsia="FangSong" w:cs="Times New Roman"/>
+        </w:rPr>
+        <w:t>增湿致</w:t>
+      </w:r>
+      <w:r>
+        <w:rPr>
+          <w:rFonts w:ascii="Times New Roman" w:hAnsi="Times New Roman" w:eastAsia="Times New Roman" w:cs="Times New Roman"/>
+        </w:rPr>
+        <w:t xml:space="preserve"> </w:t>
+      </w:r>
+      <m:oMath>
+        <m:r>
+          <m:rPr>
+            <m:sty m:val="p"/>
+          </m:rPr>
+          <m:t>C</m:t>
+        </m:r>
+        <m:sSub>
+          <m:e>
+            <m:r>
+              <m:rPr>
+                <m:sty m:val="p"/>
+              </m:rPr>
+              <m:t>O</m:t>
+            </m:r>
+          </m:e>
+          <m:sub>
+            <m:r>
+              <m:rPr>
+                <m:sty m:val="p"/>
+              </m:rPr>
+              <m:t>2</m:t>
+            </m:r>
+          </m:sub>
+        </m:sSub>
+      </m:oMath>
+      <w:r>
+        <w:rPr>
+          <w:rFonts w:ascii="Times New Roman" w:hAnsi="Times New Roman" w:eastAsia="Times New Roman" w:cs="Times New Roman"/>
+        </w:rPr>
+        <w:t xml:space="preserve"> </w:t>
+      </w:r>
+      <w:r>
+        <w:rPr>
+          <w:rFonts w:hint="eastAsia" w:ascii="Times New Roman" w:hAnsi="Times New Roman" w:eastAsia="FangSong" w:cs="Times New Roman"/>
+        </w:rPr>
+        <w:t>释放的机理</w:t>
+      </w:r>
+      <w:r>
+        <w:rPr>
+          <w:rFonts w:hint="eastAsia" w:ascii="Times New Roman" w:hAnsi="Times New Roman" w:eastAsia="Times New Roman" w:cs="Times New Roman"/>
+        </w:rPr>
+        <w:t>、</w:t>
+      </w:r>
+      <w:r>
+        <w:rPr>
+          <w:rFonts w:hint="eastAsia" w:ascii="Times New Roman" w:hAnsi="Times New Roman" w:eastAsia="FangSong" w:cs="Times New Roman"/>
+        </w:rPr>
+        <w:t>膜分离两侧反应式</w:t>
+      </w:r>
+      <w:r>
+        <w:rPr>
+          <w:rFonts w:hint="eastAsia" w:ascii="Times New Roman" w:hAnsi="Times New Roman" w:eastAsia="Times New Roman" w:cs="Times New Roman"/>
+        </w:rPr>
+        <w:t>、</w:t>
+      </w:r>
+      <w:r>
+        <w:rPr>
+          <w:rFonts w:hint="eastAsia" w:ascii="Times New Roman" w:hAnsi="Times New Roman" w:eastAsia="FangSong" w:cs="Times New Roman"/>
+        </w:rPr>
+        <w:t>碳纳米管的作用</w:t>
+      </w:r>
+      <w:r>
+        <w:rPr>
+          <w:rFonts w:hint="eastAsia" w:ascii="Times New Roman" w:hAnsi="Times New Roman" w:eastAsia="Times New Roman" w:cs="Times New Roman"/>
+        </w:rPr>
+        <w:t>、</w:t>
+      </w:r>
+      <w:r>
+        <w:rPr>
+          <w:rFonts w:hint="eastAsia" w:ascii="Times New Roman" w:hAnsi="Times New Roman" w:eastAsia="FangSong" w:cs="Times New Roman"/>
+        </w:rPr>
+        <w:t>工作原理选择题</w:t>
+      </w:r>
+      <w:r>
+        <w:rPr>
+          <w:rFonts w:hint="eastAsia" w:ascii="Times New Roman" w:hAnsi="Times New Roman" w:eastAsia="Times New Roman" w:cs="Times New Roman"/>
+        </w:rPr>
+        <w:t>、B</w:t>
+      </w:r>
+      <w:r>
+        <w:rPr>
+          <w:rFonts w:ascii="Times New Roman" w:hAnsi="Times New Roman" w:eastAsia="Times New Roman" w:cs="Times New Roman"/>
+        </w:rPr>
+        <w:t xml:space="preserve"> </w:t>
+      </w:r>
+      <w:r>
+        <w:rPr>
+          <w:rFonts w:hint="eastAsia" w:ascii="Times New Roman" w:hAnsi="Times New Roman" w:eastAsia="FangSong" w:cs="Times New Roman"/>
+        </w:rPr>
+        <w:t>侧最小氢气流量</w:t>
+      </w:r>
+      <w:r>
+        <w:rPr>
+          <w:rFonts w:hint="eastAsia" w:ascii="Times New Roman" w:hAnsi="Times New Roman" w:eastAsia="Times New Roman" w:cs="Times New Roman"/>
+        </w:rPr>
+        <w:t>）</w:t>
+      </w:r>
+      <w:r>
+        <w:rPr>
+          <w:rFonts w:hint="eastAsia" w:ascii="Times New Roman" w:hAnsi="Times New Roman" w:eastAsia="FangSong" w:cs="Times New Roman"/>
+          <w:b/>
+          <w:bCs/>
+        </w:rPr>
+        <w:t xml:space="preserve">原卷答案未随题干录入</w:t>
+      </w:r>
+      <w:r>
+        <w:rPr>
+          <w:rFonts w:hint="eastAsia" w:ascii="Times New Roman" w:hAnsi="Times New Roman" w:eastAsia="Times New Roman" w:cs="Times New Roman"/>
+        </w:rPr>
+        <w:t>，</w:t>
+      </w:r>
+      <w:r>
+        <w:rPr>
+          <w:rFonts w:hint="eastAsia" w:ascii="Times New Roman" w:hAnsi="Times New Roman" w:eastAsia="FangSong" w:cs="Times New Roman"/>
+        </w:rPr>
+        <w:t>本讲暂不补</w:t>
+      </w:r>
+      <w:r>
+        <w:rPr>
+          <w:rFonts w:hint="eastAsia" w:ascii="Times New Roman" w:hAnsi="Times New Roman" w:eastAsia="Times New Roman" w:cs="Times New Roman"/>
+        </w:rPr>
+        <w:t>，</w:t>
+      </w:r>
+      <w:r>
+        <w:rPr>
+          <w:rFonts w:hint="eastAsia" w:ascii="Times New Roman" w:hAnsi="Times New Roman" w:eastAsia="FangSong" w:cs="Times New Roman"/>
+        </w:rPr>
+        <w:t>避免以讹传讹</w:t>
+      </w:r>
+      <w:r>
+        <w:rPr>
+          <w:rFonts w:hint="eastAsia" w:ascii="Times New Roman" w:hAnsi="Times New Roman" w:eastAsia="Times New Roman" w:cs="Times New Roman"/>
+        </w:rPr>
+        <w:t>；</w:t>
+      </w:r>
+      <w:r>
+        <w:rPr>
+          <w:rFonts w:hint="eastAsia" w:ascii="Times New Roman" w:hAnsi="Times New Roman" w:eastAsia="FangSong" w:cs="Times New Roman"/>
+        </w:rPr>
+        <w:t>待从原卷补齐后可立即增补</w:t>
+      </w:r>
+      <w:r>
+        <w:rPr>
+          <w:rFonts w:hint="eastAsia" w:ascii="Times New Roman" w:hAnsi="Times New Roman" w:eastAsia="Times New Roman" w:cs="Times New Roman"/>
+        </w:rPr>
+        <w:t>。</w:t>
+      </w:r>
     </w:p>
     <w:p>
       <w:pPr>
@@ -32079,25 +35025,33 @@
         <w:rPr>
           <w:rFonts w:hint="eastAsia" w:ascii="Times New Roman" w:hAnsi="Times New Roman" w:eastAsia="FangSong" w:cs="Times New Roman"/>
         </w:rPr>
-        <w:t>实际上</w:t>
-      </w:r>
-      <w:r>
-        <w:rPr>
-          <w:rFonts w:hint="eastAsia" w:ascii="Times New Roman" w:hAnsi="Times New Roman" w:eastAsia="Times New Roman" w:cs="Times New Roman"/>
-        </w:rPr>
-        <w:t>，</w:t>
-      </w:r>
-      <w:r>
-        <w:rPr>
-          <w:rFonts w:hint="eastAsia" w:ascii="Times New Roman" w:hAnsi="Times New Roman" w:eastAsia="FangSong" w:cs="Times New Roman"/>
-        </w:rPr>
-        <w:t>考虑化学反应</w:t>
-      </w:r>
-      <w:r>
-        <w:rPr>
-          <w:rFonts w:hint="eastAsia" w:ascii="Times New Roman" w:hAnsi="Times New Roman" w:eastAsia="Times New Roman" w:cs="Times New Roman"/>
-        </w:rPr>
-        <w:t>：</w:t>
+        <w:t xml:space="preserve">物种数</w:t>
+      </w:r>
+      <w:r>
+        <w:rPr>
+          <w:rFonts w:ascii="Times New Roman" w:hAnsi="Times New Roman" w:eastAsia="Times New Roman" w:cs="Times New Roman"/>
+        </w:rPr>
+        <w:t xml:space="preserve"> </w:t>
+      </w:r>
+      <m:oMath>
+        <m:r>
+          <m:t>S</m:t>
+        </m:r>
+        <m:r>
+          <m:rPr>
+            <m:sty m:val="p"/>
+          </m:rPr>
+          <m:t>=</m:t>
+        </m:r>
+        <m:r>
+          <m:t>6</m:t>
+        </m:r>
+      </m:oMath>
+      <w:r>
+        <w:rPr>
+          <w:rFonts w:hint="eastAsia" w:ascii="Times New Roman" w:hAnsi="Times New Roman" w:eastAsia="Times New Roman" w:cs="Times New Roman"/>
+        </w:rPr>
+        <w:t xml:space="preserve">（</w:t>
       </w:r>
       <m:oMath>
         <m:oMathPr>
@@ -32109,9 +35063,6 @@
           </m:ctrlPr>
         </m:oMathPr>
         <m:r>
-          <m:t>2</m:t>
-        </m:r>
-        <m:r>
           <m:rPr>
             <m:sty m:val="p"/>
           </m:rPr>
@@ -32153,138 +35104,12 @@
             </m:r>
           </m:sub>
         </m:sSub>
-        <m:r>
-          <m:rPr>
-            <m:sty m:val="p"/>
-          </m:rPr>
-          <m:t>⇌</m:t>
-        </m:r>
-        <m:r>
-          <m:rPr>
-            <m:sty m:val="p"/>
-          </m:rPr>
-          <m:t>N</m:t>
-        </m:r>
-        <m:sSub>
-          <m:e>
-            <m:r>
-              <m:rPr>
-                <m:sty m:val="p"/>
-              </m:rPr>
-              <m:t>a</m:t>
-            </m:r>
-          </m:e>
-          <m:sub>
-            <m:r>
-              <m:rPr>
-                <m:sty m:val="p"/>
-              </m:rPr>
-              <m:t>2</m:t>
-            </m:r>
-          </m:sub>
-        </m:sSub>
-        <m:r>
-          <m:rPr>
-            <m:sty m:val="p"/>
-          </m:rPr>
-          <m:t>C</m:t>
-        </m:r>
-        <m:sSub>
-          <m:e>
-            <m:r>
-              <m:rPr>
-                <m:sty m:val="p"/>
-              </m:rPr>
-              <m:t>O</m:t>
-            </m:r>
-          </m:e>
-          <m:sub>
-            <m:r>
-              <m:rPr>
-                <m:sty m:val="p"/>
-              </m:rPr>
-              <m:t>3</m:t>
-            </m:r>
-          </m:sub>
-        </m:sSub>
-        <m:r>
-          <m:rPr>
-            <m:sty m:val="p"/>
-          </m:rPr>
-          <m:t>+</m:t>
-        </m:r>
-        <m:r>
-          <m:rPr>
-            <m:sty m:val="p"/>
-          </m:rPr>
-          <m:t>C</m:t>
-        </m:r>
-        <m:sSub>
-          <m:e>
-            <m:r>
-              <m:rPr>
-                <m:sty m:val="p"/>
-              </m:rPr>
-              <m:t>O</m:t>
-            </m:r>
-          </m:e>
-          <m:sub>
-            <m:r>
-              <m:rPr>
-                <m:sty m:val="p"/>
-              </m:rPr>
-              <m:t>2</m:t>
-            </m:r>
-          </m:sub>
-        </m:sSub>
-        <m:r>
-          <m:rPr>
-            <m:sty m:val="p"/>
-          </m:rPr>
-          <m:t>+</m:t>
-        </m:r>
-        <m:sSub>
-          <m:e>
-            <m:r>
-              <m:rPr>
-                <m:sty m:val="p"/>
-              </m:rPr>
-              <m:t>H</m:t>
-            </m:r>
-          </m:e>
-          <m:sub>
-            <m:r>
-              <m:rPr>
-                <m:sty m:val="p"/>
-              </m:rPr>
-              <m:t>2</m:t>
-            </m:r>
-          </m:sub>
-        </m:sSub>
-        <m:r>
-          <m:rPr>
-            <m:sty m:val="p"/>
-          </m:rPr>
-          <m:t>O</m:t>
-        </m:r>
       </m:oMath>
       <w:r>
         <w:rPr>
           <w:rFonts w:ascii="Times New Roman" w:hAnsi="Times New Roman" w:eastAsia="Times New Roman" w:cs="Times New Roman"/>
         </w:rPr>
-        <w:t xml:space="preserve"> </w:t>
-      </w:r>
-      <w:r>
-        <w:rPr>
-          <w:rFonts w:hint="eastAsia" w:ascii="Times New Roman" w:hAnsi="Times New Roman" w:eastAsia="FangSong" w:cs="Times New Roman"/>
-        </w:rPr>
-        <w:t xml:space="preserve">和</w:t>
-      </w:r>
-      <w:r>
-        <w:rPr>
-          <w:rFonts w:ascii="Times New Roman" w:hAnsi="Times New Roman" w:eastAsia="Times New Roman" w:cs="Times New Roman"/>
-        </w:rPr>
-        <w:t xml:space="preserve"> </w:t>
+        <w:t xml:space="preserve">、</w:t>
       </w:r>
       <m:oMath>
         <m:oMathPr>
@@ -32307,7 +35132,7 @@
               <m:rPr>
                 <m:sty m:val="p"/>
               </m:rPr>
-              <m:t>H</m:t>
+              <m:t>a</m:t>
             </m:r>
           </m:e>
           <m:sub>
@@ -32315,7 +35140,7 @@
               <m:rPr>
                 <m:sty m:val="p"/>
               </m:rPr>
-              <m:t>4</m:t>
+              <m:t>2</m:t>
             </m:r>
           </m:sub>
         </m:sSub>
@@ -32323,12 +35148,6 @@
           <m:rPr>
             <m:sty m:val="p"/>
           </m:rPr>
-          <m:t>H</m:t>
-        </m:r>
-        <m:r>
-          <m:rPr>
-            <m:sty m:val="p"/>
-          </m:rPr>
           <m:t>C</m:t>
         </m:r>
         <m:sSub>
@@ -32349,114 +35168,12 @@
             </m:r>
           </m:sub>
         </m:sSub>
-        <m:r>
-          <m:rPr>
-            <m:sty m:val="p"/>
-          </m:rPr>
-          <m:t>⇌</m:t>
-        </m:r>
-        <m:r>
-          <m:rPr>
-            <m:sty m:val="p"/>
-          </m:rPr>
-          <m:t>N</m:t>
-        </m:r>
-        <m:sSub>
-          <m:e>
-            <m:r>
-              <m:rPr>
-                <m:sty m:val="p"/>
-              </m:rPr>
-              <m:t>H</m:t>
-            </m:r>
-          </m:e>
-          <m:sub>
-            <m:r>
-              <m:rPr>
-                <m:sty m:val="p"/>
-              </m:rPr>
-              <m:t>3</m:t>
-            </m:r>
-          </m:sub>
-        </m:sSub>
-        <m:r>
-          <m:rPr>
-            <m:sty m:val="p"/>
-          </m:rPr>
-          <m:t>+</m:t>
-        </m:r>
-        <m:r>
-          <m:rPr>
-            <m:sty m:val="p"/>
-          </m:rPr>
-          <m:t>C</m:t>
-        </m:r>
-        <m:sSub>
-          <m:e>
-            <m:r>
-              <m:rPr>
-                <m:sty m:val="p"/>
-              </m:rPr>
-              <m:t>O</m:t>
-            </m:r>
-          </m:e>
-          <m:sub>
-            <m:r>
-              <m:rPr>
-                <m:sty m:val="p"/>
-              </m:rPr>
-              <m:t>2</m:t>
-            </m:r>
-          </m:sub>
-        </m:sSub>
-        <m:r>
-          <m:rPr>
-            <m:sty m:val="p"/>
-          </m:rPr>
-          <m:t>+</m:t>
-        </m:r>
-        <m:sSub>
-          <m:e>
-            <m:r>
-              <m:rPr>
-                <m:sty m:val="p"/>
-              </m:rPr>
-              <m:t>H</m:t>
-            </m:r>
-          </m:e>
-          <m:sub>
-            <m:r>
-              <m:rPr>
-                <m:sty m:val="p"/>
-              </m:rPr>
-              <m:t>2</m:t>
-            </m:r>
-          </m:sub>
-        </m:sSub>
-        <m:r>
-          <m:rPr>
-            <m:sty m:val="p"/>
-          </m:rPr>
-          <m:t>O</m:t>
-        </m:r>
       </m:oMath>
       <w:r>
         <w:rPr>
-          <w:rFonts w:hint="eastAsia" w:ascii="Times New Roman" w:hAnsi="Times New Roman" w:eastAsia="Times New Roman" w:cs="Times New Roman"/>
-        </w:rPr>
-        <w:t>，</w:t>
-      </w:r>
-      <w:r>
-        <w:rPr>
-          <w:rFonts w:hint="eastAsia" w:ascii="Times New Roman" w:hAnsi="Times New Roman" w:eastAsia="FangSong" w:cs="Times New Roman"/>
-        </w:rPr>
-        <w:t>独立组分数</w:t>
-      </w:r>
-      <w:r>
-        <w:rPr>
-          <w:rFonts w:ascii="Times New Roman" w:hAnsi="Times New Roman" w:eastAsia="Times New Roman" w:cs="Times New Roman"/>
-        </w:rPr>
-        <w:t xml:space="preserve"> </w:t>
+          <w:rFonts w:ascii="Times New Roman" w:hAnsi="Times New Roman" w:eastAsia="Times New Roman" w:cs="Times New Roman"/>
+        </w:rPr>
+        <w:t xml:space="preserve">、</w:t>
       </w:r>
       <m:oMath>
         <m:oMathPr>
@@ -32468,6 +35185,260 @@
           </m:ctrlPr>
         </m:oMathPr>
         <m:r>
+          <m:rPr>
+            <m:sty m:val="p"/>
+          </m:rPr>
+          <m:t>N</m:t>
+        </m:r>
+        <m:sSub>
+          <m:e>
+            <m:r>
+              <m:rPr>
+                <m:sty m:val="p"/>
+              </m:rPr>
+              <m:t>H</m:t>
+            </m:r>
+          </m:e>
+          <m:sub>
+            <m:r>
+              <m:rPr>
+                <m:sty m:val="p"/>
+              </m:rPr>
+              <m:t>4</m:t>
+            </m:r>
+          </m:sub>
+        </m:sSub>
+        <m:r>
+          <m:rPr>
+            <m:sty m:val="p"/>
+          </m:rPr>
+          <m:t>H</m:t>
+        </m:r>
+        <m:r>
+          <m:rPr>
+            <m:sty m:val="p"/>
+          </m:rPr>
+          <m:t>C</m:t>
+        </m:r>
+        <m:sSub>
+          <m:e>
+            <m:r>
+              <m:rPr>
+                <m:sty m:val="p"/>
+              </m:rPr>
+              <m:t>O</m:t>
+            </m:r>
+          </m:e>
+          <m:sub>
+            <m:r>
+              <m:rPr>
+                <m:sty m:val="p"/>
+              </m:rPr>
+              <m:t>3</m:t>
+            </m:r>
+          </m:sub>
+        </m:sSub>
+      </m:oMath>
+      <w:r>
+        <w:rPr>
+          <w:rFonts w:ascii="Times New Roman" w:hAnsi="Times New Roman" w:eastAsia="Times New Roman" w:cs="Times New Roman"/>
+        </w:rPr>
+        <w:t xml:space="preserve">、</w:t>
+      </w:r>
+      <m:oMath>
+        <m:r>
+          <m:rPr>
+            <m:sty m:val="p"/>
+          </m:rPr>
+          <m:t>N</m:t>
+        </m:r>
+        <m:sSub>
+          <m:e>
+            <m:r>
+              <m:rPr>
+                <m:sty m:val="p"/>
+              </m:rPr>
+              <m:t>H</m:t>
+            </m:r>
+          </m:e>
+          <m:sub>
+            <m:r>
+              <m:rPr>
+                <m:sty m:val="p"/>
+              </m:rPr>
+              <m:t>3</m:t>
+            </m:r>
+          </m:sub>
+        </m:sSub>
+      </m:oMath>
+      <w:r>
+        <w:rPr>
+          <w:rFonts w:ascii="Times New Roman" w:hAnsi="Times New Roman" w:eastAsia="Times New Roman" w:cs="Times New Roman"/>
+        </w:rPr>
+        <w:t xml:space="preserve">、</w:t>
+      </w:r>
+      <m:oMath>
+        <m:r>
+          <m:rPr>
+            <m:sty m:val="p"/>
+          </m:rPr>
+          <m:t>C</m:t>
+        </m:r>
+        <m:sSub>
+          <m:e>
+            <m:r>
+              <m:rPr>
+                <m:sty m:val="p"/>
+              </m:rPr>
+              <m:t>O</m:t>
+            </m:r>
+          </m:e>
+          <m:sub>
+            <m:r>
+              <m:rPr>
+                <m:sty m:val="p"/>
+              </m:rPr>
+              <m:t>2</m:t>
+            </m:r>
+          </m:sub>
+        </m:sSub>
+      </m:oMath>
+      <w:r>
+        <w:rPr>
+          <w:rFonts w:ascii="Times New Roman" w:hAnsi="Times New Roman" w:eastAsia="Times New Roman" w:cs="Times New Roman"/>
+        </w:rPr>
+        <w:t xml:space="preserve">、</w:t>
+      </w:r>
+      <m:oMath>
+        <m:sSub>
+          <m:e>
+            <m:r>
+              <m:rPr>
+                <m:sty m:val="p"/>
+              </m:rPr>
+              <m:t>H</m:t>
+            </m:r>
+          </m:e>
+          <m:sub>
+            <m:r>
+              <m:rPr>
+                <m:sty m:val="p"/>
+              </m:rPr>
+              <m:t>2</m:t>
+            </m:r>
+          </m:sub>
+        </m:sSub>
+        <m:r>
+          <m:rPr>
+            <m:sty m:val="p"/>
+          </m:rPr>
+          <m:t>O</m:t>
+        </m:r>
+      </m:oMath>
+      <w:r>
+        <w:rPr>
+          <w:rFonts w:hint="eastAsia" w:ascii="Times New Roman" w:hAnsi="Times New Roman" w:eastAsia="Times New Roman" w:cs="Times New Roman"/>
+        </w:rPr>
+        <w:t>），</w:t>
+      </w:r>
+      <w:r>
+        <w:rPr>
+          <w:rFonts w:hint="eastAsia" w:ascii="Times New Roman" w:hAnsi="Times New Roman" w:eastAsia="FangSong" w:cs="Times New Roman"/>
+        </w:rPr>
+        <w:t>独立化学反应数</w:t>
+      </w:r>
+      <w:r>
+        <w:rPr>
+          <w:rFonts w:ascii="Times New Roman" w:hAnsi="Times New Roman" w:eastAsia="Times New Roman" w:cs="Times New Roman"/>
+        </w:rPr>
+        <w:t xml:space="preserve"> </w:t>
+      </w:r>
+      <m:oMath>
+        <m:r>
+          <m:t>R</m:t>
+        </m:r>
+        <m:r>
+          <m:rPr>
+            <m:sty m:val="p"/>
+          </m:rPr>
+          <m:t>=</m:t>
+        </m:r>
+        <m:r>
+          <m:t>2</m:t>
+        </m:r>
+      </m:oMath>
+      <w:r>
+        <w:rPr>
+          <w:rFonts w:hint="eastAsia" w:ascii="Times New Roman" w:hAnsi="Times New Roman" w:eastAsia="Times New Roman" w:cs="Times New Roman"/>
+        </w:rPr>
+        <w:t>；</w:t>
+      </w:r>
+      <w:r>
+        <w:rPr>
+          <w:rFonts w:hint="eastAsia" w:ascii="Times New Roman" w:hAnsi="Times New Roman" w:eastAsia="FangSong" w:cs="Times New Roman"/>
+        </w:rPr>
+        <w:t>气相三组分之比由两个平衡常数决定</w:t>
+      </w:r>
+      <w:r>
+        <w:rPr>
+          <w:rFonts w:hint="eastAsia" w:ascii="Times New Roman" w:hAnsi="Times New Roman" w:eastAsia="Times New Roman" w:cs="Times New Roman"/>
+        </w:rPr>
+        <w:t>、</w:t>
+      </w:r>
+      <w:r>
+        <w:rPr>
+          <w:rFonts w:hint="eastAsia" w:ascii="Times New Roman" w:hAnsi="Times New Roman" w:eastAsia="FangSong" w:cs="Times New Roman"/>
+        </w:rPr>
+        <w:t>不受化学计量比强制约束</w:t>
+      </w:r>
+      <w:r>
+        <w:rPr>
+          <w:rFonts w:hint="eastAsia" w:ascii="Times New Roman" w:hAnsi="Times New Roman" w:eastAsia="Times New Roman" w:cs="Times New Roman"/>
+        </w:rPr>
+        <w:t>，</w:t>
+      </w:r>
+      <w:r>
+        <w:rPr>
+          <w:rFonts w:hint="eastAsia" w:ascii="Times New Roman" w:hAnsi="Times New Roman" w:eastAsia="FangSong" w:cs="Times New Roman"/>
+        </w:rPr>
+        <w:t>故</w:t>
+      </w:r>
+      <w:r>
+        <w:rPr>
+          <w:rFonts w:hint="eastAsia" w:ascii="Times New Roman" w:hAnsi="Times New Roman" w:eastAsia="FangSong" w:cs="Times New Roman"/>
+          <w:b/>
+          <w:bCs/>
+        </w:rPr>
+        <w:t xml:space="preserve">无额外浓度限制</w:t>
+      </w:r>
+      <w:r>
+        <w:rPr>
+          <w:rFonts w:hint="eastAsia" w:ascii="Times New Roman" w:hAnsi="Times New Roman" w:eastAsia="Times New Roman" w:cs="Times New Roman"/>
+        </w:rPr>
+        <w:t>，</w:t>
+      </w:r>
+      <w:r>
+        <w:rPr>
+          <w:rFonts w:hint="eastAsia" w:ascii="Times New Roman" w:hAnsi="Times New Roman" w:eastAsia="FangSong" w:cs="Times New Roman"/>
+        </w:rPr>
+        <w:t>独立组分数</w:t>
+      </w:r>
+      <w:r>
+        <w:rPr>
+          <w:rFonts w:ascii="Times New Roman" w:hAnsi="Times New Roman" w:eastAsia="Times New Roman" w:cs="Times New Roman"/>
+        </w:rPr>
+        <w:t xml:space="preserve"> </w:t>
+      </w:r>
+      <m:oMath>
+        <m:oMathPr>
+          <m:ctrlPr>
+            <w:rPr>
+              <w:sz w:val="28"/>
+              <w:szCs w:val="28"/>
+            </w:rPr>
+          </m:ctrlPr>
+        </m:oMathPr>
+        <m:r>
           <m:t>K</m:t>
         </m:r>
         <m:r>
@@ -32477,29 +35448,43 @@
           <m:t>=</m:t>
         </m:r>
         <m:r>
+          <m:t>S</m:t>
+        </m:r>
+        <m:r>
+          <m:rPr>
+            <m:sty m:val="p"/>
+          </m:rPr>
+          <m:t>−</m:t>
+        </m:r>
+        <m:r>
+          <m:t>R</m:t>
+        </m:r>
+        <m:r>
+          <m:rPr>
+            <m:sty m:val="p"/>
+          </m:rPr>
+          <m:t>=</m:t>
+        </m:r>
+        <m:r>
+          <m:t>6</m:t>
+        </m:r>
+        <m:r>
+          <m:rPr>
+            <m:sty m:val="p"/>
+          </m:rPr>
+          <m:t>−</m:t>
+        </m:r>
+        <m:r>
+          <m:t>2</m:t>
+        </m:r>
+        <m:r>
+          <m:rPr>
+            <m:sty m:val="p"/>
+          </m:rPr>
+          <m:t>=</m:t>
+        </m:r>
+        <m:r>
           <m:t>4</m:t>
-        </m:r>
-        <m:r>
-          <m:rPr>
-            <m:sty m:val="p"/>
-          </m:rPr>
-          <m:t>−</m:t>
-        </m:r>
-        <m:r>
-          <m:t>2</m:t>
-        </m:r>
-        <m:r>
-          <m:rPr>
-            <m:sty m:val="p"/>
-          </m:rPr>
-          <m:t>+</m:t>
-        </m:r>
-        <m:r>
-          <m:rPr>
-            <m:nor/>
-            <m:sty m:val="p"/>
-          </m:rPr>
-          <m:t>浓度限制条件</m:t>
         </m:r>
       </m:oMath>
     </w:p>
@@ -32534,7 +35519,7 @@
           <m:t>=</m:t>
         </m:r>
         <m:r>
-          <m:t>5</m:t>
+          <m:t>4</m:t>
         </m:r>
       </m:oMath>
       <w:r>
@@ -32559,13 +35544,51 @@
         <w:rPr>
           <w:rFonts w:ascii="Times New Roman" w:hAnsi="Times New Roman" w:eastAsia="Times New Roman" w:cs="Times New Roman"/>
         </w:rPr>
-        <w:t xml:space="preserve"> +</w:t>
-      </w:r>
-      <w:r>
-        <w:rPr>
-          <w:rFonts w:ascii="Times New Roman" w:hAnsi="Times New Roman" w:eastAsia="Times New Roman" w:cs="Times New Roman"/>
-        </w:rPr>
-        <w:t xml:space="preserve"> </w:t>
+        <w:t xml:space="preserve"> + 1 </w:t>
+      </w:r>
+      <w:r>
+        <w:rPr>
+          <w:rFonts w:hint="eastAsia" w:ascii="Times New Roman" w:hAnsi="Times New Roman" w:eastAsia="FangSong" w:cs="Times New Roman"/>
+        </w:rPr>
+        <w:t>个气相</w:t>
+      </w:r>
+      <w:r>
+        <w:rPr>
+          <w:rFonts w:hint="eastAsia" w:ascii="Times New Roman" w:hAnsi="Times New Roman" w:eastAsia="Times New Roman" w:cs="Times New Roman"/>
+        </w:rPr>
+        <w:t>；</w:t>
+      </w:r>
+      <m:oMath>
+        <m:r>
+          <m:rPr>
+            <m:sty m:val="p"/>
+          </m:rPr>
+          <m:t>C</m:t>
+        </m:r>
+        <m:sSub>
+          <m:e>
+            <m:r>
+              <m:rPr>
+                <m:sty m:val="p"/>
+              </m:rPr>
+              <m:t>O</m:t>
+            </m:r>
+          </m:e>
+          <m:sub>
+            <m:r>
+              <m:rPr>
+                <m:sty m:val="p"/>
+              </m:rPr>
+              <m:t>2</m:t>
+            </m:r>
+          </m:sub>
+        </m:sSub>
+      </m:oMath>
+      <w:r>
+        <w:rPr>
+          <w:rFonts w:ascii="Times New Roman" w:hAnsi="Times New Roman" w:eastAsia="Times New Roman" w:cs="Times New Roman"/>
+        </w:rPr>
+        <w:t xml:space="preserve">、</w:t>
       </w:r>
       <m:oMath>
         <m:oMathPr>
@@ -32576,19 +35599,13 @@
             </w:rPr>
           </m:ctrlPr>
         </m:oMathPr>
-        <m:r>
-          <m:rPr>
-            <m:sty m:val="p"/>
-          </m:rPr>
-          <m:t>C</m:t>
-        </m:r>
         <m:sSub>
           <m:e>
             <m:r>
               <m:rPr>
                 <m:sty m:val="p"/>
               </m:rPr>
-              <m:t>O</m:t>
+              <m:t>H</m:t>
             </m:r>
           </m:e>
           <m:sub>
@@ -32604,56 +35621,32 @@
           <m:rPr>
             <m:sty m:val="p"/>
           </m:rPr>
-          <m:t>/</m:t>
-        </m:r>
-        <m:sSub>
-          <m:e>
-            <m:r>
-              <m:rPr>
-                <m:sty m:val="p"/>
-              </m:rPr>
-              <m:t>H</m:t>
-            </m:r>
-          </m:e>
-          <m:sub>
-            <m:r>
-              <m:rPr>
-                <m:sty m:val="p"/>
-              </m:rPr>
-              <m:t>2</m:t>
-            </m:r>
-          </m:sub>
-        </m:sSub>
-        <m:r>
-          <m:rPr>
-            <m:sty m:val="p"/>
-          </m:rPr>
           <m:t>O</m:t>
         </m:r>
+        <m:r>
+          <m:rPr>
+            <m:sty m:val="p"/>
+          </m:rPr>
+          <m:t>(</m:t>
+        </m:r>
+        <m:r>
+          <m:rPr>
+            <m:sty m:val="p"/>
+          </m:rPr>
+          <m:t>g</m:t>
+        </m:r>
+        <m:r>
+          <m:rPr>
+            <m:sty m:val="p"/>
+          </m:rPr>
+          <m:t>)</m:t>
+        </m:r>
       </m:oMath>
       <w:r>
         <w:rPr>
           <w:rFonts w:ascii="Times New Roman" w:hAnsi="Times New Roman" w:eastAsia="Times New Roman" w:cs="Times New Roman"/>
         </w:rPr>
-        <w:t xml:space="preserve"> </w:t>
-      </w:r>
-      <w:r>
-        <w:rPr>
-          <w:rFonts w:hint="eastAsia" w:ascii="Times New Roman" w:hAnsi="Times New Roman" w:eastAsia="FangSong" w:cs="Times New Roman"/>
-        </w:rPr>
-        <w:t xml:space="preserve">气相混合物</w:t>
-      </w:r>
-      <w:r>
-        <w:rPr>
-          <w:rFonts w:ascii="Times New Roman" w:hAnsi="Times New Roman" w:eastAsia="Times New Roman" w:cs="Times New Roman"/>
-        </w:rPr>
-        <w:t xml:space="preserve"> +</w:t>
-      </w:r>
-      <w:r>
-        <w:rPr>
-          <w:rFonts w:ascii="Times New Roman" w:hAnsi="Times New Roman" w:eastAsia="Times New Roman" w:cs="Times New Roman"/>
-        </w:rPr>
-        <w:t xml:space="preserve"> </w:t>
+        <w:t xml:space="preserve">、</w:t>
       </w:r>
       <m:oMath>
         <m:r>
@@ -32691,7 +35684,77 @@
         <w:rPr>
           <w:rFonts w:hint="eastAsia" w:ascii="Times New Roman" w:hAnsi="Times New Roman" w:eastAsia="FangSong" w:cs="Times New Roman"/>
         </w:rPr>
-        <w:t>气体</w:t>
+        <w:t>同属一个气相</w:t>
+      </w:r>
+      <w:r>
+        <w:rPr>
+          <w:rFonts w:hint="eastAsia" w:ascii="Times New Roman" w:hAnsi="Times New Roman" w:eastAsia="Times New Roman" w:cs="Times New Roman"/>
+        </w:rPr>
+        <w:t>，</w:t>
+      </w:r>
+      <w:r>
+        <w:rPr>
+          <w:rFonts w:hint="eastAsia" w:ascii="Times New Roman" w:hAnsi="Times New Roman" w:eastAsia="FangSong" w:cs="Times New Roman"/>
+          <w:b/>
+          <w:bCs/>
+        </w:rPr>
+        <w:t xml:space="preserve">不可拆算</w:t>
+      </w:r>
+      <w:r>
+        <w:rPr>
+          <w:rFonts w:hint="eastAsia" w:ascii="Times New Roman" w:hAnsi="Times New Roman" w:eastAsia="Times New Roman" w:cs="Times New Roman"/>
+        </w:rPr>
+        <w:t>——</w:t>
+      </w:r>
+      <w:r>
+        <w:rPr>
+          <w:rFonts w:hint="eastAsia" w:ascii="Times New Roman" w:hAnsi="Times New Roman" w:eastAsia="FangSong" w:cs="Times New Roman"/>
+        </w:rPr>
+        <w:t>原答案写作</w:t>
+      </w:r>
+      <w:r>
+        <w:rPr>
+          <w:rFonts w:ascii="Times New Roman" w:hAnsi="Times New Roman" w:eastAsia="Times New Roman" w:cs="Times New Roman"/>
+        </w:rPr>
+        <w:t xml:space="preserve"> </w:t>
+      </w:r>
+      <m:oMath>
+        <m:r>
+          <m:t>ϕ</m:t>
+        </m:r>
+        <m:r>
+          <m:rPr>
+            <m:sty m:val="p"/>
+          </m:rPr>
+          <m:t>=</m:t>
+        </m:r>
+        <m:r>
+          <m:t>5</m:t>
+        </m:r>
+      </m:oMath>
+      <w:r>
+        <w:rPr>
+          <w:rFonts w:ascii="Times New Roman" w:hAnsi="Times New Roman" w:eastAsia="Times New Roman" w:cs="Times New Roman"/>
+        </w:rPr>
+        <w:t xml:space="preserve"> </w:t>
+      </w:r>
+      <w:r>
+        <w:rPr>
+          <w:rFonts w:hint="eastAsia" w:ascii="Times New Roman" w:hAnsi="Times New Roman" w:eastAsia="FangSong" w:cs="Times New Roman"/>
+        </w:rPr>
+        <w:t>有误</w:t>
+      </w:r>
+      <w:r>
+        <w:rPr>
+          <w:rFonts w:hint="eastAsia" w:ascii="Times New Roman" w:hAnsi="Times New Roman" w:eastAsia="Times New Roman" w:cs="Times New Roman"/>
+        </w:rPr>
+        <w:t>，</w:t>
+      </w:r>
+      <w:r>
+        <w:rPr>
+          <w:rFonts w:hint="eastAsia" w:ascii="Times New Roman" w:hAnsi="Times New Roman" w:eastAsia="FangSong" w:cs="Times New Roman"/>
+        </w:rPr>
+        <w:t>见本例题题干前的校勘注</w:t>
       </w:r>
       <w:r>
         <w:rPr>
@@ -32781,8 +35844,90 @@
         <w:rPr>
           <w:rFonts w:hint="eastAsia" w:ascii="Times New Roman" w:hAnsi="Times New Roman" w:eastAsia="FangSong" w:cs="Times New Roman"/>
         </w:rPr>
-        <w:t>若三固共存且气相中各组分分压由平衡确定</w:t>
-      </w:r>
+        <w:t xml:space="preserve">由相律</w:t>
+      </w:r>
+      <w:r>
+        <w:rPr>
+          <w:rFonts w:ascii="Times New Roman" w:hAnsi="Times New Roman" w:eastAsia="Times New Roman" w:cs="Times New Roman"/>
+        </w:rPr>
+        <w:t xml:space="preserve"> </w:t>
+      </w:r>
+      <m:oMath>
+        <m:oMathPr>
+          <m:ctrlPr>
+            <w:rPr>
+              <w:sz w:val="28"/>
+              <w:szCs w:val="28"/>
+            </w:rPr>
+          </m:ctrlPr>
+        </m:oMathPr>
+        <m:r>
+          <m:t>f</m:t>
+        </m:r>
+        <m:r>
+          <m:rPr>
+            <m:sty m:val="p"/>
+          </m:rPr>
+          <m:t>=</m:t>
+        </m:r>
+        <m:r>
+          <m:t>K</m:t>
+        </m:r>
+        <m:r>
+          <m:rPr>
+            <m:sty m:val="p"/>
+          </m:rPr>
+          <m:t>−</m:t>
+        </m:r>
+        <m:r>
+          <m:t>ϕ</m:t>
+        </m:r>
+        <m:r>
+          <m:rPr>
+            <m:sty m:val="p"/>
+          </m:rPr>
+          <m:t>+</m:t>
+        </m:r>
+        <m:r>
+          <m:t>2</m:t>
+        </m:r>
+        <m:r>
+          <m:rPr>
+            <m:sty m:val="p"/>
+          </m:rPr>
+          <m:t>=</m:t>
+        </m:r>
+        <m:r>
+          <m:t>4</m:t>
+        </m:r>
+        <m:r>
+          <m:rPr>
+            <m:sty m:val="p"/>
+          </m:rPr>
+          <m:t>−</m:t>
+        </m:r>
+        <m:r>
+          <m:t>4</m:t>
+        </m:r>
+        <m:r>
+          <m:rPr>
+            <m:sty m:val="p"/>
+          </m:rPr>
+          <m:t>+</m:t>
+        </m:r>
+        <m:r>
+          <m:t>2</m:t>
+        </m:r>
+        <m:r>
+          <m:rPr>
+            <m:sty m:val="p"/>
+          </m:rPr>
+          <m:t>=</m:t>
+        </m:r>
+        <m:r>
+          <m:t>2</m:t>
+        </m:r>
+      </m:oMath>
       <w:r>
         <w:rPr>
           <w:rFonts w:hint="eastAsia" w:ascii="Times New Roman" w:hAnsi="Times New Roman" w:eastAsia="Times New Roman" w:cs="Times New Roman"/>
@@ -32793,7 +35938,31 @@
         <w:rPr>
           <w:rFonts w:hint="eastAsia" w:ascii="Times New Roman" w:hAnsi="Times New Roman" w:eastAsia="FangSong" w:cs="Times New Roman"/>
         </w:rPr>
-        <w:t>则</w:t>
+        <w:t>体系的独立强度变量为温度与气相中的一个分压</w:t>
+      </w:r>
+      <w:r>
+        <w:rPr>
+          <w:rFonts w:hint="eastAsia" w:ascii="Times New Roman" w:hAnsi="Times New Roman" w:eastAsia="Times New Roman" w:cs="Times New Roman"/>
+        </w:rPr>
+        <w:t>。</w:t>
+      </w:r>
+      <w:r>
+        <w:rPr>
+          <w:rFonts w:hint="eastAsia" w:ascii="Times New Roman" w:hAnsi="Times New Roman" w:eastAsia="FangSong" w:cs="Times New Roman"/>
+        </w:rPr>
+        <w:t>三固共存时</w:t>
+      </w:r>
+      <w:r>
+        <w:rPr>
+          <w:rFonts w:hint="eastAsia" w:ascii="Times New Roman" w:hAnsi="Times New Roman" w:eastAsia="Times New Roman" w:cs="Times New Roman"/>
+        </w:rPr>
+        <w:t>，</w:t>
+      </w:r>
+      <w:r>
+        <w:rPr>
+          <w:rFonts w:hint="eastAsia" w:ascii="Times New Roman" w:hAnsi="Times New Roman" w:eastAsia="FangSong" w:cs="Times New Roman"/>
+        </w:rPr>
+        <w:t>两个平衡常数把</w:t>
       </w:r>
       <w:r>
         <w:rPr>
@@ -32802,21 +35971,136 @@
         <w:t xml:space="preserve"> </w:t>
       </w:r>
       <m:oMath>
-        <m:r>
-          <m:t>f</m:t>
-        </m:r>
-        <m:r>
-          <m:rPr>
-            <m:sty m:val="p"/>
-          </m:rPr>
-          <m:t>=</m:t>
-        </m:r>
-        <m:r>
-          <m:t>0</m:t>
-        </m:r>
+        <m:sSub>
+          <m:e>
+            <m:r>
+              <m:t>p</m:t>
+            </m:r>
+          </m:e>
+          <m:sub>
+            <m:r>
+              <m:rPr>
+                <m:sty m:val="p"/>
+              </m:rPr>
+              <m:t>N</m:t>
+            </m:r>
+            <m:sSub>
+              <m:e>
+                <m:r>
+                  <m:rPr>
+                    <m:sty m:val="p"/>
+                  </m:rPr>
+                  <m:t>H</m:t>
+                </m:r>
+              </m:e>
+              <m:sub>
+                <m:r>
+                  <m:rPr>
+                    <m:sty m:val="p"/>
+                  </m:rPr>
+                  <m:t>3</m:t>
+                </m:r>
+              </m:sub>
+            </m:sSub>
+          </m:sub>
+        </m:sSub>
       </m:oMath>
       <w:r>
         <w:rPr>
+          <w:rFonts w:ascii="Times New Roman" w:hAnsi="Times New Roman" w:eastAsia="Times New Roman" w:cs="Times New Roman"/>
+        </w:rPr>
+        <w:t xml:space="preserve">、</w:t>
+      </w:r>
+      <m:oMath>
+        <m:sSub>
+          <m:e>
+            <m:r>
+              <m:t>p</m:t>
+            </m:r>
+          </m:e>
+          <m:sub>
+            <m:r>
+              <m:rPr>
+                <m:sty m:val="p"/>
+              </m:rPr>
+              <m:t>C</m:t>
+            </m:r>
+            <m:sSub>
+              <m:e>
+                <m:r>
+                  <m:rPr>
+                    <m:sty m:val="p"/>
+                  </m:rPr>
+                  <m:t>O</m:t>
+                </m:r>
+              </m:e>
+              <m:sub>
+                <m:r>
+                  <m:rPr>
+                    <m:sty m:val="p"/>
+                  </m:rPr>
+                  <m:t>2</m:t>
+                </m:r>
+              </m:sub>
+            </m:sSub>
+          </m:sub>
+        </m:sSub>
+      </m:oMath>
+      <w:r>
+        <w:rPr>
+          <w:rFonts w:ascii="Times New Roman" w:hAnsi="Times New Roman" w:eastAsia="Times New Roman" w:cs="Times New Roman"/>
+        </w:rPr>
+        <w:t xml:space="preserve">、</w:t>
+      </w:r>
+      <m:oMath>
+        <m:sSub>
+          <m:e>
+            <m:r>
+              <m:t>p</m:t>
+            </m:r>
+          </m:e>
+          <m:sub>
+            <m:sSub>
+              <m:e>
+                <m:r>
+                  <m:rPr>
+                    <m:sty m:val="p"/>
+                  </m:rPr>
+                  <m:t>H</m:t>
+                </m:r>
+              </m:e>
+              <m:sub>
+                <m:r>
+                  <m:rPr>
+                    <m:sty m:val="p"/>
+                  </m:rPr>
+                  <m:t>2</m:t>
+                </m:r>
+              </m:sub>
+            </m:sSub>
+            <m:r>
+              <m:rPr>
+                <m:sty m:val="p"/>
+              </m:rPr>
+              <m:t>O</m:t>
+            </m:r>
+          </m:sub>
+        </m:sSub>
+      </m:oMath>
+      <w:r>
+        <w:rPr>
+          <w:rFonts w:ascii="Times New Roman" w:hAnsi="Times New Roman" w:eastAsia="Times New Roman" w:cs="Times New Roman"/>
+        </w:rPr>
+        <w:t xml:space="preserve"> </w:t>
+      </w:r>
+      <w:r>
+        <w:rPr>
+          <w:rFonts w:hint="eastAsia" w:ascii="Times New Roman" w:hAnsi="Times New Roman" w:eastAsia="FangSong" w:cs="Times New Roman"/>
+        </w:rPr>
+        <w:t>联系起来</w:t>
+      </w:r>
+      <w:r>
+        <w:rPr>
           <w:rFonts w:hint="eastAsia" w:ascii="Times New Roman" w:hAnsi="Times New Roman" w:eastAsia="Times New Roman" w:cs="Times New Roman"/>
         </w:rPr>
         <w:t>，</w:t>
@@ -32825,8 +36109,85 @@
         <w:rPr>
           <w:rFonts w:hint="eastAsia" w:ascii="Times New Roman" w:hAnsi="Times New Roman" w:eastAsia="FangSong" w:cs="Times New Roman"/>
         </w:rPr>
-        <w:t>体系无自由度</w:t>
-      </w:r>
+        <w:t>故</w:t>
+      </w:r>
+      <w:r>
+        <w:rPr>
+          <w:rFonts w:hint="eastAsia" w:ascii="Times New Roman" w:hAnsi="Times New Roman" w:eastAsia="FangSong" w:cs="Times New Roman"/>
+          <w:b/>
+          <w:bCs/>
+        </w:rPr>
+        <w:t xml:space="preserve">给定温度后只剩</w:t>
+      </w:r>
+      <w:r>
+        <w:rPr>
+          <w:rFonts w:ascii="Times New Roman" w:hAnsi="Times New Roman" w:eastAsia="Times New Roman" w:cs="Times New Roman"/>
+          <w:b/>
+          <w:bCs/>
+        </w:rPr>
+        <w:t xml:space="preserve"> 1 </w:t>
+      </w:r>
+      <w:r>
+        <w:rPr>
+          <w:rFonts w:hint="eastAsia" w:ascii="Times New Roman" w:hAnsi="Times New Roman" w:eastAsia="FangSong" w:cs="Times New Roman"/>
+          <w:b/>
+          <w:bCs/>
+        </w:rPr>
+        <w:t xml:space="preserve">个自由度</w:t>
+      </w:r>
+      <w:r>
+        <w:rPr>
+          <w:rFonts w:hint="eastAsia" w:ascii="Times New Roman" w:hAnsi="Times New Roman" w:eastAsia="Times New Roman" w:cs="Times New Roman"/>
+        </w:rPr>
+        <w:t>——</w:t>
+      </w:r>
+      <w:r>
+        <w:rPr>
+          <w:rFonts w:hint="eastAsia" w:ascii="Times New Roman" w:hAnsi="Times New Roman" w:eastAsia="FangSong" w:cs="Times New Roman"/>
+        </w:rPr>
+        <w:t>再指定</w:t>
+      </w:r>
+      <w:r>
+        <w:rPr>
+          <w:rFonts w:ascii="Times New Roman" w:hAnsi="Times New Roman" w:eastAsia="Times New Roman" w:cs="Times New Roman"/>
+        </w:rPr>
+        <w:t xml:space="preserve"> </w:t>
+      </w:r>
+      <m:oMath>
+        <m:sSub>
+          <m:e>
+            <m:r>
+              <m:t>p</m:t>
+            </m:r>
+          </m:e>
+          <m:sub>
+            <m:r>
+              <m:rPr>
+                <m:sty m:val="p"/>
+              </m:rPr>
+              <m:t>N</m:t>
+            </m:r>
+            <m:sSub>
+              <m:e>
+                <m:r>
+                  <m:rPr>
+                    <m:sty m:val="p"/>
+                  </m:rPr>
+                  <m:t>H</m:t>
+                </m:r>
+              </m:e>
+              <m:sub>
+                <m:r>
+                  <m:rPr>
+                    <m:sty m:val="p"/>
+                  </m:rPr>
+                  <m:t>3</m:t>
+                </m:r>
+              </m:sub>
+            </m:sSub>
+          </m:sub>
+        </m:sSub>
+      </m:oMath>
       <w:r>
         <w:rPr>
           <w:rFonts w:hint="eastAsia" w:ascii="Times New Roman" w:hAnsi="Times New Roman" w:eastAsia="Times New Roman" w:cs="Times New Roman"/>
@@ -32837,13 +36198,37 @@
         <w:rPr>
           <w:rFonts w:hint="eastAsia" w:ascii="Times New Roman" w:hAnsi="Times New Roman" w:eastAsia="FangSong" w:cs="Times New Roman"/>
         </w:rPr>
-        <w:t>完全确定</w:t>
-      </w:r>
-      <w:r>
-        <w:rPr>
-          <w:rFonts w:hint="eastAsia" w:ascii="Times New Roman" w:hAnsi="Times New Roman" w:eastAsia="Times New Roman" w:cs="Times New Roman"/>
-        </w:rPr>
-        <w:t>）。(2</w:t>
+        <w:t>如</w:t>
+      </w:r>
+      <w:r>
+        <w:rPr>
+          <w:rFonts w:ascii="Times New Roman" w:hAnsi="Times New Roman" w:eastAsia="Times New Roman" w:cs="Times New Roman"/>
+        </w:rPr>
+        <w:t xml:space="preserve"> 6-3 </w:t>
+      </w:r>
+      <w:r>
+        <w:rPr>
+          <w:rFonts w:hint="eastAsia" w:ascii="Times New Roman" w:hAnsi="Times New Roman" w:eastAsia="FangSong" w:cs="Times New Roman"/>
+        </w:rPr>
+        <w:t>所给</w:t>
+      </w:r>
+      <w:r>
+        <w:rPr>
+          <w:rFonts w:hint="eastAsia" w:ascii="Times New Roman" w:hAnsi="Times New Roman" w:eastAsia="Times New Roman" w:cs="Times New Roman"/>
+        </w:rPr>
+        <w:t>），</w:t>
+      </w:r>
+      <w:r>
+        <w:rPr>
+          <w:rFonts w:hint="eastAsia" w:ascii="Times New Roman" w:hAnsi="Times New Roman" w:eastAsia="FangSong" w:cs="Times New Roman"/>
+        </w:rPr>
+        <w:t>温度即被唯一确定</w:t>
+      </w:r>
+      <w:r>
+        <w:rPr>
+          <w:rFonts w:hint="eastAsia" w:ascii="Times New Roman" w:hAnsi="Times New Roman" w:eastAsia="Times New Roman" w:cs="Times New Roman"/>
+        </w:rPr>
+        <w:t>。(2</w:t>
       </w:r>
       <w:r>
         <w:rPr>
@@ -33648,13 +37033,37 @@
         <w:rPr>
           <w:rFonts w:hint="eastAsia" w:ascii="Times New Roman" w:hAnsi="Times New Roman" w:eastAsia="FangSong" w:cs="Times New Roman"/>
         </w:rPr>
-        <w:t>不能</w:t>
+        <w:t>从热力学上可以抑制</w:t>
+      </w:r>
+      <w:r>
+        <w:rPr>
+          <w:rFonts w:hint="eastAsia" w:ascii="Times New Roman" w:hAnsi="Times New Roman" w:eastAsia="Times New Roman" w:cs="Times New Roman"/>
+        </w:rPr>
+        <w:t>，</w:t>
+      </w:r>
+      <w:r>
+        <w:rPr>
+          <w:rFonts w:hint="eastAsia" w:ascii="Times New Roman" w:hAnsi="Times New Roman" w:eastAsia="FangSong" w:cs="Times New Roman"/>
+        </w:rPr>
+        <w:t>只是条件苛刻</w:t>
       </w:r>
       <w:r>
         <w:rPr>
           <w:rFonts w:hint="eastAsia" w:ascii="Times New Roman" w:hAnsi="Times New Roman" w:eastAsia="Times New Roman" w:cs="Times New Roman"/>
         </w:rPr>
         <w:t>。</w:t>
+      </w:r>
+      <w:r>
+        <w:rPr>
+          <w:rFonts w:hint="eastAsia" w:ascii="Times New Roman" w:hAnsi="Times New Roman" w:eastAsia="FangSong" w:cs="Times New Roman"/>
+        </w:rPr>
+        <w:t>分解反应</w:t>
+      </w:r>
+      <w:r>
+        <w:rPr>
+          <w:rFonts w:ascii="Times New Roman" w:hAnsi="Times New Roman" w:eastAsia="Times New Roman" w:cs="Times New Roman"/>
+        </w:rPr>
+        <w:t xml:space="preserve"> </w:t>
       </w:r>
       <m:oMath>
         <m:oMathPr>
@@ -33719,6 +37128,168 @@
             </m:r>
           </m:sub>
         </m:sSub>
+        <m:r>
+          <m:rPr>
+            <m:sty m:val="p"/>
+          </m:rPr>
+          <m:t>(</m:t>
+        </m:r>
+        <m:r>
+          <m:rPr>
+            <m:sty m:val="p"/>
+          </m:rPr>
+          <m:t>s</m:t>
+        </m:r>
+        <m:r>
+          <m:rPr>
+            <m:sty m:val="p"/>
+          </m:rPr>
+          <m:t>)</m:t>
+        </m:r>
+        <m:r>
+          <m:rPr>
+            <m:sty m:val="p"/>
+          </m:rPr>
+          <m:t>⇌</m:t>
+        </m:r>
+        <m:r>
+          <m:rPr>
+            <m:sty m:val="p"/>
+          </m:rPr>
+          <m:t>N</m:t>
+        </m:r>
+        <m:sSub>
+          <m:e>
+            <m:r>
+              <m:rPr>
+                <m:sty m:val="p"/>
+              </m:rPr>
+              <m:t>H</m:t>
+            </m:r>
+          </m:e>
+          <m:sub>
+            <m:r>
+              <m:rPr>
+                <m:sty m:val="p"/>
+              </m:rPr>
+              <m:t>3</m:t>
+            </m:r>
+          </m:sub>
+        </m:sSub>
+        <m:r>
+          <m:rPr>
+            <m:sty m:val="p"/>
+          </m:rPr>
+          <m:t>(</m:t>
+        </m:r>
+        <m:r>
+          <m:rPr>
+            <m:sty m:val="p"/>
+          </m:rPr>
+          <m:t>g</m:t>
+        </m:r>
+        <m:r>
+          <m:rPr>
+            <m:sty m:val="p"/>
+          </m:rPr>
+          <m:t>)</m:t>
+        </m:r>
+        <m:r>
+          <m:rPr>
+            <m:sty m:val="p"/>
+          </m:rPr>
+          <m:t>+</m:t>
+        </m:r>
+        <m:r>
+          <m:rPr>
+            <m:sty m:val="p"/>
+          </m:rPr>
+          <m:t>C</m:t>
+        </m:r>
+        <m:sSub>
+          <m:e>
+            <m:r>
+              <m:rPr>
+                <m:sty m:val="p"/>
+              </m:rPr>
+              <m:t>O</m:t>
+            </m:r>
+          </m:e>
+          <m:sub>
+            <m:r>
+              <m:rPr>
+                <m:sty m:val="p"/>
+              </m:rPr>
+              <m:t>2</m:t>
+            </m:r>
+          </m:sub>
+        </m:sSub>
+        <m:r>
+          <m:rPr>
+            <m:sty m:val="p"/>
+          </m:rPr>
+          <m:t>(</m:t>
+        </m:r>
+        <m:r>
+          <m:rPr>
+            <m:sty m:val="p"/>
+          </m:rPr>
+          <m:t>g</m:t>
+        </m:r>
+        <m:r>
+          <m:rPr>
+            <m:sty m:val="p"/>
+          </m:rPr>
+          <m:t>)</m:t>
+        </m:r>
+        <m:r>
+          <m:rPr>
+            <m:sty m:val="p"/>
+          </m:rPr>
+          <m:t>+</m:t>
+        </m:r>
+        <m:sSub>
+          <m:e>
+            <m:r>
+              <m:rPr>
+                <m:sty m:val="p"/>
+              </m:rPr>
+              <m:t>H</m:t>
+            </m:r>
+          </m:e>
+          <m:sub>
+            <m:r>
+              <m:rPr>
+                <m:sty m:val="p"/>
+              </m:rPr>
+              <m:t>2</m:t>
+            </m:r>
+          </m:sub>
+        </m:sSub>
+        <m:r>
+          <m:rPr>
+            <m:sty m:val="p"/>
+          </m:rPr>
+          <m:t>O</m:t>
+        </m:r>
+        <m:r>
+          <m:rPr>
+            <m:sty m:val="p"/>
+          </m:rPr>
+          <m:t>(</m:t>
+        </m:r>
+        <m:r>
+          <m:rPr>
+            <m:sty m:val="p"/>
+          </m:rPr>
+          <m:t>g</m:t>
+        </m:r>
+        <m:r>
+          <m:rPr>
+            <m:sty m:val="p"/>
+          </m:rPr>
+          <m:t>)</m:t>
+        </m:r>
       </m:oMath>
       <w:r>
         <w:rPr>
@@ -33730,60 +37301,7 @@
         <w:rPr>
           <w:rFonts w:hint="eastAsia" w:ascii="Times New Roman" w:hAnsi="Times New Roman" w:eastAsia="FangSong" w:cs="Times New Roman"/>
         </w:rPr>
-        <w:t xml:space="preserve">的分解反应</w:t>
-      </w:r>
-      <w:r>
-        <w:rPr>
-          <w:rFonts w:ascii="Times New Roman" w:hAnsi="Times New Roman" w:eastAsia="Times New Roman" w:cs="Times New Roman"/>
-        </w:rPr>
-        <w:t xml:space="preserve"> </w:t>
-      </w:r>
-      <m:oMath>
-        <m:r>
-          <m:rPr>
-            <m:sty m:val="p"/>
-          </m:rPr>
-          <m:t>Δ</m:t>
-        </m:r>
-        <m:r>
-          <m:t>G</m:t>
-        </m:r>
-      </m:oMath>
-      <w:r>
-        <w:rPr>
-          <w:rFonts w:ascii="Times New Roman" w:hAnsi="Times New Roman" w:eastAsia="Times New Roman" w:cs="Times New Roman"/>
-        </w:rPr>
-        <w:t xml:space="preserve"> </w:t>
-      </w:r>
-      <w:r>
-        <w:rPr>
-          <w:rFonts w:hint="eastAsia" w:ascii="Times New Roman" w:hAnsi="Times New Roman" w:eastAsia="FangSong" w:cs="Times New Roman"/>
-        </w:rPr>
-        <w:t>在所有合理温度下均为负值</w:t>
-      </w:r>
-      <w:r>
-        <w:rPr>
-          <w:rFonts w:hint="eastAsia" w:ascii="Times New Roman" w:hAnsi="Times New Roman" w:eastAsia="Times New Roman" w:cs="Times New Roman"/>
-        </w:rPr>
-        <w:t>（</w:t>
-      </w:r>
-      <w:r>
-        <w:rPr>
-          <w:rFonts w:hint="eastAsia" w:ascii="Times New Roman" w:hAnsi="Times New Roman" w:eastAsia="FangSong" w:cs="Times New Roman"/>
-        </w:rPr>
-        <w:t>分解反应熵增显著</w:t>
-      </w:r>
-      <w:r>
-        <w:rPr>
-          <w:rFonts w:hint="eastAsia" w:ascii="Times New Roman" w:hAnsi="Times New Roman" w:eastAsia="Times New Roman" w:cs="Times New Roman"/>
-        </w:rPr>
-        <w:t>），</w:t>
-      </w:r>
-      <w:r>
-        <w:rPr>
-          <w:rFonts w:hint="eastAsia" w:ascii="Times New Roman" w:hAnsi="Times New Roman" w:eastAsia="FangSong" w:cs="Times New Roman"/>
-        </w:rPr>
-        <w:t>因此在常压下</w:t>
+        <w:t xml:space="preserve">的</w:t>
       </w:r>
       <w:r>
         <w:rPr>
@@ -33800,49 +37318,429 @@
             </w:rPr>
           </m:ctrlPr>
         </m:oMathPr>
-        <m:r>
-          <m:rPr>
-            <m:sty m:val="p"/>
-          </m:rPr>
-          <m:t>N</m:t>
-        </m:r>
         <m:sSub>
           <m:e>
             <m:r>
               <m:rPr>
                 <m:sty m:val="p"/>
               </m:rPr>
-              <m:t>H</m:t>
+              <m:t>Δ</m:t>
             </m:r>
           </m:e>
           <m:sub>
             <m:r>
-              <m:rPr>
-                <m:sty m:val="p"/>
-              </m:rPr>
-              <m:t>4</m:t>
+              <m:t>r</m:t>
             </m:r>
           </m:sub>
         </m:sSub>
-        <m:r>
-          <m:rPr>
-            <m:sty m:val="p"/>
-          </m:rPr>
-          <m:t>H</m:t>
-        </m:r>
-        <m:r>
-          <m:rPr>
-            <m:sty m:val="p"/>
-          </m:rPr>
-          <m:t>C</m:t>
-        </m:r>
+        <m:sSubSup>
+          <m:e>
+            <m:r>
+              <m:t>H</m:t>
+            </m:r>
+          </m:e>
+          <m:sub>
+            <m:r>
+              <m:t>m</m:t>
+            </m:r>
+          </m:sub>
+          <m:sup>
+            <m:r>
+              <m:rPr>
+                <m:sty m:val="p"/>
+              </m:rPr>
+              <m:t>⊖</m:t>
+            </m:r>
+          </m:sup>
+        </m:sSubSup>
+        <m:r>
+          <m:rPr>
+            <m:sty m:val="p"/>
+          </m:rPr>
+          <m:t>&gt;</m:t>
+        </m:r>
+        <m:r>
+          <m:t>0</m:t>
+        </m:r>
+      </m:oMath>
+      <w:r>
+        <w:rPr>
+          <w:rFonts w:ascii="Times New Roman" w:hAnsi="Times New Roman" w:eastAsia="Times New Roman" w:cs="Times New Roman"/>
+        </w:rPr>
+        <w:t xml:space="preserve">、</w:t>
+      </w:r>
+      <m:oMath>
+        <m:oMathPr>
+          <m:ctrlPr>
+            <w:rPr>
+              <w:sz w:val="28"/>
+              <w:szCs w:val="28"/>
+            </w:rPr>
+          </m:ctrlPr>
+        </m:oMathPr>
         <m:sSub>
           <m:e>
             <m:r>
               <m:rPr>
                 <m:sty m:val="p"/>
               </m:rPr>
-              <m:t>O</m:t>
+              <m:t>Δ</m:t>
+            </m:r>
+          </m:e>
+          <m:sub>
+            <m:r>
+              <m:t>r</m:t>
+            </m:r>
+          </m:sub>
+        </m:sSub>
+        <m:sSubSup>
+          <m:e>
+            <m:r>
+              <m:t>S</m:t>
+            </m:r>
+          </m:e>
+          <m:sub>
+            <m:r>
+              <m:t>m</m:t>
+            </m:r>
+          </m:sub>
+          <m:sup>
+            <m:r>
+              <m:rPr>
+                <m:sty m:val="p"/>
+              </m:rPr>
+              <m:t>⊖</m:t>
+            </m:r>
+          </m:sup>
+        </m:sSubSup>
+        <m:r>
+          <m:rPr>
+            <m:sty m:val="p"/>
+          </m:rPr>
+          <m:t>&gt;</m:t>
+        </m:r>
+        <m:r>
+          <m:t>0</m:t>
+        </m:r>
+      </m:oMath>
+      <w:r>
+        <w:rPr>
+          <w:rFonts w:hint="eastAsia" w:ascii="Times New Roman" w:hAnsi="Times New Roman" w:eastAsia="Times New Roman" w:cs="Times New Roman"/>
+        </w:rPr>
+        <w:t>（</w:t>
+      </w:r>
+      <w:r>
+        <w:rPr>
+          <w:rFonts w:hint="eastAsia" w:ascii="Times New Roman" w:hAnsi="Times New Roman" w:eastAsia="FangSong" w:cs="Times New Roman"/>
+        </w:rPr>
+        <w:t>固体变为</w:t>
+      </w:r>
+      <w:r>
+        <w:rPr>
+          <w:rFonts w:ascii="Times New Roman" w:hAnsi="Times New Roman" w:eastAsia="Times New Roman" w:cs="Times New Roman"/>
+        </w:rPr>
+        <w:t xml:space="preserve"> 3 mol </w:t>
+      </w:r>
+      <w:r>
+        <w:rPr>
+          <w:rFonts w:hint="eastAsia" w:ascii="Times New Roman" w:hAnsi="Times New Roman" w:eastAsia="FangSong" w:cs="Times New Roman"/>
+        </w:rPr>
+        <w:t>气体</w:t>
+      </w:r>
+      <w:r>
+        <w:rPr>
+          <w:rFonts w:hint="eastAsia" w:ascii="Times New Roman" w:hAnsi="Times New Roman" w:eastAsia="Times New Roman" w:cs="Times New Roman"/>
+        </w:rPr>
+        <w:t>），</w:t>
+      </w:r>
+      <w:r>
+        <w:rPr>
+          <w:rFonts w:hint="eastAsia" w:ascii="Times New Roman" w:hAnsi="Times New Roman" w:eastAsia="FangSong" w:cs="Times New Roman"/>
+        </w:rPr>
+        <w:t>故</w:t>
+      </w:r>
+      <w:r>
+        <w:rPr>
+          <w:rFonts w:ascii="Times New Roman" w:hAnsi="Times New Roman" w:eastAsia="Times New Roman" w:cs="Times New Roman"/>
+        </w:rPr>
+        <w:t xml:space="preserve"> </w:t>
+      </w:r>
+      <m:oMath>
+        <m:oMathPr>
+          <m:ctrlPr>
+            <w:rPr>
+              <w:sz w:val="28"/>
+              <w:szCs w:val="28"/>
+            </w:rPr>
+          </m:ctrlPr>
+        </m:oMathPr>
+        <m:sSub>
+          <m:e>
+            <m:r>
+              <m:rPr>
+                <m:sty m:val="p"/>
+              </m:rPr>
+              <m:t>Δ</m:t>
+            </m:r>
+          </m:e>
+          <m:sub>
+            <m:r>
+              <m:t>r</m:t>
+            </m:r>
+          </m:sub>
+        </m:sSub>
+        <m:sSubSup>
+          <m:e>
+            <m:r>
+              <m:t>G</m:t>
+            </m:r>
+          </m:e>
+          <m:sub>
+            <m:r>
+              <m:t>m</m:t>
+            </m:r>
+          </m:sub>
+          <m:sup>
+            <m:r>
+              <m:rPr>
+                <m:sty m:val="p"/>
+              </m:rPr>
+              <m:t>⊖</m:t>
+            </m:r>
+          </m:sup>
+        </m:sSubSup>
+        <m:r>
+          <m:rPr>
+            <m:sty m:val="p"/>
+          </m:rPr>
+          <m:t>=</m:t>
+        </m:r>
+        <m:sSub>
+          <m:e>
+            <m:r>
+              <m:rPr>
+                <m:sty m:val="p"/>
+              </m:rPr>
+              <m:t>Δ</m:t>
+            </m:r>
+          </m:e>
+          <m:sub>
+            <m:r>
+              <m:t>r</m:t>
+            </m:r>
+          </m:sub>
+        </m:sSub>
+        <m:sSubSup>
+          <m:e>
+            <m:r>
+              <m:t>H</m:t>
+            </m:r>
+          </m:e>
+          <m:sub>
+            <m:r>
+              <m:t>m</m:t>
+            </m:r>
+          </m:sub>
+          <m:sup>
+            <m:r>
+              <m:rPr>
+                <m:sty m:val="p"/>
+              </m:rPr>
+              <m:t>⊖</m:t>
+            </m:r>
+          </m:sup>
+        </m:sSubSup>
+        <m:r>
+          <m:rPr>
+            <m:sty m:val="p"/>
+          </m:rPr>
+          <m:t>−</m:t>
+        </m:r>
+        <m:r>
+          <m:t>T</m:t>
+        </m:r>
+        <m:sSub>
+          <m:e>
+            <m:r>
+              <m:rPr>
+                <m:sty m:val="p"/>
+              </m:rPr>
+              <m:t>Δ</m:t>
+            </m:r>
+          </m:e>
+          <m:sub>
+            <m:r>
+              <m:t>r</m:t>
+            </m:r>
+          </m:sub>
+        </m:sSub>
+        <m:sSubSup>
+          <m:e>
+            <m:r>
+              <m:t>S</m:t>
+            </m:r>
+          </m:e>
+          <m:sub>
+            <m:r>
+              <m:t>m</m:t>
+            </m:r>
+          </m:sub>
+          <m:sup>
+            <m:r>
+              <m:rPr>
+                <m:sty m:val="p"/>
+              </m:rPr>
+              <m:t>⊖</m:t>
+            </m:r>
+          </m:sup>
+        </m:sSubSup>
+      </m:oMath>
+      <w:r>
+        <w:rPr>
+          <w:rFonts w:ascii="Times New Roman" w:hAnsi="Times New Roman" w:eastAsia="Times New Roman" w:cs="Times New Roman"/>
+        </w:rPr>
+        <w:t xml:space="preserve"> </w:t>
+      </w:r>
+      <w:r>
+        <w:rPr>
+          <w:rFonts w:hint="eastAsia" w:ascii="Times New Roman" w:hAnsi="Times New Roman" w:eastAsia="FangSong" w:cs="Times New Roman"/>
+          <w:b/>
+          <w:bCs/>
+        </w:rPr>
+        <w:t xml:space="preserve">随升温由正转负</w:t>
+      </w:r>
+      <w:r>
+        <w:rPr>
+          <w:rFonts w:hint="eastAsia" w:ascii="Times New Roman" w:hAnsi="Times New Roman" w:eastAsia="Times New Roman" w:cs="Times New Roman"/>
+        </w:rPr>
+        <w:t>：</w:t>
+      </w:r>
+      <w:r>
+        <w:rPr>
+          <w:rFonts w:hint="eastAsia" w:ascii="Times New Roman" w:hAnsi="Times New Roman" w:eastAsia="FangSong" w:cs="Times New Roman"/>
+        </w:rPr>
+        <w:t>低温下分解并不自发</w:t>
+      </w:r>
+      <w:r>
+        <w:rPr>
+          <w:rFonts w:hint="eastAsia" w:ascii="Times New Roman" w:hAnsi="Times New Roman" w:eastAsia="Times New Roman" w:cs="Times New Roman"/>
+        </w:rPr>
+        <w:t>，</w:t>
+      </w:r>
+      <w:r>
+        <w:rPr>
+          <w:rFonts w:hint="eastAsia" w:ascii="Times New Roman" w:hAnsi="Times New Roman" w:eastAsia="FangSong" w:cs="Times New Roman"/>
+        </w:rPr>
+        <w:t>室温附近该转变温度已被越过</w:t>
+      </w:r>
+      <w:r>
+        <w:rPr>
+          <w:rFonts w:hint="eastAsia" w:ascii="Times New Roman" w:hAnsi="Times New Roman" w:eastAsia="Times New Roman" w:cs="Times New Roman"/>
+        </w:rPr>
+        <w:t>，</w:t>
+      </w:r>
+      <w:r>
+        <w:rPr>
+          <w:rFonts w:hint="eastAsia" w:ascii="Times New Roman" w:hAnsi="Times New Roman" w:eastAsia="FangSong" w:cs="Times New Roman"/>
+        </w:rPr>
+        <w:t>故常温即显著分解</w:t>
+      </w:r>
+      <w:r>
+        <w:rPr>
+          <w:rFonts w:hint="eastAsia" w:ascii="Times New Roman" w:hAnsi="Times New Roman" w:eastAsia="Times New Roman" w:cs="Times New Roman"/>
+        </w:rPr>
+        <w:t>。</w:t>
+      </w:r>
+      <w:r>
+        <w:rPr>
+          <w:rFonts w:hint="eastAsia" w:ascii="Times New Roman" w:hAnsi="Times New Roman" w:eastAsia="FangSong" w:cs="Times New Roman"/>
+        </w:rPr>
+        <w:t>要让它</w:t>
+      </w:r>
+      <w:r>
+        <w:rPr>
+          <w:rFonts w:hint="eastAsia" w:ascii="Times New Roman" w:hAnsi="Times New Roman" w:eastAsia="Times New Roman" w:cs="Times New Roman"/>
+        </w:rPr>
+        <w:t>”</w:t>
+      </w:r>
+      <w:r>
+        <w:rPr>
+          <w:rFonts w:hint="eastAsia" w:ascii="Times New Roman" w:hAnsi="Times New Roman" w:eastAsia="FangSong" w:cs="Times New Roman"/>
+        </w:rPr>
+        <w:t>免受分解</w:t>
+      </w:r>
+      <w:r>
+        <w:rPr>
+          <w:rFonts w:hint="eastAsia" w:ascii="Times New Roman" w:hAnsi="Times New Roman" w:eastAsia="Times New Roman" w:cs="Times New Roman"/>
+        </w:rPr>
+        <w:t>”，</w:t>
+      </w:r>
+      <w:r>
+        <w:rPr>
+          <w:rFonts w:hint="eastAsia" w:ascii="Times New Roman" w:hAnsi="Times New Roman" w:eastAsia="FangSong" w:cs="Times New Roman"/>
+        </w:rPr>
+        <w:t>正确方向是</w:t>
+      </w:r>
+      <w:r>
+        <w:rPr>
+          <w:rFonts w:hint="eastAsia" w:ascii="Times New Roman" w:hAnsi="Times New Roman" w:eastAsia="FangSong" w:cs="Times New Roman"/>
+          <w:b/>
+          <w:bCs/>
+        </w:rPr>
+        <w:t xml:space="preserve">降温</w:t>
+      </w:r>
+      <w:r>
+        <w:rPr>
+          <w:rFonts w:hint="eastAsia" w:ascii="Times New Roman" w:hAnsi="Times New Roman" w:eastAsia="Times New Roman" w:cs="Times New Roman"/>
+        </w:rPr>
+        <w:t>，</w:t>
+      </w:r>
+      <w:r>
+        <w:rPr>
+          <w:rFonts w:hint="eastAsia" w:ascii="Times New Roman" w:hAnsi="Times New Roman" w:eastAsia="FangSong" w:cs="Times New Roman"/>
+        </w:rPr>
+        <w:t>或</w:t>
+      </w:r>
+      <w:r>
+        <w:rPr>
+          <w:rFonts w:hint="eastAsia" w:ascii="Times New Roman" w:hAnsi="Times New Roman" w:eastAsia="FangSong" w:cs="Times New Roman"/>
+          <w:b/>
+          <w:bCs/>
+        </w:rPr>
+        <w:t xml:space="preserve">提高产物分压</w:t>
+      </w:r>
+      <w:r>
+        <w:rPr>
+          <w:rFonts w:hint="eastAsia" w:ascii="Times New Roman" w:hAnsi="Times New Roman" w:eastAsia="Times New Roman" w:cs="Times New Roman"/>
+        </w:rPr>
+        <w:t>（</w:t>
+      </w:r>
+      <w:r>
+        <w:rPr>
+          <w:rFonts w:hint="eastAsia" w:ascii="Times New Roman" w:hAnsi="Times New Roman" w:eastAsia="FangSong" w:cs="Times New Roman"/>
+        </w:rPr>
+        <w:t>在含</w:t>
+      </w:r>
+      <w:r>
+        <w:rPr>
+          <w:rFonts w:ascii="Times New Roman" w:hAnsi="Times New Roman" w:eastAsia="Times New Roman" w:cs="Times New Roman"/>
+        </w:rPr>
+        <w:t xml:space="preserve"> </w:t>
+      </w:r>
+      <m:oMath>
+        <m:r>
+          <m:rPr>
+            <m:sty m:val="p"/>
+          </m:rPr>
+          <m:t>N</m:t>
+        </m:r>
+        <m:sSub>
+          <m:e>
+            <m:r>
+              <m:rPr>
+                <m:sty m:val="p"/>
+              </m:rPr>
+              <m:t>H</m:t>
             </m:r>
           </m:e>
           <m:sub>
@@ -33859,62 +37757,14 @@
         <w:rPr>
           <w:rFonts w:ascii="Times New Roman" w:hAnsi="Times New Roman" w:eastAsia="Times New Roman" w:cs="Times New Roman"/>
         </w:rPr>
-        <w:t xml:space="preserve"> </w:t>
-      </w:r>
-      <w:r>
-        <w:rPr>
-          <w:rFonts w:hint="eastAsia" w:ascii="Times New Roman" w:hAnsi="Times New Roman" w:eastAsia="FangSong" w:cs="Times New Roman"/>
-        </w:rPr>
-        <w:t>在室温附近即开始分解</w:t>
-      </w:r>
-      <w:r>
-        <w:rPr>
-          <w:rFonts w:hint="eastAsia" w:ascii="Times New Roman" w:hAnsi="Times New Roman" w:eastAsia="Times New Roman" w:cs="Times New Roman"/>
-        </w:rPr>
-        <w:t>，</w:t>
-      </w:r>
-      <w:r>
-        <w:rPr>
-          <w:rFonts w:hint="eastAsia" w:ascii="Times New Roman" w:hAnsi="Times New Roman" w:eastAsia="FangSong" w:cs="Times New Roman"/>
-        </w:rPr>
-        <w:t>不可能完全</w:t>
-      </w:r>
-      <w:r>
-        <w:rPr>
-          <w:rFonts w:hint="eastAsia" w:ascii="Times New Roman" w:hAnsi="Times New Roman" w:eastAsia="Times New Roman" w:cs="Times New Roman"/>
-        </w:rPr>
-        <w:t>”</w:t>
-      </w:r>
-      <w:r>
-        <w:rPr>
-          <w:rFonts w:hint="eastAsia" w:ascii="Times New Roman" w:hAnsi="Times New Roman" w:eastAsia="FangSong" w:cs="Times New Roman"/>
-        </w:rPr>
-        <w:t>免受分解</w:t>
-      </w:r>
-      <w:r>
-        <w:rPr>
-          <w:rFonts w:hint="eastAsia" w:ascii="Times New Roman" w:hAnsi="Times New Roman" w:eastAsia="Times New Roman" w:cs="Times New Roman"/>
-        </w:rPr>
-        <w:t>”。</w:t>
-      </w:r>
-      <w:r>
-        <w:rPr>
-          <w:rFonts w:hint="eastAsia" w:ascii="Times New Roman" w:hAnsi="Times New Roman" w:eastAsia="FangSong" w:cs="Times New Roman"/>
-        </w:rPr>
-        <w:t>唯一的办法是降低体系总压或控制气氛中</w:t>
-      </w:r>
-      <w:r>
-        <w:rPr>
-          <w:rFonts w:ascii="Times New Roman" w:hAnsi="Times New Roman" w:eastAsia="Times New Roman" w:cs="Times New Roman"/>
-        </w:rPr>
-        <w:t xml:space="preserve"> </w:t>
+        <w:t xml:space="preserve">、</w:t>
       </w:r>
       <m:oMath>
         <m:r>
           <m:rPr>
             <m:sty m:val="p"/>
           </m:rPr>
-          <m:t>N</m:t>
+          <m:t>C</m:t>
         </m:r>
         <m:sSub>
           <m:e>
@@ -33922,7 +37772,7 @@
               <m:rPr>
                 <m:sty m:val="p"/>
               </m:rPr>
-              <m:t>H</m:t>
+              <m:t>O</m:t>
             </m:r>
           </m:e>
           <m:sub>
@@ -33930,7 +37780,7 @@
               <m:rPr>
                 <m:sty m:val="p"/>
               </m:rPr>
-              <m:t>3</m:t>
+              <m:t>2</m:t>
             </m:r>
           </m:sub>
         </m:sSub>
@@ -33942,19 +37792,13 @@
         <w:t xml:space="preserve">、</w:t>
       </w:r>
       <m:oMath>
-        <m:r>
-          <m:rPr>
-            <m:sty m:val="p"/>
-          </m:rPr>
-          <m:t>C</m:t>
-        </m:r>
         <m:sSub>
           <m:e>
             <m:r>
               <m:rPr>
                 <m:sty m:val="p"/>
               </m:rPr>
-              <m:t>O</m:t>
+              <m:t>H</m:t>
             </m:r>
           </m:e>
           <m:sub>
@@ -33966,37 +37810,55 @@
             </m:r>
           </m:sub>
         </m:sSub>
+        <m:r>
+          <m:rPr>
+            <m:sty m:val="p"/>
+          </m:rPr>
+          <m:t>O</m:t>
+        </m:r>
       </m:oMath>
       <w:r>
         <w:rPr>
           <w:rFonts w:ascii="Times New Roman" w:hAnsi="Times New Roman" w:eastAsia="Times New Roman" w:cs="Times New Roman"/>
         </w:rPr>
-        <w:t xml:space="preserve">、</w:t>
+        <w:t xml:space="preserve"> </w:t>
+      </w:r>
+      <w:r>
+        <w:rPr>
+          <w:rFonts w:hint="eastAsia" w:ascii="Times New Roman" w:hAnsi="Times New Roman" w:eastAsia="FangSong" w:cs="Times New Roman"/>
+        </w:rPr>
+        <w:t>的气氛中密封</w:t>
+      </w:r>
+      <w:r>
+        <w:rPr>
+          <w:rFonts w:hint="eastAsia" w:ascii="Times New Roman" w:hAnsi="Times New Roman" w:eastAsia="Times New Roman" w:cs="Times New Roman"/>
+        </w:rPr>
+        <w:t>，</w:t>
+      </w:r>
+      <w:r>
+        <w:rPr>
+          <w:rFonts w:hint="eastAsia" w:ascii="Times New Roman" w:hAnsi="Times New Roman" w:eastAsia="FangSong" w:cs="Times New Roman"/>
+        </w:rPr>
+        <w:t>使</w:t>
+      </w:r>
+      <w:r>
+        <w:rPr>
+          <w:rFonts w:ascii="Times New Roman" w:hAnsi="Times New Roman" w:eastAsia="Times New Roman" w:cs="Times New Roman"/>
+        </w:rPr>
+        <w:t xml:space="preserve"> </w:t>
       </w:r>
       <m:oMath>
-        <m:sSub>
-          <m:e>
-            <m:r>
-              <m:rPr>
-                <m:sty m:val="p"/>
-              </m:rPr>
-              <m:t>H</m:t>
-            </m:r>
-          </m:e>
-          <m:sub>
-            <m:r>
-              <m:rPr>
-                <m:sty m:val="p"/>
-              </m:rPr>
-              <m:t>2</m:t>
-            </m:r>
-          </m:sub>
-        </m:sSub>
-        <m:r>
-          <m:rPr>
-            <m:sty m:val="p"/>
-          </m:rPr>
-          <m:t>O</m:t>
+        <m:r>
+          <m:t>Q</m:t>
+        </m:r>
+        <m:r>
+          <m:rPr>
+            <m:sty m:val="p"/>
+          </m:rPr>
+          <m:t>&gt;</m:t>
+        </m:r>
+        <m:r>
+          <m:t>K</m:t>
         </m:r>
       </m:oMath>
       <w:r>
@@ -34009,19 +37871,45 @@
         <w:rPr>
           <w:rFonts w:hint="eastAsia" w:ascii="Times New Roman" w:hAnsi="Times New Roman" w:eastAsia="FangSong" w:cs="Times New Roman"/>
         </w:rPr>
-        <w:t>的分压使其未达平衡</w:t>
-      </w:r>
-      <w:r>
-        <w:rPr>
-          <w:rFonts w:hint="eastAsia" w:ascii="Times New Roman" w:hAnsi="Times New Roman" w:eastAsia="Times New Roman" w:cs="Times New Roman"/>
-        </w:rPr>
-        <w:t>，</w:t>
-      </w:r>
-      <w:r>
-        <w:rPr>
-          <w:rFonts w:hint="eastAsia" w:ascii="Times New Roman" w:hAnsi="Times New Roman" w:eastAsia="FangSong" w:cs="Times New Roman"/>
-        </w:rPr>
-        <w:t>但完全抑制分解在热力学上不可行</w:t>
+        <w:t>令反应逆向</w:t>
+      </w:r>
+      <w:r>
+        <w:rPr>
+          <w:rFonts w:hint="eastAsia" w:ascii="Times New Roman" w:hAnsi="Times New Roman" w:eastAsia="Times New Roman" w:cs="Times New Roman"/>
+        </w:rPr>
+        <w:t>）——</w:t>
+      </w:r>
+      <w:r>
+        <w:rPr>
+          <w:rFonts w:hint="eastAsia" w:ascii="Times New Roman" w:hAnsi="Times New Roman" w:eastAsia="FangSong" w:cs="Times New Roman"/>
+          <w:b/>
+          <w:bCs/>
+        </w:rPr>
+        <w:t xml:space="preserve">降低总压反而促进分解</w:t>
+      </w:r>
+      <w:r>
+        <w:rPr>
+          <w:rFonts w:hint="eastAsia" w:ascii="Times New Roman" w:hAnsi="Times New Roman" w:eastAsia="Times New Roman" w:cs="Times New Roman"/>
+        </w:rPr>
+        <w:t>（</w:t>
+      </w:r>
+      <w:r>
+        <w:rPr>
+          <w:rFonts w:hint="eastAsia" w:ascii="Times New Roman" w:hAnsi="Times New Roman" w:eastAsia="FangSong" w:cs="Times New Roman"/>
+        </w:rPr>
+        <w:t>气体分子数增加</w:t>
+      </w:r>
+      <w:r>
+        <w:rPr>
+          <w:rFonts w:hint="eastAsia" w:ascii="Times New Roman" w:hAnsi="Times New Roman" w:eastAsia="Times New Roman" w:cs="Times New Roman"/>
+        </w:rPr>
+        <w:t>），</w:t>
+      </w:r>
+      <w:r>
+        <w:rPr>
+          <w:rFonts w:hint="eastAsia" w:ascii="Times New Roman" w:hAnsi="Times New Roman" w:eastAsia="FangSong" w:cs="Times New Roman"/>
+        </w:rPr>
+        <w:t>方向不可搞反</w:t>
       </w:r>
       <w:r>
         <w:rPr>
@@ -51100,49 +54988,68 @@
         <w:rPr>
           <w:rFonts w:ascii="Times New Roman" w:hAnsi="Times New Roman" w:eastAsia="Times New Roman" w:cs="Times New Roman"/>
         </w:rPr>
-        <w:t xml:space="preserve"> </w:t>
-      </w:r>
-      <w:r>
-        <w:rPr>
-          <w:rFonts w:hint="eastAsia" w:ascii="Times New Roman" w:hAnsi="Times New Roman" w:eastAsia="Times New Roman" w:cs="Times New Roman"/>
-        </w:rPr>
-        <w:t>a、c。</w:t>
-      </w:r>
-      <w:r>
-        <w:rPr>
-          <w:rFonts w:hint="eastAsia" w:ascii="Times New Roman" w:hAnsi="Times New Roman" w:eastAsia="FangSong" w:cs="Times New Roman"/>
-        </w:rPr>
-        <w:t>激发态甲醛</w:t>
-      </w:r>
-      <w:r>
-        <w:rPr>
-          <w:rFonts w:ascii="Times New Roman" w:hAnsi="Times New Roman" w:eastAsia="Times New Roman" w:cs="Times New Roman"/>
-        </w:rPr>
-        <w:t xml:space="preserve"> n </w:t>
-      </w:r>
-      <w:r>
-        <w:rPr>
-          <w:rFonts w:hint="eastAsia" w:ascii="Times New Roman" w:hAnsi="Times New Roman" w:eastAsia="FangSong" w:cs="Times New Roman"/>
-        </w:rPr>
-        <w:t xml:space="preserve">电子激发到</w:t>
-      </w:r>
-      <w:r>
-        <w:rPr>
-          <w:rFonts w:ascii="Times New Roman" w:hAnsi="Times New Roman" w:eastAsia="Times New Roman" w:cs="Times New Roman"/>
-        </w:rPr>
-        <w:t xml:space="preserve"> </w:t>
-      </w:r>
-      <w:r>
-        <w:rPr>
-          <w:rFonts w:hint="eastAsia" w:ascii="Times New Roman" w:hAnsi="Times New Roman" w:eastAsia="Times New Roman" w:cs="Times New Roman"/>
-        </w:rPr>
-        <w:t>π*，</w:t>
-      </w:r>
-      <w:r>
-        <w:rPr>
-          <w:rFonts w:hint="eastAsia" w:ascii="Times New Roman" w:hAnsi="Times New Roman" w:eastAsia="FangSong" w:cs="Times New Roman"/>
-        </w:rPr>
-        <w:t>羰基碳更缺电子</w:t>
+        <w:t xml:space="preserve"> a、c。</w:t>
+      </w:r>
+      <w:r>
+        <w:rPr>
+          <w:rFonts w:hint="eastAsia" w:ascii="Times New Roman" w:hAnsi="Times New Roman" w:eastAsia="FangSong" w:cs="Times New Roman"/>
+          <w:b/>
+          <w:bCs/>
+        </w:rPr>
+        <w:t xml:space="preserve">判据必须说清方向</w:t>
+      </w:r>
+      <w:r>
+        <w:rPr>
+          <w:rFonts w:hint="eastAsia" w:ascii="Times New Roman" w:hAnsi="Times New Roman" w:eastAsia="Times New Roman" w:cs="Times New Roman"/>
+        </w:rPr>
+        <w:t xml:space="preserve">：n→π*</w:t>
+      </w:r>
+      <w:r>
+        <w:rPr>
+          <w:rFonts w:ascii="Times New Roman" w:hAnsi="Times New Roman" w:eastAsia="Times New Roman" w:cs="Times New Roman"/>
+        </w:rPr>
+        <w:t xml:space="preserve"> </w:t>
+      </w:r>
+      <w:r>
+        <w:rPr>
+          <w:rFonts w:hint="eastAsia" w:ascii="Times New Roman" w:hAnsi="Times New Roman" w:eastAsia="FangSong" w:cs="Times New Roman"/>
+        </w:rPr>
+        <w:t xml:space="preserve">把一个电子从氧的非键轨道送进</w:t>
+      </w:r>
+      <w:r>
+        <w:rPr>
+          <w:rFonts w:ascii="Times New Roman" w:hAnsi="Times New Roman" w:eastAsia="Times New Roman" w:cs="Times New Roman"/>
+        </w:rPr>
+        <w:t xml:space="preserve"> </w:t>
+      </w:r>
+      <m:oMath>
+        <m:sSup>
+          <m:e>
+            <m:r>
+              <m:t>π</m:t>
+            </m:r>
+          </m:e>
+          <m:sup>
+            <m:r>
+              <m:rPr>
+                <m:sty m:val="p"/>
+              </m:rPr>
+              <m:t>*</m:t>
+            </m:r>
+          </m:sup>
+        </m:sSup>
+      </m:oMath>
+      <w:r>
+        <w:rPr>
+          <w:rFonts w:ascii="Times New Roman" w:hAnsi="Times New Roman" w:eastAsia="Times New Roman" w:cs="Times New Roman"/>
+        </w:rPr>
+        <w:t xml:space="preserve"> </w:t>
+      </w:r>
+      <w:r>
+        <w:rPr>
+          <w:rFonts w:hint="eastAsia" w:ascii="Times New Roman" w:hAnsi="Times New Roman" w:eastAsia="FangSong" w:cs="Times New Roman"/>
+        </w:rPr>
+        <w:t>轨道</w:t>
       </w:r>
       <w:r>
         <w:rPr>
@@ -51154,25 +55061,295 @@
         <w:rPr>
           <w:rFonts w:hint="eastAsia" w:ascii="Times New Roman" w:hAnsi="Times New Roman" w:eastAsia="FangSong" w:cs="Times New Roman"/>
         </w:rPr>
-        <w:t>亲电性增强</w:t>
-      </w:r>
-      <w:r>
-        <w:rPr>
-          <w:rFonts w:hint="eastAsia" w:ascii="Times New Roman" w:hAnsi="Times New Roman" w:eastAsia="Times New Roman" w:cs="Times New Roman"/>
-        </w:rPr>
-        <w:t>；n→π*</w:t>
-      </w:r>
-      <w:r>
-        <w:rPr>
-          <w:rFonts w:ascii="Times New Roman" w:hAnsi="Times New Roman" w:eastAsia="Times New Roman" w:cs="Times New Roman"/>
-        </w:rPr>
-        <w:t xml:space="preserve"> </w:t>
-      </w:r>
-      <w:r>
-        <w:rPr>
-          <w:rFonts w:hint="eastAsia" w:ascii="Times New Roman" w:hAnsi="Times New Roman" w:eastAsia="FangSong" w:cs="Times New Roman"/>
-        </w:rPr>
-        <w:t xml:space="preserve">跃迁导致氧的</w:t>
+        <w:t>而</w:t>
+      </w:r>
+      <w:r>
+        <w:rPr>
+          <w:rFonts w:ascii="Times New Roman" w:hAnsi="Times New Roman" w:eastAsia="Times New Roman" w:cs="Times New Roman"/>
+        </w:rPr>
+        <w:t xml:space="preserve"> </w:t>
+      </w:r>
+      <m:oMath>
+        <m:sSup>
+          <m:e>
+            <m:r>
+              <m:t>π</m:t>
+            </m:r>
+          </m:e>
+          <m:sup>
+            <m:r>
+              <m:rPr>
+                <m:sty m:val="p"/>
+              </m:rPr>
+              <m:t>*</m:t>
+            </m:r>
+          </m:sup>
+        </m:sSup>
+      </m:oMath>
+      <w:r>
+        <w:rPr>
+          <w:rFonts w:ascii="Times New Roman" w:hAnsi="Times New Roman" w:eastAsia="Times New Roman" w:cs="Times New Roman"/>
+        </w:rPr>
+        <w:t xml:space="preserve"> </w:t>
+      </w:r>
+      <w:r>
+        <w:rPr>
+          <w:rFonts w:hint="eastAsia" w:ascii="Times New Roman" w:hAnsi="Times New Roman" w:eastAsia="FangSong" w:cs="Times New Roman"/>
+        </w:rPr>
+        <w:t xml:space="preserve">在</w:t>
+      </w:r>
+      <w:r>
+        <w:rPr>
+          <w:rFonts w:hint="eastAsia" w:ascii="Times New Roman" w:hAnsi="Times New Roman" w:eastAsia="FangSong" w:cs="Times New Roman"/>
+          <w:b/>
+          <w:bCs/>
+        </w:rPr>
+        <w:t xml:space="preserve">碳</w:t>
+      </w:r>
+      <w:r>
+        <w:rPr>
+          <w:rFonts w:hint="eastAsia" w:ascii="Times New Roman" w:hAnsi="Times New Roman" w:eastAsia="FangSong" w:cs="Times New Roman"/>
+        </w:rPr>
+        <w:t>上的系数更大</w:t>
+      </w:r>
+      <w:r>
+        <w:rPr>
+          <w:rFonts w:hint="eastAsia" w:ascii="Times New Roman" w:hAnsi="Times New Roman" w:eastAsia="Times New Roman" w:cs="Times New Roman"/>
+        </w:rPr>
+        <w:t>，</w:t>
+      </w:r>
+      <w:r>
+        <w:rPr>
+          <w:rFonts w:hint="eastAsia" w:ascii="Times New Roman" w:hAnsi="Times New Roman" w:eastAsia="FangSong" w:cs="Times New Roman"/>
+        </w:rPr>
+        <w:t>故</w:t>
+      </w:r>
+      <w:r>
+        <w:rPr>
+          <w:rFonts w:hint="eastAsia" w:ascii="Times New Roman" w:hAnsi="Times New Roman" w:eastAsia="FangSong" w:cs="Times New Roman"/>
+          <w:b/>
+          <w:bCs/>
+        </w:rPr>
+        <w:t>羰基碳上电子密度升高</w:t>
+      </w:r>
+      <w:r>
+        <w:rPr>
+          <w:rFonts w:hint="eastAsia" w:ascii="Times New Roman" w:hAnsi="Times New Roman" w:eastAsia="Times New Roman" w:cs="Times New Roman"/>
+          <w:b/>
+          <w:bCs/>
+        </w:rPr>
+        <w:t>、</w:t>
+      </w:r>
+      <w:r>
+        <w:rPr>
+          <w:rFonts w:hint="eastAsia" w:ascii="Times New Roman" w:hAnsi="Times New Roman" w:eastAsia="FangSong" w:cs="Times New Roman"/>
+          <w:b/>
+          <w:bCs/>
+        </w:rPr>
+        <w:t>亲电性下降</w:t>
+      </w:r>
+      <w:r>
+        <w:rPr>
+          <w:rFonts w:hint="eastAsia" w:ascii="Times New Roman" w:hAnsi="Times New Roman" w:eastAsia="Times New Roman" w:cs="Times New Roman"/>
+        </w:rPr>
+        <w:t>，</w:t>
+      </w:r>
+      <w:r>
+        <w:rPr>
+          <w:rFonts w:hint="eastAsia" w:ascii="Times New Roman" w:hAnsi="Times New Roman" w:eastAsia="FangSong" w:cs="Times New Roman"/>
+        </w:rPr>
+        <w:t>同时氧上留下单电子</w:t>
+      </w:r>
+      <w:r>
+        <w:rPr>
+          <w:rFonts w:hint="eastAsia" w:ascii="Times New Roman" w:hAnsi="Times New Roman" w:eastAsia="Times New Roman" w:cs="Times New Roman"/>
+        </w:rPr>
+        <w:t>、</w:t>
+      </w:r>
+      <w:r>
+        <w:rPr>
+          <w:rFonts w:hint="eastAsia" w:ascii="Times New Roman" w:hAnsi="Times New Roman" w:eastAsia="FangSong" w:cs="Times New Roman"/>
+        </w:rPr>
+        <w:t>呈烷氧自由基性质</w:t>
+      </w:r>
+      <w:r>
+        <w:rPr>
+          <w:rFonts w:hint="eastAsia" w:ascii="Times New Roman" w:hAnsi="Times New Roman" w:eastAsia="Times New Roman" w:cs="Times New Roman"/>
+        </w:rPr>
+        <w:t>（</w:t>
+      </w:r>
+      <w:r>
+        <w:rPr>
+          <w:rFonts w:hint="eastAsia" w:ascii="Times New Roman" w:hAnsi="Times New Roman" w:eastAsia="FangSong" w:cs="Times New Roman"/>
+        </w:rPr>
+        <w:t>亲电中心转移到氧</w:t>
+      </w:r>
+      <w:r>
+        <w:rPr>
+          <w:rFonts w:hint="eastAsia" w:ascii="Times New Roman" w:hAnsi="Times New Roman" w:eastAsia="Times New Roman" w:cs="Times New Roman"/>
+        </w:rPr>
+        <w:t>）。</w:t>
+      </w:r>
+      <w:r>
+        <w:rPr>
+          <w:rFonts w:hint="eastAsia" w:ascii="Times New Roman" w:hAnsi="Times New Roman" w:eastAsia="FangSong" w:cs="Times New Roman"/>
+        </w:rPr>
+        <w:t>因此若问的是</w:t>
+      </w:r>
+      <w:r>
+        <w:rPr>
+          <w:rFonts w:hint="eastAsia" w:ascii="Times New Roman" w:hAnsi="Times New Roman" w:eastAsia="Times New Roman" w:cs="Times New Roman"/>
+        </w:rPr>
+        <w:t>”</w:t>
+      </w:r>
+      <w:r>
+        <w:rPr>
+          <w:rFonts w:hint="eastAsia" w:ascii="Times New Roman" w:hAnsi="Times New Roman" w:eastAsia="FangSong" w:cs="Times New Roman"/>
+        </w:rPr>
+        <w:t>整个分子的反应性</w:t>
+      </w:r>
+      <w:r>
+        <w:rPr>
+          <w:rFonts w:hint="eastAsia" w:ascii="Times New Roman" w:hAnsi="Times New Roman" w:eastAsia="Times New Roman" w:cs="Times New Roman"/>
+        </w:rPr>
+        <w:t>”，</w:t>
+      </w:r>
+      <w:r>
+        <w:rPr>
+          <w:rFonts w:hint="eastAsia" w:ascii="Times New Roman" w:hAnsi="Times New Roman" w:eastAsia="FangSong" w:cs="Times New Roman"/>
+        </w:rPr>
+        <w:t>选</w:t>
+      </w:r>
+      <w:r>
+        <w:rPr>
+          <w:rFonts w:ascii="Times New Roman" w:hAnsi="Times New Roman" w:eastAsia="Times New Roman" w:cs="Times New Roman"/>
+        </w:rPr>
+        <w:t xml:space="preserve"> a </w:t>
+      </w:r>
+      <w:r>
+        <w:rPr>
+          <w:rFonts w:hint="eastAsia" w:ascii="Times New Roman" w:hAnsi="Times New Roman" w:eastAsia="FangSong" w:cs="Times New Roman"/>
+        </w:rPr>
+        <w:t>成立</w:t>
+      </w:r>
+      <w:r>
+        <w:rPr>
+          <w:rFonts w:hint="eastAsia" w:ascii="Times New Roman" w:hAnsi="Times New Roman" w:eastAsia="Times New Roman" w:cs="Times New Roman"/>
+        </w:rPr>
+        <w:t>（</w:t>
+      </w:r>
+      <w:r>
+        <w:rPr>
+          <w:rFonts w:hint="eastAsia" w:ascii="Times New Roman" w:hAnsi="Times New Roman" w:eastAsia="FangSong" w:cs="Times New Roman"/>
+        </w:rPr>
+        <w:t>激发态反应性远高于基态</w:t>
+      </w:r>
+      <w:r>
+        <w:rPr>
+          <w:rFonts w:hint="eastAsia" w:ascii="Times New Roman" w:hAnsi="Times New Roman" w:eastAsia="Times New Roman" w:cs="Times New Roman"/>
+        </w:rPr>
+        <w:t>）；</w:t>
+      </w:r>
+      <w:r>
+        <w:rPr>
+          <w:rFonts w:hint="eastAsia" w:ascii="Times New Roman" w:hAnsi="Times New Roman" w:eastAsia="FangSong" w:cs="Times New Roman"/>
+        </w:rPr>
+        <w:t>若问</w:t>
+      </w:r>
+      <w:r>
+        <w:rPr>
+          <w:rFonts w:hint="eastAsia" w:ascii="Times New Roman" w:hAnsi="Times New Roman" w:eastAsia="Times New Roman" w:cs="Times New Roman"/>
+        </w:rPr>
+        <w:t>”</w:t>
+      </w:r>
+      <w:r>
+        <w:rPr>
+          <w:rFonts w:hint="eastAsia" w:ascii="Times New Roman" w:hAnsi="Times New Roman" w:eastAsia="FangSong" w:cs="Times New Roman"/>
+        </w:rPr>
+        <w:t>羰基碳是否更亲电</w:t>
+      </w:r>
+      <w:r>
+        <w:rPr>
+          <w:rFonts w:hint="eastAsia" w:ascii="Times New Roman" w:hAnsi="Times New Roman" w:eastAsia="Times New Roman" w:cs="Times New Roman"/>
+        </w:rPr>
+        <w:t>”，</w:t>
+      </w:r>
+      <w:r>
+        <w:rPr>
+          <w:rFonts w:hint="eastAsia" w:ascii="Times New Roman" w:hAnsi="Times New Roman" w:eastAsia="FangSong" w:cs="Times New Roman"/>
+        </w:rPr>
+        <w:t>答案是否定的</w:t>
+      </w:r>
+      <w:r>
+        <w:rPr>
+          <w:rFonts w:hint="eastAsia" w:ascii="Times New Roman" w:hAnsi="Times New Roman" w:eastAsia="Times New Roman" w:cs="Times New Roman"/>
+        </w:rPr>
+        <w:t>。c</w:t>
+      </w:r>
+      <w:r>
+        <w:rPr>
+          <w:rFonts w:ascii="Times New Roman" w:hAnsi="Times New Roman" w:eastAsia="Times New Roman" w:cs="Times New Roman"/>
+        </w:rPr>
+        <w:t xml:space="preserve"> </w:t>
+      </w:r>
+      <w:r>
+        <w:rPr>
+          <w:rFonts w:hint="eastAsia" w:ascii="Times New Roman" w:hAnsi="Times New Roman" w:eastAsia="FangSong" w:cs="Times New Roman"/>
+        </w:rPr>
+        <w:t>正确</w:t>
+      </w:r>
+      <w:r>
+        <w:rPr>
+          <w:rFonts w:hint="eastAsia" w:ascii="Times New Roman" w:hAnsi="Times New Roman" w:eastAsia="Times New Roman" w:cs="Times New Roman"/>
+        </w:rPr>
+        <w:t>：n→π*</w:t>
+      </w:r>
+      <w:r>
+        <w:rPr>
+          <w:rFonts w:ascii="Times New Roman" w:hAnsi="Times New Roman" w:eastAsia="Times New Roman" w:cs="Times New Roman"/>
+        </w:rPr>
+        <w:t xml:space="preserve"> </w:t>
+      </w:r>
+      <w:r>
+        <w:rPr>
+          <w:rFonts w:hint="eastAsia" w:ascii="Times New Roman" w:hAnsi="Times New Roman" w:eastAsia="FangSong" w:cs="Times New Roman"/>
+        </w:rPr>
+        <w:t xml:space="preserve">削弱羰基</w:t>
+      </w:r>
+      <w:r>
+        <w:rPr>
+          <w:rFonts w:ascii="Times New Roman" w:hAnsi="Times New Roman" w:eastAsia="Times New Roman" w:cs="Times New Roman"/>
+        </w:rPr>
+        <w:t xml:space="preserve"> </w:t>
+      </w:r>
+      <m:oMath>
+        <m:r>
+          <m:t>π</m:t>
+        </m:r>
+      </m:oMath>
+      <w:r>
+        <w:rPr>
+          <w:rFonts w:ascii="Times New Roman" w:hAnsi="Times New Roman" w:eastAsia="Times New Roman" w:cs="Times New Roman"/>
+        </w:rPr>
+        <w:t xml:space="preserve"> </w:t>
+      </w:r>
+      <w:r>
+        <w:rPr>
+          <w:rFonts w:hint="eastAsia" w:ascii="Times New Roman" w:hAnsi="Times New Roman" w:eastAsia="FangSong" w:cs="Times New Roman"/>
+        </w:rPr>
+        <w:t>键</w:t>
+      </w:r>
+      <w:r>
+        <w:rPr>
+          <w:rFonts w:hint="eastAsia" w:ascii="Times New Roman" w:hAnsi="Times New Roman" w:eastAsia="Times New Roman" w:cs="Times New Roman"/>
+        </w:rPr>
+        <w:t>、</w:t>
+      </w:r>
+      <w:r>
+        <w:rPr>
+          <w:rFonts w:hint="eastAsia" w:ascii="Times New Roman" w:hAnsi="Times New Roman" w:eastAsia="FangSong" w:cs="Times New Roman"/>
+        </w:rPr>
+        <w:t>氧趋于</w:t>
       </w:r>
       <w:r>
         <w:rPr>
@@ -51185,19 +55362,6 @@
           <w:rFonts w:ascii="Times New Roman" w:hAnsi="Times New Roman" w:eastAsia="Times New Roman" w:cs="Times New Roman"/>
           <w:vertAlign w:val="superscript"/>
         </w:rPr>
-        <w:t>2</w:t>
-      </w:r>
-      <w:r>
-        <w:rPr>
-          <w:rFonts w:ascii="Times New Roman" w:hAnsi="Times New Roman" w:eastAsia="Times New Roman" w:cs="Times New Roman"/>
-        </w:rPr>
-        <w:t>→sp</w:t>
-      </w:r>
-      <w:r>
-        <w:rPr>
-          <w:rFonts w:ascii="Times New Roman" w:hAnsi="Times New Roman" w:eastAsia="Times New Roman" w:cs="Times New Roman"/>
-          <w:vertAlign w:val="superscript"/>
-        </w:rPr>
         <w:t>3</w:t>
       </w:r>
       <w:r>
@@ -51210,19 +55374,25 @@
         <w:rPr>
           <w:rFonts w:hint="eastAsia" w:ascii="Times New Roman" w:hAnsi="Times New Roman" w:eastAsia="FangSong" w:cs="Times New Roman"/>
         </w:rPr>
-        <w:t>杂化变化</w:t>
-      </w:r>
-      <w:r>
-        <w:rPr>
-          <w:rFonts w:hint="eastAsia" w:ascii="Times New Roman" w:hAnsi="Times New Roman" w:eastAsia="Times New Roman" w:cs="Times New Roman"/>
-        </w:rPr>
-        <w:t>，</w:t>
-      </w:r>
-      <w:r>
-        <w:rPr>
-          <w:rFonts w:hint="eastAsia" w:ascii="Times New Roman" w:hAnsi="Times New Roman" w:eastAsia="FangSong" w:cs="Times New Roman"/>
-        </w:rPr>
-        <w:t>分子不共平面</w:t>
+        <w:t>化</w:t>
+      </w:r>
+      <w:r>
+        <w:rPr>
+          <w:rFonts w:hint="eastAsia" w:ascii="Times New Roman" w:hAnsi="Times New Roman" w:eastAsia="Times New Roman" w:cs="Times New Roman"/>
+        </w:rPr>
+        <w:t>，S1</w:t>
+      </w:r>
+      <w:r>
+        <w:rPr>
+          <w:rFonts w:ascii="Times New Roman" w:hAnsi="Times New Roman" w:eastAsia="Times New Roman" w:cs="Times New Roman"/>
+        </w:rPr>
+        <w:t xml:space="preserve"> </w:t>
+      </w:r>
+      <w:r>
+        <w:rPr>
+          <w:rFonts w:hint="eastAsia" w:ascii="Times New Roman" w:hAnsi="Times New Roman" w:eastAsia="FangSong" w:cs="Times New Roman"/>
+        </w:rPr>
+        <w:t>态甲醛呈锥形而非平面</w:t>
       </w:r>
       <w:r>
         <w:rPr>
@@ -51349,6 +55519,66 @@
         </w:rPr>
         <w:t>。</w:t>
       </w:r>
+      <w:r>
+        <w:rPr>
+          <w:rFonts w:hint="eastAsia" w:ascii="Times New Roman" w:hAnsi="Times New Roman" w:eastAsia="FangSong" w:cs="Times New Roman"/>
+        </w:rPr>
+        <w:t>该题题干</w:t>
+      </w:r>
+      <w:r>
+        <w:rPr>
+          <w:rFonts w:hint="eastAsia" w:ascii="Times New Roman" w:hAnsi="Times New Roman" w:eastAsia="Times New Roman" w:cs="Times New Roman"/>
+        </w:rPr>
+        <w:t>”</w:t>
+      </w:r>
+      <w:r>
+        <w:rPr>
+          <w:rFonts w:hint="eastAsia" w:ascii="Times New Roman" w:hAnsi="Times New Roman" w:eastAsia="FangSong" w:cs="Times New Roman"/>
+        </w:rPr>
+        <w:t>这种试剂</w:t>
+      </w:r>
+      <w:r>
+        <w:rPr>
+          <w:rFonts w:hint="eastAsia" w:ascii="Times New Roman" w:hAnsi="Times New Roman" w:eastAsia="Times New Roman" w:cs="Times New Roman"/>
+        </w:rPr>
+        <w:t>”</w:t>
+      </w:r>
+      <w:r>
+        <w:rPr>
+          <w:rFonts w:hint="eastAsia" w:ascii="Times New Roman" w:hAnsi="Times New Roman" w:eastAsia="FangSong" w:cs="Times New Roman"/>
+        </w:rPr>
+        <w:t>指代不明</w:t>
+      </w:r>
+      <w:r>
+        <w:rPr>
+          <w:rFonts w:hint="eastAsia" w:ascii="Times New Roman" w:hAnsi="Times New Roman" w:eastAsia="Times New Roman" w:cs="Times New Roman"/>
+        </w:rPr>
+        <w:t>，</w:t>
+      </w:r>
+      <w:r>
+        <w:rPr>
+          <w:rFonts w:hint="eastAsia" w:ascii="Times New Roman" w:hAnsi="Times New Roman" w:eastAsia="FangSong" w:cs="Times New Roman"/>
+        </w:rPr>
+        <w:t>且原书未给解答</w:t>
+      </w:r>
+      <w:r>
+        <w:rPr>
+          <w:rFonts w:hint="eastAsia" w:ascii="Times New Roman" w:hAnsi="Times New Roman" w:eastAsia="Times New Roman" w:cs="Times New Roman"/>
+        </w:rPr>
+        <w:t>，</w:t>
+      </w:r>
+      <w:r>
+        <w:rPr>
+          <w:rFonts w:hint="eastAsia" w:ascii="Times New Roman" w:hAnsi="Times New Roman" w:eastAsia="FangSong" w:cs="Times New Roman"/>
+        </w:rPr>
+        <w:t>此答案仅供参考</w:t>
+      </w:r>
+      <w:r>
+        <w:rPr>
+          <w:rFonts w:hint="eastAsia" w:ascii="Times New Roman" w:hAnsi="Times New Roman" w:eastAsia="Times New Roman" w:cs="Times New Roman"/>
+        </w:rPr>
+        <w:t>。</w:t>
+      </w:r>
     </w:p>
     <w:p>
       <w:pPr>
@@ -51406,6 +55636,54 @@
           <w:rFonts w:hint="eastAsia" w:ascii="Times New Roman" w:hAnsi="Times New Roman" w:eastAsia="FangSong" w:cs="Times New Roman"/>
         </w:rPr>
         <w:t>导致不同产物</w:t>
+      </w:r>
+      <w:r>
+        <w:rPr>
+          <w:rFonts w:hint="eastAsia" w:ascii="Times New Roman" w:hAnsi="Times New Roman" w:eastAsia="Times New Roman" w:cs="Times New Roman"/>
+        </w:rPr>
+        <w:t>。</w:t>
+      </w:r>
+      <w:r>
+        <w:rPr>
+          <w:rFonts w:hint="eastAsia" w:ascii="Times New Roman" w:hAnsi="Times New Roman" w:eastAsia="FangSong" w:cs="Times New Roman"/>
+        </w:rPr>
+        <w:t>同属原书未给解答的小问</w:t>
+      </w:r>
+      <w:r>
+        <w:rPr>
+          <w:rFonts w:hint="eastAsia" w:ascii="Times New Roman" w:hAnsi="Times New Roman" w:eastAsia="Times New Roman" w:cs="Times New Roman"/>
+        </w:rPr>
+        <w:t>，</w:t>
+      </w:r>
+      <w:r>
+        <w:rPr>
+          <w:rFonts w:hint="eastAsia" w:ascii="Times New Roman" w:hAnsi="Times New Roman" w:eastAsia="FangSong" w:cs="Times New Roman"/>
+        </w:rPr>
+        <w:t>本讲不作臆测</w:t>
+      </w:r>
+      <w:r>
+        <w:rPr>
+          <w:rFonts w:hint="eastAsia" w:ascii="Times New Roman" w:hAnsi="Times New Roman" w:eastAsia="Times New Roman" w:cs="Times New Roman"/>
+        </w:rPr>
+        <w:t>；</w:t>
+      </w:r>
+      <w:r>
+        <w:rPr>
+          <w:rFonts w:hint="eastAsia" w:ascii="Times New Roman" w:hAnsi="Times New Roman" w:eastAsia="FangSong" w:cs="Times New Roman"/>
+        </w:rPr>
+        <w:t>若需练习</w:t>
+      </w:r>
+      <w:r>
+        <w:rPr>
+          <w:rFonts w:hint="eastAsia" w:ascii="Times New Roman" w:hAnsi="Times New Roman" w:eastAsia="Times New Roman" w:cs="Times New Roman"/>
+        </w:rPr>
+        <w:t>，</w:t>
+      </w:r>
+      <w:r>
+        <w:rPr>
+          <w:rFonts w:hint="eastAsia" w:ascii="Times New Roman" w:hAnsi="Times New Roman" w:eastAsia="FangSong" w:cs="Times New Roman"/>
+        </w:rPr>
+        <w:t>请以原卷讲解为准</w:t>
       </w:r>
       <w:r>
         <w:rPr>

--- a/06-学生侧材料/讲义/6-有机化学/二氧化碳化学-超级充实版（自学完整）.docx
+++ b/06-学生侧材料/讲义/6-有机化学/二氧化碳化学-超级充实版（自学完整）.docx
@@ -16868,7 +16868,7 @@
         </w:rPr>
         <w:drawing>
           <wp:inline>
-            <wp:extent cx="3600000" cy="628766"/>
+            <wp:extent cx="2667000" cy="465811"/>
             <wp:effectExtent b="0" l="0" r="0" t="0"/>
             <wp:docPr descr="" title="" id="33" name="Picture"/>
             <a:graphic>
@@ -16889,7 +16889,7 @@
                   <pic:spPr bwMode="auto">
                     <a:xfrm>
                       <a:off x="0" y="0"/>
-                      <a:ext cx="3600000" cy="628766"/>
+                      <a:ext cx="2667000" cy="465811"/>
                     </a:xfrm>
                     <a:prstGeom prst="rect">
                       <a:avLst/>
@@ -17343,7 +17343,7 @@
         </w:rPr>
         <w:drawing>
           <wp:inline>
-            <wp:extent cx="3600000" cy="630379"/>
+            <wp:extent cx="2667000" cy="467006"/>
             <wp:effectExtent b="0" l="0" r="0" t="0"/>
             <wp:docPr descr="" title="" id="36" name="Picture"/>
             <a:graphic>
@@ -17364,7 +17364,7 @@
                   <pic:spPr bwMode="auto">
                     <a:xfrm>
                       <a:off x="0" y="0"/>
-                      <a:ext cx="3600000" cy="630379"/>
+                      <a:ext cx="2667000" cy="467006"/>
                     </a:xfrm>
                     <a:prstGeom prst="rect">
                       <a:avLst/>
@@ -17395,7 +17395,7 @@
         </w:rPr>
         <w:drawing>
           <wp:inline>
-            <wp:extent cx="3600000" cy="456880"/>
+            <wp:extent cx="2667000" cy="338472"/>
             <wp:effectExtent b="0" l="0" r="0" t="0"/>
             <wp:docPr descr="" title="" id="39" name="Picture"/>
             <a:graphic>
@@ -17416,7 +17416,7 @@
                   <pic:spPr bwMode="auto">
                     <a:xfrm>
                       <a:off x="0" y="0"/>
-                      <a:ext cx="3600000" cy="456880"/>
+                      <a:ext cx="2667000" cy="338472"/>
                     </a:xfrm>
                     <a:prstGeom prst="rect">
                       <a:avLst/>
@@ -17637,7 +17637,7 @@
         </w:rPr>
         <w:drawing>
           <wp:inline>
-            <wp:extent cx="3240000" cy="2516885"/>
+            <wp:extent cx="2667000" cy="2071769"/>
             <wp:effectExtent b="0" l="0" r="0" t="0"/>
             <wp:docPr descr="" title="" id="42" name="Picture"/>
             <a:graphic>
@@ -17658,7 +17658,7 @@
                   <pic:spPr bwMode="auto">
                     <a:xfrm>
                       <a:off x="0" y="0"/>
-                      <a:ext cx="3240000" cy="2516885"/>
+                      <a:ext cx="2667000" cy="2071769"/>
                     </a:xfrm>
                     <a:prstGeom prst="rect">
                       <a:avLst/>
@@ -17689,7 +17689,7 @@
         </w:rPr>
         <w:drawing>
           <wp:inline>
-            <wp:extent cx="3240000" cy="2543708"/>
+            <wp:extent cx="2667000" cy="2093849"/>
             <wp:effectExtent b="0" l="0" r="0" t="0"/>
             <wp:docPr descr="" title="" id="45" name="Picture"/>
             <a:graphic>
@@ -17710,7 +17710,7 @@
                   <pic:spPr bwMode="auto">
                     <a:xfrm>
                       <a:off x="0" y="0"/>
-                      <a:ext cx="3240000" cy="2543708"/>
+                      <a:ext cx="2667000" cy="2093849"/>
                     </a:xfrm>
                     <a:prstGeom prst="rect">
                       <a:avLst/>
@@ -17741,7 +17741,7 @@
         </w:rPr>
         <w:drawing>
           <wp:inline>
-            <wp:extent cx="3600000" cy="2763511"/>
+            <wp:extent cx="2667000" cy="2047301"/>
             <wp:effectExtent b="0" l="0" r="0" t="0"/>
             <wp:docPr descr="" title="" id="48" name="Picture"/>
             <a:graphic>
@@ -17762,7 +17762,7 @@
                   <pic:spPr bwMode="auto">
                     <a:xfrm>
                       <a:off x="0" y="0"/>
-                      <a:ext cx="3600000" cy="2763511"/>
+                      <a:ext cx="2667000" cy="2047301"/>
                     </a:xfrm>
                     <a:prstGeom prst="rect">
                       <a:avLst/>
@@ -17793,7 +17793,7 @@
         </w:rPr>
         <w:drawing>
           <wp:inline>
-            <wp:extent cx="3240000" cy="2534424"/>
+            <wp:extent cx="2667000" cy="2086207"/>
             <wp:effectExtent b="0" l="0" r="0" t="0"/>
             <wp:docPr descr="" title="" id="51" name="Picture"/>
             <a:graphic>
@@ -17814,7 +17814,7 @@
                   <pic:spPr bwMode="auto">
                     <a:xfrm>
                       <a:off x="0" y="0"/>
-                      <a:ext cx="3240000" cy="2534424"/>
+                      <a:ext cx="2667000" cy="2086207"/>
                     </a:xfrm>
                     <a:prstGeom prst="rect">
                       <a:avLst/>
@@ -17845,7 +17845,7 @@
         </w:rPr>
         <w:drawing>
           <wp:inline>
-            <wp:extent cx="3240000" cy="3495043"/>
+            <wp:extent cx="2667000" cy="2876938"/>
             <wp:effectExtent b="0" l="0" r="0" t="0"/>
             <wp:docPr descr="" title="" id="54" name="Picture"/>
             <a:graphic>
@@ -17866,7 +17866,7 @@
                   <pic:spPr bwMode="auto">
                     <a:xfrm>
                       <a:off x="0" y="0"/>
-                      <a:ext cx="3240000" cy="3495043"/>
+                      <a:ext cx="2667000" cy="2876938"/>
                     </a:xfrm>
                     <a:prstGeom prst="rect">
                       <a:avLst/>
@@ -17897,7 +17897,7 @@
         </w:rPr>
         <w:drawing>
           <wp:inline>
-            <wp:extent cx="3600000" cy="2723720"/>
+            <wp:extent cx="2667000" cy="2017823"/>
             <wp:effectExtent b="0" l="0" r="0" t="0"/>
             <wp:docPr descr="" title="" id="57" name="Picture"/>
             <a:graphic>
@@ -17918,7 +17918,7 @@
                   <pic:spPr bwMode="auto">
                     <a:xfrm>
                       <a:off x="0" y="0"/>
-                      <a:ext cx="3600000" cy="2723720"/>
+                      <a:ext cx="2667000" cy="2017823"/>
                     </a:xfrm>
                     <a:prstGeom prst="rect">
                       <a:avLst/>
@@ -17949,7 +17949,7 @@
         </w:rPr>
         <w:drawing>
           <wp:inline>
-            <wp:extent cx="3240000" cy="2831261"/>
+            <wp:extent cx="2667000" cy="2330547"/>
             <wp:effectExtent b="0" l="0" r="0" t="0"/>
             <wp:docPr descr="" title="" id="60" name="Picture"/>
             <a:graphic>
@@ -17970,7 +17970,7 @@
                   <pic:spPr bwMode="auto">
                     <a:xfrm>
                       <a:off x="0" y="0"/>
-                      <a:ext cx="3240000" cy="2831261"/>
+                      <a:ext cx="2667000" cy="2330547"/>
                     </a:xfrm>
                     <a:prstGeom prst="rect">
                       <a:avLst/>
@@ -18001,7 +18001,7 @@
         </w:rPr>
         <w:drawing>
           <wp:inline>
-            <wp:extent cx="3240000" cy="2724545"/>
+            <wp:extent cx="2667000" cy="2242704"/>
             <wp:effectExtent b="0" l="0" r="0" t="0"/>
             <wp:docPr descr="" title="" id="63" name="Picture"/>
             <a:graphic>
@@ -18022,7 +18022,7 @@
                   <pic:spPr bwMode="auto">
                     <a:xfrm>
                       <a:off x="0" y="0"/>
-                      <a:ext cx="3240000" cy="2724545"/>
+                      <a:ext cx="2667000" cy="2242704"/>
                     </a:xfrm>
                     <a:prstGeom prst="rect">
                       <a:avLst/>
@@ -18236,7 +18236,7 @@
         </w:rPr>
         <w:drawing>
           <wp:inline>
-            <wp:extent cx="3600000" cy="453893"/>
+            <wp:extent cx="2667000" cy="336259"/>
             <wp:effectExtent b="0" l="0" r="0" t="0"/>
             <wp:docPr descr="" title="" id="66" name="Picture"/>
             <a:graphic>
@@ -18257,7 +18257,7 @@
                   <pic:spPr bwMode="auto">
                     <a:xfrm>
                       <a:off x="0" y="0"/>
-                      <a:ext cx="3600000" cy="453893"/>
+                      <a:ext cx="2667000" cy="336259"/>
                     </a:xfrm>
                     <a:prstGeom prst="rect">
                       <a:avLst/>
@@ -18288,7 +18288,7 @@
         </w:rPr>
         <w:drawing>
           <wp:inline>
-            <wp:extent cx="1778000" cy="1536700"/>
+            <wp:extent cx="2667000" cy="2305050"/>
             <wp:effectExtent b="0" l="0" r="0" t="0"/>
             <wp:docPr descr="" title="" id="69" name="Picture"/>
             <a:graphic>
@@ -18309,7 +18309,7 @@
                   <pic:spPr bwMode="auto">
                     <a:xfrm>
                       <a:off x="0" y="0"/>
-                      <a:ext cx="1778000" cy="1536700"/>
+                      <a:ext cx="2667000" cy="2305050"/>
                     </a:xfrm>
                     <a:prstGeom prst="rect">
                       <a:avLst/>
@@ -18340,7 +18340,7 @@
         </w:rPr>
         <w:drawing>
           <wp:inline>
-            <wp:extent cx="3600000" cy="502621"/>
+            <wp:extent cx="2667000" cy="372359"/>
             <wp:effectExtent b="0" l="0" r="0" t="0"/>
             <wp:docPr descr="" title="" id="72" name="Picture"/>
             <a:graphic>
@@ -18361,7 +18361,7 @@
                   <pic:spPr bwMode="auto">
                     <a:xfrm>
                       <a:off x="0" y="0"/>
-                      <a:ext cx="3600000" cy="502621"/>
+                      <a:ext cx="2667000" cy="372359"/>
                     </a:xfrm>
                     <a:prstGeom prst="rect">
                       <a:avLst/>
@@ -18392,7 +18392,7 @@
         </w:rPr>
         <w:drawing>
           <wp:inline>
-            <wp:extent cx="3600000" cy="2697464"/>
+            <wp:extent cx="2667000" cy="1998371"/>
             <wp:effectExtent b="0" l="0" r="0" t="0"/>
             <wp:docPr descr="" title="" id="75" name="Picture"/>
             <a:graphic>
@@ -18413,7 +18413,7 @@
                   <pic:spPr bwMode="auto">
                     <a:xfrm>
                       <a:off x="0" y="0"/>
-                      <a:ext cx="3600000" cy="2697464"/>
+                      <a:ext cx="2667000" cy="1998371"/>
                     </a:xfrm>
                     <a:prstGeom prst="rect">
                       <a:avLst/>
@@ -18704,7 +18704,7 @@
         </w:rPr>
         <w:drawing>
           <wp:inline>
-            <wp:extent cx="3600000" cy="1953459"/>
+            <wp:extent cx="2667000" cy="1447188"/>
             <wp:effectExtent b="0" l="0" r="0" t="0"/>
             <wp:docPr descr="" title="" id="78" name="Picture"/>
             <a:graphic>
@@ -18725,7 +18725,7 @@
                   <pic:spPr bwMode="auto">
                     <a:xfrm>
                       <a:off x="0" y="0"/>
-                      <a:ext cx="3600000" cy="1953459"/>
+                      <a:ext cx="2667000" cy="1447188"/>
                     </a:xfrm>
                     <a:prstGeom prst="rect">
                       <a:avLst/>
@@ -18855,7 +18855,7 @@
         </w:rPr>
         <w:drawing>
           <wp:inline>
-            <wp:extent cx="3600000" cy="504741"/>
+            <wp:extent cx="2667000" cy="373929"/>
             <wp:effectExtent b="0" l="0" r="0" t="0"/>
             <wp:docPr descr="" title="" id="81" name="Picture"/>
             <a:graphic>
@@ -18876,7 +18876,7 @@
                   <pic:spPr bwMode="auto">
                     <a:xfrm>
                       <a:off x="0" y="0"/>
-                      <a:ext cx="3600000" cy="504741"/>
+                      <a:ext cx="2667000" cy="373929"/>
                     </a:xfrm>
                     <a:prstGeom prst="rect">
                       <a:avLst/>
@@ -19390,7 +19390,7 @@
         </w:rPr>
         <w:drawing>
           <wp:inline>
-            <wp:extent cx="3600000" cy="662966"/>
+            <wp:extent cx="2667000" cy="491147"/>
             <wp:effectExtent b="0" l="0" r="0" t="0"/>
             <wp:docPr descr="" title="" id="84" name="Picture"/>
             <a:graphic>
@@ -19411,7 +19411,7 @@
                   <pic:spPr bwMode="auto">
                     <a:xfrm>
                       <a:off x="0" y="0"/>
-                      <a:ext cx="3600000" cy="662966"/>
+                      <a:ext cx="2667000" cy="491147"/>
                     </a:xfrm>
                     <a:prstGeom prst="rect">
                       <a:avLst/>
@@ -19479,7 +19479,7 @@
         </w:rPr>
         <w:drawing>
           <wp:inline>
-            <wp:extent cx="3600000" cy="2116780"/>
+            <wp:extent cx="2667000" cy="1568181"/>
             <wp:effectExtent b="0" l="0" r="0" t="0"/>
             <wp:docPr descr="" title="" id="87" name="Picture"/>
             <a:graphic>
@@ -19500,7 +19500,7 @@
                   <pic:spPr bwMode="auto">
                     <a:xfrm>
                       <a:off x="0" y="0"/>
-                      <a:ext cx="3600000" cy="2116780"/>
+                      <a:ext cx="2667000" cy="1568181"/>
                     </a:xfrm>
                     <a:prstGeom prst="rect">
                       <a:avLst/>
@@ -19531,7 +19531,7 @@
         </w:rPr>
         <w:drawing>
           <wp:inline>
-            <wp:extent cx="3600000" cy="1219439"/>
+            <wp:extent cx="2667000" cy="903402"/>
             <wp:effectExtent b="0" l="0" r="0" t="0"/>
             <wp:docPr descr="" title="" id="90" name="Picture"/>
             <a:graphic>
@@ -19552,7 +19552,7 @@
                   <pic:spPr bwMode="auto">
                     <a:xfrm>
                       <a:off x="0" y="0"/>
-                      <a:ext cx="3600000" cy="1219439"/>
+                      <a:ext cx="2667000" cy="903402"/>
                     </a:xfrm>
                     <a:prstGeom prst="rect">
                       <a:avLst/>
@@ -19620,7 +19620,7 @@
         </w:rPr>
         <w:drawing>
           <wp:inline>
-            <wp:extent cx="3600000" cy="1408695"/>
+            <wp:extent cx="2667000" cy="1043608"/>
             <wp:effectExtent b="0" l="0" r="0" t="0"/>
             <wp:docPr descr="" title="" id="93" name="Picture"/>
             <a:graphic>
@@ -19641,7 +19641,7 @@
                   <pic:spPr bwMode="auto">
                     <a:xfrm>
                       <a:off x="0" y="0"/>
-                      <a:ext cx="3600000" cy="1408695"/>
+                      <a:ext cx="2667000" cy="1043608"/>
                     </a:xfrm>
                     <a:prstGeom prst="rect">
                       <a:avLst/>
@@ -19672,7 +19672,7 @@
         </w:rPr>
         <w:drawing>
           <wp:inline>
-            <wp:extent cx="3600000" cy="2461724"/>
+            <wp:extent cx="2667000" cy="1823727"/>
             <wp:effectExtent b="0" l="0" r="0" t="0"/>
             <wp:docPr descr="" title="" id="96" name="Picture"/>
             <a:graphic>
@@ -19693,7 +19693,7 @@
                   <pic:spPr bwMode="auto">
                     <a:xfrm>
                       <a:off x="0" y="0"/>
-                      <a:ext cx="3600000" cy="2461724"/>
+                      <a:ext cx="2667000" cy="1823727"/>
                     </a:xfrm>
                     <a:prstGeom prst="rect">
                       <a:avLst/>
@@ -19724,7 +19724,7 @@
         </w:rPr>
         <w:drawing>
           <wp:inline>
-            <wp:extent cx="3600000" cy="1548000"/>
+            <wp:extent cx="2667000" cy="1146810"/>
             <wp:effectExtent b="0" l="0" r="0" t="0"/>
             <wp:docPr descr="" title="" id="99" name="Picture"/>
             <a:graphic>
@@ -19745,7 +19745,7 @@
                   <pic:spPr bwMode="auto">
                     <a:xfrm>
                       <a:off x="0" y="0"/>
-                      <a:ext cx="3600000" cy="1548000"/>
+                      <a:ext cx="2667000" cy="1146810"/>
                     </a:xfrm>
                     <a:prstGeom prst="rect">
                       <a:avLst/>
@@ -19776,7 +19776,7 @@
         </w:rPr>
         <w:drawing>
           <wp:inline>
-            <wp:extent cx="3600000" cy="1826785"/>
+            <wp:extent cx="2667000" cy="1353343"/>
             <wp:effectExtent b="0" l="0" r="0" t="0"/>
             <wp:docPr descr="" title="" id="102" name="Picture"/>
             <a:graphic>
@@ -19797,7 +19797,7 @@
                   <pic:spPr bwMode="auto">
                     <a:xfrm>
                       <a:off x="0" y="0"/>
-                      <a:ext cx="3600000" cy="1826785"/>
+                      <a:ext cx="2667000" cy="1353343"/>
                     </a:xfrm>
                     <a:prstGeom prst="rect">
                       <a:avLst/>
@@ -19865,7 +19865,7 @@
         </w:rPr>
         <w:drawing>
           <wp:inline>
-            <wp:extent cx="3600000" cy="822235"/>
+            <wp:extent cx="2667000" cy="609139"/>
             <wp:effectExtent b="0" l="0" r="0" t="0"/>
             <wp:docPr descr="" title="" id="105" name="Picture"/>
             <a:graphic>
@@ -19886,7 +19886,7 @@
                   <pic:spPr bwMode="auto">
                     <a:xfrm>
                       <a:off x="0" y="0"/>
-                      <a:ext cx="3600000" cy="822235"/>
+                      <a:ext cx="2667000" cy="609139"/>
                     </a:xfrm>
                     <a:prstGeom prst="rect">
                       <a:avLst/>
@@ -19917,7 +19917,7 @@
         </w:rPr>
         <w:drawing>
           <wp:inline>
-            <wp:extent cx="3600000" cy="2604123"/>
+            <wp:extent cx="2667000" cy="1929221"/>
             <wp:effectExtent b="0" l="0" r="0" t="0"/>
             <wp:docPr descr="" title="" id="108" name="Picture"/>
             <a:graphic>
@@ -19938,7 +19938,7 @@
                   <pic:spPr bwMode="auto">
                     <a:xfrm>
                       <a:off x="0" y="0"/>
-                      <a:ext cx="3600000" cy="2604123"/>
+                      <a:ext cx="2667000" cy="1929221"/>
                     </a:xfrm>
                     <a:prstGeom prst="rect">
                       <a:avLst/>
@@ -19969,7 +19969,7 @@
         </w:rPr>
         <w:drawing>
           <wp:inline>
-            <wp:extent cx="3600000" cy="2303030"/>
+            <wp:extent cx="2667000" cy="1706161"/>
             <wp:effectExtent b="0" l="0" r="0" t="0"/>
             <wp:docPr descr="" title="" id="111" name="Picture"/>
             <a:graphic>
@@ -19990,7 +19990,7 @@
                   <pic:spPr bwMode="auto">
                     <a:xfrm>
                       <a:off x="0" y="0"/>
-                      <a:ext cx="3600000" cy="2303030"/>
+                      <a:ext cx="2667000" cy="1706161"/>
                     </a:xfrm>
                     <a:prstGeom prst="rect">
                       <a:avLst/>
@@ -20021,7 +20021,7 @@
         </w:rPr>
         <w:drawing>
           <wp:inline>
-            <wp:extent cx="3600000" cy="2595204"/>
+            <wp:extent cx="2667000" cy="1922614"/>
             <wp:effectExtent b="0" l="0" r="0" t="0"/>
             <wp:docPr descr="" title="" id="114" name="Picture"/>
             <a:graphic>
@@ -20042,7 +20042,7 @@
                   <pic:spPr bwMode="auto">
                     <a:xfrm>
                       <a:off x="0" y="0"/>
-                      <a:ext cx="3600000" cy="2595204"/>
+                      <a:ext cx="2667000" cy="1922614"/>
                     </a:xfrm>
                     <a:prstGeom prst="rect">
                       <a:avLst/>
@@ -20073,7 +20073,7 @@
         </w:rPr>
         <w:drawing>
           <wp:inline>
-            <wp:extent cx="3600000" cy="2627026"/>
+            <wp:extent cx="2667000" cy="1946189"/>
             <wp:effectExtent b="0" l="0" r="0" t="0"/>
             <wp:docPr descr="" title="" id="117" name="Picture"/>
             <a:graphic>
@@ -20094,7 +20094,7 @@
                   <pic:spPr bwMode="auto">
                     <a:xfrm>
                       <a:off x="0" y="0"/>
-                      <a:ext cx="3600000" cy="2627026"/>
+                      <a:ext cx="2667000" cy="1946189"/>
                     </a:xfrm>
                     <a:prstGeom prst="rect">
                       <a:avLst/>
@@ -20125,7 +20125,7 @@
         </w:rPr>
         <w:drawing>
           <wp:inline>
-            <wp:extent cx="3600000" cy="2354929"/>
+            <wp:extent cx="2667000" cy="1744610"/>
             <wp:effectExtent b="0" l="0" r="0" t="0"/>
             <wp:docPr descr="" title="" id="120" name="Picture"/>
             <a:graphic>
@@ -20146,7 +20146,7 @@
                   <pic:spPr bwMode="auto">
                     <a:xfrm>
                       <a:off x="0" y="0"/>
-                      <a:ext cx="3600000" cy="2354929"/>
+                      <a:ext cx="2667000" cy="1744610"/>
                     </a:xfrm>
                     <a:prstGeom prst="rect">
                       <a:avLst/>
@@ -20177,7 +20177,7 @@
         </w:rPr>
         <w:drawing>
           <wp:inline>
-            <wp:extent cx="3600000" cy="2656684"/>
+            <wp:extent cx="2667000" cy="1968160"/>
             <wp:effectExtent b="0" l="0" r="0" t="0"/>
             <wp:docPr descr="" title="" id="123" name="Picture"/>
             <a:graphic>
@@ -20198,7 +20198,7 @@
                   <pic:spPr bwMode="auto">
                     <a:xfrm>
                       <a:off x="0" y="0"/>
-                      <a:ext cx="3600000" cy="2656684"/>
+                      <a:ext cx="2667000" cy="1968160"/>
                     </a:xfrm>
                     <a:prstGeom prst="rect">
                       <a:avLst/>
@@ -20229,7 +20229,7 @@
         </w:rPr>
         <w:drawing>
           <wp:inline>
-            <wp:extent cx="3600000" cy="2661150"/>
+            <wp:extent cx="2667000" cy="1971469"/>
             <wp:effectExtent b="0" l="0" r="0" t="0"/>
             <wp:docPr descr="" title="" id="126" name="Picture"/>
             <a:graphic>
@@ -20250,7 +20250,7 @@
                   <pic:spPr bwMode="auto">
                     <a:xfrm>
                       <a:off x="0" y="0"/>
-                      <a:ext cx="3600000" cy="2661150"/>
+                      <a:ext cx="2667000" cy="1971469"/>
                     </a:xfrm>
                     <a:prstGeom prst="rect">
                       <a:avLst/>
@@ -20318,7 +20318,7 @@
         </w:rPr>
         <w:drawing>
           <wp:inline>
-            <wp:extent cx="2006600" cy="1968500"/>
+            <wp:extent cx="2667000" cy="2616360"/>
             <wp:effectExtent b="0" l="0" r="0" t="0"/>
             <wp:docPr descr="" title="" id="129" name="Picture"/>
             <a:graphic>
@@ -20339,7 +20339,7 @@
                   <pic:spPr bwMode="auto">
                     <a:xfrm>
                       <a:off x="0" y="0"/>
-                      <a:ext cx="2006600" cy="1968500"/>
+                      <a:ext cx="2667000" cy="2616360"/>
                     </a:xfrm>
                     <a:prstGeom prst="rect">
                       <a:avLst/>
@@ -20370,7 +20370,7 @@
         </w:rPr>
         <w:drawing>
           <wp:inline>
-            <wp:extent cx="2032000" cy="2451100"/>
+            <wp:extent cx="2667000" cy="3217068"/>
             <wp:effectExtent b="0" l="0" r="0" t="0"/>
             <wp:docPr descr="" title="" id="132" name="Picture"/>
             <a:graphic>
@@ -20391,7 +20391,7 @@
                   <pic:spPr bwMode="auto">
                     <a:xfrm>
                       <a:off x="0" y="0"/>
-                      <a:ext cx="2032000" cy="2451100"/>
+                      <a:ext cx="2667000" cy="3217068"/>
                     </a:xfrm>
                     <a:prstGeom prst="rect">
                       <a:avLst/>
@@ -20422,7 +20422,7 @@
         </w:rPr>
         <w:drawing>
           <wp:inline>
-            <wp:extent cx="1800000" cy="2637623"/>
+            <wp:extent cx="2520000" cy="3692673"/>
             <wp:effectExtent b="0" l="0" r="0" t="0"/>
             <wp:docPr descr="" title="" id="135" name="Picture"/>
             <a:graphic>
@@ -20443,7 +20443,7 @@
                   <pic:spPr bwMode="auto">
                     <a:xfrm>
                       <a:off x="0" y="0"/>
-                      <a:ext cx="1800000" cy="2637623"/>
+                      <a:ext cx="2520000" cy="3692673"/>
                     </a:xfrm>
                     <a:prstGeom prst="rect">
                       <a:avLst/>
@@ -20474,7 +20474,7 @@
         </w:rPr>
         <w:drawing>
           <wp:inline>
-            <wp:extent cx="2984500" cy="1739900"/>
+            <wp:extent cx="2667000" cy="1554804"/>
             <wp:effectExtent b="0" l="0" r="0" t="0"/>
             <wp:docPr descr="" title="" id="138" name="Picture"/>
             <a:graphic>
@@ -20495,7 +20495,7 @@
                   <pic:spPr bwMode="auto">
                     <a:xfrm>
                       <a:off x="0" y="0"/>
-                      <a:ext cx="2984500" cy="1739900"/>
+                      <a:ext cx="2667000" cy="1554804"/>
                     </a:xfrm>
                     <a:prstGeom prst="rect">
                       <a:avLst/>
@@ -20526,7 +20526,7 @@
         </w:rPr>
         <w:drawing>
           <wp:inline>
-            <wp:extent cx="2997200" cy="1879600"/>
+            <wp:extent cx="2667000" cy="1672525"/>
             <wp:effectExtent b="0" l="0" r="0" t="0"/>
             <wp:docPr descr="" title="" id="141" name="Picture"/>
             <a:graphic>
@@ -20547,7 +20547,7 @@
                   <pic:spPr bwMode="auto">
                     <a:xfrm>
                       <a:off x="0" y="0"/>
-                      <a:ext cx="2997200" cy="1879600"/>
+                      <a:ext cx="2667000" cy="1672525"/>
                     </a:xfrm>
                     <a:prstGeom prst="rect">
                       <a:avLst/>
@@ -20591,7 +20591,7 @@
         </w:rPr>
         <w:drawing>
           <wp:inline>
-            <wp:extent cx="3098800" cy="1257300"/>
+            <wp:extent cx="2667000" cy="1082102"/>
             <wp:effectExtent b="0" l="0" r="0" t="0"/>
             <wp:docPr descr="" title="" id="144" name="Picture"/>
             <a:graphic>
@@ -20612,7 +20612,7 @@
                   <pic:spPr bwMode="auto">
                     <a:xfrm>
                       <a:off x="0" y="0"/>
-                      <a:ext cx="3098800" cy="1257300"/>
+                      <a:ext cx="2667000" cy="1082102"/>
                     </a:xfrm>
                     <a:prstGeom prst="rect">
                       <a:avLst/>
@@ -20656,7 +20656,7 @@
         </w:rPr>
         <w:drawing>
           <wp:inline>
-            <wp:extent cx="3600000" cy="1461176"/>
+            <wp:extent cx="2667000" cy="1082488"/>
             <wp:effectExtent b="0" l="0" r="0" t="0"/>
             <wp:docPr descr="" title="" id="147" name="Picture"/>
             <a:graphic>
@@ -20677,7 +20677,7 @@
                   <pic:spPr bwMode="auto">
                     <a:xfrm>
                       <a:off x="0" y="0"/>
-                      <a:ext cx="3600000" cy="1461176"/>
+                      <a:ext cx="2667000" cy="1082488"/>
                     </a:xfrm>
                     <a:prstGeom prst="rect">
                       <a:avLst/>
@@ -20721,7 +20721,7 @@
         </w:rPr>
         <w:drawing>
           <wp:inline>
-            <wp:extent cx="3600000" cy="1469822"/>
+            <wp:extent cx="2667000" cy="1088893"/>
             <wp:effectExtent b="0" l="0" r="0" t="0"/>
             <wp:docPr descr="" title="" id="150" name="Picture"/>
             <a:graphic>
@@ -20742,7 +20742,7 @@
                   <pic:spPr bwMode="auto">
                     <a:xfrm>
                       <a:off x="0" y="0"/>
-                      <a:ext cx="3600000" cy="1469822"/>
+                      <a:ext cx="2667000" cy="1088893"/>
                     </a:xfrm>
                     <a:prstGeom prst="rect">
                       <a:avLst/>
@@ -20881,7 +20881,7 @@
         </w:rPr>
         <w:drawing>
           <wp:inline>
-            <wp:extent cx="3600000" cy="488765"/>
+            <wp:extent cx="2667000" cy="362094"/>
             <wp:effectExtent b="0" l="0" r="0" t="0"/>
             <wp:docPr descr="" title="" id="153" name="Picture"/>
             <a:graphic>
@@ -20902,7 +20902,7 @@
                   <pic:spPr bwMode="auto">
                     <a:xfrm>
                       <a:off x="0" y="0"/>
-                      <a:ext cx="3600000" cy="488765"/>
+                      <a:ext cx="2667000" cy="362094"/>
                     </a:xfrm>
                     <a:prstGeom prst="rect">
                       <a:avLst/>
@@ -21383,7 +21383,7 @@
         </w:rPr>
         <w:drawing>
           <wp:inline>
-            <wp:extent cx="3600000" cy="1318991"/>
+            <wp:extent cx="2667000" cy="977152"/>
             <wp:effectExtent b="0" l="0" r="0" t="0"/>
             <wp:docPr descr="" title="" id="157" name="Picture"/>
             <a:graphic>
@@ -21404,7 +21404,7 @@
                   <pic:spPr bwMode="auto">
                     <a:xfrm>
                       <a:off x="0" y="0"/>
-                      <a:ext cx="3600000" cy="1318991"/>
+                      <a:ext cx="2667000" cy="977152"/>
                     </a:xfrm>
                     <a:prstGeom prst="rect">
                       <a:avLst/>
@@ -22603,7 +22603,7 @@
         </w:rPr>
         <w:drawing>
           <wp:inline>
-            <wp:extent cx="3600000" cy="1516267"/>
+            <wp:extent cx="2667000" cy="1123301"/>
             <wp:effectExtent b="0" l="0" r="0" t="0"/>
             <wp:docPr descr="" title="" id="160" name="Picture"/>
             <a:graphic>
@@ -22624,7 +22624,7 @@
                   <pic:spPr bwMode="auto">
                     <a:xfrm>
                       <a:off x="0" y="0"/>
-                      <a:ext cx="3600000" cy="1516267"/>
+                      <a:ext cx="2667000" cy="1123301"/>
                     </a:xfrm>
                     <a:prstGeom prst="rect">
                       <a:avLst/>
@@ -23347,7 +23347,7 @@
         </w:rPr>
         <w:drawing>
           <wp:inline>
-            <wp:extent cx="3600000" cy="1263157"/>
+            <wp:extent cx="2667000" cy="935789"/>
             <wp:effectExtent b="0" l="0" r="0" t="0"/>
             <wp:docPr descr="" title="" id="163" name="Picture"/>
             <a:graphic>
@@ -23368,7 +23368,7 @@
                   <pic:spPr bwMode="auto">
                     <a:xfrm>
                       <a:off x="0" y="0"/>
-                      <a:ext cx="3600000" cy="1263157"/>
+                      <a:ext cx="2667000" cy="935789"/>
                     </a:xfrm>
                     <a:prstGeom prst="rect">
                       <a:avLst/>
@@ -24201,7 +24201,7 @@
         </w:rPr>
         <w:drawing>
           <wp:inline>
-            <wp:extent cx="2349500" cy="2019300"/>
+            <wp:extent cx="2667000" cy="2292178"/>
             <wp:effectExtent b="0" l="0" r="0" t="0"/>
             <wp:docPr descr="" title="" id="166" name="Picture"/>
             <a:graphic>
@@ -24222,7 +24222,7 @@
                   <pic:spPr bwMode="auto">
                     <a:xfrm>
                       <a:off x="0" y="0"/>
-                      <a:ext cx="2349500" cy="2019300"/>
+                      <a:ext cx="2667000" cy="2292178"/>
                     </a:xfrm>
                     <a:prstGeom prst="rect">
                       <a:avLst/>
@@ -24474,7 +24474,7 @@
         </w:rPr>
         <w:drawing>
           <wp:inline>
-            <wp:extent cx="3600000" cy="552301"/>
+            <wp:extent cx="2667000" cy="409163"/>
             <wp:effectExtent b="0" l="0" r="0" t="0"/>
             <wp:docPr descr="" title="" id="169" name="Picture"/>
             <a:graphic>
@@ -24495,7 +24495,7 @@
                   <pic:spPr bwMode="auto">
                     <a:xfrm>
                       <a:off x="0" y="0"/>
-                      <a:ext cx="3600000" cy="552301"/>
+                      <a:ext cx="2667000" cy="409163"/>
                     </a:xfrm>
                     <a:prstGeom prst="rect">
                       <a:avLst/>
@@ -27177,7 +27177,7 @@
         </w:rPr>
         <w:drawing>
           <wp:inline>
-            <wp:extent cx="3240000" cy="2880000"/>
+            <wp:extent cx="2667000" cy="2370666"/>
             <wp:effectExtent b="0" l="0" r="0" t="0"/>
             <wp:docPr descr="" title="" id="173" name="Picture"/>
             <a:graphic>
@@ -27198,7 +27198,7 @@
                   <pic:spPr bwMode="auto">
                     <a:xfrm>
                       <a:off x="0" y="0"/>
-                      <a:ext cx="3240000" cy="2880000"/>
+                      <a:ext cx="2667000" cy="2370666"/>
                     </a:xfrm>
                     <a:prstGeom prst="rect">
                       <a:avLst/>
@@ -44409,7 +44409,7 @@
         </w:rPr>
         <w:drawing>
           <wp:inline>
-            <wp:extent cx="3600000" cy="1269152"/>
+            <wp:extent cx="2667000" cy="940230"/>
             <wp:effectExtent b="0" l="0" r="0" t="0"/>
             <wp:docPr descr="" title="" id="182" name="Picture"/>
             <a:graphic>
@@ -44430,7 +44430,7 @@
                   <pic:spPr bwMode="auto">
                     <a:xfrm>
                       <a:off x="0" y="0"/>
-                      <a:ext cx="3600000" cy="1269152"/>
+                      <a:ext cx="2667000" cy="940230"/>
                     </a:xfrm>
                     <a:prstGeom prst="rect">
                       <a:avLst/>

--- a/06-学生侧材料/讲义/6-有机化学/二氧化碳化学-超级充实版（自学完整）.docx
+++ b/06-学生侧材料/讲义/6-有机化学/二氧化碳化学-超级充实版（自学完整）.docx
@@ -72,415 +72,6 @@
     </w:p>
     <w:p>
       <w:pPr>
-        <w:pStyle w:val="BlockText"/>
-      </w:pPr>
-      <w:r>
-        <w:rPr>
-          <w:rFonts w:hint="eastAsia" w:ascii="Times New Roman" w:hAnsi="Times New Roman" w:eastAsia="FangSong" w:cs="Times New Roman"/>
-          <w:b/>
-          <w:bCs/>
-        </w:rPr>
-        <w:t>题源边界</w:t>
-      </w:r>
-      <w:r>
-        <w:rPr>
-          <w:rFonts w:hint="eastAsia" w:ascii="Times New Roman" w:hAnsi="Times New Roman" w:eastAsia="Times New Roman" w:cs="Times New Roman"/>
-          <w:b/>
-          <w:bCs/>
-        </w:rPr>
-        <w:t>（</w:t>
-      </w:r>
-      <w:r>
-        <w:rPr>
-          <w:rFonts w:hint="eastAsia" w:ascii="Times New Roman" w:hAnsi="Times New Roman" w:eastAsia="FangSong" w:cs="Times New Roman"/>
-          <w:b/>
-          <w:bCs/>
-        </w:rPr>
-        <w:t>务必先读</w:t>
-      </w:r>
-      <w:r>
-        <w:rPr>
-          <w:rFonts w:hint="eastAsia" w:ascii="Times New Roman" w:hAnsi="Times New Roman" w:eastAsia="Times New Roman" w:cs="Times New Roman"/>
-          <w:b/>
-          <w:bCs/>
-        </w:rPr>
-        <w:t>）</w:t>
-      </w:r>
-      <w:r>
-        <w:rPr>
-          <w:rFonts w:hint="eastAsia" w:ascii="Times New Roman" w:hAnsi="Times New Roman" w:eastAsia="Times New Roman" w:cs="Times New Roman"/>
-        </w:rPr>
-        <w:t>：</w:t>
-      </w:r>
-      <w:r>
-        <w:rPr>
-          <w:rFonts w:hint="eastAsia" w:ascii="Times New Roman" w:hAnsi="Times New Roman" w:eastAsia="FangSong" w:cs="Times New Roman"/>
-        </w:rPr>
-        <w:t>全库</w:t>
-      </w:r>
-      <w:r>
-        <w:rPr>
-          <w:rFonts w:hint="eastAsia" w:ascii="Times New Roman" w:hAnsi="Times New Roman" w:eastAsia="FangSong" w:cs="Times New Roman"/>
-          <w:b/>
-          <w:bCs/>
-        </w:rPr>
-        <w:t xml:space="preserve">以</w:t>
-      </w:r>
-      <w:r>
-        <w:rPr>
-          <w:rFonts w:ascii="Times New Roman" w:hAnsi="Times New Roman" w:eastAsia="Times New Roman" w:cs="Times New Roman"/>
-          <w:b/>
-          <w:bCs/>
-        </w:rPr>
-        <w:t xml:space="preserve"> </w:t>
-      </w:r>
-      <m:oMath>
-        <m:r>
-          <m:rPr>
-            <m:sty m:val="p"/>
-          </m:rPr>
-          <m:t>C</m:t>
-        </m:r>
-        <m:sSub>
-          <m:e>
-            <m:r>
-              <m:rPr>
-                <m:sty m:val="p"/>
-              </m:rPr>
-              <m:t>O</m:t>
-            </m:r>
-          </m:e>
-          <m:sub>
-            <m:r>
-              <m:rPr>
-                <m:sty m:val="p"/>
-              </m:rPr>
-              <m:t>2</m:t>
-            </m:r>
-          </m:sub>
-        </m:sSub>
-      </m:oMath>
-      <w:r>
-        <w:rPr>
-          <w:rFonts w:ascii="Times New Roman" w:hAnsi="Times New Roman" w:eastAsia="Times New Roman" w:cs="Times New Roman"/>
-          <w:b/>
-          <w:bCs/>
-        </w:rPr>
-        <w:t xml:space="preserve"> </w:t>
-      </w:r>
-      <w:r>
-        <w:rPr>
-          <w:rFonts w:hint="eastAsia" w:ascii="Times New Roman" w:hAnsi="Times New Roman" w:eastAsia="FangSong" w:cs="Times New Roman"/>
-          <w:b/>
-          <w:bCs/>
-        </w:rPr>
-        <w:t xml:space="preserve">为核心考点的实题只有</w:t>
-      </w:r>
-      <w:r>
-        <w:rPr>
-          <w:rFonts w:ascii="Times New Roman" w:hAnsi="Times New Roman" w:eastAsia="Times New Roman" w:cs="Times New Roman"/>
-          <w:b/>
-          <w:bCs/>
-        </w:rPr>
-        <w:t xml:space="preserve"> 3 </w:t>
-      </w:r>
-      <w:r>
-        <w:rPr>
-          <w:rFonts w:hint="eastAsia" w:ascii="Times New Roman" w:hAnsi="Times New Roman" w:eastAsia="FangSong" w:cs="Times New Roman"/>
-          <w:b/>
-          <w:bCs/>
-        </w:rPr>
-        <w:t xml:space="preserve">道真题</w:t>
-      </w:r>
-      <w:r>
-        <w:rPr>
-          <w:rFonts w:hint="eastAsia" w:ascii="Times New Roman" w:hAnsi="Times New Roman" w:eastAsia="Times New Roman" w:cs="Times New Roman"/>
-        </w:rPr>
-        <w:t>（</w:t>
-      </w:r>
-      <w:r>
-        <w:rPr>
-          <w:rFonts w:hint="eastAsia" w:ascii="Times New Roman" w:hAnsi="Times New Roman" w:eastAsia="FangSong" w:cs="Times New Roman"/>
-        </w:rPr>
-        <w:t>第</w:t>
-      </w:r>
-      <w:r>
-        <w:rPr>
-          <w:rFonts w:hint="eastAsia" w:ascii="Times New Roman" w:hAnsi="Times New Roman" w:eastAsia="Times New Roman" w:cs="Times New Roman"/>
-        </w:rPr>
-        <w:t>40</w:t>
-      </w:r>
-      <w:r>
-        <w:rPr>
-          <w:rFonts w:hint="eastAsia" w:ascii="Times New Roman" w:hAnsi="Times New Roman" w:eastAsia="FangSong" w:cs="Times New Roman"/>
-        </w:rPr>
-        <w:t>届初赛第</w:t>
-      </w:r>
-      <w:r>
-        <w:rPr>
-          <w:rFonts w:hint="eastAsia" w:ascii="Times New Roman" w:hAnsi="Times New Roman" w:eastAsia="Times New Roman" w:cs="Times New Roman"/>
-        </w:rPr>
-        <w:t>9</w:t>
-      </w:r>
-      <w:r>
-        <w:rPr>
-          <w:rFonts w:hint="eastAsia" w:ascii="Times New Roman" w:hAnsi="Times New Roman" w:eastAsia="FangSong" w:cs="Times New Roman"/>
-        </w:rPr>
-        <w:t>题</w:t>
-      </w:r>
-      <w:r>
-        <w:rPr>
-          <w:rFonts w:hint="eastAsia" w:ascii="Times New Roman" w:hAnsi="Times New Roman" w:eastAsia="Times New Roman" w:cs="Times New Roman"/>
-        </w:rPr>
-        <w:t>、</w:t>
-      </w:r>
-      <w:r>
-        <w:rPr>
-          <w:rFonts w:hint="eastAsia" w:ascii="Times New Roman" w:hAnsi="Times New Roman" w:eastAsia="FangSong" w:cs="Times New Roman"/>
-        </w:rPr>
-        <w:t>第</w:t>
-      </w:r>
-      <w:r>
-        <w:rPr>
-          <w:rFonts w:hint="eastAsia" w:ascii="Times New Roman" w:hAnsi="Times New Roman" w:eastAsia="Times New Roman" w:cs="Times New Roman"/>
-        </w:rPr>
-        <w:t>38</w:t>
-      </w:r>
-      <w:r>
-        <w:rPr>
-          <w:rFonts w:hint="eastAsia" w:ascii="Times New Roman" w:hAnsi="Times New Roman" w:eastAsia="FangSong" w:cs="Times New Roman"/>
-        </w:rPr>
-        <w:t>届初赛第</w:t>
-      </w:r>
-      <w:r>
-        <w:rPr>
-          <w:rFonts w:hint="eastAsia" w:ascii="Times New Roman" w:hAnsi="Times New Roman" w:eastAsia="Times New Roman" w:cs="Times New Roman"/>
-        </w:rPr>
-        <w:t>7</w:t>
-      </w:r>
-      <w:r>
-        <w:rPr>
-          <w:rFonts w:hint="eastAsia" w:ascii="Times New Roman" w:hAnsi="Times New Roman" w:eastAsia="FangSong" w:cs="Times New Roman"/>
-        </w:rPr>
-        <w:t>题</w:t>
-      </w:r>
-      <w:r>
-        <w:rPr>
-          <w:rFonts w:hint="eastAsia" w:ascii="Times New Roman" w:hAnsi="Times New Roman" w:eastAsia="Times New Roman" w:cs="Times New Roman"/>
-        </w:rPr>
-        <w:t>、</w:t>
-      </w:r>
-      <w:r>
-        <w:rPr>
-          <w:rFonts w:hint="eastAsia" w:ascii="Times New Roman" w:hAnsi="Times New Roman" w:eastAsia="FangSong" w:cs="Times New Roman"/>
-        </w:rPr>
-        <w:t>第</w:t>
-      </w:r>
-      <w:r>
-        <w:rPr>
-          <w:rFonts w:hint="eastAsia" w:ascii="Times New Roman" w:hAnsi="Times New Roman" w:eastAsia="Times New Roman" w:cs="Times New Roman"/>
-        </w:rPr>
-        <w:t>35</w:t>
-      </w:r>
-      <w:r>
-        <w:rPr>
-          <w:rFonts w:hint="eastAsia" w:ascii="Times New Roman" w:hAnsi="Times New Roman" w:eastAsia="FangSong" w:cs="Times New Roman"/>
-        </w:rPr>
-        <w:t>届初赛第</w:t>
-      </w:r>
-      <w:r>
-        <w:rPr>
-          <w:rFonts w:hint="eastAsia" w:ascii="Times New Roman" w:hAnsi="Times New Roman" w:eastAsia="Times New Roman" w:cs="Times New Roman"/>
-        </w:rPr>
-        <w:t>4</w:t>
-      </w:r>
-      <w:r>
-        <w:rPr>
-          <w:rFonts w:hint="eastAsia" w:ascii="Times New Roman" w:hAnsi="Times New Roman" w:eastAsia="FangSong" w:cs="Times New Roman"/>
-        </w:rPr>
-        <w:t>题</w:t>
-      </w:r>
-      <w:r>
-        <w:rPr>
-          <w:rFonts w:hint="eastAsia" w:ascii="Times New Roman" w:hAnsi="Times New Roman" w:eastAsia="Times New Roman" w:cs="Times New Roman"/>
-        </w:rPr>
-        <w:t>），</w:t>
-      </w:r>
-      <w:r>
-        <w:rPr>
-          <w:rFonts w:hint="eastAsia" w:ascii="Times New Roman" w:hAnsi="Times New Roman" w:eastAsia="FangSong" w:cs="Times New Roman"/>
-        </w:rPr>
-        <w:t>其余为</w:t>
-      </w:r>
-      <w:r>
-        <w:rPr>
-          <w:rFonts w:ascii="Times New Roman" w:hAnsi="Times New Roman" w:eastAsia="Times New Roman" w:cs="Times New Roman"/>
-        </w:rPr>
-        <w:t xml:space="preserve"> </w:t>
-      </w:r>
-      <m:oMath>
-        <m:r>
-          <m:rPr>
-            <m:sty m:val="p"/>
-          </m:rPr>
-          <m:t>C</m:t>
-        </m:r>
-        <m:sSub>
-          <m:e>
-            <m:r>
-              <m:rPr>
-                <m:sty m:val="p"/>
-              </m:rPr>
-              <m:t>O</m:t>
-            </m:r>
-          </m:e>
-          <m:sub>
-            <m:r>
-              <m:rPr>
-                <m:sty m:val="p"/>
-              </m:rPr>
-              <m:t>2</m:t>
-            </m:r>
-          </m:sub>
-        </m:sSub>
-      </m:oMath>
-      <w:r>
-        <w:rPr>
-          <w:rFonts w:ascii="Times New Roman" w:hAnsi="Times New Roman" w:eastAsia="Times New Roman" w:cs="Times New Roman"/>
-        </w:rPr>
-        <w:t xml:space="preserve"> </w:t>
-      </w:r>
-      <w:r>
-        <w:rPr>
-          <w:rFonts w:hint="eastAsia" w:ascii="Times New Roman" w:hAnsi="Times New Roman" w:eastAsia="FangSong" w:cs="Times New Roman"/>
-          <w:b/>
-          <w:bCs/>
-        </w:rPr>
-        <w:t xml:space="preserve">相关</w:t>
-      </w:r>
-      <w:r>
-        <w:rPr>
-          <w:rFonts w:hint="eastAsia" w:ascii="Times New Roman" w:hAnsi="Times New Roman" w:eastAsia="FangSong" w:cs="Times New Roman"/>
-        </w:rPr>
-        <w:t>的教材</w:t>
-      </w:r>
-      <w:r>
-        <w:rPr>
-          <w:rFonts w:hint="eastAsia" w:ascii="Times New Roman" w:hAnsi="Times New Roman" w:eastAsia="Times New Roman" w:cs="Times New Roman"/>
-        </w:rPr>
-        <w:t>/</w:t>
-      </w:r>
-      <w:r>
-        <w:rPr>
-          <w:rFonts w:hint="eastAsia" w:ascii="Times New Roman" w:hAnsi="Times New Roman" w:eastAsia="FangSong" w:cs="Times New Roman"/>
-        </w:rPr>
-        <w:t>测试题</w:t>
-      </w:r>
-      <w:r>
-        <w:rPr>
-          <w:rFonts w:hint="eastAsia" w:ascii="Times New Roman" w:hAnsi="Times New Roman" w:eastAsia="Times New Roman" w:cs="Times New Roman"/>
-        </w:rPr>
-        <w:t>。</w:t>
-      </w:r>
-      <w:r>
-        <w:rPr>
-          <w:rFonts w:hint="eastAsia" w:ascii="Times New Roman" w:hAnsi="Times New Roman" w:eastAsia="FangSong" w:cs="Times New Roman"/>
-        </w:rPr>
-        <w:t>本讲</w:t>
-      </w:r>
-      <w:r>
-        <w:rPr>
-          <w:rFonts w:hint="eastAsia" w:ascii="Times New Roman" w:hAnsi="Times New Roman" w:eastAsia="FangSong" w:cs="Times New Roman"/>
-          <w:b/>
-          <w:bCs/>
-        </w:rPr>
-        <w:t>按实际题量编写</w:t>
-      </w:r>
-      <w:r>
-        <w:rPr>
-          <w:rFonts w:hint="eastAsia" w:ascii="Times New Roman" w:hAnsi="Times New Roman" w:eastAsia="Times New Roman" w:cs="Times New Roman"/>
-          <w:b/>
-          <w:bCs/>
-        </w:rPr>
-        <w:t>（10</w:t>
-      </w:r>
-      <w:r>
-        <w:rPr>
-          <w:rFonts w:ascii="Times New Roman" w:hAnsi="Times New Roman" w:eastAsia="Times New Roman" w:cs="Times New Roman"/>
-          <w:b/>
-          <w:bCs/>
-        </w:rPr>
-        <w:t xml:space="preserve"> </w:t>
-      </w:r>
-      <w:r>
-        <w:rPr>
-          <w:rFonts w:hint="eastAsia" w:ascii="Times New Roman" w:hAnsi="Times New Roman" w:eastAsia="FangSong" w:cs="Times New Roman"/>
-          <w:b/>
-          <w:bCs/>
-        </w:rPr>
-        <w:t>题</w:t>
-      </w:r>
-      <w:r>
-        <w:rPr>
-          <w:rFonts w:hint="eastAsia" w:ascii="Times New Roman" w:hAnsi="Times New Roman" w:eastAsia="Times New Roman" w:cs="Times New Roman"/>
-          <w:b/>
-          <w:bCs/>
-        </w:rPr>
-        <w:t>）</w:t>
-      </w:r>
-      <w:r>
-        <w:rPr>
-          <w:rFonts w:hint="eastAsia" w:ascii="Times New Roman" w:hAnsi="Times New Roman" w:eastAsia="Times New Roman" w:cs="Times New Roman"/>
-        </w:rPr>
-        <w:t xml:space="preserve">，</w:t>
-      </w:r>
-      <w:r>
-        <w:rPr>
-          <w:rFonts w:hint="eastAsia" w:ascii="Times New Roman" w:hAnsi="Times New Roman" w:eastAsia="FangSong" w:cs="Times New Roman"/>
-          <w:b/>
-          <w:bCs/>
-        </w:rPr>
-        <w:t xml:space="preserve">未掺任何自编题</w:t>
-      </w:r>
-      <w:r>
-        <w:rPr>
-          <w:rFonts w:hint="eastAsia" w:ascii="Times New Roman" w:hAnsi="Times New Roman" w:eastAsia="Times New Roman" w:cs="Times New Roman"/>
-        </w:rPr>
-        <w:t>；</w:t>
-      </w:r>
-      <w:r>
-        <w:rPr>
-          <w:rFonts w:hint="eastAsia" w:ascii="Times New Roman" w:hAnsi="Times New Roman" w:eastAsia="FangSong" w:cs="Times New Roman"/>
-        </w:rPr>
-        <w:t>缺口与补做条件见</w:t>
-      </w:r>
-      <w:r>
-        <w:rPr>
-          <w:rFonts w:ascii="Times New Roman" w:hAnsi="Times New Roman" w:eastAsia="Times New Roman" w:cs="Times New Roman"/>
-        </w:rPr>
-        <w:t xml:space="preserve"> </w:t>
-      </w:r>
-      <w:r>
-        <w:rPr>
-          <w:rFonts w:hint="eastAsia" w:ascii="Times New Roman" w:hAnsi="Times New Roman" w:eastAsia="Times New Roman" w:cs="Times New Roman"/>
-        </w:rPr>
-        <w:t>§</w:t>
-      </w:r>
-      <w:r>
-        <w:rPr>
-          <w:rFonts w:hint="eastAsia" w:ascii="Times New Roman" w:hAnsi="Times New Roman" w:eastAsia="FangSong" w:cs="Times New Roman"/>
-        </w:rPr>
-        <w:t>九</w:t>
-      </w:r>
-      <w:r>
-        <w:rPr>
-          <w:rFonts w:hint="eastAsia" w:ascii="Times New Roman" w:hAnsi="Times New Roman" w:eastAsia="Times New Roman" w:cs="Times New Roman"/>
-        </w:rPr>
-        <w:t>。</w:t>
-      </w:r>
-    </w:p>
-    <w:p>
-      <w:pPr>
         <w:spacing w:before="160" w:after="80"/>
       </w:pPr>
       <w:r>
@@ -506,6 +97,7 @@
       <w:pPr>
         <w:pStyle w:val="BlockText"/>
         <w:spacing w:after="80"/>
+        <w:ind w:firstLine="420"/>
       </w:pPr>
       <w:r>
         <w:rPr>
@@ -574,6 +166,15 @@
         <w:tblW w:type="pct" w:w="5000"/>
         <w:tblLayout w:type="fixed"/>
         <w:tblLook w:firstRow="1" w:lastRow="0" w:firstColumn="0" w:lastColumn="0" w:noHBand="0" w:noVBand="0" w:val="0020"/>
+        <w:jc w:val="center"/>
+        <w:tblBorders>
+          <w:top w:val="single" w:sz="12" w:space="0" w:color="333333"/>
+          <w:bottom w:val="single" w:sz="12" w:space="0" w:color="333333"/>
+          <w:left w:val="none"/>
+          <w:right w:val="none"/>
+          <w:insideH w:val="none"/>
+          <w:insideV w:val="none"/>
+        </w:tblBorders>
       </w:tblPr>
       <w:tblGrid>
         <w:gridCol w:w="3960"/>
@@ -584,7 +185,11 @@
           <w:tblHeader w:val="on"/>
         </w:trPr>
         <w:tc>
-          <w:tcPr/>
+          <w:tcPr>
+            <w:tcBorders>
+              <w:bottom w:val="single" w:sz="6" w:space="0" w:color="333333"/>
+            </w:tcBorders>
+          </w:tcPr>
           <w:p>
             <w:pPr>
               <w:pStyle w:val="Compact"/>
@@ -600,7 +205,11 @@
           </w:p>
         </w:tc>
         <w:tc>
-          <w:tcPr/>
+          <w:tcPr>
+            <w:tcBorders>
+              <w:bottom w:val="single" w:sz="6" w:space="0" w:color="333333"/>
+            </w:tcBorders>
+          </w:tcPr>
           <w:p>
             <w:pPr>
               <w:pStyle w:val="Compact"/>
@@ -1447,6 +1056,7 @@
     <w:p>
       <w:pPr>
         <w:pStyle w:val="BlockText"/>
+        <w:ind w:firstLine="420"/>
       </w:pPr>
       <m:oMath>
         <m:r>
@@ -1668,6 +1278,7 @@
     <w:p>
       <w:pPr>
         <w:pStyle w:val="FirstParagraph"/>
+        <w:ind w:firstLine="420"/>
       </w:pPr>
       <w:r>
         <w:rPr>
@@ -1854,6 +1465,7 @@
     <w:p>
       <w:pPr>
         <w:pStyle w:val="FirstParagraph"/>
+        <w:ind w:firstLine="420"/>
       </w:pPr>
       <w:r>
         <w:rPr>
@@ -1991,6 +1603,7 @@
     <w:p>
       <w:pPr>
         <w:pStyle w:val="BodyText"/>
+        <w:ind w:firstLine="420"/>
       </w:pPr>
       <w:r>
         <w:rPr>
@@ -2243,6 +1856,7 @@
       <w:pPr>
         <w:pStyle w:val="FirstParagraph"/>
         <w:spacing w:after="80"/>
+        <w:ind w:firstLine="420"/>
       </w:pPr>
       <w:r>
         <w:rPr>
@@ -2362,6 +1976,15 @@
         <w:tblStyle w:val="Table"/>
         <w:tblW w:type="auto" w:w="0"/>
         <w:tblLook w:firstRow="1" w:lastRow="0" w:firstColumn="0" w:lastColumn="0" w:noHBand="0" w:noVBand="0" w:val="0020"/>
+        <w:jc w:val="center"/>
+        <w:tblBorders>
+          <w:top w:val="single" w:sz="12" w:space="0" w:color="333333"/>
+          <w:bottom w:val="single" w:sz="12" w:space="0" w:color="333333"/>
+          <w:left w:val="none"/>
+          <w:right w:val="none"/>
+          <w:insideH w:val="none"/>
+          <w:insideV w:val="none"/>
+        </w:tblBorders>
       </w:tblPr>
       <w:tblGrid>
         <w:gridCol w:w="3960"/>
@@ -2372,7 +1995,11 @@
           <w:tblHeader w:val="on"/>
         </w:trPr>
         <w:tc>
-          <w:tcPr/>
+          <w:tcPr>
+            <w:tcBorders>
+              <w:bottom w:val="single" w:sz="6" w:space="0" w:color="333333"/>
+            </w:tcBorders>
+          </w:tcPr>
           <w:p>
             <w:pPr>
               <w:pStyle w:val="Compact"/>
@@ -2388,7 +2015,11 @@
           </w:p>
         </w:tc>
         <w:tc>
-          <w:tcPr/>
+          <w:tcPr>
+            <w:tcBorders>
+              <w:bottom w:val="single" w:sz="6" w:space="0" w:color="333333"/>
+            </w:tcBorders>
+          </w:tcPr>
           <w:p>
             <w:pPr>
               <w:pStyle w:val="Compact"/>
@@ -2866,6 +2497,7 @@
       <w:pPr>
         <w:pStyle w:val="BodyText"/>
         <w:spacing w:before="120"/>
+        <w:ind w:firstLine="420"/>
       </w:pPr>
       <w:r>
         <w:rPr>
@@ -3064,6 +2696,7 @@
     <w:p>
       <w:pPr>
         <w:pStyle w:val="FirstParagraph"/>
+        <w:ind w:firstLine="420"/>
       </w:pPr>
       <m:oMath>
         <m:r>
@@ -3497,6 +3130,7 @@
       <w:pPr>
         <w:pStyle w:val="BodyText"/>
         <w:spacing w:after="80"/>
+        <w:ind w:firstLine="420"/>
       </w:pPr>
       <w:r>
         <w:rPr>
@@ -3555,6 +3189,15 @@
         <w:tblW w:type="pct" w:w="5000"/>
         <w:tblLayout w:type="fixed"/>
         <w:tblLook w:firstRow="1" w:lastRow="0" w:firstColumn="0" w:lastColumn="0" w:noHBand="0" w:noVBand="0" w:val="0020"/>
+        <w:jc w:val="center"/>
+        <w:tblBorders>
+          <w:top w:val="single" w:sz="12" w:space="0" w:color="333333"/>
+          <w:bottom w:val="single" w:sz="12" w:space="0" w:color="333333"/>
+          <w:left w:val="none"/>
+          <w:right w:val="none"/>
+          <w:insideH w:val="none"/>
+          <w:insideV w:val="none"/>
+        </w:tblBorders>
       </w:tblPr>
       <w:tblGrid>
         <w:gridCol w:w="1980"/>
@@ -3567,7 +3210,11 @@
           <w:tblHeader w:val="on"/>
         </w:trPr>
         <w:tc>
-          <w:tcPr/>
+          <w:tcPr>
+            <w:tcBorders>
+              <w:bottom w:val="single" w:sz="6" w:space="0" w:color="333333"/>
+            </w:tcBorders>
+          </w:tcPr>
           <w:p>
             <w:pPr>
               <w:pStyle w:val="Compact"/>
@@ -3583,7 +3230,11 @@
           </w:p>
         </w:tc>
         <w:tc>
-          <w:tcPr/>
+          <w:tcPr>
+            <w:tcBorders>
+              <w:bottom w:val="single" w:sz="6" w:space="0" w:color="333333"/>
+            </w:tcBorders>
+          </w:tcPr>
           <w:p>
             <w:pPr>
               <w:pStyle w:val="Compact"/>
@@ -3620,7 +3271,11 @@
           </w:p>
         </w:tc>
         <w:tc>
-          <w:tcPr/>
+          <w:tcPr>
+            <w:tcBorders>
+              <w:bottom w:val="single" w:sz="6" w:space="0" w:color="333333"/>
+            </w:tcBorders>
+          </w:tcPr>
           <w:p>
             <w:pPr>
               <w:pStyle w:val="Compact"/>
@@ -3663,7 +3318,11 @@
           </w:p>
         </w:tc>
         <w:tc>
-          <w:tcPr/>
+          <w:tcPr>
+            <w:tcBorders>
+              <w:bottom w:val="single" w:sz="6" w:space="0" w:color="333333"/>
+            </w:tcBorders>
+          </w:tcPr>
           <w:p>
             <w:pPr>
               <w:pStyle w:val="Compact"/>
@@ -4369,6 +4028,7 @@
       <w:pPr>
         <w:pStyle w:val="BlockText"/>
         <w:spacing w:before="120"/>
+        <w:ind w:firstLine="420"/>
       </w:pPr>
       <w:r>
         <w:rPr>
@@ -4490,6 +4150,7 @@
     <w:p>
       <w:pPr>
         <w:pStyle w:val="FirstParagraph"/>
+        <w:ind w:firstLine="420"/>
       </w:pPr>
       <w:r>
         <w:rPr>
@@ -4599,6 +4260,7 @@
           <w:ilvl w:val="0"/>
           <w:numId w:val="1001"/>
         </w:numPr>
+        <w:ind w:firstLine="420"/>
       </w:pPr>
       <w:r>
         <w:rPr>
@@ -4660,6 +4322,7 @@
           <w:ilvl w:val="0"/>
           <w:numId w:val="1001"/>
         </w:numPr>
+        <w:ind w:firstLine="420"/>
       </w:pPr>
       <w:r>
         <w:rPr>
@@ -4735,6 +4398,7 @@
           <w:ilvl w:val="0"/>
           <w:numId w:val="1001"/>
         </w:numPr>
+        <w:ind w:firstLine="420"/>
       </w:pPr>
       <w:r>
         <w:rPr>
@@ -4856,6 +4520,7 @@
           <w:ilvl w:val="0"/>
           <w:numId w:val="1001"/>
         </w:numPr>
+        <w:ind w:firstLine="420"/>
       </w:pPr>
       <w:r>
         <w:rPr>
@@ -4901,6 +4566,7 @@
           <w:ilvl w:val="0"/>
           <w:numId w:val="1001"/>
         </w:numPr>
+        <w:ind w:firstLine="420"/>
       </w:pPr>
       <w:r>
         <w:rPr>
@@ -5109,6 +4775,7 @@
     <w:p>
       <w:pPr>
         <w:pStyle w:val="BlockText"/>
+        <w:ind w:firstLine="420"/>
       </w:pPr>
       <w:r>
         <w:rPr>
@@ -5346,6 +5013,7 @@
     <w:p>
       <w:pPr>
         <w:pStyle w:val="FirstParagraph"/>
+        <w:ind w:firstLine="420"/>
       </w:pPr>
       <w:r>
         <w:rPr>
@@ -5683,6 +5351,7 @@
     <w:p>
       <w:pPr>
         <w:pStyle w:val="BodyText"/>
+        <w:ind w:firstLine="420"/>
       </w:pPr>
       <w:r>
         <w:rPr>
@@ -6175,6 +5844,7 @@
     <w:p>
       <w:pPr>
         <w:pStyle w:val="FirstParagraph"/>
+        <w:ind w:firstLine="420"/>
       </w:pPr>
       <w:r>
         <w:rPr>
@@ -6607,6 +6277,7 @@
       <w:pPr>
         <w:pStyle w:val="FirstParagraph"/>
         <w:spacing w:after="80"/>
+        <w:ind w:firstLine="420"/>
       </w:pPr>
       <m:oMath>
         <m:r>
@@ -6857,6 +6528,15 @@
         <w:tblW w:type="pct" w:w="5000"/>
         <w:tblLayout w:type="fixed"/>
         <w:tblLook w:firstRow="1" w:lastRow="0" w:firstColumn="0" w:lastColumn="0" w:noHBand="0" w:noVBand="0" w:val="0020"/>
+        <w:jc w:val="center"/>
+        <w:tblBorders>
+          <w:top w:val="single" w:sz="12" w:space="0" w:color="333333"/>
+          <w:bottom w:val="single" w:sz="12" w:space="0" w:color="333333"/>
+          <w:left w:val="none"/>
+          <w:right w:val="none"/>
+          <w:insideH w:val="none"/>
+          <w:insideV w:val="none"/>
+        </w:tblBorders>
       </w:tblPr>
       <w:tblGrid>
         <w:gridCol w:w="1863"/>
@@ -6869,7 +6549,11 @@
           <w:tblHeader w:val="on"/>
         </w:trPr>
         <w:tc>
-          <w:tcPr/>
+          <w:tcPr>
+            <w:tcBorders>
+              <w:bottom w:val="single" w:sz="6" w:space="0" w:color="333333"/>
+            </w:tcBorders>
+          </w:tcPr>
           <w:p>
             <w:pPr>
               <w:pStyle w:val="Compact"/>
@@ -6885,7 +6569,11 @@
           </w:p>
         </w:tc>
         <w:tc>
-          <w:tcPr/>
+          <w:tcPr>
+            <w:tcBorders>
+              <w:bottom w:val="single" w:sz="6" w:space="0" w:color="333333"/>
+            </w:tcBorders>
+          </w:tcPr>
           <w:p>
             <w:pPr>
               <w:pStyle w:val="Compact"/>
@@ -6908,7 +6596,11 @@
           </w:p>
         </w:tc>
         <w:tc>
-          <w:tcPr/>
+          <w:tcPr>
+            <w:tcBorders>
+              <w:bottom w:val="single" w:sz="6" w:space="0" w:color="333333"/>
+            </w:tcBorders>
+          </w:tcPr>
           <w:p>
             <w:pPr>
               <w:pStyle w:val="Compact"/>
@@ -6971,7 +6663,11 @@
           </w:p>
         </w:tc>
         <w:tc>
-          <w:tcPr/>
+          <w:tcPr>
+            <w:tcBorders>
+              <w:bottom w:val="single" w:sz="6" w:space="0" w:color="333333"/>
+            </w:tcBorders>
+          </w:tcPr>
           <w:p>
             <w:pPr>
               <w:pStyle w:val="Compact"/>
@@ -7560,6 +7256,7 @@
       <w:pPr>
         <w:pStyle w:val="BodyText"/>
         <w:spacing w:before="120"/>
+        <w:ind w:firstLine="420"/>
       </w:pPr>
       <w:r>
         <w:rPr>
@@ -7775,6 +7472,7 @@
     <w:p>
       <w:pPr>
         <w:pStyle w:val="FirstParagraph"/>
+        <w:ind w:firstLine="420"/>
       </w:pPr>
       <w:r>
         <w:rPr>
@@ -7860,6 +7558,7 @@
           <w:ilvl w:val="0"/>
           <w:numId w:val="1002"/>
         </w:numPr>
+        <w:ind w:firstLine="420"/>
       </w:pPr>
       <w:r>
         <w:rPr>
@@ -8213,6 +7912,7 @@
           <w:ilvl w:val="0"/>
           <w:numId w:val="1002"/>
         </w:numPr>
+        <w:ind w:firstLine="420"/>
       </w:pPr>
       <w:r>
         <w:rPr>
@@ -8472,6 +8172,7 @@
           <w:ilvl w:val="0"/>
           <w:numId w:val="1002"/>
         </w:numPr>
+        <w:ind w:firstLine="420"/>
       </w:pPr>
       <w:r>
         <w:rPr>
@@ -8633,6 +8334,7 @@
     <w:p>
       <w:pPr>
         <w:pStyle w:val="FirstParagraph"/>
+        <w:ind w:firstLine="420"/>
       </w:pPr>
       <w:r>
         <w:rPr>
@@ -9071,6 +8773,7 @@
     <w:p>
       <w:pPr>
         <w:pStyle w:val="FirstParagraph"/>
+        <w:ind w:firstLine="420"/>
       </w:pPr>
       <m:oMath>
         <m:r>
@@ -9395,6 +9098,7 @@
           <w:ilvl w:val="0"/>
           <w:numId w:val="1003"/>
         </w:numPr>
+        <w:ind w:firstLine="420"/>
       </w:pPr>
       <w:r>
         <w:rPr>
@@ -9506,6 +9210,7 @@
           <w:ilvl w:val="0"/>
           <w:numId w:val="1003"/>
         </w:numPr>
+        <w:ind w:firstLine="420"/>
       </w:pPr>
       <w:r>
         <w:rPr>
@@ -9623,6 +9328,7 @@
           <w:ilvl w:val="0"/>
           <w:numId w:val="1003"/>
         </w:numPr>
+        <w:ind w:firstLine="420"/>
       </w:pPr>
       <w:r>
         <w:rPr>
@@ -9756,6 +9462,7 @@
     <w:p>
       <w:pPr>
         <w:pStyle w:val="FirstParagraph"/>
+        <w:ind w:firstLine="420"/>
       </w:pPr>
       <w:r>
         <w:rPr>
@@ -10129,6 +9836,7 @@
           <w:ilvl w:val="0"/>
           <w:numId w:val="1004"/>
         </w:numPr>
+        <w:ind w:firstLine="420"/>
       </w:pPr>
       <w:r>
         <w:rPr>
@@ -10260,6 +9968,7 @@
           <w:ilvl w:val="0"/>
           <w:numId w:val="1004"/>
         </w:numPr>
+        <w:ind w:firstLine="420"/>
       </w:pPr>
       <w:r>
         <w:rPr>
@@ -10397,6 +10106,7 @@
           <w:ilvl w:val="0"/>
           <w:numId w:val="1004"/>
         </w:numPr>
+        <w:ind w:firstLine="420"/>
       </w:pPr>
       <w:r>
         <w:rPr>
@@ -10592,6 +10302,7 @@
     <w:p>
       <w:pPr>
         <w:pStyle w:val="BlockText"/>
+        <w:ind w:firstLine="420"/>
       </w:pPr>
       <w:r>
         <w:rPr>
@@ -10999,6 +10710,7 @@
       <w:pPr>
         <w:pStyle w:val="FirstParagraph"/>
         <w:spacing w:after="80"/>
+        <w:ind w:firstLine="420"/>
       </w:pPr>
       <m:oMath>
         <m:r>
@@ -11105,6 +10817,15 @@
         <w:tblW w:type="pct" w:w="5000"/>
         <w:tblLayout w:type="fixed"/>
         <w:tblLook w:firstRow="1" w:lastRow="0" w:firstColumn="0" w:lastColumn="0" w:noHBand="0" w:noVBand="0" w:val="0020"/>
+        <w:jc w:val="center"/>
+        <w:tblBorders>
+          <w:top w:val="single" w:sz="12" w:space="0" w:color="333333"/>
+          <w:bottom w:val="single" w:sz="12" w:space="0" w:color="333333"/>
+          <w:left w:val="none"/>
+          <w:right w:val="none"/>
+          <w:insideH w:val="none"/>
+          <w:insideV w:val="none"/>
+        </w:tblBorders>
       </w:tblPr>
       <w:tblGrid>
         <w:gridCol w:w="2640"/>
@@ -11116,7 +10837,11 @@
           <w:tblHeader w:val="on"/>
         </w:trPr>
         <w:tc>
-          <w:tcPr/>
+          <w:tcPr>
+            <w:tcBorders>
+              <w:bottom w:val="single" w:sz="6" w:space="0" w:color="333333"/>
+            </w:tcBorders>
+          </w:tcPr>
           <w:p>
             <w:pPr>
               <w:pStyle w:val="Compact"/>
@@ -11132,7 +10857,11 @@
           </w:p>
         </w:tc>
         <w:tc>
-          <w:tcPr/>
+          <w:tcPr>
+            <w:tcBorders>
+              <w:bottom w:val="single" w:sz="6" w:space="0" w:color="333333"/>
+            </w:tcBorders>
+          </w:tcPr>
           <w:p>
             <w:pPr>
               <w:pStyle w:val="Compact"/>
@@ -11148,7 +10877,11 @@
           </w:p>
         </w:tc>
         <w:tc>
-          <w:tcPr/>
+          <w:tcPr>
+            <w:tcBorders>
+              <w:bottom w:val="single" w:sz="6" w:space="0" w:color="333333"/>
+            </w:tcBorders>
+          </w:tcPr>
           <w:p>
             <w:pPr>
               <w:pStyle w:val="Compact"/>
@@ -11649,6 +11382,7 @@
       <w:pPr>
         <w:pStyle w:val="BodyText"/>
         <w:spacing w:before="120"/>
+        <w:ind w:firstLine="420"/>
       </w:pPr>
       <w:r>
         <w:rPr>
@@ -12028,6 +11762,7 @@
     <w:p>
       <w:pPr>
         <w:pStyle w:val="FirstParagraph"/>
+        <w:ind w:firstLine="420"/>
       </w:pPr>
       <w:r>
         <w:rPr>
@@ -12236,6 +11971,7 @@
           <w:ilvl w:val="0"/>
           <w:numId w:val="1005"/>
         </w:numPr>
+        <w:ind w:firstLine="420"/>
       </w:pPr>
       <w:r>
         <w:rPr>
@@ -12401,6 +12137,7 @@
           <w:ilvl w:val="0"/>
           <w:numId w:val="1005"/>
         </w:numPr>
+        <w:ind w:firstLine="420"/>
       </w:pPr>
       <w:r>
         <w:rPr>
@@ -12602,6 +12339,7 @@
           <w:ilvl w:val="0"/>
           <w:numId w:val="1005"/>
         </w:numPr>
+        <w:ind w:firstLine="420"/>
       </w:pPr>
       <w:r>
         <w:rPr>
@@ -12835,6 +12573,7 @@
           <w:ilvl w:val="0"/>
           <w:numId w:val="1005"/>
         </w:numPr>
+        <w:ind w:firstLine="420"/>
       </w:pPr>
       <m:oMath>
         <m:r>
@@ -12910,6 +12649,7 @@
     <w:p>
       <w:pPr>
         <w:pStyle w:val="BlockText"/>
+        <w:ind w:firstLine="420"/>
       </w:pPr>
       <w:r>
         <w:rPr>
@@ -13183,6 +12923,7 @@
     <w:p>
       <w:pPr>
         <w:pStyle w:val="FirstParagraph"/>
+        <w:ind w:firstLine="420"/>
       </w:pPr>
       <m:oMath>
         <m:r>
@@ -13316,6 +13057,7 @@
     <w:p>
       <w:pPr>
         <w:pStyle w:val="BodyText"/>
+        <w:ind w:firstLine="420"/>
       </w:pPr>
       <w:r>
         <w:rPr>
@@ -13353,6 +13095,7 @@
     <w:p>
       <w:pPr>
         <w:pStyle w:val="BodyText"/>
+        <w:ind w:firstLine="420"/>
       </w:pPr>
       <w:r>
         <w:rPr>
@@ -13444,6 +13187,7 @@
     <w:p>
       <w:pPr>
         <w:pStyle w:val="BodyText"/>
+        <w:ind w:firstLine="420"/>
       </w:pPr>
       <w:r>
         <w:rPr>
@@ -13599,6 +13343,7 @@
     <w:p>
       <w:pPr>
         <w:pStyle w:val="FirstParagraph"/>
+        <w:ind w:firstLine="420"/>
       </w:pPr>
       <w:r>
         <w:rPr>
@@ -13672,6 +13417,7 @@
           <w:ilvl w:val="0"/>
           <w:numId w:val="1006"/>
         </w:numPr>
+        <w:ind w:firstLine="420"/>
       </w:pPr>
       <w:r>
         <w:rPr>
@@ -13731,6 +13477,7 @@
           <w:ilvl w:val="0"/>
           <w:numId w:val="1006"/>
         </w:numPr>
+        <w:ind w:firstLine="420"/>
       </w:pPr>
       <w:r>
         <w:rPr>
@@ -13786,6 +13533,7 @@
     <w:p>
       <w:pPr>
         <w:pStyle w:val="FirstParagraph"/>
+        <w:ind w:firstLine="420"/>
       </w:pPr>
       <w:r>
         <w:rPr>
@@ -13969,6 +13717,7 @@
     <w:p>
       <w:pPr>
         <w:pStyle w:val="FirstParagraph"/>
+        <w:ind w:firstLine="420"/>
       </w:pPr>
       <m:oMath>
         <m:r>
@@ -14092,6 +13841,7 @@
           <w:ilvl w:val="0"/>
           <w:numId w:val="1007"/>
         </w:numPr>
+        <w:ind w:firstLine="420"/>
       </w:pPr>
       <w:r>
         <w:rPr>
@@ -14208,6 +13958,7 @@
           <w:ilvl w:val="0"/>
           <w:numId w:val="1007"/>
         </w:numPr>
+        <w:ind w:firstLine="420"/>
       </w:pPr>
       <w:r>
         <w:rPr>
@@ -14257,6 +14008,7 @@
           <w:ilvl w:val="0"/>
           <w:numId w:val="1007"/>
         </w:numPr>
+        <w:ind w:firstLine="420"/>
       </w:pPr>
       <w:r>
         <w:rPr>
@@ -14288,6 +14040,7 @@
     <w:p>
       <w:pPr>
         <w:pStyle w:val="BlockText"/>
+        <w:ind w:firstLine="420"/>
       </w:pPr>
       <w:r>
         <w:rPr>
@@ -14541,6 +14294,7 @@
     <w:p>
       <w:pPr>
         <w:pStyle w:val="FirstParagraph"/>
+        <w:ind w:firstLine="420"/>
       </w:pPr>
       <w:r>
         <w:rPr>
@@ -15102,6 +14856,7 @@
     <w:p>
       <w:pPr>
         <w:pStyle w:val="FirstParagraph"/>
+        <w:ind w:firstLine="420"/>
       </w:pPr>
       <m:oMath>
         <m:r>
@@ -15409,6 +15164,7 @@
     <w:p>
       <w:pPr>
         <w:pStyle w:val="FirstParagraph"/>
+        <w:ind w:firstLine="420"/>
       </w:pPr>
       <m:oMath>
         <m:oMathPr>
@@ -16019,6 +15775,7 @@
     <w:p>
       <w:pPr>
         <w:pStyle w:val="BlockText"/>
+        <w:ind w:firstLine="420"/>
       </w:pPr>
       <w:r>
         <w:rPr>
@@ -16177,6 +15934,7 @@
     <w:p>
       <w:pPr>
         <w:pStyle w:val="BlockText"/>
+        <w:ind w:firstLine="420"/>
       </w:pPr>
       <w:r>
         <w:rPr>
@@ -16272,6 +16030,7 @@
     <w:p>
       <w:pPr>
         <w:pStyle w:val="BlockText"/>
+        <w:ind w:firstLine="420"/>
       </w:pPr>
       <w:r>
         <w:rPr>
@@ -16367,6 +16126,7 @@
     <w:p>
       <w:pPr>
         <w:pStyle w:val="FirstParagraph"/>
+        <w:ind w:firstLine="420"/>
       </w:pPr>
       <w:r>
         <w:rPr>
@@ -16375,6 +16135,342 @@
           <w:bCs/>
         </w:rPr>
         <w:t xml:space="preserve">题目</w:t>
+      </w:r>
+    </w:p>
+    <w:p>
+      <w:pPr>
+        <w:pStyle w:val="BodyText"/>
+        <w:ind w:firstLine="420"/>
+      </w:pPr>
+      <w:r>
+        <w:rPr>
+          <w:rFonts w:hint="eastAsia" w:ascii="Times New Roman" w:hAnsi="Times New Roman" w:eastAsia="FangSong" w:cs="Times New Roman"/>
+          <w:b/>
+          <w:bCs/>
+        </w:rPr>
+        <w:t>第</w:t>
+      </w:r>
+      <w:r>
+        <w:rPr>
+          <w:rFonts w:hint="eastAsia" w:ascii="Times New Roman" w:hAnsi="Times New Roman" w:eastAsia="Times New Roman" w:cs="Times New Roman"/>
+          <w:b/>
+          <w:bCs/>
+        </w:rPr>
+        <w:t>9</w:t>
+      </w:r>
+      <w:r>
+        <w:rPr>
+          <w:rFonts w:hint="eastAsia" w:ascii="Times New Roman" w:hAnsi="Times New Roman" w:eastAsia="FangSong" w:cs="Times New Roman"/>
+          <w:b/>
+          <w:bCs/>
+        </w:rPr>
+        <w:t>题</w:t>
+      </w:r>
+      <w:r>
+        <w:rPr>
+          <w:rFonts w:ascii="Times New Roman" w:hAnsi="Times New Roman" w:eastAsia="Times New Roman" w:cs="Times New Roman"/>
+          <w:b/>
+          <w:bCs/>
+        </w:rPr>
+        <w:t xml:space="preserve"> </w:t>
+      </w:r>
+      <w:r>
+        <w:rPr>
+          <w:rFonts w:hint="eastAsia" w:ascii="Times New Roman" w:hAnsi="Times New Roman" w:eastAsia="FangSong" w:cs="Times New Roman"/>
+          <w:b/>
+          <w:bCs/>
+        </w:rPr>
+        <w:t>二氧化碳化学</w:t>
+      </w:r>
+      <w:r>
+        <w:rPr>
+          <w:rFonts w:hint="eastAsia" w:ascii="Times New Roman" w:hAnsi="Times New Roman" w:eastAsia="Times New Roman" w:cs="Times New Roman"/>
+          <w:b/>
+          <w:bCs/>
+        </w:rPr>
+        <w:t>（35</w:t>
+      </w:r>
+      <w:r>
+        <w:rPr>
+          <w:rFonts w:ascii="Times New Roman" w:hAnsi="Times New Roman" w:eastAsia="Times New Roman" w:cs="Times New Roman"/>
+          <w:b/>
+          <w:bCs/>
+        </w:rPr>
+        <w:t xml:space="preserve"> </w:t>
+      </w:r>
+      <w:r>
+        <w:rPr>
+          <w:rFonts w:hint="eastAsia" w:ascii="Times New Roman" w:hAnsi="Times New Roman" w:eastAsia="FangSong" w:cs="Times New Roman"/>
+          <w:b/>
+          <w:bCs/>
+        </w:rPr>
+        <w:t>分</w:t>
+      </w:r>
+      <w:r>
+        <w:rPr>
+          <w:rFonts w:hint="eastAsia" w:ascii="Times New Roman" w:hAnsi="Times New Roman" w:eastAsia="Times New Roman" w:cs="Times New Roman"/>
+          <w:b/>
+          <w:bCs/>
+        </w:rPr>
+        <w:t>，13%）</w:t>
+      </w:r>
+    </w:p>
+    <w:p>
+      <w:pPr>
+        <w:pStyle w:val="BodyText"/>
+        <w:ind w:firstLine="420"/>
+      </w:pPr>
+      <w:r>
+        <w:rPr>
+          <w:rFonts w:hint="eastAsia" w:ascii="Times New Roman" w:hAnsi="Times New Roman" w:eastAsia="FangSong" w:cs="Times New Roman"/>
+        </w:rPr>
+        <w:t>二氧化碳再利用</w:t>
+      </w:r>
+      <w:r>
+        <w:rPr>
+          <w:rFonts w:hint="eastAsia" w:ascii="Times New Roman" w:hAnsi="Times New Roman" w:eastAsia="Times New Roman" w:cs="Times New Roman"/>
+        </w:rPr>
+        <w:t>，</w:t>
+      </w:r>
+      <w:r>
+        <w:rPr>
+          <w:rFonts w:hint="eastAsia" w:ascii="Times New Roman" w:hAnsi="Times New Roman" w:eastAsia="FangSong" w:cs="Times New Roman"/>
+        </w:rPr>
+        <w:t>是将工业排放</w:t>
+      </w:r>
+      <w:r>
+        <w:rPr>
+          <w:rFonts w:hint="eastAsia" w:ascii="Times New Roman" w:hAnsi="Times New Roman" w:eastAsia="Times New Roman" w:cs="Times New Roman"/>
+        </w:rPr>
+        <w:t>、</w:t>
+      </w:r>
+      <w:r>
+        <w:rPr>
+          <w:rFonts w:hint="eastAsia" w:ascii="Times New Roman" w:hAnsi="Times New Roman" w:eastAsia="FangSong" w:cs="Times New Roman"/>
+        </w:rPr>
+        <w:t>大气中的</w:t>
+      </w:r>
+      <w:r>
+        <w:rPr>
+          <w:rFonts w:ascii="Times New Roman" w:hAnsi="Times New Roman" w:eastAsia="Times New Roman" w:cs="Times New Roman"/>
+        </w:rPr>
+        <w:t xml:space="preserve"> </w:t>
+      </w:r>
+      <m:oMath>
+        <m:r>
+          <m:rPr>
+            <m:sty m:val="p"/>
+          </m:rPr>
+          <m:t>C</m:t>
+        </m:r>
+        <m:sSub>
+          <m:e>
+            <m:r>
+              <m:rPr>
+                <m:sty m:val="p"/>
+              </m:rPr>
+              <m:t>O</m:t>
+            </m:r>
+          </m:e>
+          <m:sub>
+            <m:r>
+              <m:rPr>
+                <m:sty m:val="p"/>
+              </m:rPr>
+              <m:t>2</m:t>
+            </m:r>
+          </m:sub>
+        </m:sSub>
+      </m:oMath>
+      <w:r>
+        <w:rPr>
+          <w:rFonts w:ascii="Times New Roman" w:hAnsi="Times New Roman" w:eastAsia="Times New Roman" w:cs="Times New Roman"/>
+        </w:rPr>
+        <w:t xml:space="preserve"> </w:t>
+      </w:r>
+      <w:r>
+        <w:rPr>
+          <w:rFonts w:hint="eastAsia" w:ascii="Times New Roman" w:hAnsi="Times New Roman" w:eastAsia="FangSong" w:cs="Times New Roman"/>
+        </w:rPr>
+        <w:t>捕集后</w:t>
+      </w:r>
+      <w:r>
+        <w:rPr>
+          <w:rFonts w:hint="eastAsia" w:ascii="Times New Roman" w:hAnsi="Times New Roman" w:eastAsia="Times New Roman" w:cs="Times New Roman"/>
+        </w:rPr>
+        <w:t>，</w:t>
+      </w:r>
+      <w:r>
+        <w:rPr>
+          <w:rFonts w:hint="eastAsia" w:ascii="Times New Roman" w:hAnsi="Times New Roman" w:eastAsia="FangSong" w:cs="Times New Roman"/>
+        </w:rPr>
+        <w:t>通过物理</w:t>
+      </w:r>
+      <w:r>
+        <w:rPr>
+          <w:rFonts w:hint="eastAsia" w:ascii="Times New Roman" w:hAnsi="Times New Roman" w:eastAsia="Times New Roman" w:cs="Times New Roman"/>
+        </w:rPr>
+        <w:t>、</w:t>
+      </w:r>
+      <w:r>
+        <w:rPr>
+          <w:rFonts w:hint="eastAsia" w:ascii="Times New Roman" w:hAnsi="Times New Roman" w:eastAsia="FangSong" w:cs="Times New Roman"/>
+        </w:rPr>
+        <w:t>化学</w:t>
+      </w:r>
+      <w:r>
+        <w:rPr>
+          <w:rFonts w:hint="eastAsia" w:ascii="Times New Roman" w:hAnsi="Times New Roman" w:eastAsia="Times New Roman" w:cs="Times New Roman"/>
+        </w:rPr>
+        <w:t>、</w:t>
+      </w:r>
+      <w:r>
+        <w:rPr>
+          <w:rFonts w:hint="eastAsia" w:ascii="Times New Roman" w:hAnsi="Times New Roman" w:eastAsia="FangSong" w:cs="Times New Roman"/>
+        </w:rPr>
+        <w:t>生物方式变废为宝</w:t>
+      </w:r>
+      <w:r>
+        <w:rPr>
+          <w:rFonts w:hint="eastAsia" w:ascii="Times New Roman" w:hAnsi="Times New Roman" w:eastAsia="Times New Roman" w:cs="Times New Roman"/>
+        </w:rPr>
+        <w:t>，</w:t>
+      </w:r>
+      <w:r>
+        <w:rPr>
+          <w:rFonts w:hint="eastAsia" w:ascii="Times New Roman" w:hAnsi="Times New Roman" w:eastAsia="FangSong" w:cs="Times New Roman"/>
+        </w:rPr>
+        <w:t>实现碳循环</w:t>
+      </w:r>
+      <w:r>
+        <w:rPr>
+          <w:rFonts w:hint="eastAsia" w:ascii="Times New Roman" w:hAnsi="Times New Roman" w:eastAsia="Times New Roman" w:cs="Times New Roman"/>
+        </w:rPr>
+        <w:t>、</w:t>
+      </w:r>
+      <w:r>
+        <w:rPr>
+          <w:rFonts w:hint="eastAsia" w:ascii="Times New Roman" w:hAnsi="Times New Roman" w:eastAsia="FangSong" w:cs="Times New Roman"/>
+        </w:rPr>
+        <w:t>缓解温室效应</w:t>
+      </w:r>
+      <w:r>
+        <w:rPr>
+          <w:rFonts w:hint="eastAsia" w:ascii="Times New Roman" w:hAnsi="Times New Roman" w:eastAsia="Times New Roman" w:cs="Times New Roman"/>
+        </w:rPr>
+        <w:t>、</w:t>
+      </w:r>
+      <w:r>
+        <w:rPr>
+          <w:rFonts w:hint="eastAsia" w:ascii="Times New Roman" w:hAnsi="Times New Roman" w:eastAsia="FangSong" w:cs="Times New Roman"/>
+        </w:rPr>
+        <w:t>资源化利用的低碳技术</w:t>
+      </w:r>
+      <w:r>
+        <w:rPr>
+          <w:rFonts w:hint="eastAsia" w:ascii="Times New Roman" w:hAnsi="Times New Roman" w:eastAsia="Times New Roman" w:cs="Times New Roman"/>
+        </w:rPr>
+        <w:t>。</w:t>
+      </w:r>
+      <w:r>
+        <w:rPr>
+          <w:rFonts w:hint="eastAsia" w:ascii="Times New Roman" w:hAnsi="Times New Roman" w:eastAsia="FangSong" w:cs="Times New Roman"/>
+        </w:rPr>
+        <w:t>在有机合成中</w:t>
+      </w:r>
+      <w:r>
+        <w:rPr>
+          <w:rFonts w:hint="eastAsia" w:ascii="Times New Roman" w:hAnsi="Times New Roman" w:eastAsia="Times New Roman" w:cs="Times New Roman"/>
+        </w:rPr>
+        <w:t>，</w:t>
+      </w:r>
+      <w:r>
+        <w:rPr>
+          <w:rFonts w:hint="eastAsia" w:ascii="Times New Roman" w:hAnsi="Times New Roman" w:eastAsia="FangSong" w:cs="Times New Roman"/>
+          <w:b/>
+          <w:bCs/>
+        </w:rPr>
+        <w:t xml:space="preserve">二氧化碳阴离子自由基</w:t>
+      </w:r>
+      <w:r>
+        <w:rPr>
+          <w:rFonts w:hint="eastAsia" w:ascii="Times New Roman" w:hAnsi="Times New Roman" w:eastAsia="FangSong" w:cs="Times New Roman"/>
+        </w:rPr>
+        <w:t>是很强的单电子还原剂</w:t>
+      </w:r>
+      <w:r>
+        <w:rPr>
+          <w:rFonts w:hint="eastAsia" w:ascii="Times New Roman" w:hAnsi="Times New Roman" w:eastAsia="Times New Roman" w:cs="Times New Roman"/>
+        </w:rPr>
+        <w:t>，</w:t>
+      </w:r>
+      <w:r>
+        <w:rPr>
+          <w:rFonts w:hint="eastAsia" w:ascii="Times New Roman" w:hAnsi="Times New Roman" w:eastAsia="FangSong" w:cs="Times New Roman"/>
+        </w:rPr>
+        <w:t>是制备羧酸衍生物的原料</w:t>
+      </w:r>
+      <w:r>
+        <w:rPr>
+          <w:rFonts w:hint="eastAsia" w:ascii="Times New Roman" w:hAnsi="Times New Roman" w:eastAsia="Times New Roman" w:cs="Times New Roman"/>
+        </w:rPr>
+        <w:t>。</w:t>
+      </w:r>
+    </w:p>
+    <w:p>
+      <w:pPr>
+        <w:pStyle w:val="BodyText"/>
+        <w:ind w:firstLine="420"/>
+      </w:pPr>
+      <w:r>
+        <w:rPr>
+          <w:rFonts w:hint="eastAsia" w:ascii="Times New Roman" w:hAnsi="Times New Roman" w:eastAsia="Times New Roman" w:cs="Times New Roman"/>
+          <w:b/>
+          <w:bCs/>
+        </w:rPr>
+        <w:t xml:space="preserve">9.1（2</w:t>
+      </w:r>
+      <w:r>
+        <w:rPr>
+          <w:rFonts w:ascii="Times New Roman" w:hAnsi="Times New Roman" w:eastAsia="Times New Roman" w:cs="Times New Roman"/>
+          <w:b/>
+          <w:bCs/>
+        </w:rPr>
+        <w:t xml:space="preserve"> </w:t>
+      </w:r>
+      <w:r>
+        <w:rPr>
+          <w:rFonts w:hint="eastAsia" w:ascii="Times New Roman" w:hAnsi="Times New Roman" w:eastAsia="FangSong" w:cs="Times New Roman"/>
+          <w:b/>
+          <w:bCs/>
+        </w:rPr>
+        <w:t>分</w:t>
+      </w:r>
+      <w:r>
+        <w:rPr>
+          <w:rFonts w:hint="eastAsia" w:ascii="Times New Roman" w:hAnsi="Times New Roman" w:eastAsia="Times New Roman" w:cs="Times New Roman"/>
+          <w:b/>
+          <w:bCs/>
+        </w:rPr>
+        <w:t>）</w:t>
+      </w:r>
+    </w:p>
+    <w:p>
+      <w:pPr>
+        <w:pStyle w:val="BodyText"/>
+        <w:ind w:firstLine="420"/>
+      </w:pPr>
+      <w:r>
+        <w:rPr>
+          <w:rFonts w:hint="eastAsia" w:ascii="Times New Roman" w:hAnsi="Times New Roman" w:eastAsia="FangSong" w:cs="Times New Roman"/>
+        </w:rPr>
+        <w:t>画出二氧化碳阴离子自由基的共振式</w:t>
+      </w:r>
+      <w:r>
+        <w:rPr>
+          <w:rFonts w:hint="eastAsia" w:ascii="Times New Roman" w:hAnsi="Times New Roman" w:eastAsia="Times New Roman" w:cs="Times New Roman"/>
+        </w:rPr>
+        <w:t>。</w:t>
       </w:r>
     </w:p>
     <w:p>
@@ -16383,348 +16479,17 @@
       </w:pPr>
       <w:r>
         <w:rPr>
-          <w:rFonts w:hint="eastAsia" w:ascii="Times New Roman" w:hAnsi="Times New Roman" w:eastAsia="FangSong" w:cs="Times New Roman"/>
+          <w:rFonts w:ascii="Times New Roman" w:hAnsi="Times New Roman" w:eastAsia="Times New Roman" w:cs="Times New Roman"/>
           <w:b/>
           <w:bCs/>
         </w:rPr>
-        <w:t>第</w:t>
-      </w:r>
-      <w:r>
-        <w:rPr>
-          <w:rFonts w:hint="eastAsia" w:ascii="Times New Roman" w:hAnsi="Times New Roman" w:eastAsia="Times New Roman" w:cs="Times New Roman"/>
-          <w:b/>
-          <w:bCs/>
-        </w:rPr>
-        <w:t>9</w:t>
-      </w:r>
-      <w:r>
-        <w:rPr>
-          <w:rFonts w:hint="eastAsia" w:ascii="Times New Roman" w:hAnsi="Times New Roman" w:eastAsia="FangSong" w:cs="Times New Roman"/>
-          <w:b/>
-          <w:bCs/>
-        </w:rPr>
-        <w:t>题</w:t>
-      </w:r>
-      <w:r>
-        <w:rPr>
-          <w:rFonts w:ascii="Times New Roman" w:hAnsi="Times New Roman" w:eastAsia="Times New Roman" w:cs="Times New Roman"/>
-          <w:b/>
-          <w:bCs/>
-        </w:rPr>
-        <w:t xml:space="preserve"> </w:t>
-      </w:r>
-      <w:r>
-        <w:rPr>
-          <w:rFonts w:hint="eastAsia" w:ascii="Times New Roman" w:hAnsi="Times New Roman" w:eastAsia="FangSong" w:cs="Times New Roman"/>
-          <w:b/>
-          <w:bCs/>
-        </w:rPr>
-        <w:t>二氧化碳化学</w:t>
-      </w:r>
-      <w:r>
-        <w:rPr>
-          <w:rFonts w:hint="eastAsia" w:ascii="Times New Roman" w:hAnsi="Times New Roman" w:eastAsia="Times New Roman" w:cs="Times New Roman"/>
-          <w:b/>
-          <w:bCs/>
-        </w:rPr>
-        <w:t>（35</w:t>
-      </w:r>
-      <w:r>
-        <w:rPr>
-          <w:rFonts w:ascii="Times New Roman" w:hAnsi="Times New Roman" w:eastAsia="Times New Roman" w:cs="Times New Roman"/>
-          <w:b/>
-          <w:bCs/>
-        </w:rPr>
-        <w:t xml:space="preserve"> </w:t>
-      </w:r>
-      <w:r>
-        <w:rPr>
-          <w:rFonts w:hint="eastAsia" w:ascii="Times New Roman" w:hAnsi="Times New Roman" w:eastAsia="FangSong" w:cs="Times New Roman"/>
-          <w:b/>
-          <w:bCs/>
-        </w:rPr>
-        <w:t>分</w:t>
-      </w:r>
-      <w:r>
-        <w:rPr>
-          <w:rFonts w:hint="eastAsia" w:ascii="Times New Roman" w:hAnsi="Times New Roman" w:eastAsia="Times New Roman" w:cs="Times New Roman"/>
-          <w:b/>
-          <w:bCs/>
-        </w:rPr>
-        <w:t>，13%）</w:t>
+        <w:t xml:space="preserve">9.2</w:t>
       </w:r>
     </w:p>
     <w:p>
       <w:pPr>
         <w:pStyle w:val="BodyText"/>
-      </w:pPr>
-      <w:r>
-        <w:rPr>
-          <w:rFonts w:hint="eastAsia" w:ascii="Times New Roman" w:hAnsi="Times New Roman" w:eastAsia="FangSong" w:cs="Times New Roman"/>
-        </w:rPr>
-        <w:t>二氧化碳再利用</w:t>
-      </w:r>
-      <w:r>
-        <w:rPr>
-          <w:rFonts w:hint="eastAsia" w:ascii="Times New Roman" w:hAnsi="Times New Roman" w:eastAsia="Times New Roman" w:cs="Times New Roman"/>
-        </w:rPr>
-        <w:t>，</w:t>
-      </w:r>
-      <w:r>
-        <w:rPr>
-          <w:rFonts w:hint="eastAsia" w:ascii="Times New Roman" w:hAnsi="Times New Roman" w:eastAsia="FangSong" w:cs="Times New Roman"/>
-        </w:rPr>
-        <w:t>是将工业排放</w:t>
-      </w:r>
-      <w:r>
-        <w:rPr>
-          <w:rFonts w:hint="eastAsia" w:ascii="Times New Roman" w:hAnsi="Times New Roman" w:eastAsia="Times New Roman" w:cs="Times New Roman"/>
-        </w:rPr>
-        <w:t>、</w:t>
-      </w:r>
-      <w:r>
-        <w:rPr>
-          <w:rFonts w:hint="eastAsia" w:ascii="Times New Roman" w:hAnsi="Times New Roman" w:eastAsia="FangSong" w:cs="Times New Roman"/>
-        </w:rPr>
-        <w:t>大气中的</w:t>
-      </w:r>
-      <w:r>
-        <w:rPr>
-          <w:rFonts w:ascii="Times New Roman" w:hAnsi="Times New Roman" w:eastAsia="Times New Roman" w:cs="Times New Roman"/>
-        </w:rPr>
-        <w:t xml:space="preserve"> </w:t>
-      </w:r>
-      <m:oMath>
-        <m:r>
-          <m:rPr>
-            <m:sty m:val="p"/>
-          </m:rPr>
-          <m:t>C</m:t>
-        </m:r>
-        <m:sSub>
-          <m:e>
-            <m:r>
-              <m:rPr>
-                <m:sty m:val="p"/>
-              </m:rPr>
-              <m:t>O</m:t>
-            </m:r>
-          </m:e>
-          <m:sub>
-            <m:r>
-              <m:rPr>
-                <m:sty m:val="p"/>
-              </m:rPr>
-              <m:t>2</m:t>
-            </m:r>
-          </m:sub>
-        </m:sSub>
-      </m:oMath>
-      <w:r>
-        <w:rPr>
-          <w:rFonts w:ascii="Times New Roman" w:hAnsi="Times New Roman" w:eastAsia="Times New Roman" w:cs="Times New Roman"/>
-        </w:rPr>
-        <w:t xml:space="preserve"> </w:t>
-      </w:r>
-      <w:r>
-        <w:rPr>
-          <w:rFonts w:hint="eastAsia" w:ascii="Times New Roman" w:hAnsi="Times New Roman" w:eastAsia="FangSong" w:cs="Times New Roman"/>
-        </w:rPr>
-        <w:t>捕集后</w:t>
-      </w:r>
-      <w:r>
-        <w:rPr>
-          <w:rFonts w:hint="eastAsia" w:ascii="Times New Roman" w:hAnsi="Times New Roman" w:eastAsia="Times New Roman" w:cs="Times New Roman"/>
-        </w:rPr>
-        <w:t>，</w:t>
-      </w:r>
-      <w:r>
-        <w:rPr>
-          <w:rFonts w:hint="eastAsia" w:ascii="Times New Roman" w:hAnsi="Times New Roman" w:eastAsia="FangSong" w:cs="Times New Roman"/>
-        </w:rPr>
-        <w:t>通过物理</w:t>
-      </w:r>
-      <w:r>
-        <w:rPr>
-          <w:rFonts w:hint="eastAsia" w:ascii="Times New Roman" w:hAnsi="Times New Roman" w:eastAsia="Times New Roman" w:cs="Times New Roman"/>
-        </w:rPr>
-        <w:t>、</w:t>
-      </w:r>
-      <w:r>
-        <w:rPr>
-          <w:rFonts w:hint="eastAsia" w:ascii="Times New Roman" w:hAnsi="Times New Roman" w:eastAsia="FangSong" w:cs="Times New Roman"/>
-        </w:rPr>
-        <w:t>化学</w:t>
-      </w:r>
-      <w:r>
-        <w:rPr>
-          <w:rFonts w:hint="eastAsia" w:ascii="Times New Roman" w:hAnsi="Times New Roman" w:eastAsia="Times New Roman" w:cs="Times New Roman"/>
-        </w:rPr>
-        <w:t>、</w:t>
-      </w:r>
-      <w:r>
-        <w:rPr>
-          <w:rFonts w:hint="eastAsia" w:ascii="Times New Roman" w:hAnsi="Times New Roman" w:eastAsia="FangSong" w:cs="Times New Roman"/>
-        </w:rPr>
-        <w:t>生物方式变废为宝</w:t>
-      </w:r>
-      <w:r>
-        <w:rPr>
-          <w:rFonts w:hint="eastAsia" w:ascii="Times New Roman" w:hAnsi="Times New Roman" w:eastAsia="Times New Roman" w:cs="Times New Roman"/>
-        </w:rPr>
-        <w:t>，</w:t>
-      </w:r>
-      <w:r>
-        <w:rPr>
-          <w:rFonts w:hint="eastAsia" w:ascii="Times New Roman" w:hAnsi="Times New Roman" w:eastAsia="FangSong" w:cs="Times New Roman"/>
-        </w:rPr>
-        <w:t>实现碳循环</w:t>
-      </w:r>
-      <w:r>
-        <w:rPr>
-          <w:rFonts w:hint="eastAsia" w:ascii="Times New Roman" w:hAnsi="Times New Roman" w:eastAsia="Times New Roman" w:cs="Times New Roman"/>
-        </w:rPr>
-        <w:t>、</w:t>
-      </w:r>
-      <w:r>
-        <w:rPr>
-          <w:rFonts w:hint="eastAsia" w:ascii="Times New Roman" w:hAnsi="Times New Roman" w:eastAsia="FangSong" w:cs="Times New Roman"/>
-        </w:rPr>
-        <w:t>缓解温室效应</w:t>
-      </w:r>
-      <w:r>
-        <w:rPr>
-          <w:rFonts w:hint="eastAsia" w:ascii="Times New Roman" w:hAnsi="Times New Roman" w:eastAsia="Times New Roman" w:cs="Times New Roman"/>
-        </w:rPr>
-        <w:t>、</w:t>
-      </w:r>
-      <w:r>
-        <w:rPr>
-          <w:rFonts w:hint="eastAsia" w:ascii="Times New Roman" w:hAnsi="Times New Roman" w:eastAsia="FangSong" w:cs="Times New Roman"/>
-        </w:rPr>
-        <w:t>资源化利用的低碳技术</w:t>
-      </w:r>
-      <w:r>
-        <w:rPr>
-          <w:rFonts w:hint="eastAsia" w:ascii="Times New Roman" w:hAnsi="Times New Roman" w:eastAsia="Times New Roman" w:cs="Times New Roman"/>
-        </w:rPr>
-        <w:t>。</w:t>
-      </w:r>
-      <w:r>
-        <w:rPr>
-          <w:rFonts w:hint="eastAsia" w:ascii="Times New Roman" w:hAnsi="Times New Roman" w:eastAsia="FangSong" w:cs="Times New Roman"/>
-        </w:rPr>
-        <w:t>在有机合成中</w:t>
-      </w:r>
-      <w:r>
-        <w:rPr>
-          <w:rFonts w:hint="eastAsia" w:ascii="Times New Roman" w:hAnsi="Times New Roman" w:eastAsia="Times New Roman" w:cs="Times New Roman"/>
-        </w:rPr>
-        <w:t>，</w:t>
-      </w:r>
-      <w:r>
-        <w:rPr>
-          <w:rFonts w:hint="eastAsia" w:ascii="Times New Roman" w:hAnsi="Times New Roman" w:eastAsia="FangSong" w:cs="Times New Roman"/>
-          <w:b/>
-          <w:bCs/>
-        </w:rPr>
-        <w:t xml:space="preserve">二氧化碳阴离子自由基</w:t>
-      </w:r>
-      <w:r>
-        <w:rPr>
-          <w:rFonts w:hint="eastAsia" w:ascii="Times New Roman" w:hAnsi="Times New Roman" w:eastAsia="FangSong" w:cs="Times New Roman"/>
-        </w:rPr>
-        <w:t>是很强的单电子还原剂</w:t>
-      </w:r>
-      <w:r>
-        <w:rPr>
-          <w:rFonts w:hint="eastAsia" w:ascii="Times New Roman" w:hAnsi="Times New Roman" w:eastAsia="Times New Roman" w:cs="Times New Roman"/>
-        </w:rPr>
-        <w:t>，</w:t>
-      </w:r>
-      <w:r>
-        <w:rPr>
-          <w:rFonts w:hint="eastAsia" w:ascii="Times New Roman" w:hAnsi="Times New Roman" w:eastAsia="FangSong" w:cs="Times New Roman"/>
-        </w:rPr>
-        <w:t>是制备羧酸衍生物的原料</w:t>
-      </w:r>
-      <w:r>
-        <w:rPr>
-          <w:rFonts w:hint="eastAsia" w:ascii="Times New Roman" w:hAnsi="Times New Roman" w:eastAsia="Times New Roman" w:cs="Times New Roman"/>
-        </w:rPr>
-        <w:t>。</w:t>
-      </w:r>
-    </w:p>
-    <w:p>
-      <w:pPr>
-        <w:pStyle w:val="BodyText"/>
-      </w:pPr>
-      <w:r>
-        <w:rPr>
-          <w:rFonts w:hint="eastAsia" w:ascii="Times New Roman" w:hAnsi="Times New Roman" w:eastAsia="Times New Roman" w:cs="Times New Roman"/>
-          <w:b/>
-          <w:bCs/>
-        </w:rPr>
-        <w:t xml:space="preserve">9.1（2</w:t>
-      </w:r>
-      <w:r>
-        <w:rPr>
-          <w:rFonts w:ascii="Times New Roman" w:hAnsi="Times New Roman" w:eastAsia="Times New Roman" w:cs="Times New Roman"/>
-          <w:b/>
-          <w:bCs/>
-        </w:rPr>
-        <w:t xml:space="preserve"> </w:t>
-      </w:r>
-      <w:r>
-        <w:rPr>
-          <w:rFonts w:hint="eastAsia" w:ascii="Times New Roman" w:hAnsi="Times New Roman" w:eastAsia="FangSong" w:cs="Times New Roman"/>
-          <w:b/>
-          <w:bCs/>
-        </w:rPr>
-        <w:t>分</w:t>
-      </w:r>
-      <w:r>
-        <w:rPr>
-          <w:rFonts w:hint="eastAsia" w:ascii="Times New Roman" w:hAnsi="Times New Roman" w:eastAsia="Times New Roman" w:cs="Times New Roman"/>
-          <w:b/>
-          <w:bCs/>
-        </w:rPr>
-        <w:t>）</w:t>
-      </w:r>
-    </w:p>
-    <w:p>
-      <w:pPr>
-        <w:pStyle w:val="BodyText"/>
-      </w:pPr>
-      <w:r>
-        <w:rPr>
-          <w:rFonts w:hint="eastAsia" w:ascii="Times New Roman" w:hAnsi="Times New Roman" w:eastAsia="FangSong" w:cs="Times New Roman"/>
-        </w:rPr>
-        <w:t>画出二氧化碳阴离子自由基的共振式</w:t>
-      </w:r>
-      <w:r>
-        <w:rPr>
-          <w:rFonts w:hint="eastAsia" w:ascii="Times New Roman" w:hAnsi="Times New Roman" w:eastAsia="Times New Roman" w:cs="Times New Roman"/>
-        </w:rPr>
-        <w:t>。</w:t>
-      </w:r>
-    </w:p>
-    <w:p>
-      <w:pPr>
-        <w:pStyle w:val="BodyText"/>
-      </w:pPr>
-      <w:r>
-        <w:rPr>
-          <w:rFonts w:ascii="Times New Roman" w:hAnsi="Times New Roman" w:eastAsia="Times New Roman" w:cs="Times New Roman"/>
-          <w:b/>
-          <w:bCs/>
-        </w:rPr>
-        <w:t xml:space="preserve">9.2</w:t>
-      </w:r>
-    </w:p>
-    <w:p>
-      <w:pPr>
-        <w:pStyle w:val="BodyText"/>
+        <w:ind w:firstLine="420"/>
       </w:pPr>
       <w:r>
         <w:rPr>
@@ -16911,6 +16676,7 @@
     <w:p>
       <w:pPr>
         <w:pStyle w:val="BodyText"/>
+        <w:ind w:firstLine="420"/>
       </w:pPr>
       <w:r>
         <w:rPr>
@@ -17016,6 +16782,7 @@
     <w:p>
       <w:pPr>
         <w:pStyle w:val="BlockText"/>
+        <w:ind w:firstLine="420"/>
       </w:pPr>
       <w:r>
         <w:rPr>
@@ -17057,6 +16824,7 @@
     <w:p>
       <w:pPr>
         <w:pStyle w:val="FirstParagraph"/>
+        <w:ind w:firstLine="420"/>
       </w:pPr>
       <w:r>
         <w:rPr>
@@ -17186,6 +16954,7 @@
     <w:p>
       <w:pPr>
         <w:pStyle w:val="BlockText"/>
+        <w:ind w:firstLine="420"/>
       </w:pPr>
       <w:r>
         <w:rPr>
@@ -17215,6 +16984,7 @@
     <w:p>
       <w:pPr>
         <w:pStyle w:val="FirstParagraph"/>
+        <w:ind w:firstLine="420"/>
       </w:pPr>
       <w:r>
         <w:rPr>
@@ -17438,6 +17208,7 @@
     <w:p>
       <w:pPr>
         <w:pStyle w:val="BodyText"/>
+        <w:ind w:firstLine="420"/>
       </w:pPr>
       <w:r>
         <w:rPr>
@@ -17583,6 +17354,7 @@
     <w:p>
       <w:pPr>
         <w:pStyle w:val="BodyText"/>
+        <w:ind w:firstLine="420"/>
       </w:pPr>
       <w:r>
         <w:rPr>
@@ -18057,6 +17829,7 @@
     <w:p>
       <w:pPr>
         <w:pStyle w:val="BodyText"/>
+        <w:ind w:firstLine="420"/>
       </w:pPr>
       <w:r>
         <w:rPr>
@@ -18435,6 +18208,7 @@
     <w:p>
       <w:pPr>
         <w:pStyle w:val="BodyText"/>
+        <w:ind w:firstLine="420"/>
       </w:pPr>
       <w:r>
         <w:rPr>
@@ -18747,6 +18521,7 @@
     <w:p>
       <w:pPr>
         <w:pStyle w:val="BodyText"/>
+        <w:ind w:firstLine="420"/>
       </w:pPr>
       <w:r>
         <w:rPr>
@@ -18908,6 +18683,7 @@
     <w:p>
       <w:pPr>
         <w:pStyle w:val="FirstParagraph"/>
+        <w:ind w:firstLine="420"/>
       </w:pPr>
       <w:r>
         <w:rPr>
@@ -18921,6 +18697,7 @@
     <w:p>
       <w:pPr>
         <w:pStyle w:val="BodyText"/>
+        <w:ind w:firstLine="420"/>
       </w:pPr>
       <w:r>
         <w:rPr>
@@ -18988,6 +18765,7 @@
     <w:p>
       <w:pPr>
         <w:pStyle w:val="BodyText"/>
+        <w:ind w:firstLine="420"/>
       </w:pPr>
       <w:r>
         <w:rPr>
@@ -19025,6 +18803,7 @@
     <w:p>
       <w:pPr>
         <w:pStyle w:val="BodyText"/>
+        <w:ind w:firstLine="420"/>
       </w:pPr>
       <w:r>
         <w:rPr>
@@ -19126,6 +18905,7 @@
     <w:p>
       <w:pPr>
         <w:pStyle w:val="BlockText"/>
+        <w:ind w:firstLine="420"/>
       </w:pPr>
       <w:r>
         <w:rPr>
@@ -19281,6 +19061,7 @@
     <w:p>
       <w:pPr>
         <w:pStyle w:val="FirstParagraph"/>
+        <w:ind w:firstLine="420"/>
       </w:pPr>
       <w:r>
         <w:rPr>
@@ -19344,6 +19125,7 @@
     <w:p>
       <w:pPr>
         <w:pStyle w:val="BodyText"/>
+        <w:ind w:firstLine="420"/>
       </w:pPr>
       <w:r>
         <w:rPr>
@@ -19433,6 +19215,7 @@
     <w:p>
       <w:pPr>
         <w:pStyle w:val="BodyText"/>
+        <w:ind w:firstLine="420"/>
       </w:pPr>
       <w:r>
         <w:rPr>
@@ -19574,6 +19357,7 @@
     <w:p>
       <w:pPr>
         <w:pStyle w:val="BodyText"/>
+        <w:ind w:firstLine="420"/>
       </w:pPr>
       <w:r>
         <w:rPr>
@@ -19819,6 +19603,7 @@
     <w:p>
       <w:pPr>
         <w:pStyle w:val="BodyText"/>
+        <w:ind w:firstLine="420"/>
       </w:pPr>
       <w:r>
         <w:rPr>
@@ -20272,6 +20057,7 @@
     <w:p>
       <w:pPr>
         <w:pStyle w:val="BodyText"/>
+        <w:ind w:firstLine="420"/>
       </w:pPr>
       <w:r>
         <w:rPr>
@@ -20764,6 +20550,7 @@
     <w:p>
       <w:pPr>
         <w:pStyle w:val="BodyText"/>
+        <w:ind w:firstLine="420"/>
       </w:pPr>
       <w:r>
         <w:rPr>
@@ -20924,6 +20711,7 @@
     <w:p>
       <w:pPr>
         <w:pStyle w:val="BodyText"/>
+        <w:ind w:firstLine="420"/>
       </w:pPr>
       <w:r>
         <w:rPr>
@@ -21095,6 +20883,7 @@
     <w:p>
       <w:pPr>
         <w:pStyle w:val="BlockText"/>
+        <w:ind w:firstLine="420"/>
       </w:pPr>
       <w:r>
         <w:rPr>
@@ -21190,6 +20979,7 @@
     <w:p>
       <w:pPr>
         <w:pStyle w:val="FirstParagraph"/>
+        <w:ind w:firstLine="420"/>
       </w:pPr>
       <w:r>
         <w:rPr>
@@ -21203,6 +20993,7 @@
     <w:p>
       <w:pPr>
         <w:pStyle w:val="BodyText"/>
+        <w:ind w:firstLine="420"/>
       </w:pPr>
       <w:r>
         <w:rPr>
@@ -21426,6 +21217,7 @@
     <w:p>
       <w:pPr>
         <w:pStyle w:val="BodyText"/>
+        <w:ind w:firstLine="420"/>
       </w:pPr>
       <w:r>
         <w:rPr>
@@ -21597,6 +21389,7 @@
     <w:p>
       <w:pPr>
         <w:pStyle w:val="FirstParagraph"/>
+        <w:ind w:firstLine="420"/>
       </w:pPr>
       <w:r>
         <w:rPr>
@@ -21701,6 +21494,7 @@
     <w:p>
       <w:pPr>
         <w:pStyle w:val="FirstParagraph"/>
+        <w:ind w:firstLine="420"/>
       </w:pPr>
       <w:r>
         <w:rPr>
@@ -22175,6 +21969,7 @@
     <w:p>
       <w:pPr>
         <w:pStyle w:val="FirstParagraph"/>
+        <w:ind w:firstLine="420"/>
       </w:pPr>
       <w:r>
         <w:rPr>
@@ -22646,6 +22441,7 @@
     <w:p>
       <w:pPr>
         <w:pStyle w:val="BodyText"/>
+        <w:ind w:firstLine="420"/>
       </w:pPr>
       <w:r>
         <w:rPr>
@@ -22697,6 +22493,7 @@
     <w:p>
       <w:pPr>
         <w:pStyle w:val="FirstParagraph"/>
+        <w:ind w:firstLine="420"/>
       </w:pPr>
       <w:r>
         <w:rPr>
@@ -22789,6 +22586,7 @@
     <w:p>
       <w:pPr>
         <w:pStyle w:val="FirstParagraph"/>
+        <w:ind w:firstLine="420"/>
       </w:pPr>
       <w:r>
         <w:rPr>
@@ -23390,6 +23188,7 @@
     <w:p>
       <w:pPr>
         <w:pStyle w:val="BodyText"/>
+        <w:ind w:firstLine="420"/>
       </w:pPr>
       <w:r>
         <w:rPr>
@@ -23578,6 +23377,7 @@
     <w:p>
       <w:pPr>
         <w:pStyle w:val="FirstParagraph"/>
+        <w:ind w:firstLine="420"/>
       </w:pPr>
       <w:r>
         <w:rPr>
@@ -23605,6 +23405,7 @@
     <w:p>
       <w:pPr>
         <w:pStyle w:val="FirstParagraph"/>
+        <w:ind w:firstLine="420"/>
       </w:pPr>
       <w:r>
         <w:rPr>
@@ -23631,6 +23432,7 @@
           <w:ilvl w:val="0"/>
           <w:numId w:val="1009"/>
         </w:numPr>
+        <w:ind w:firstLine="420"/>
       </w:pPr>
       <w:r>
         <w:rPr>
@@ -23645,6 +23447,7 @@
           <w:ilvl w:val="0"/>
           <w:numId w:val="1009"/>
         </w:numPr>
+        <w:ind w:firstLine="420"/>
       </w:pPr>
       <w:r>
         <w:rPr>
@@ -23671,6 +23474,7 @@
           <w:ilvl w:val="0"/>
           <w:numId w:val="1009"/>
         </w:numPr>
+        <w:ind w:firstLine="420"/>
       </w:pPr>
       <w:r>
         <w:rPr>
@@ -23697,6 +23501,7 @@
           <w:ilvl w:val="0"/>
           <w:numId w:val="1009"/>
         </w:numPr>
+        <w:ind w:firstLine="420"/>
       </w:pPr>
       <w:r>
         <w:rPr>
@@ -23718,6 +23523,7 @@
     <w:p>
       <w:pPr>
         <w:pStyle w:val="FirstParagraph"/>
+        <w:ind w:firstLine="420"/>
       </w:pPr>
       <w:r>
         <w:rPr>
@@ -24136,6 +23942,7 @@
     <w:p>
       <w:pPr>
         <w:pStyle w:val="FirstParagraph"/>
+        <w:ind w:firstLine="420"/>
       </w:pPr>
       <w:r>
         <w:rPr>
@@ -24149,6 +23956,7 @@
     <w:p>
       <w:pPr>
         <w:pStyle w:val="BodyText"/>
+        <w:ind w:firstLine="420"/>
       </w:pPr>
       <w:r>
         <w:rPr>
@@ -24244,6 +24052,7 @@
     <w:p>
       <w:pPr>
         <w:pStyle w:val="BodyText"/>
+        <w:ind w:firstLine="420"/>
       </w:pPr>
       <w:r>
         <w:rPr>
@@ -24436,6 +24245,7 @@
     <w:p>
       <w:pPr>
         <w:pStyle w:val="BodyText"/>
+        <w:ind w:firstLine="420"/>
       </w:pPr>
       <w:r>
         <w:rPr>
@@ -24517,6 +24327,7 @@
     <w:p>
       <w:pPr>
         <w:pStyle w:val="BodyText"/>
+        <w:ind w:firstLine="420"/>
       </w:pPr>
       <w:r>
         <w:rPr>
@@ -24775,6 +24586,7 @@
     <w:p>
       <w:pPr>
         <w:pStyle w:val="BlockText"/>
+        <w:ind w:firstLine="420"/>
       </w:pPr>
       <w:r>
         <w:rPr>
@@ -24980,6 +24792,7 @@
     <w:p>
       <w:pPr>
         <w:pStyle w:val="BlockText"/>
+        <w:ind w:firstLine="420"/>
       </w:pPr>
       <w:r>
         <w:rPr>
@@ -25953,6 +25766,7 @@
     <w:p>
       <w:pPr>
         <w:pStyle w:val="BlockText"/>
+        <w:ind w:firstLine="420"/>
       </w:pPr>
       <w:r>
         <w:rPr>
@@ -26425,6 +26239,7 @@
     <w:p>
       <w:pPr>
         <w:pStyle w:val="FirstParagraph"/>
+        <w:ind w:firstLine="420"/>
       </w:pPr>
       <w:r>
         <w:rPr>
@@ -26566,6 +26381,7 @@
     <w:p>
       <w:pPr>
         <w:pStyle w:val="BodyText"/>
+        <w:ind w:firstLine="420"/>
       </w:pPr>
       <w:r>
         <w:rPr>
@@ -26901,6 +26717,7 @@
     <w:p>
       <w:pPr>
         <w:pStyle w:val="BlockText"/>
+        <w:ind w:firstLine="420"/>
       </w:pPr>
       <w:r>
         <w:rPr>
@@ -26996,6 +26813,7 @@
     <w:p>
       <w:pPr>
         <w:pStyle w:val="FirstParagraph"/>
+        <w:ind w:firstLine="420"/>
       </w:pPr>
       <w:r>
         <w:rPr>
@@ -27009,6 +26827,7 @@
     <w:p>
       <w:pPr>
         <w:pStyle w:val="BodyText"/>
+        <w:ind w:firstLine="420"/>
       </w:pPr>
       <w:r>
         <w:rPr>
@@ -27232,6 +27051,7 @@
     <w:p>
       <w:pPr>
         <w:pStyle w:val="BodyText"/>
+        <w:ind w:firstLine="420"/>
       </w:pPr>
       <w:r>
         <w:rPr>
@@ -27263,6 +27083,7 @@
     <w:p>
       <w:pPr>
         <w:pStyle w:val="BodyText"/>
+        <w:ind w:firstLine="420"/>
       </w:pPr>
       <w:r>
         <w:rPr>
@@ -27294,6 +27115,7 @@
     <w:p>
       <w:pPr>
         <w:pStyle w:val="BodyText"/>
+        <w:ind w:firstLine="420"/>
       </w:pPr>
       <w:r>
         <w:rPr>
@@ -27435,6 +27257,7 @@
     <w:p>
       <w:pPr>
         <w:pStyle w:val="BodyText"/>
+        <w:ind w:firstLine="420"/>
       </w:pPr>
       <w:r>
         <w:rPr>
@@ -27466,6 +27289,7 @@
     <w:p>
       <w:pPr>
         <w:pStyle w:val="BodyText"/>
+        <w:ind w:firstLine="420"/>
       </w:pPr>
       <w:r>
         <w:rPr>
@@ -27665,6 +27489,7 @@
     <w:p>
       <w:pPr>
         <w:pStyle w:val="BodyText"/>
+        <w:ind w:firstLine="420"/>
       </w:pPr>
       <w:r>
         <w:rPr>
@@ -27790,6 +27615,7 @@
     <w:p>
       <w:pPr>
         <w:pStyle w:val="BodyText"/>
+        <w:ind w:firstLine="420"/>
       </w:pPr>
       <w:r>
         <w:rPr>
@@ -27833,6 +27659,7 @@
     <w:p>
       <w:pPr>
         <w:pStyle w:val="BodyText"/>
+        <w:ind w:firstLine="420"/>
       </w:pPr>
       <w:r>
         <w:rPr>
@@ -28797,6 +28624,7 @@
     <w:p>
       <w:pPr>
         <w:pStyle w:val="BodyText"/>
+        <w:ind w:firstLine="420"/>
       </w:pPr>
       <w:r>
         <w:rPr>
@@ -28810,6 +28638,7 @@
     <w:p>
       <w:pPr>
         <w:pStyle w:val="BodyText"/>
+        <w:ind w:firstLine="420"/>
       </w:pPr>
       <w:r>
         <w:rPr>
@@ -29298,6 +29127,7 @@
     <w:p>
       <w:pPr>
         <w:pStyle w:val="BodyText"/>
+        <w:ind w:firstLine="420"/>
       </w:pPr>
       <w:r>
         <w:rPr>
@@ -29317,6 +29147,7 @@
     <w:p>
       <w:pPr>
         <w:pStyle w:val="BodyText"/>
+        <w:ind w:firstLine="420"/>
       </w:pPr>
       <w:r>
         <w:rPr>
@@ -29338,6 +29169,7 @@
     <w:p>
       <w:pPr>
         <w:pStyle w:val="BodyText"/>
+        <w:ind w:firstLine="420"/>
       </w:pPr>
       <w:r>
         <w:rPr>
@@ -29543,6 +29375,7 @@
     <w:p>
       <w:pPr>
         <w:pStyle w:val="BodyText"/>
+        <w:ind w:firstLine="420"/>
       </w:pPr>
       <w:r>
         <w:rPr>
@@ -29772,6 +29605,7 @@
     <w:p>
       <w:pPr>
         <w:pStyle w:val="BodyText"/>
+        <w:ind w:firstLine="420"/>
       </w:pPr>
       <w:r>
         <w:rPr>
@@ -29793,6 +29627,7 @@
     <w:p>
       <w:pPr>
         <w:pStyle w:val="BodyText"/>
+        <w:ind w:firstLine="420"/>
       </w:pPr>
       <w:r>
         <w:rPr>
@@ -29982,6 +29817,7 @@
     <w:p>
       <w:pPr>
         <w:pStyle w:val="BodyText"/>
+        <w:ind w:firstLine="420"/>
       </w:pPr>
       <w:r>
         <w:rPr>
@@ -30045,6 +29881,7 @@
     <w:p>
       <w:pPr>
         <w:pStyle w:val="BodyText"/>
+        <w:ind w:firstLine="420"/>
       </w:pPr>
       <w:r>
         <w:rPr>
@@ -30110,6 +29947,7 @@
     <w:p>
       <w:pPr>
         <w:pStyle w:val="BodyText"/>
+        <w:ind w:firstLine="420"/>
       </w:pPr>
       <w:r>
         <w:rPr>
@@ -30131,6 +29969,7 @@
     <w:p>
       <w:pPr>
         <w:pStyle w:val="BodyText"/>
+        <w:ind w:firstLine="420"/>
       </w:pPr>
       <w:r>
         <w:rPr>
@@ -30208,6 +30047,7 @@
     <w:p>
       <w:pPr>
         <w:pStyle w:val="FirstParagraph"/>
+        <w:ind w:firstLine="420"/>
       </w:pPr>
       <w:r>
         <w:rPr>
@@ -30837,6 +30677,7 @@
     <w:p>
       <w:pPr>
         <w:pStyle w:val="FirstParagraph"/>
+        <w:ind w:firstLine="420"/>
       </w:pPr>
       <w:r>
         <w:rPr>
@@ -30899,6 +30740,7 @@
     <w:p>
       <w:pPr>
         <w:pStyle w:val="FirstParagraph"/>
+        <w:ind w:firstLine="420"/>
       </w:pPr>
       <w:r>
         <w:rPr>
@@ -31120,6 +30962,7 @@
     <w:p>
       <w:pPr>
         <w:pStyle w:val="FirstParagraph"/>
+        <w:ind w:firstLine="420"/>
       </w:pPr>
       <w:r>
         <w:rPr>
@@ -31141,6 +30984,7 @@
     <w:p>
       <w:pPr>
         <w:pStyle w:val="BodyText"/>
+        <w:ind w:firstLine="420"/>
       </w:pPr>
       <w:r>
         <w:rPr>
@@ -31267,6 +31111,7 @@
     <w:p>
       <w:pPr>
         <w:pStyle w:val="BodyText"/>
+        <w:ind w:firstLine="420"/>
       </w:pPr>
       <w:r>
         <w:rPr>
@@ -31587,6 +31432,7 @@
     <w:p>
       <w:pPr>
         <w:pStyle w:val="FirstParagraph"/>
+        <w:ind w:firstLine="420"/>
       </w:pPr>
       <w:r>
         <w:rPr>
@@ -31752,6 +31598,7 @@
     <w:p>
       <w:pPr>
         <w:pStyle w:val="BlockText"/>
+        <w:ind w:firstLine="420"/>
       </w:pPr>
       <w:r>
         <w:rPr>
@@ -31865,6 +31712,7 @@
     <w:p>
       <w:pPr>
         <w:pStyle w:val="FirstParagraph"/>
+        <w:ind w:firstLine="420"/>
       </w:pPr>
       <w:r>
         <w:rPr>
@@ -32134,6 +31982,7 @@
     <w:p>
       <w:pPr>
         <w:pStyle w:val="BodyText"/>
+        <w:ind w:firstLine="420"/>
       </w:pPr>
       <w:r>
         <w:rPr>
@@ -32147,6 +31996,7 @@
     <w:p>
       <w:pPr>
         <w:pStyle w:val="BodyText"/>
+        <w:ind w:firstLine="420"/>
       </w:pPr>
       <w:r>
         <w:rPr>
@@ -32328,6 +32178,7 @@
     <w:p>
       <w:pPr>
         <w:pStyle w:val="BodyText"/>
+        <w:ind w:firstLine="420"/>
       </w:pPr>
       <w:r>
         <w:rPr>
@@ -32365,6 +32216,7 @@
     <w:p>
       <w:pPr>
         <w:pStyle w:val="BodyText"/>
+        <w:ind w:firstLine="420"/>
       </w:pPr>
       <w:r>
         <w:rPr>
@@ -32742,6 +32594,7 @@
     <w:p>
       <w:pPr>
         <w:pStyle w:val="BodyText"/>
+        <w:ind w:firstLine="420"/>
       </w:pPr>
       <w:r>
         <w:rPr>
@@ -32779,6 +32632,7 @@
     <w:p>
       <w:pPr>
         <w:pStyle w:val="BodyText"/>
+        <w:ind w:firstLine="420"/>
       </w:pPr>
       <w:r>
         <w:rPr>
@@ -32865,6 +32719,7 @@
     <w:p>
       <w:pPr>
         <w:pStyle w:val="BodyText"/>
+        <w:ind w:firstLine="420"/>
       </w:pPr>
       <w:r>
         <w:rPr>
@@ -32902,6 +32757,7 @@
     <w:p>
       <w:pPr>
         <w:pStyle w:val="BodyText"/>
+        <w:ind w:firstLine="420"/>
       </w:pPr>
       <w:r>
         <w:rPr>
@@ -33075,6 +32931,7 @@
     <w:p>
       <w:pPr>
         <w:pStyle w:val="BodyText"/>
+        <w:ind w:firstLine="420"/>
       </w:pPr>
       <w:r>
         <w:rPr>
@@ -33112,6 +32969,7 @@
     <w:p>
       <w:pPr>
         <w:pStyle w:val="BodyText"/>
+        <w:ind w:firstLine="420"/>
       </w:pPr>
       <m:oMath>
         <m:oMathPr>
@@ -33223,6 +33081,7 @@
     <w:p>
       <w:pPr>
         <w:pStyle w:val="BodyText"/>
+        <w:ind w:firstLine="420"/>
       </w:pPr>
       <w:r>
         <w:rPr>
@@ -33260,6 +33119,7 @@
     <w:p>
       <w:pPr>
         <w:pStyle w:val="BodyText"/>
+        <w:ind w:firstLine="420"/>
       </w:pPr>
       <w:r>
         <w:rPr>
@@ -33420,6 +33280,7 @@
     <w:p>
       <w:pPr>
         <w:pStyle w:val="BodyText"/>
+        <w:ind w:firstLine="420"/>
       </w:pPr>
       <w:r>
         <w:rPr>
@@ -33457,6 +33318,7 @@
     <w:p>
       <w:pPr>
         <w:pStyle w:val="BodyText"/>
+        <w:ind w:firstLine="420"/>
       </w:pPr>
       <m:oMath>
         <m:r>
@@ -33870,6 +33732,7 @@
     <w:p>
       <w:pPr>
         <w:pStyle w:val="FirstParagraph"/>
+        <w:ind w:firstLine="420"/>
       </w:pPr>
       <w:r>
         <w:rPr>
@@ -33883,6 +33746,7 @@
     <w:p>
       <w:pPr>
         <w:pStyle w:val="BodyText"/>
+        <w:ind w:firstLine="420"/>
       </w:pPr>
       <w:r>
         <w:rPr>
@@ -33904,6 +33768,7 @@
     <w:p>
       <w:pPr>
         <w:pStyle w:val="BodyText"/>
+        <w:ind w:firstLine="420"/>
       </w:pPr>
       <w:r>
         <w:rPr>
@@ -34416,6 +34281,7 @@
     <w:p>
       <w:pPr>
         <w:pStyle w:val="FirstParagraph"/>
+        <w:ind w:firstLine="420"/>
       </w:pPr>
       <w:r>
         <w:rPr>
@@ -34641,6 +34507,7 @@
     <w:p>
       <w:pPr>
         <w:pStyle w:val="BodyText"/>
+        <w:ind w:firstLine="420"/>
       </w:pPr>
       <w:r>
         <w:rPr>
@@ -34738,6 +34605,7 @@
     <w:p>
       <w:pPr>
         <w:pStyle w:val="BodyText"/>
+        <w:ind w:firstLine="420"/>
       </w:pPr>
       <w:r>
         <w:rPr>
@@ -34763,6 +34631,7 @@
           <w:ilvl w:val="0"/>
           <w:numId w:val="1010"/>
         </w:numPr>
+        <w:ind w:firstLine="420"/>
       </w:pPr>
       <w:r>
         <w:rPr>
@@ -35020,6 +34889,7 @@
           <w:ilvl w:val="0"/>
           <w:numId w:val="1010"/>
         </w:numPr>
+        <w:ind w:firstLine="420"/>
       </w:pPr>
       <w:r>
         <w:rPr>
@@ -35495,6 +35365,7 @@
           <w:ilvl w:val="0"/>
           <w:numId w:val="1010"/>
         </w:numPr>
+        <w:ind w:firstLine="420"/>
       </w:pPr>
       <w:r>
         <w:rPr>
@@ -35770,6 +35641,7 @@
           <w:ilvl w:val="0"/>
           <w:numId w:val="1010"/>
         </w:numPr>
+        <w:ind w:firstLine="420"/>
       </w:pPr>
       <w:r>
         <w:rPr>
@@ -35839,6 +35711,7 @@
     <w:p>
       <w:pPr>
         <w:pStyle w:val="FirstParagraph"/>
+        <w:ind w:firstLine="420"/>
       </w:pPr>
       <w:r>
         <w:rPr>
@@ -36252,6 +36125,7 @@
     <w:p>
       <w:pPr>
         <w:pStyle w:val="BodyText"/>
+        <w:ind w:firstLine="420"/>
       </w:pPr>
       <w:r>
         <w:rPr>
@@ -36273,6 +36147,7 @@
     <w:p>
       <w:pPr>
         <w:pStyle w:val="BodyText"/>
+        <w:ind w:firstLine="420"/>
       </w:pPr>
       <w:r>
         <w:rPr>
@@ -36519,6 +36394,7 @@
     <w:p>
       <w:pPr>
         <w:pStyle w:val="FirstParagraph"/>
+        <w:ind w:firstLine="420"/>
       </w:pPr>
       <w:r>
         <w:rPr>
@@ -36972,6 +36848,7 @@
     <w:p>
       <w:pPr>
         <w:pStyle w:val="FirstParagraph"/>
+        <w:ind w:firstLine="420"/>
       </w:pPr>
       <w:r>
         <w:rPr>
@@ -37007,6 +36884,7 @@
     <w:p>
       <w:pPr>
         <w:pStyle w:val="BodyText"/>
+        <w:ind w:firstLine="420"/>
       </w:pPr>
       <w:r>
         <w:rPr>
@@ -37028,6 +36906,7 @@
     <w:p>
       <w:pPr>
         <w:pStyle w:val="BodyText"/>
+        <w:ind w:firstLine="420"/>
       </w:pPr>
       <w:r>
         <w:rPr>
@@ -37939,6 +37818,7 @@
     <w:p>
       <w:pPr>
         <w:pStyle w:val="BodyText"/>
+        <w:ind w:firstLine="420"/>
       </w:pPr>
       <w:r>
         <w:rPr>
@@ -37960,6 +37840,7 @@
     <w:p>
       <w:pPr>
         <w:pStyle w:val="BodyText"/>
+        <w:ind w:firstLine="420"/>
       </w:pPr>
       <m:oMath>
         <m:oMathPr>
@@ -38392,6 +38273,7 @@
     <w:p>
       <w:pPr>
         <w:pStyle w:val="FirstParagraph"/>
+        <w:ind w:firstLine="420"/>
       </w:pPr>
       <w:r>
         <w:rPr>
@@ -38541,6 +38423,7 @@
     <w:p>
       <w:pPr>
         <w:pStyle w:val="BodyText"/>
+        <w:ind w:firstLine="420"/>
       </w:pPr>
       <w:r>
         <w:rPr>
@@ -38697,6 +38580,7 @@
     <w:p>
       <w:pPr>
         <w:pStyle w:val="BodyText"/>
+        <w:ind w:firstLine="420"/>
       </w:pPr>
       <w:r>
         <w:rPr>
@@ -38776,6 +38660,7 @@
     <w:p>
       <w:pPr>
         <w:pStyle w:val="BodyText"/>
+        <w:ind w:firstLine="420"/>
       </w:pPr>
       <w:r>
         <w:rPr>
@@ -38797,6 +38682,7 @@
     <w:p>
       <w:pPr>
         <w:pStyle w:val="BodyText"/>
+        <w:ind w:firstLine="420"/>
       </w:pPr>
       <w:r>
         <w:rPr>
@@ -39209,6 +39095,7 @@
     <w:p>
       <w:pPr>
         <w:pStyle w:val="BlockText"/>
+        <w:ind w:firstLine="420"/>
       </w:pPr>
       <w:r>
         <w:rPr>
@@ -39291,6 +39178,7 @@
     <w:p>
       <w:pPr>
         <w:pStyle w:val="FirstParagraph"/>
+        <w:ind w:firstLine="420"/>
       </w:pPr>
       <w:r>
         <w:rPr>
@@ -39329,6 +39217,7 @@
     <w:p>
       <w:pPr>
         <w:pStyle w:val="BlockText"/>
+        <w:ind w:firstLine="420"/>
       </w:pPr>
       <w:r>
         <w:rPr>
@@ -39424,6 +39313,7 @@
     <w:p>
       <w:pPr>
         <w:pStyle w:val="FirstParagraph"/>
+        <w:ind w:firstLine="420"/>
       </w:pPr>
       <w:r>
         <w:rPr>
@@ -39468,6 +39358,7 @@
           <w:ilvl w:val="0"/>
           <w:numId w:val="1011"/>
         </w:numPr>
+        <w:ind w:firstLine="420"/>
       </w:pPr>
       <w:r>
         <w:rPr>
@@ -39550,6 +39441,7 @@
           <w:ilvl w:val="0"/>
           <w:numId w:val="1011"/>
         </w:numPr>
+        <w:ind w:firstLine="420"/>
       </w:pPr>
       <w:r>
         <w:rPr>
@@ -39579,6 +39471,7 @@
     <w:p>
       <w:pPr>
         <w:pStyle w:val="FirstParagraph"/>
+        <w:ind w:firstLine="420"/>
       </w:pPr>
       <w:r>
         <w:rPr>
@@ -39600,6 +39493,7 @@
     <w:p>
       <w:pPr>
         <w:pStyle w:val="BlockText"/>
+        <w:ind w:firstLine="420"/>
       </w:pPr>
       <w:r>
         <w:rPr>
@@ -39695,6 +39589,7 @@
     <w:p>
       <w:pPr>
         <w:pStyle w:val="FirstParagraph"/>
+        <w:ind w:firstLine="420"/>
       </w:pPr>
       <w:r>
         <w:rPr>
@@ -39733,6 +39628,7 @@
           <w:ilvl w:val="0"/>
           <w:numId w:val="1012"/>
         </w:numPr>
+        <w:ind w:firstLine="420"/>
       </w:pPr>
       <w:r>
         <w:rPr>
@@ -39777,6 +39673,7 @@
           <w:ilvl w:val="0"/>
           <w:numId w:val="1012"/>
         </w:numPr>
+        <w:ind w:firstLine="420"/>
       </w:pPr>
       <w:r>
         <w:rPr>
@@ -40123,6 +40020,7 @@
     <w:p>
       <w:pPr>
         <w:pStyle w:val="FirstParagraph"/>
+        <w:ind w:firstLine="420"/>
       </w:pPr>
       <w:r>
         <w:rPr>
@@ -40194,6 +40092,7 @@
     <w:p>
       <w:pPr>
         <w:pStyle w:val="BlockText"/>
+        <w:ind w:firstLine="420"/>
       </w:pPr>
       <w:r>
         <w:rPr>
@@ -40283,6 +40182,7 @@
     <w:p>
       <w:pPr>
         <w:pStyle w:val="FirstParagraph"/>
+        <w:ind w:firstLine="420"/>
       </w:pPr>
       <w:r>
         <w:rPr>
@@ -40440,6 +40340,7 @@
     <w:p>
       <w:pPr>
         <w:pStyle w:val="FirstParagraph"/>
+        <w:ind w:firstLine="420"/>
       </w:pPr>
       <w:r>
         <w:rPr>
@@ -40510,6 +40411,7 @@
     <w:p>
       <w:pPr>
         <w:pStyle w:val="BlockText"/>
+        <w:ind w:firstLine="420"/>
       </w:pPr>
       <w:r>
         <w:rPr>
@@ -40617,6 +40519,7 @@
     <w:p>
       <w:pPr>
         <w:pStyle w:val="FirstParagraph"/>
+        <w:ind w:firstLine="420"/>
       </w:pPr>
       <w:r>
         <w:rPr>
@@ -40670,6 +40573,7 @@
     <w:p>
       <w:pPr>
         <w:pStyle w:val="BodyText"/>
+        <w:ind w:firstLine="420"/>
       </w:pPr>
       <w:r>
         <w:rPr>
@@ -41015,6 +40919,7 @@
     <w:p>
       <w:pPr>
         <w:pStyle w:val="BodyText"/>
+        <w:ind w:firstLine="420"/>
       </w:pPr>
       <w:r>
         <w:rPr>
@@ -41527,6 +41432,7 @@
     <w:p>
       <w:pPr>
         <w:pStyle w:val="BodyText"/>
+        <w:ind w:firstLine="420"/>
       </w:pPr>
       <w:r>
         <w:rPr>
@@ -41631,6 +41537,7 @@
     <w:p>
       <w:pPr>
         <w:pStyle w:val="BodyText"/>
+        <w:ind w:firstLine="420"/>
       </w:pPr>
       <w:r>
         <w:rPr>
@@ -41727,6 +41634,7 @@
     <w:p>
       <w:pPr>
         <w:pStyle w:val="BodyText"/>
+        <w:ind w:firstLine="420"/>
       </w:pPr>
       <w:r>
         <w:rPr>
@@ -41823,6 +41731,7 @@
     <w:p>
       <w:pPr>
         <w:pStyle w:val="BodyText"/>
+        <w:ind w:firstLine="420"/>
       </w:pPr>
       <w:r>
         <w:rPr>
@@ -41991,6 +41900,7 @@
     <w:p>
       <w:pPr>
         <w:pStyle w:val="BodyText"/>
+        <w:ind w:firstLine="420"/>
       </w:pPr>
       <w:r>
         <w:rPr>
@@ -42172,6 +42082,7 @@
     <w:p>
       <w:pPr>
         <w:pStyle w:val="BodyText"/>
+        <w:ind w:firstLine="420"/>
       </w:pPr>
       <w:r>
         <w:rPr>
@@ -42226,6 +42137,7 @@
     <w:p>
       <w:pPr>
         <w:pStyle w:val="BlockText"/>
+        <w:ind w:firstLine="420"/>
       </w:pPr>
       <w:r>
         <w:rPr>
@@ -42297,6 +42209,7 @@
     <w:p>
       <w:pPr>
         <w:pStyle w:val="FirstParagraph"/>
+        <w:ind w:firstLine="420"/>
       </w:pPr>
       <w:r>
         <w:rPr>
@@ -42806,6 +42719,7 @@
     <w:p>
       <w:pPr>
         <w:pStyle w:val="FirstParagraph"/>
+        <w:ind w:firstLine="420"/>
       </w:pPr>
       <w:r>
         <w:rPr>
@@ -42851,6 +42765,7 @@
     <w:p>
       <w:pPr>
         <w:pStyle w:val="BlockText"/>
+        <w:ind w:firstLine="420"/>
       </w:pPr>
       <w:r>
         <w:rPr>
@@ -42921,6 +42836,7 @@
     <w:p>
       <w:pPr>
         <w:pStyle w:val="BodyText"/>
+        <w:ind w:firstLine="420"/>
       </w:pPr>
       <w:r>
         <w:rPr>
@@ -42998,6 +42914,7 @@
     <w:p>
       <w:pPr>
         <w:pStyle w:val="BodyText"/>
+        <w:ind w:firstLine="420"/>
       </w:pPr>
       <w:r>
         <w:rPr>
@@ -43057,6 +42974,7 @@
     <w:p>
       <w:pPr>
         <w:pStyle w:val="BodyText"/>
+        <w:ind w:firstLine="420"/>
       </w:pPr>
       <w:r>
         <w:rPr>
@@ -43176,6 +43094,7 @@
     <w:p>
       <w:pPr>
         <w:pStyle w:val="BodyText"/>
+        <w:ind w:firstLine="420"/>
       </w:pPr>
       <w:r>
         <w:rPr>
@@ -43247,6 +43166,7 @@
     <w:p>
       <w:pPr>
         <w:pStyle w:val="BodyText"/>
+        <w:ind w:firstLine="420"/>
       </w:pPr>
       <w:r>
         <w:rPr>
@@ -43414,6 +43334,7 @@
     <w:p>
       <w:pPr>
         <w:pStyle w:val="BodyText"/>
+        <w:ind w:firstLine="420"/>
       </w:pPr>
       <w:r>
         <w:rPr>
@@ -43503,6 +43424,7 @@
     <w:p>
       <w:pPr>
         <w:pStyle w:val="BodyText"/>
+        <w:ind w:firstLine="420"/>
       </w:pPr>
       <w:r>
         <w:rPr>
@@ -43592,6 +43514,7 @@
     <w:p>
       <w:pPr>
         <w:pStyle w:val="BodyText"/>
+        <w:ind w:firstLine="420"/>
       </w:pPr>
       <w:r>
         <w:rPr>
@@ -43747,6 +43670,7 @@
     <w:p>
       <w:pPr>
         <w:pStyle w:val="BodyText"/>
+        <w:ind w:firstLine="420"/>
       </w:pPr>
       <w:r>
         <w:rPr>
@@ -43930,6 +43854,7 @@
       <w:pPr>
         <w:pStyle w:val="FirstParagraph"/>
         <w:spacing w:after="80"/>
+        <w:ind w:firstLine="420"/>
       </w:pPr>
       <w:r>
         <w:rPr>
@@ -43978,6 +43903,15 @@
         <w:tblW w:type="pct" w:w="5000"/>
         <w:tblLayout w:type="fixed"/>
         <w:tblLook w:firstRow="1" w:lastRow="0" w:firstColumn="0" w:lastColumn="0" w:noHBand="0" w:noVBand="0" w:val="0020"/>
+        <w:jc w:val="center"/>
+        <w:tblBorders>
+          <w:top w:val="single" w:sz="12" w:space="0" w:color="333333"/>
+          <w:bottom w:val="single" w:sz="12" w:space="0" w:color="333333"/>
+          <w:left w:val="none"/>
+          <w:right w:val="none"/>
+          <w:insideH w:val="none"/>
+          <w:insideV w:val="none"/>
+        </w:tblBorders>
       </w:tblPr>
       <w:tblGrid>
         <w:gridCol w:w="2640"/>
@@ -43989,7 +43923,11 @@
           <w:tblHeader w:val="on"/>
         </w:trPr>
         <w:tc>
-          <w:tcPr/>
+          <w:tcPr>
+            <w:tcBorders>
+              <w:bottom w:val="single" w:sz="6" w:space="0" w:color="333333"/>
+            </w:tcBorders>
+          </w:tcPr>
           <w:p>
             <w:pPr>
               <w:pStyle w:val="Compact"/>
@@ -44005,7 +43943,11 @@
           </w:p>
         </w:tc>
         <w:tc>
-          <w:tcPr/>
+          <w:tcPr>
+            <w:tcBorders>
+              <w:bottom w:val="single" w:sz="6" w:space="0" w:color="333333"/>
+            </w:tcBorders>
+          </w:tcPr>
           <w:p>
             <w:pPr>
               <w:pStyle w:val="Compact"/>
@@ -44038,7 +43980,11 @@
           </w:p>
         </w:tc>
         <w:tc>
-          <w:tcPr/>
+          <w:tcPr>
+            <w:tcBorders>
+              <w:bottom w:val="single" w:sz="6" w:space="0" w:color="333333"/>
+            </w:tcBorders>
+          </w:tcPr>
           <w:p>
             <w:pPr>
               <w:pStyle w:val="Compact"/>
@@ -44324,6 +44270,7 @@
       <w:pPr>
         <w:pStyle w:val="BodyText"/>
         <w:spacing w:before="120"/>
+        <w:ind w:firstLine="420"/>
       </w:pPr>
       <w:r>
         <w:rPr>
@@ -44456,6 +44403,7 @@
           <w:ilvl w:val="0"/>
           <w:numId w:val="1013"/>
         </w:numPr>
+        <w:ind w:firstLine="420"/>
       </w:pPr>
       <w:r>
         <w:rPr>
@@ -44558,6 +44506,7 @@
     <w:p>
       <w:pPr>
         <w:pStyle w:val="FirstParagraph"/>
+        <w:ind w:firstLine="420"/>
       </w:pPr>
       <w:r>
         <w:rPr>
@@ -44571,6 +44520,7 @@
     <w:p>
       <w:pPr>
         <w:pStyle w:val="BodyText"/>
+        <w:ind w:firstLine="420"/>
       </w:pPr>
       <w:r>
         <w:rPr>
@@ -44893,6 +44843,7 @@
     <w:p>
       <w:pPr>
         <w:pStyle w:val="FirstParagraph"/>
+        <w:ind w:firstLine="420"/>
       </w:pPr>
       <w:r>
         <w:rPr>
@@ -44942,6 +44893,7 @@
           <w:ilvl w:val="0"/>
           <w:numId w:val="1014"/>
         </w:numPr>
+        <w:ind w:firstLine="420"/>
       </w:pPr>
       <w:r>
         <w:rPr>
@@ -45410,6 +45362,7 @@
     <w:p>
       <w:pPr>
         <w:pStyle w:val="FirstParagraph"/>
+        <w:ind w:firstLine="420"/>
       </w:pPr>
       <w:r>
         <w:rPr>
@@ -45744,6 +45697,7 @@
           <w:ilvl w:val="0"/>
           <w:numId w:val="1015"/>
         </w:numPr>
+        <w:ind w:firstLine="420"/>
       </w:pPr>
       <w:r>
         <w:rPr>
@@ -46022,6 +45976,7 @@
     <w:p>
       <w:pPr>
         <w:pStyle w:val="FirstParagraph"/>
+        <w:ind w:firstLine="420"/>
       </w:pPr>
       <w:r>
         <w:rPr>
@@ -46345,6 +46300,7 @@
     <w:p>
       <w:pPr>
         <w:pStyle w:val="FirstParagraph"/>
+        <w:ind w:firstLine="420"/>
       </w:pPr>
       <w:r>
         <w:rPr>
@@ -46369,6 +46325,7 @@
     <w:p>
       <w:pPr>
         <w:pStyle w:val="BodyText"/>
+        <w:ind w:firstLine="420"/>
       </w:pPr>
       <w:r>
         <w:rPr>
@@ -46414,6 +46371,7 @@
     <w:p>
       <w:pPr>
         <w:pStyle w:val="BodyText"/>
+        <w:ind w:firstLine="420"/>
       </w:pPr>
       <w:r>
         <w:rPr>
@@ -47002,6 +46960,7 @@
     <w:p>
       <w:pPr>
         <w:pStyle w:val="BodyText"/>
+        <w:ind w:firstLine="420"/>
       </w:pPr>
       <w:r>
         <w:rPr>
@@ -47195,6 +47154,7 @@
     <w:p>
       <w:pPr>
         <w:pStyle w:val="BodyText"/>
+        <w:ind w:firstLine="420"/>
       </w:pPr>
       <w:r>
         <w:rPr>
@@ -47620,6 +47580,7 @@
     <w:p>
       <w:pPr>
         <w:pStyle w:val="FirstParagraph"/>
+        <w:ind w:firstLine="420"/>
       </w:pPr>
       <w:r>
         <w:rPr>
@@ -48798,6 +48759,7 @@
     <w:p>
       <w:pPr>
         <w:pStyle w:val="BodyText"/>
+        <w:ind w:firstLine="420"/>
       </w:pPr>
       <w:r>
         <w:rPr>
@@ -49317,6 +49279,7 @@
     <w:p>
       <w:pPr>
         <w:pStyle w:val="BodyText"/>
+        <w:ind w:firstLine="420"/>
       </w:pPr>
       <w:r>
         <w:rPr>
@@ -49499,6 +49462,7 @@
     <w:p>
       <w:pPr>
         <w:pStyle w:val="BodyText"/>
+        <w:ind w:firstLine="420"/>
       </w:pPr>
       <w:r>
         <w:rPr>
@@ -49775,6 +49739,7 @@
     <w:p>
       <w:pPr>
         <w:pStyle w:val="BodyText"/>
+        <w:ind w:firstLine="420"/>
       </w:pPr>
       <w:r>
         <w:rPr>
@@ -49901,6 +49866,7 @@
     <w:p>
       <w:pPr>
         <w:pStyle w:val="BodyText"/>
+        <w:ind w:firstLine="420"/>
       </w:pPr>
       <w:r>
         <w:rPr>
@@ -50069,6 +50035,7 @@
     <w:p>
       <w:pPr>
         <w:pStyle w:val="BodyText"/>
+        <w:ind w:firstLine="420"/>
       </w:pPr>
       <w:r>
         <w:rPr>
@@ -50615,6 +50582,7 @@
     <w:p>
       <w:pPr>
         <w:pStyle w:val="FirstParagraph"/>
+        <w:ind w:firstLine="420"/>
       </w:pPr>
       <w:r>
         <w:rPr>
@@ -50998,6 +50966,7 @@
     <w:p>
       <w:pPr>
         <w:pStyle w:val="FirstParagraph"/>
+        <w:ind w:firstLine="420"/>
       </w:pPr>
       <w:r>
         <w:rPr>
@@ -51103,6 +51072,7 @@
     <w:p>
       <w:pPr>
         <w:pStyle w:val="BodyText"/>
+        <w:ind w:firstLine="420"/>
       </w:pPr>
       <w:r>
         <w:rPr>
@@ -51126,6 +51096,7 @@
     <w:p>
       <w:pPr>
         <w:pStyle w:val="BodyText"/>
+        <w:ind w:firstLine="420"/>
       </w:pPr>
       <w:r>
         <w:rPr>
@@ -51293,6 +51264,7 @@
     <w:p>
       <w:pPr>
         <w:pStyle w:val="BodyText"/>
+        <w:ind w:firstLine="420"/>
       </w:pPr>
       <w:r>
         <w:rPr>
@@ -51375,6 +51347,7 @@
     <w:p>
       <w:pPr>
         <w:pStyle w:val="BodyText"/>
+        <w:ind w:firstLine="420"/>
       </w:pPr>
       <w:r>
         <w:rPr>
@@ -51543,6 +51516,7 @@
     <w:p>
       <w:pPr>
         <w:pStyle w:val="BodyText"/>
+        <w:ind w:firstLine="420"/>
       </w:pPr>
       <w:r>
         <w:rPr>
@@ -51714,6 +51688,7 @@
     <w:p>
       <w:pPr>
         <w:pStyle w:val="FirstParagraph"/>
+        <w:ind w:firstLine="420"/>
       </w:pPr>
       <w:r>
         <w:rPr>
@@ -51751,6 +51726,7 @@
     <w:p>
       <w:pPr>
         <w:pStyle w:val="BodyText"/>
+        <w:ind w:firstLine="420"/>
       </w:pPr>
       <m:oMath>
         <m:r>
@@ -52198,6 +52174,7 @@
     <w:p>
       <w:pPr>
         <w:pStyle w:val="FirstParagraph"/>
+        <w:ind w:firstLine="420"/>
       </w:pPr>
       <w:r>
         <w:rPr>
@@ -53005,6 +52982,7 @@
     <w:p>
       <w:pPr>
         <w:pStyle w:val="FirstParagraph"/>
+        <w:ind w:firstLine="420"/>
       </w:pPr>
       <w:r>
         <w:rPr>
@@ -53244,6 +53222,7 @@
     <w:p>
       <w:pPr>
         <w:pStyle w:val="BodyText"/>
+        <w:ind w:firstLine="420"/>
       </w:pPr>
       <w:r>
         <w:rPr>
@@ -53281,6 +53260,7 @@
     <w:p>
       <w:pPr>
         <w:pStyle w:val="BodyText"/>
+        <w:ind w:firstLine="420"/>
       </w:pPr>
       <w:r>
         <w:rPr>
@@ -53672,6 +53652,7 @@
     <w:p>
       <w:pPr>
         <w:pStyle w:val="FirstParagraph"/>
+        <w:ind w:firstLine="420"/>
       </w:pPr>
       <w:r>
         <w:rPr>
@@ -53993,6 +53974,7 @@
     <w:p>
       <w:pPr>
         <w:pStyle w:val="BlockText"/>
+        <w:ind w:firstLine="420"/>
       </w:pPr>
       <w:r>
         <w:rPr>
@@ -54414,6 +54396,7 @@
           <w:ilvl w:val="0"/>
           <w:numId w:val="1016"/>
         </w:numPr>
+        <w:ind w:firstLine="420"/>
       </w:pPr>
       <w:r>
         <w:rPr>
@@ -54615,6 +54598,7 @@
           <w:ilvl w:val="0"/>
           <w:numId w:val="1016"/>
         </w:numPr>
+        <w:ind w:firstLine="420"/>
       </w:pPr>
       <w:r>
         <w:rPr>
@@ -54749,6 +54733,7 @@
           <w:ilvl w:val="0"/>
           <w:numId w:val="1016"/>
         </w:numPr>
+        <w:ind w:firstLine="420"/>
       </w:pPr>
       <w:r>
         <w:rPr>
@@ -54860,6 +54845,7 @@
           <w:ilvl w:val="0"/>
           <w:numId w:val="1016"/>
         </w:numPr>
+        <w:ind w:firstLine="420"/>
       </w:pPr>
       <w:r>
         <w:rPr>
@@ -54971,6 +54957,7 @@
           <w:ilvl w:val="0"/>
           <w:numId w:val="1016"/>
         </w:numPr>
+        <w:ind w:firstLine="420"/>
       </w:pPr>
       <w:r>
         <w:rPr>
@@ -55408,6 +55395,7 @@
           <w:ilvl w:val="0"/>
           <w:numId w:val="1016"/>
         </w:numPr>
+        <w:ind w:firstLine="420"/>
       </w:pPr>
       <w:r>
         <w:rPr>
@@ -55587,6 +55575,7 @@
           <w:ilvl w:val="0"/>
           <w:numId w:val="1016"/>
         </w:numPr>
+        <w:ind w:firstLine="420"/>
       </w:pPr>
       <w:r>
         <w:rPr>
@@ -55695,6 +55684,7 @@
     <w:p>
       <w:pPr>
         <w:pStyle w:val="FirstParagraph"/>
+        <w:ind w:firstLine="420"/>
       </w:pPr>
       <w:r>
         <w:rPr>
@@ -56076,6 +56066,7 @@
     <w:p>
       <w:pPr>
         <w:pStyle w:val="FirstParagraph"/>
+        <w:ind w:firstLine="420"/>
       </w:pPr>
       <w:r>
         <w:rPr>
@@ -56099,6 +56090,7 @@
           <w:ilvl w:val="0"/>
           <w:numId w:val="1017"/>
         </w:numPr>
+        <w:ind w:firstLine="420"/>
       </w:pPr>
       <m:oMath>
         <m:r>
@@ -56186,6 +56178,7 @@
           <w:ilvl w:val="0"/>
           <w:numId w:val="1017"/>
         </w:numPr>
+        <w:ind w:firstLine="420"/>
       </w:pPr>
       <w:r>
         <w:rPr>
@@ -56233,6 +56226,7 @@
           <w:ilvl w:val="0"/>
           <w:numId w:val="1017"/>
         </w:numPr>
+        <w:ind w:firstLine="420"/>
       </w:pPr>
       <w:r>
         <w:rPr>
@@ -56335,6 +56329,15 @@
         <w:tblW w:type="pct" w:w="5000"/>
         <w:tblLayout w:type="fixed"/>
         <w:tblLook w:firstRow="1" w:lastRow="0" w:firstColumn="0" w:lastColumn="0" w:noHBand="0" w:noVBand="0" w:val="0020"/>
+        <w:jc w:val="center"/>
+        <w:tblBorders>
+          <w:top w:val="single" w:sz="12" w:space="0" w:color="333333"/>
+          <w:bottom w:val="single" w:sz="12" w:space="0" w:color="333333"/>
+          <w:left w:val="none"/>
+          <w:right w:val="none"/>
+          <w:insideH w:val="none"/>
+          <w:insideV w:val="none"/>
+        </w:tblBorders>
       </w:tblPr>
       <w:tblGrid>
         <w:gridCol w:w="2640"/>
@@ -56346,7 +56349,11 @@
           <w:tblHeader w:val="on"/>
         </w:trPr>
         <w:tc>
-          <w:tcPr/>
+          <w:tcPr>
+            <w:tcBorders>
+              <w:bottom w:val="single" w:sz="6" w:space="0" w:color="333333"/>
+            </w:tcBorders>
+          </w:tcPr>
           <w:p>
             <w:pPr>
               <w:pStyle w:val="Compact"/>
@@ -56362,7 +56369,11 @@
           </w:p>
         </w:tc>
         <w:tc>
-          <w:tcPr/>
+          <w:tcPr>
+            <w:tcBorders>
+              <w:bottom w:val="single" w:sz="6" w:space="0" w:color="333333"/>
+            </w:tcBorders>
+          </w:tcPr>
           <w:p>
             <w:pPr>
               <w:pStyle w:val="Compact"/>
@@ -56378,7 +56389,11 @@
           </w:p>
         </w:tc>
         <w:tc>
-          <w:tcPr/>
+          <w:tcPr>
+            <w:tcBorders>
+              <w:bottom w:val="single" w:sz="6" w:space="0" w:color="333333"/>
+            </w:tcBorders>
+          </w:tcPr>
           <w:p>
             <w:pPr>
               <w:pStyle w:val="Compact"/>
@@ -57097,6 +57112,7 @@
       <w:pPr>
         <w:pStyle w:val="FirstParagraph"/>
         <w:spacing w:after="80"/>
+        <w:ind w:firstLine="420"/>
       </w:pPr>
       <w:r>
         <w:rPr>
@@ -57157,6 +57173,15 @@
         <w:tblW w:type="pct" w:w="5000"/>
         <w:tblLayout w:type="fixed"/>
         <w:tblLook w:firstRow="1" w:lastRow="0" w:firstColumn="0" w:lastColumn="0" w:noHBand="0" w:noVBand="0" w:val="0020"/>
+        <w:jc w:val="center"/>
+        <w:tblBorders>
+          <w:top w:val="single" w:sz="12" w:space="0" w:color="333333"/>
+          <w:bottom w:val="single" w:sz="12" w:space="0" w:color="333333"/>
+          <w:left w:val="none"/>
+          <w:right w:val="none"/>
+          <w:insideH w:val="none"/>
+          <w:insideV w:val="none"/>
+        </w:tblBorders>
       </w:tblPr>
       <w:tblGrid>
         <w:gridCol w:w="2640"/>
@@ -57168,7 +57193,11 @@
           <w:tblHeader w:val="on"/>
         </w:trPr>
         <w:tc>
-          <w:tcPr/>
+          <w:tcPr>
+            <w:tcBorders>
+              <w:bottom w:val="single" w:sz="6" w:space="0" w:color="333333"/>
+            </w:tcBorders>
+          </w:tcPr>
           <w:p>
             <w:pPr>
               <w:pStyle w:val="Compact"/>
@@ -57184,7 +57213,11 @@
           </w:p>
         </w:tc>
         <w:tc>
-          <w:tcPr/>
+          <w:tcPr>
+            <w:tcBorders>
+              <w:bottom w:val="single" w:sz="6" w:space="0" w:color="333333"/>
+            </w:tcBorders>
+          </w:tcPr>
           <w:p>
             <w:pPr>
               <w:pStyle w:val="Compact"/>
@@ -57200,7 +57233,11 @@
           </w:p>
         </w:tc>
         <w:tc>
-          <w:tcPr/>
+          <w:tcPr>
+            <w:tcBorders>
+              <w:bottom w:val="single" w:sz="6" w:space="0" w:color="333333"/>
+            </w:tcBorders>
+          </w:tcPr>
           <w:p>
             <w:pPr>
               <w:pStyle w:val="Compact"/>
@@ -58536,6 +58573,7 @@
       <w:pPr>
         <w:pStyle w:val="BodyText"/>
         <w:spacing w:before="120"/>
+        <w:ind w:firstLine="420"/>
       </w:pPr>
       <w:r>
         <w:rPr>
@@ -58754,6 +58792,7 @@
           <w:ilvl w:val="0"/>
           <w:numId w:val="1018"/>
         </w:numPr>
+        <w:ind w:firstLine="420"/>
       </w:pPr>
       <w:r>
         <w:rPr>
@@ -58823,6 +58862,7 @@
           <w:ilvl w:val="0"/>
           <w:numId w:val="1018"/>
         </w:numPr>
+        <w:ind w:firstLine="420"/>
       </w:pPr>
       <w:r>
         <w:rPr>
@@ -58892,6 +58932,7 @@
           <w:ilvl w:val="0"/>
           <w:numId w:val="1018"/>
         </w:numPr>
+        <w:ind w:firstLine="420"/>
       </w:pPr>
       <w:r>
         <w:rPr>
@@ -58999,6 +59040,7 @@
           <w:ilvl w:val="0"/>
           <w:numId w:val="1018"/>
         </w:numPr>
+        <w:ind w:firstLine="420"/>
       </w:pPr>
       <w:r>
         <w:rPr>
@@ -59092,6 +59134,7 @@
           <w:ilvl w:val="0"/>
           <w:numId w:val="1018"/>
         </w:numPr>
+        <w:ind w:firstLine="420"/>
       </w:pPr>
       <w:r>
         <w:rPr>
